--- a/_Clusterization/Investigadores y keywords/Pruebas clustering.docx
+++ b/_Clusterization/Investigadores y keywords/Pruebas clustering.docx
@@ -361,6 +361,9 @@
     </w:p>
     <w:p>
       <w:r>
+        <w:rPr>
+          <w:noProof/>
+        </w:rPr>
         <w:drawing>
           <wp:inline distT="0" distB="0" distL="0" distR="0" wp14:anchorId="72C49570" wp14:editId="21082E80">
             <wp:extent cx="5400040" cy="2898140"/>
@@ -399,32 +402,21 @@
       </w:r>
     </w:p>
     <w:p>
-      <w:proofErr w:type="spellStart"/>
       <w:r>
         <w:rPr>
           <w:i/>
           <w:iCs/>
         </w:rPr>
         <w:lastRenderedPageBreak/>
-        <w:t>Dendrograma</w:t>
-      </w:r>
-      <w:proofErr w:type="spellEnd"/>
-      <w:r>
-        <w:rPr>
-          <w:i/>
-          <w:iCs/>
-        </w:rPr>
-        <w:t xml:space="preserve">: </w:t>
+        <w:t xml:space="preserve">Dendrograma: </w:t>
       </w:r>
       <w:r>
         <w:t xml:space="preserve">muestra 10 </w:t>
       </w:r>
-      <w:proofErr w:type="spellStart"/>
       <w:proofErr w:type="gramStart"/>
       <w:r>
         <w:t>clusters</w:t>
       </w:r>
-      <w:proofErr w:type="spellEnd"/>
       <w:proofErr w:type="gramEnd"/>
       <w:r>
         <w:t xml:space="preserve"> diferenciados, con algunos compactos y otros más heterogéneos.</w:t>
@@ -435,6 +427,9 @@
         <w:jc w:val="center"/>
       </w:pPr>
       <w:r>
+        <w:rPr>
+          <w:noProof/>
+        </w:rPr>
         <w:drawing>
           <wp:inline distT="0" distB="0" distL="0" distR="0" wp14:anchorId="09E6DEF5" wp14:editId="663B7679">
             <wp:extent cx="4619352" cy="2581275"/>
@@ -508,12 +503,10 @@
       <w:r>
         <w:t xml:space="preserve">solo algunos </w:t>
       </w:r>
-      <w:proofErr w:type="spellStart"/>
       <w:proofErr w:type="gramStart"/>
       <w:r>
         <w:t>clusters</w:t>
       </w:r>
-      <w:proofErr w:type="spellEnd"/>
       <w:proofErr w:type="gramEnd"/>
       <w:r>
         <w:t xml:space="preserve"> son muy sólidos, mientras que otros presentan miembros en la frontera o mal asignados (valores cercanos a 0 o negativos).</w:t>
@@ -524,6 +517,9 @@
         <w:jc w:val="center"/>
       </w:pPr>
       <w:r>
+        <w:rPr>
+          <w:noProof/>
+        </w:rPr>
         <w:drawing>
           <wp:inline distT="0" distB="0" distL="0" distR="0" wp14:anchorId="4DA7739D" wp14:editId="74E07753">
             <wp:extent cx="4371405" cy="2409825"/>
@@ -600,12 +596,10 @@
       <w:r>
         <w:t xml:space="preserve">Algunos </w:t>
       </w:r>
-      <w:proofErr w:type="spellStart"/>
       <w:proofErr w:type="gramStart"/>
       <w:r>
         <w:t>clusters</w:t>
       </w:r>
-      <w:proofErr w:type="spellEnd"/>
       <w:proofErr w:type="gramEnd"/>
       <w:r>
         <w:t xml:space="preserve"> fuertes y muy compactos, lo que indica áreas temáticas bien definidas; otros son difusos, reflejando intersección entre perfiles de investigadores.</w:t>
@@ -653,6 +647,755 @@
         <w:t>-----------------------------------------------------------------------------------------------------------------</w:t>
       </w:r>
     </w:p>
+    <w:p>
+      <w:pPr>
+        <w:rPr>
+          <w:i/>
+          <w:iCs/>
+          <w:u w:val="single"/>
+        </w:rPr>
+      </w:pPr>
+      <w:r>
+        <w:rPr>
+          <w:i/>
+          <w:iCs/>
+          <w:u w:val="single"/>
+        </w:rPr>
+        <w:lastRenderedPageBreak/>
+        <w:t>Fecha: 2025-</w:t>
+      </w:r>
+      <w:r>
+        <w:rPr>
+          <w:i/>
+          <w:iCs/>
+          <w:u w:val="single"/>
+        </w:rPr>
+        <w:t>10</w:t>
+      </w:r>
+      <w:r>
+        <w:rPr>
+          <w:i/>
+          <w:iCs/>
+          <w:u w:val="single"/>
+        </w:rPr>
+        <w:t>-</w:t>
+      </w:r>
+      <w:r>
+        <w:rPr>
+          <w:i/>
+          <w:iCs/>
+          <w:u w:val="single"/>
+        </w:rPr>
+        <w:t>01</w:t>
+      </w:r>
+    </w:p>
+    <w:p>
+      <w:pPr>
+        <w:rPr>
+          <w:i/>
+          <w:iCs/>
+          <w:u w:val="single"/>
+        </w:rPr>
+      </w:pPr>
+      <w:r>
+        <w:rPr>
+          <w:i/>
+          <w:iCs/>
+          <w:u w:val="single"/>
+        </w:rPr>
+        <w:t>Euclidean</w:t>
+      </w:r>
+      <w:r>
+        <w:rPr>
+          <w:i/>
+          <w:iCs/>
+          <w:u w:val="single"/>
+        </w:rPr>
+        <w:t xml:space="preserve"> + Jerárquico</w:t>
+      </w:r>
+    </w:p>
+    <w:p>
+      <w:r>
+        <w:rPr>
+          <w:b/>
+          <w:bCs/>
+        </w:rPr>
+        <w:t>Configuración del modelo</w:t>
+      </w:r>
+    </w:p>
+    <w:p>
+      <w:r>
+        <w:t>Umbral: &gt;10 apariciones</w:t>
+      </w:r>
+    </w:p>
+    <w:p>
+      <w:r>
+        <w:t>Preprocesamiento: ninguno</w:t>
+      </w:r>
+    </w:p>
+    <w:p>
+      <w:r>
+        <w:t xml:space="preserve">Métrica de distancia: </w:t>
+      </w:r>
+      <w:r>
+        <w:t>Euclídea</w:t>
+      </w:r>
+    </w:p>
+    <w:p>
+      <w:r>
+        <w:t xml:space="preserve">Método de </w:t>
+      </w:r>
+      <w:proofErr w:type="spellStart"/>
+      <w:r>
+        <w:t>clustering</w:t>
+      </w:r>
+      <w:proofErr w:type="spellEnd"/>
+      <w:r>
+        <w:t>: Jerárquico (</w:t>
+      </w:r>
+      <w:proofErr w:type="spellStart"/>
+      <w:r>
+        <w:t>hclust</w:t>
+      </w:r>
+      <w:proofErr w:type="spellEnd"/>
+      <w:r>
+        <w:t>)</w:t>
+      </w:r>
+    </w:p>
+    <w:p>
+      <w:r>
+        <w:t xml:space="preserve">Parámetros específicos: </w:t>
+      </w:r>
+      <w:proofErr w:type="spellStart"/>
+      <w:r>
+        <w:t>linkage</w:t>
+      </w:r>
+      <w:proofErr w:type="spellEnd"/>
+      <w:r>
+        <w:t xml:space="preserve"> = </w:t>
+      </w:r>
+      <w:proofErr w:type="gramStart"/>
+      <w:r>
+        <w:t>ward.D</w:t>
+      </w:r>
+      <w:proofErr w:type="gramEnd"/>
+      <w:r>
+        <w:t>2</w:t>
+      </w:r>
+    </w:p>
+    <w:p>
+      <w:r>
+        <w:rPr>
+          <w:b/>
+          <w:bCs/>
+        </w:rPr>
+        <w:t>Evaluación</w:t>
+      </w:r>
+    </w:p>
+    <w:p>
+      <w:r>
+        <w:t>Rango de k probado: 2–12</w:t>
+      </w:r>
+    </w:p>
+    <w:p>
+      <w:pPr>
+        <w:spacing w:after="0"/>
+      </w:pPr>
+      <w:r>
+        <w:t>Resultados numéricos (</w:t>
+      </w:r>
+      <w:proofErr w:type="spellStart"/>
+      <w:r>
+        <w:t>Silhouette</w:t>
+      </w:r>
+      <w:proofErr w:type="spellEnd"/>
+      <w:r>
+        <w:t xml:space="preserve"> media):</w:t>
+      </w:r>
+    </w:p>
+    <w:p>
+      <w:pPr>
+        <w:spacing w:after="0"/>
+        <w:rPr>
+          <w:sz w:val="20"/>
+          <w:szCs w:val="20"/>
+        </w:rPr>
+      </w:pPr>
+      <w:r>
+        <w:rPr>
+          <w:sz w:val="20"/>
+          <w:szCs w:val="20"/>
+        </w:rPr>
+        <w:t>k=2 → 0.</w:t>
+      </w:r>
+      <w:r>
+        <w:rPr>
+          <w:sz w:val="20"/>
+          <w:szCs w:val="20"/>
+        </w:rPr>
+        <w:t xml:space="preserve">21 </w:t>
+      </w:r>
+      <w:r>
+        <w:rPr>
+          <w:sz w:val="20"/>
+          <w:szCs w:val="20"/>
+        </w:rPr>
+        <w:t>(máximo)</w:t>
+      </w:r>
+    </w:p>
+    <w:p>
+      <w:pPr>
+        <w:spacing w:after="0"/>
+        <w:rPr>
+          <w:sz w:val="20"/>
+          <w:szCs w:val="20"/>
+        </w:rPr>
+      </w:pPr>
+      <w:r>
+        <w:rPr>
+          <w:sz w:val="20"/>
+          <w:szCs w:val="20"/>
+        </w:rPr>
+        <w:t>k=3 → 0.1</w:t>
+      </w:r>
+      <w:r>
+        <w:rPr>
+          <w:sz w:val="20"/>
+          <w:szCs w:val="20"/>
+        </w:rPr>
+        <w:t>02</w:t>
+      </w:r>
+    </w:p>
+    <w:p>
+      <w:pPr>
+        <w:spacing w:after="0"/>
+        <w:rPr>
+          <w:sz w:val="20"/>
+          <w:szCs w:val="20"/>
+        </w:rPr>
+      </w:pPr>
+      <w:r>
+        <w:rPr>
+          <w:sz w:val="20"/>
+          <w:szCs w:val="20"/>
+        </w:rPr>
+        <w:t>k=4 → 0.</w:t>
+      </w:r>
+      <w:r>
+        <w:rPr>
+          <w:sz w:val="20"/>
+          <w:szCs w:val="20"/>
+        </w:rPr>
+        <w:t>107</w:t>
+      </w:r>
+    </w:p>
+    <w:p>
+      <w:pPr>
+        <w:spacing w:after="0"/>
+        <w:rPr>
+          <w:sz w:val="20"/>
+          <w:szCs w:val="20"/>
+        </w:rPr>
+      </w:pPr>
+      <w:r>
+        <w:rPr>
+          <w:sz w:val="20"/>
+          <w:szCs w:val="20"/>
+        </w:rPr>
+        <w:t>k=5 → 0.</w:t>
+      </w:r>
+      <w:r>
+        <w:rPr>
+          <w:sz w:val="20"/>
+          <w:szCs w:val="20"/>
+        </w:rPr>
+        <w:t>118</w:t>
+      </w:r>
+    </w:p>
+    <w:p>
+      <w:pPr>
+        <w:spacing w:after="0"/>
+        <w:rPr>
+          <w:sz w:val="20"/>
+          <w:szCs w:val="20"/>
+        </w:rPr>
+      </w:pPr>
+      <w:r>
+        <w:rPr>
+          <w:sz w:val="20"/>
+          <w:szCs w:val="20"/>
+        </w:rPr>
+        <w:t>k=6 → 0.</w:t>
+      </w:r>
+      <w:r>
+        <w:rPr>
+          <w:sz w:val="20"/>
+          <w:szCs w:val="20"/>
+        </w:rPr>
+        <w:t>097</w:t>
+      </w:r>
+    </w:p>
+    <w:p>
+      <w:pPr>
+        <w:spacing w:after="0"/>
+        <w:rPr>
+          <w:sz w:val="20"/>
+          <w:szCs w:val="20"/>
+        </w:rPr>
+      </w:pPr>
+      <w:r>
+        <w:rPr>
+          <w:sz w:val="20"/>
+          <w:szCs w:val="20"/>
+        </w:rPr>
+        <w:t>k=7 → 0.</w:t>
+      </w:r>
+      <w:r>
+        <w:rPr>
+          <w:sz w:val="20"/>
+          <w:szCs w:val="20"/>
+        </w:rPr>
+        <w:t>108</w:t>
+      </w:r>
+    </w:p>
+    <w:p>
+      <w:pPr>
+        <w:spacing w:after="0"/>
+        <w:rPr>
+          <w:sz w:val="20"/>
+          <w:szCs w:val="20"/>
+        </w:rPr>
+      </w:pPr>
+      <w:r>
+        <w:rPr>
+          <w:sz w:val="20"/>
+          <w:szCs w:val="20"/>
+        </w:rPr>
+        <w:t>k=8 → 0.1</w:t>
+      </w:r>
+      <w:r>
+        <w:rPr>
+          <w:sz w:val="20"/>
+          <w:szCs w:val="20"/>
+        </w:rPr>
+        <w:t>12</w:t>
+      </w:r>
+    </w:p>
+    <w:p>
+      <w:pPr>
+        <w:spacing w:after="0"/>
+        <w:rPr>
+          <w:sz w:val="20"/>
+          <w:szCs w:val="20"/>
+        </w:rPr>
+      </w:pPr>
+      <w:r>
+        <w:rPr>
+          <w:sz w:val="20"/>
+          <w:szCs w:val="20"/>
+        </w:rPr>
+        <w:t>k=9 → 0.1</w:t>
+      </w:r>
+      <w:r>
+        <w:rPr>
+          <w:sz w:val="20"/>
+          <w:szCs w:val="20"/>
+        </w:rPr>
+        <w:t>15</w:t>
+      </w:r>
+    </w:p>
+    <w:p>
+      <w:pPr>
+        <w:spacing w:after="0"/>
+        <w:rPr>
+          <w:sz w:val="20"/>
+          <w:szCs w:val="20"/>
+        </w:rPr>
+      </w:pPr>
+      <w:r>
+        <w:rPr>
+          <w:sz w:val="20"/>
+          <w:szCs w:val="20"/>
+        </w:rPr>
+        <w:t>k=10 → 0.</w:t>
+      </w:r>
+      <w:r>
+        <w:rPr>
+          <w:sz w:val="20"/>
+          <w:szCs w:val="20"/>
+        </w:rPr>
+        <w:t>114</w:t>
+      </w:r>
+      <w:r>
+        <w:rPr>
+          <w:sz w:val="20"/>
+          <w:szCs w:val="20"/>
+        </w:rPr>
+        <w:t xml:space="preserve"> </w:t>
+      </w:r>
+    </w:p>
+    <w:p>
+      <w:pPr>
+        <w:spacing w:after="0"/>
+        <w:rPr>
+          <w:sz w:val="20"/>
+          <w:szCs w:val="20"/>
+        </w:rPr>
+      </w:pPr>
+      <w:r>
+        <w:rPr>
+          <w:sz w:val="20"/>
+          <w:szCs w:val="20"/>
+        </w:rPr>
+        <w:t>k=11 → 0.</w:t>
+      </w:r>
+      <w:r>
+        <w:rPr>
+          <w:sz w:val="20"/>
+          <w:szCs w:val="20"/>
+        </w:rPr>
+        <w:t>113</w:t>
+      </w:r>
+    </w:p>
+    <w:p>
+      <w:pPr>
+        <w:spacing w:after="0"/>
+        <w:rPr>
+          <w:sz w:val="20"/>
+          <w:szCs w:val="20"/>
+        </w:rPr>
+      </w:pPr>
+      <w:r>
+        <w:rPr>
+          <w:sz w:val="20"/>
+          <w:szCs w:val="20"/>
+        </w:rPr>
+        <w:t>k=12 → 0.</w:t>
+      </w:r>
+      <w:r>
+        <w:rPr>
+          <w:sz w:val="20"/>
+          <w:szCs w:val="20"/>
+        </w:rPr>
+        <w:t>114</w:t>
+      </w:r>
+    </w:p>
+    <w:p>
+      <w:r>
+        <w:t xml:space="preserve">Mejor k (según </w:t>
+      </w:r>
+      <w:proofErr w:type="spellStart"/>
+      <w:r>
+        <w:t>S</w:t>
+      </w:r>
+      <w:r>
+        <w:t>ilhouette</w:t>
+      </w:r>
+      <w:proofErr w:type="spellEnd"/>
+      <w:r>
+        <w:t xml:space="preserve">): </w:t>
+      </w:r>
+      <w:r>
+        <w:t>2</w:t>
+      </w:r>
+      <w:r>
+        <w:t xml:space="preserve"> (valor ≈ 0.2</w:t>
+      </w:r>
+      <w:r>
+        <w:t>1</w:t>
+      </w:r>
+      <w:r>
+        <w:t>)</w:t>
+      </w:r>
+    </w:p>
+    <w:p>
+      <w:pPr>
+        <w:rPr>
+          <w:b/>
+          <w:bCs/>
+        </w:rPr>
+      </w:pPr>
+      <w:r>
+        <w:rPr>
+          <w:b/>
+          <w:bCs/>
+        </w:rPr>
+        <w:t>Visualizaciones</w:t>
+      </w:r>
+    </w:p>
+    <w:p>
+      <w:r>
+        <w:rPr>
+          <w:i/>
+          <w:iCs/>
+        </w:rPr>
+        <w:t>MDS 2D sobre Jaccard + Jerárquico</w:t>
+      </w:r>
+      <w:r>
+        <w:t xml:space="preserve">: </w:t>
+      </w:r>
+      <w:r>
+        <w:t xml:space="preserve">se distinguen dos grandes grupos de investigadores, con una separación clara en el plano. Uno de los </w:t>
+      </w:r>
+      <w:r>
+        <w:t>clústers</w:t>
+      </w:r>
+      <w:r>
+        <w:t xml:space="preserve"> aparece más compacto, mientras que el otro es más disperso, lo que refleja cierta heterogeneidad </w:t>
+      </w:r>
+      <w:r>
+        <w:t>interna.</w:t>
+      </w:r>
+    </w:p>
+    <w:p>
+      <w:pPr>
+        <w:jc w:val="center"/>
+      </w:pPr>
+      <w:r>
+        <w:drawing>
+          <wp:inline distT="0" distB="0" distL="0" distR="0" wp14:anchorId="4073F72B" wp14:editId="452F11ED">
+            <wp:extent cx="4352925" cy="2356640"/>
+            <wp:effectExtent l="0" t="0" r="0" b="5715"/>
+            <wp:docPr id="148888967" name="Imagen 1" descr="Gráfico, Gráfico de dispersión&#10;&#10;El contenido generado por IA puede ser incorrecto."/>
+            <wp:cNvGraphicFramePr>
+              <a:graphicFrameLocks xmlns:a="http://schemas.openxmlformats.org/drawingml/2006/main" noChangeAspect="1"/>
+            </wp:cNvGraphicFramePr>
+            <a:graphic xmlns:a="http://schemas.openxmlformats.org/drawingml/2006/main">
+              <a:graphicData uri="http://schemas.openxmlformats.org/drawingml/2006/picture">
+                <pic:pic xmlns:pic="http://schemas.openxmlformats.org/drawingml/2006/picture">
+                  <pic:nvPicPr>
+                    <pic:cNvPr id="148888967" name="Imagen 1" descr="Gráfico, Gráfico de dispersión&#10;&#10;El contenido generado por IA puede ser incorrecto."/>
+                    <pic:cNvPicPr/>
+                  </pic:nvPicPr>
+                  <pic:blipFill>
+                    <a:blip r:embed="rId7"/>
+                    <a:stretch>
+                      <a:fillRect/>
+                    </a:stretch>
+                  </pic:blipFill>
+                  <pic:spPr>
+                    <a:xfrm>
+                      <a:off x="0" y="0"/>
+                      <a:ext cx="4359979" cy="2360459"/>
+                    </a:xfrm>
+                    <a:prstGeom prst="rect">
+                      <a:avLst/>
+                    </a:prstGeom>
+                  </pic:spPr>
+                </pic:pic>
+              </a:graphicData>
+            </a:graphic>
+          </wp:inline>
+        </w:drawing>
+      </w:r>
+    </w:p>
+    <w:p>
+      <w:pPr>
+        <w:jc w:val="center"/>
+      </w:pPr>
+      <w:r>
+        <w:rPr>
+          <w:i/>
+          <w:iCs/>
+        </w:rPr>
+        <w:lastRenderedPageBreak/>
+        <w:t xml:space="preserve">Dendrograma: </w:t>
+      </w:r>
+      <w:r>
+        <w:t xml:space="preserve">el agrupamiento sugiere una división principal en dos grandes </w:t>
+      </w:r>
+      <w:r>
+        <w:t>clústers</w:t>
+      </w:r>
+      <w:r>
+        <w:t xml:space="preserve">. El primero es más compacto y homogéneo, mientras que el segundo reúne a la mayoría de </w:t>
+      </w:r>
+      <w:r>
+        <w:t>los investigadores</w:t>
+      </w:r>
+      <w:r>
+        <w:t xml:space="preserve"> con mayor variabilidad interna.</w:t>
+      </w:r>
+      <w:r>
+        <w:rPr>
+          <w:noProof/>
+        </w:rPr>
+        <w:drawing>
+          <wp:inline distT="0" distB="0" distL="0" distR="0" wp14:anchorId="62DBA89E" wp14:editId="234167DC">
+            <wp:extent cx="4572000" cy="2540299"/>
+            <wp:effectExtent l="0" t="0" r="0" b="0"/>
+            <wp:docPr id="1778481386" name="Imagen 1" descr="Gráfico, Esquemático&#10;&#10;El contenido generado por IA puede ser incorrecto."/>
+            <wp:cNvGraphicFramePr>
+              <a:graphicFrameLocks xmlns:a="http://schemas.openxmlformats.org/drawingml/2006/main" noChangeAspect="1"/>
+            </wp:cNvGraphicFramePr>
+            <a:graphic xmlns:a="http://schemas.openxmlformats.org/drawingml/2006/main">
+              <a:graphicData uri="http://schemas.openxmlformats.org/drawingml/2006/picture">
+                <pic:pic xmlns:pic="http://schemas.openxmlformats.org/drawingml/2006/picture">
+                  <pic:nvPicPr>
+                    <pic:cNvPr id="1778481386" name="Imagen 1" descr="Gráfico, Esquemático&#10;&#10;El contenido generado por IA puede ser incorrecto."/>
+                    <pic:cNvPicPr/>
+                  </pic:nvPicPr>
+                  <pic:blipFill>
+                    <a:blip r:embed="rId8"/>
+                    <a:stretch>
+                      <a:fillRect/>
+                    </a:stretch>
+                  </pic:blipFill>
+                  <pic:spPr>
+                    <a:xfrm>
+                      <a:off x="0" y="0"/>
+                      <a:ext cx="4582177" cy="2545954"/>
+                    </a:xfrm>
+                    <a:prstGeom prst="rect">
+                      <a:avLst/>
+                    </a:prstGeom>
+                  </pic:spPr>
+                </pic:pic>
+              </a:graphicData>
+            </a:graphic>
+          </wp:inline>
+        </w:drawing>
+      </w:r>
+    </w:p>
+    <w:p>
+      <w:proofErr w:type="spellStart"/>
+      <w:r>
+        <w:rPr>
+          <w:i/>
+          <w:iCs/>
+        </w:rPr>
+        <w:t>Silhouette</w:t>
+      </w:r>
+      <w:proofErr w:type="spellEnd"/>
+      <w:r>
+        <w:rPr>
+          <w:i/>
+          <w:iCs/>
+        </w:rPr>
+        <w:t xml:space="preserve"> </w:t>
+      </w:r>
+      <w:proofErr w:type="spellStart"/>
+      <w:r>
+        <w:rPr>
+          <w:i/>
+          <w:iCs/>
+        </w:rPr>
+        <w:t>plot</w:t>
+      </w:r>
+      <w:proofErr w:type="spellEnd"/>
+      <w:r>
+        <w:rPr>
+          <w:i/>
+          <w:iCs/>
+        </w:rPr>
+        <w:t xml:space="preserve">: </w:t>
+      </w:r>
+      <w:r>
+        <w:t xml:space="preserve">la mayoría de los investigadores presentan valores positivos, lo que indica una asignación razonable a sus grupos. Sin embargo, los anchos de </w:t>
+      </w:r>
+      <w:proofErr w:type="spellStart"/>
+      <w:r>
+        <w:t>silhouette</w:t>
+      </w:r>
+      <w:proofErr w:type="spellEnd"/>
+      <w:r>
+        <w:t xml:space="preserve"> son bajos en general (cercanos a 0.2), lo que refleja que la separación entre los dos </w:t>
+      </w:r>
+      <w:proofErr w:type="gramStart"/>
+      <w:r>
+        <w:t>clusters</w:t>
+      </w:r>
+      <w:proofErr w:type="gramEnd"/>
+      <w:r>
+        <w:t xml:space="preserve"> es débil y existe solapamiento entre ellos.</w:t>
+      </w:r>
+    </w:p>
+    <w:p>
+      <w:pPr>
+        <w:jc w:val="center"/>
+      </w:pPr>
+      <w:r>
+        <w:drawing>
+          <wp:inline distT="0" distB="0" distL="0" distR="0" wp14:anchorId="4D1FD564" wp14:editId="0E8F4DE6">
+            <wp:extent cx="4695825" cy="2558297"/>
+            <wp:effectExtent l="0" t="0" r="0" b="0"/>
+            <wp:docPr id="576319656" name="Imagen 1" descr="Gráfico, Histograma&#10;&#10;El contenido generado por IA puede ser incorrecto."/>
+            <wp:cNvGraphicFramePr>
+              <a:graphicFrameLocks xmlns:a="http://schemas.openxmlformats.org/drawingml/2006/main" noChangeAspect="1"/>
+            </wp:cNvGraphicFramePr>
+            <a:graphic xmlns:a="http://schemas.openxmlformats.org/drawingml/2006/main">
+              <a:graphicData uri="http://schemas.openxmlformats.org/drawingml/2006/picture">
+                <pic:pic xmlns:pic="http://schemas.openxmlformats.org/drawingml/2006/picture">
+                  <pic:nvPicPr>
+                    <pic:cNvPr id="576319656" name="Imagen 1" descr="Gráfico, Histograma&#10;&#10;El contenido generado por IA puede ser incorrecto."/>
+                    <pic:cNvPicPr/>
+                  </pic:nvPicPr>
+                  <pic:blipFill>
+                    <a:blip r:embed="rId9"/>
+                    <a:stretch>
+                      <a:fillRect/>
+                    </a:stretch>
+                  </pic:blipFill>
+                  <pic:spPr>
+                    <a:xfrm>
+                      <a:off x="0" y="0"/>
+                      <a:ext cx="4711360" cy="2566761"/>
+                    </a:xfrm>
+                    <a:prstGeom prst="rect">
+                      <a:avLst/>
+                    </a:prstGeom>
+                  </pic:spPr>
+                </pic:pic>
+              </a:graphicData>
+            </a:graphic>
+          </wp:inline>
+        </w:drawing>
+      </w:r>
+    </w:p>
+    <w:p>
+      <w:r>
+        <w:rPr>
+          <w:b/>
+          <w:bCs/>
+        </w:rPr>
+        <w:t>Conclusión</w:t>
+      </w:r>
+    </w:p>
+    <w:p>
+      <w:r>
+        <w:t xml:space="preserve">El modelo con distancia euclídea sugiere principalmente una división en dos grandes grupos de investigadores. Aunque la separación es visible en el MDS y el dendrograma, los valores de </w:t>
+      </w:r>
+      <w:proofErr w:type="spellStart"/>
+      <w:r>
+        <w:t>S</w:t>
+      </w:r>
+      <w:r>
+        <w:t>ilhouette</w:t>
+      </w:r>
+      <w:proofErr w:type="spellEnd"/>
+      <w:r>
+        <w:t xml:space="preserve"> son bajos (máximo ≈ 0.21), lo que indica que los </w:t>
+      </w:r>
+      <w:proofErr w:type="gramStart"/>
+      <w:r>
+        <w:t>clusters</w:t>
+      </w:r>
+      <w:proofErr w:type="gramEnd"/>
+      <w:r>
+        <w:t xml:space="preserve"> no están bien definidos y existe solapamiento entre ellos. </w:t>
+      </w:r>
+    </w:p>
+    <w:p>
+      <w:r>
+        <w:t>En conjunto, la estructura refleja una dicotomía general en los perfiles, pero con baja cohesión interna.</w:t>
+      </w:r>
+    </w:p>
+    <w:p>
+      <w:r>
+        <w:t>-----------------------------------------------------------------------------------------------------------------</w:t>
+      </w:r>
+    </w:p>
+    <w:p/>
     <w:sectPr>
       <w:pgSz w:w="11906" w:h="16838"/>
       <w:pgMar w:top="1417" w:right="1701" w:bottom="1417" w:left="1701" w:header="708" w:footer="708" w:gutter="0"/>

--- a/_Clusterization/Investigadores y keywords/Pruebas clustering.docx
+++ b/_Clusterization/Investigadores y keywords/Pruebas clustering.docx
@@ -113,7 +113,13 @@
     </w:p>
     <w:p>
       <w:r>
-        <w:t>Rango de k probado: 2–12</w:t>
+        <w:t xml:space="preserve">Rango de k probado: </w:t>
+      </w:r>
+      <w:r>
+        <w:t>3</w:t>
+      </w:r>
+      <w:r>
+        <w:t>–12</w:t>
       </w:r>
     </w:p>
     <w:p>
@@ -145,22 +151,6 @@
           <w:sz w:val="20"/>
           <w:szCs w:val="20"/>
         </w:rPr>
-        <w:t>k=2 → 0.179</w:t>
-      </w:r>
-    </w:p>
-    <w:p>
-      <w:pPr>
-        <w:spacing w:after="0"/>
-        <w:rPr>
-          <w:sz w:val="20"/>
-          <w:szCs w:val="20"/>
-        </w:rPr>
-      </w:pPr>
-      <w:r>
-        <w:rPr>
-          <w:sz w:val="20"/>
-          <w:szCs w:val="20"/>
-        </w:rPr>
         <w:t>k=3 → 0.145</w:t>
       </w:r>
     </w:p>
@@ -295,10 +285,6 @@
     <w:p>
       <w:pPr>
         <w:spacing w:after="0"/>
-        <w:rPr>
-          <w:sz w:val="20"/>
-          <w:szCs w:val="20"/>
-        </w:rPr>
       </w:pPr>
       <w:r>
         <w:rPr>
@@ -309,20 +295,9 @@
       </w:r>
     </w:p>
     <w:p>
-      <w:r>
-        <w:t xml:space="preserve">Mejor k (según </w:t>
-      </w:r>
-      <w:proofErr w:type="spellStart"/>
-      <w:r>
-        <w:t>S</w:t>
-      </w:r>
-      <w:r>
-        <w:t>ilhouette</w:t>
-      </w:r>
-      <w:proofErr w:type="spellEnd"/>
-      <w:r>
-        <w:t>): 10 (valor ≈ 0.207)</w:t>
-      </w:r>
+      <w:pPr>
+        <w:spacing w:after="0"/>
+      </w:pPr>
     </w:p>
     <w:p>
       <w:pPr>
@@ -606,6 +581,11 @@
       </w:r>
     </w:p>
     <w:p>
+      <w:pPr>
+        <w:pBdr>
+          <w:bottom w:val="single" w:sz="6" w:space="1" w:color="auto"/>
+        </w:pBdr>
+      </w:pPr>
       <w:r>
         <w:rPr>
           <w:i/>
@@ -636,16 +616,10 @@
     </w:p>
     <w:p>
       <w:pPr>
-        <w:rPr>
-          <w:lang w:val="en"/>
-        </w:rPr>
-      </w:pPr>
-      <w:r>
-        <w:rPr>
-          <w:lang w:val="en"/>
-        </w:rPr>
-        <w:t>-----------------------------------------------------------------------------------------------------------------</w:t>
-      </w:r>
+        <w:pBdr>
+          <w:bottom w:val="single" w:sz="6" w:space="1" w:color="auto"/>
+        </w:pBdr>
+      </w:pPr>
     </w:p>
     <w:p>
       <w:pPr>
@@ -662,56 +636,24 @@
           <w:u w:val="single"/>
         </w:rPr>
         <w:lastRenderedPageBreak/>
-        <w:t>Fecha: 2025-</w:t>
-      </w:r>
-      <w:r>
+        <w:t>Fecha: 2025-09-30</w:t>
+      </w:r>
+    </w:p>
+    <w:p>
+      <w:pPr>
         <w:rPr>
           <w:i/>
           <w:iCs/>
           <w:u w:val="single"/>
         </w:rPr>
-        <w:t>10</w:t>
-      </w:r>
+      </w:pPr>
       <w:r>
         <w:rPr>
           <w:i/>
           <w:iCs/>
           <w:u w:val="single"/>
         </w:rPr>
-        <w:t>-</w:t>
-      </w:r>
-      <w:r>
-        <w:rPr>
-          <w:i/>
-          <w:iCs/>
-          <w:u w:val="single"/>
-        </w:rPr>
-        <w:t>01</w:t>
-      </w:r>
-    </w:p>
-    <w:p>
-      <w:pPr>
-        <w:rPr>
-          <w:i/>
-          <w:iCs/>
-          <w:u w:val="single"/>
-        </w:rPr>
-      </w:pPr>
-      <w:r>
-        <w:rPr>
-          <w:i/>
-          <w:iCs/>
-          <w:u w:val="single"/>
-        </w:rPr>
-        <w:t>Euclidean</w:t>
-      </w:r>
-      <w:r>
-        <w:rPr>
-          <w:i/>
-          <w:iCs/>
-          <w:u w:val="single"/>
-        </w:rPr>
-        <w:t xml:space="preserve"> + Jerárquico</w:t>
+        <w:t>Jaccard + Jerárquico</w:t>
       </w:r>
     </w:p>
     <w:p>
@@ -735,10 +677,7 @@
     </w:p>
     <w:p>
       <w:r>
-        <w:t xml:space="preserve">Métrica de distancia: </w:t>
-      </w:r>
-      <w:r>
-        <w:t>Euclídea</w:t>
+        <w:t>Métrica de distancia: Jaccard</w:t>
       </w:r>
     </w:p>
     <w:p>
@@ -774,352 +713,306 @@
       <w:r>
         <w:t xml:space="preserve"> = </w:t>
       </w:r>
-      <w:proofErr w:type="gramStart"/>
-      <w:r>
-        <w:t>ward.D</w:t>
-      </w:r>
-      <w:proofErr w:type="gramEnd"/>
-      <w:r>
-        <w:t>2</w:t>
-      </w:r>
-    </w:p>
-    <w:p>
+      <w:proofErr w:type="spellStart"/>
       <w:r>
         <w:rPr>
           <w:b/>
           <w:bCs/>
         </w:rPr>
-        <w:t>Evaluación</w:t>
-      </w:r>
-    </w:p>
-    <w:p>
-      <w:r>
-        <w:t>Rango de k probado: 2–12</w:t>
-      </w:r>
-    </w:p>
-    <w:p>
-      <w:pPr>
-        <w:spacing w:after="0"/>
-      </w:pPr>
-      <w:r>
-        <w:t>Resultados numéricos (</w:t>
-      </w:r>
-      <w:proofErr w:type="spellStart"/>
-      <w:r>
-        <w:t>Silhouette</w:t>
-      </w:r>
-      <w:proofErr w:type="spellEnd"/>
-      <w:r>
-        <w:t xml:space="preserve"> media):</w:t>
-      </w:r>
-    </w:p>
-    <w:p>
-      <w:pPr>
-        <w:spacing w:after="0"/>
-        <w:rPr>
-          <w:sz w:val="20"/>
-          <w:szCs w:val="20"/>
-        </w:rPr>
-      </w:pPr>
-      <w:r>
-        <w:rPr>
-          <w:sz w:val="20"/>
-          <w:szCs w:val="20"/>
-        </w:rPr>
-        <w:t>k=2 → 0.</w:t>
-      </w:r>
-      <w:r>
-        <w:rPr>
-          <w:sz w:val="20"/>
-          <w:szCs w:val="20"/>
-        </w:rPr>
-        <w:t xml:space="preserve">21 </w:t>
-      </w:r>
-      <w:r>
-        <w:rPr>
-          <w:sz w:val="20"/>
-          <w:szCs w:val="20"/>
-        </w:rPr>
-        <w:t>(máximo)</w:t>
-      </w:r>
-    </w:p>
-    <w:p>
-      <w:pPr>
-        <w:spacing w:after="0"/>
-        <w:rPr>
-          <w:sz w:val="20"/>
-          <w:szCs w:val="20"/>
-        </w:rPr>
-      </w:pPr>
-      <w:r>
-        <w:rPr>
-          <w:sz w:val="20"/>
-          <w:szCs w:val="20"/>
-        </w:rPr>
-        <w:t>k=3 → 0.1</w:t>
-      </w:r>
-      <w:r>
-        <w:rPr>
-          <w:sz w:val="20"/>
-          <w:szCs w:val="20"/>
-        </w:rPr>
-        <w:t>02</w:t>
-      </w:r>
-    </w:p>
-    <w:p>
-      <w:pPr>
-        <w:spacing w:after="0"/>
-        <w:rPr>
-          <w:sz w:val="20"/>
-          <w:szCs w:val="20"/>
-        </w:rPr>
-      </w:pPr>
-      <w:r>
-        <w:rPr>
-          <w:sz w:val="20"/>
-          <w:szCs w:val="20"/>
-        </w:rPr>
-        <w:t>k=4 → 0.</w:t>
-      </w:r>
-      <w:r>
-        <w:rPr>
-          <w:sz w:val="20"/>
-          <w:szCs w:val="20"/>
-        </w:rPr>
-        <w:t>107</w:t>
-      </w:r>
-    </w:p>
-    <w:p>
-      <w:pPr>
-        <w:spacing w:after="0"/>
-        <w:rPr>
-          <w:sz w:val="20"/>
-          <w:szCs w:val="20"/>
-        </w:rPr>
-      </w:pPr>
-      <w:r>
-        <w:rPr>
-          <w:sz w:val="20"/>
-          <w:szCs w:val="20"/>
-        </w:rPr>
-        <w:t>k=5 → 0.</w:t>
-      </w:r>
-      <w:r>
-        <w:rPr>
-          <w:sz w:val="20"/>
-          <w:szCs w:val="20"/>
-        </w:rPr>
-        <w:t>118</w:t>
-      </w:r>
-    </w:p>
-    <w:p>
-      <w:pPr>
-        <w:spacing w:after="0"/>
-        <w:rPr>
-          <w:sz w:val="20"/>
-          <w:szCs w:val="20"/>
-        </w:rPr>
-      </w:pPr>
-      <w:r>
-        <w:rPr>
-          <w:sz w:val="20"/>
-          <w:szCs w:val="20"/>
-        </w:rPr>
-        <w:t>k=6 → 0.</w:t>
-      </w:r>
-      <w:r>
-        <w:rPr>
-          <w:sz w:val="20"/>
-          <w:szCs w:val="20"/>
-        </w:rPr>
-        <w:t>097</w:t>
-      </w:r>
-    </w:p>
-    <w:p>
-      <w:pPr>
-        <w:spacing w:after="0"/>
-        <w:rPr>
-          <w:sz w:val="20"/>
-          <w:szCs w:val="20"/>
-        </w:rPr>
-      </w:pPr>
-      <w:r>
-        <w:rPr>
-          <w:sz w:val="20"/>
-          <w:szCs w:val="20"/>
-        </w:rPr>
-        <w:t>k=7 → 0.</w:t>
-      </w:r>
-      <w:r>
-        <w:rPr>
-          <w:sz w:val="20"/>
-          <w:szCs w:val="20"/>
-        </w:rPr>
-        <w:t>108</w:t>
-      </w:r>
-    </w:p>
-    <w:p>
-      <w:pPr>
-        <w:spacing w:after="0"/>
-        <w:rPr>
-          <w:sz w:val="20"/>
-          <w:szCs w:val="20"/>
-        </w:rPr>
-      </w:pPr>
-      <w:r>
-        <w:rPr>
-          <w:sz w:val="20"/>
-          <w:szCs w:val="20"/>
-        </w:rPr>
-        <w:t>k=8 → 0.1</w:t>
-      </w:r>
-      <w:r>
-        <w:rPr>
-          <w:sz w:val="20"/>
-          <w:szCs w:val="20"/>
-        </w:rPr>
-        <w:t>12</w:t>
-      </w:r>
-    </w:p>
-    <w:p>
-      <w:pPr>
-        <w:spacing w:after="0"/>
-        <w:rPr>
-          <w:sz w:val="20"/>
-          <w:szCs w:val="20"/>
-        </w:rPr>
-      </w:pPr>
-      <w:r>
-        <w:rPr>
-          <w:sz w:val="20"/>
-          <w:szCs w:val="20"/>
-        </w:rPr>
-        <w:t>k=9 → 0.1</w:t>
-      </w:r>
-      <w:r>
-        <w:rPr>
-          <w:sz w:val="20"/>
-          <w:szCs w:val="20"/>
-        </w:rPr>
-        <w:t>15</w:t>
-      </w:r>
-    </w:p>
-    <w:p>
-      <w:pPr>
-        <w:spacing w:after="0"/>
-        <w:rPr>
-          <w:sz w:val="20"/>
-          <w:szCs w:val="20"/>
-        </w:rPr>
-      </w:pPr>
-      <w:r>
-        <w:rPr>
-          <w:sz w:val="20"/>
-          <w:szCs w:val="20"/>
-        </w:rPr>
-        <w:t>k=10 → 0.</w:t>
-      </w:r>
-      <w:r>
-        <w:rPr>
-          <w:sz w:val="20"/>
-          <w:szCs w:val="20"/>
-        </w:rPr>
-        <w:t>114</w:t>
-      </w:r>
-      <w:r>
-        <w:rPr>
-          <w:sz w:val="20"/>
-          <w:szCs w:val="20"/>
-        </w:rPr>
-        <w:t xml:space="preserve"> </w:t>
-      </w:r>
-    </w:p>
-    <w:p>
-      <w:pPr>
-        <w:spacing w:after="0"/>
-        <w:rPr>
-          <w:sz w:val="20"/>
-          <w:szCs w:val="20"/>
-        </w:rPr>
-      </w:pPr>
-      <w:r>
-        <w:rPr>
-          <w:sz w:val="20"/>
-          <w:szCs w:val="20"/>
-        </w:rPr>
-        <w:t>k=11 → 0.</w:t>
-      </w:r>
-      <w:r>
-        <w:rPr>
-          <w:sz w:val="20"/>
-          <w:szCs w:val="20"/>
-        </w:rPr>
-        <w:t>113</w:t>
-      </w:r>
-    </w:p>
-    <w:p>
-      <w:pPr>
-        <w:spacing w:after="0"/>
-        <w:rPr>
-          <w:sz w:val="20"/>
-          <w:szCs w:val="20"/>
-        </w:rPr>
-      </w:pPr>
-      <w:r>
-        <w:rPr>
-          <w:sz w:val="20"/>
-          <w:szCs w:val="20"/>
-        </w:rPr>
-        <w:t>k=12 → 0.</w:t>
-      </w:r>
-      <w:r>
-        <w:rPr>
-          <w:sz w:val="20"/>
-          <w:szCs w:val="20"/>
-        </w:rPr>
-        <w:t>114</w:t>
-      </w:r>
-    </w:p>
-    <w:p>
-      <w:r>
-        <w:t xml:space="preserve">Mejor k (según </w:t>
-      </w:r>
-      <w:proofErr w:type="spellStart"/>
-      <w:r>
-        <w:t>S</w:t>
-      </w:r>
-      <w:r>
-        <w:t>ilhouette</w:t>
-      </w:r>
-      <w:proofErr w:type="spellEnd"/>
-      <w:r>
-        <w:t xml:space="preserve">): </w:t>
-      </w:r>
-      <w:r>
-        <w:t>2</w:t>
-      </w:r>
-      <w:r>
-        <w:t xml:space="preserve"> (valor ≈ 0.2</w:t>
-      </w:r>
-      <w:r>
-        <w:t>1</w:t>
-      </w:r>
-      <w:r>
-        <w:t>)</w:t>
-      </w:r>
-    </w:p>
-    <w:p>
-      <w:pPr>
+        <w:t>average</w:t>
+      </w:r>
+      <w:proofErr w:type="spellEnd"/>
+    </w:p>
+    <w:p>
+      <w:r>
         <w:rPr>
           <w:b/>
           <w:bCs/>
         </w:rPr>
-      </w:pPr>
-      <w:r>
+        <w:t>Evaluación</w:t>
+      </w:r>
+    </w:p>
+    <w:p>
+      <w:r>
+        <w:t>Rango de k probado: 2–12</w:t>
+      </w:r>
+    </w:p>
+    <w:p>
+      <w:pPr>
+        <w:spacing w:after="0"/>
+      </w:pPr>
+      <w:r>
+        <w:t>Resultados numéricos (</w:t>
+      </w:r>
+      <w:proofErr w:type="spellStart"/>
+      <w:r>
+        <w:t>Silhouette</w:t>
+      </w:r>
+      <w:proofErr w:type="spellEnd"/>
+      <w:r>
+        <w:t xml:space="preserve"> media):</w:t>
+      </w:r>
+    </w:p>
+    <w:p>
+      <w:pPr>
+        <w:spacing w:after="0"/>
+      </w:pPr>
+      <w:r>
+        <w:rPr>
+          <w:sz w:val="20"/>
+          <w:szCs w:val="20"/>
+        </w:rPr>
+        <w:t>k=3 → 0.</w:t>
+      </w:r>
+      <w:r>
+        <w:rPr>
+          <w:sz w:val="20"/>
+          <w:szCs w:val="20"/>
+        </w:rPr>
+        <w:t>252</w:t>
+      </w:r>
+      <w:r>
+        <w:rPr>
+          <w:sz w:val="20"/>
+          <w:szCs w:val="20"/>
+        </w:rPr>
+        <w:t xml:space="preserve"> </w:t>
+      </w:r>
+      <w:r>
+        <w:rPr>
+          <w:sz w:val="20"/>
+          <w:szCs w:val="20"/>
+        </w:rPr>
+        <w:t>(máximo)</w:t>
+      </w:r>
+    </w:p>
+    <w:p>
+      <w:pPr>
+        <w:spacing w:after="0"/>
+        <w:rPr>
+          <w:sz w:val="20"/>
+          <w:szCs w:val="20"/>
+        </w:rPr>
+      </w:pPr>
+      <w:r>
+        <w:rPr>
+          <w:sz w:val="20"/>
+          <w:szCs w:val="20"/>
+        </w:rPr>
+        <w:t>k=4 → 0.1</w:t>
+      </w:r>
+      <w:r>
+        <w:rPr>
+          <w:sz w:val="20"/>
+          <w:szCs w:val="20"/>
+        </w:rPr>
+        <w:t>53</w:t>
+      </w:r>
+    </w:p>
+    <w:p>
+      <w:pPr>
+        <w:spacing w:after="0"/>
+        <w:rPr>
+          <w:sz w:val="20"/>
+          <w:szCs w:val="20"/>
+        </w:rPr>
+      </w:pPr>
+      <w:r>
+        <w:rPr>
+          <w:sz w:val="20"/>
+          <w:szCs w:val="20"/>
+        </w:rPr>
+        <w:t>k=5 → 0.1</w:t>
+      </w:r>
+      <w:r>
+        <w:rPr>
+          <w:sz w:val="20"/>
+          <w:szCs w:val="20"/>
+        </w:rPr>
+        <w:t>78</w:t>
+      </w:r>
+    </w:p>
+    <w:p>
+      <w:pPr>
+        <w:spacing w:after="0"/>
+        <w:rPr>
+          <w:sz w:val="20"/>
+          <w:szCs w:val="20"/>
+        </w:rPr>
+      </w:pPr>
+      <w:r>
+        <w:rPr>
+          <w:sz w:val="20"/>
+          <w:szCs w:val="20"/>
+        </w:rPr>
+        <w:t>k=6 → 0.1</w:t>
+      </w:r>
+      <w:r>
+        <w:rPr>
+          <w:sz w:val="20"/>
+          <w:szCs w:val="20"/>
+        </w:rPr>
+        <w:t>67</w:t>
+      </w:r>
+    </w:p>
+    <w:p>
+      <w:pPr>
+        <w:spacing w:after="0"/>
+        <w:rPr>
+          <w:sz w:val="20"/>
+          <w:szCs w:val="20"/>
+        </w:rPr>
+      </w:pPr>
+      <w:r>
+        <w:rPr>
+          <w:sz w:val="20"/>
+          <w:szCs w:val="20"/>
+        </w:rPr>
+        <w:t>k=7 → 0.1</w:t>
+      </w:r>
+      <w:r>
+        <w:rPr>
+          <w:sz w:val="20"/>
+          <w:szCs w:val="20"/>
+        </w:rPr>
+        <w:t>48</w:t>
+      </w:r>
+    </w:p>
+    <w:p>
+      <w:pPr>
+        <w:spacing w:after="0"/>
+        <w:rPr>
+          <w:sz w:val="20"/>
+          <w:szCs w:val="20"/>
+        </w:rPr>
+      </w:pPr>
+      <w:r>
+        <w:rPr>
+          <w:sz w:val="20"/>
+          <w:szCs w:val="20"/>
+        </w:rPr>
+        <w:t>k=8 → 0.1</w:t>
+      </w:r>
+      <w:r>
+        <w:rPr>
+          <w:sz w:val="20"/>
+          <w:szCs w:val="20"/>
+        </w:rPr>
+        <w:t>59</w:t>
+      </w:r>
+    </w:p>
+    <w:p>
+      <w:pPr>
+        <w:spacing w:after="0"/>
+        <w:rPr>
+          <w:sz w:val="20"/>
+          <w:szCs w:val="20"/>
+        </w:rPr>
+      </w:pPr>
+      <w:r>
+        <w:rPr>
+          <w:sz w:val="20"/>
+          <w:szCs w:val="20"/>
+        </w:rPr>
+        <w:t>k=9 → 0.1</w:t>
+      </w:r>
+      <w:r>
+        <w:rPr>
+          <w:sz w:val="20"/>
+          <w:szCs w:val="20"/>
+        </w:rPr>
+        <w:t>94</w:t>
+      </w:r>
+    </w:p>
+    <w:p>
+      <w:pPr>
+        <w:spacing w:after="0"/>
+        <w:rPr>
+          <w:sz w:val="20"/>
+          <w:szCs w:val="20"/>
+        </w:rPr>
+      </w:pPr>
+      <w:r>
+        <w:rPr>
+          <w:sz w:val="20"/>
+          <w:szCs w:val="20"/>
+        </w:rPr>
+        <w:t>k=10 → 0.</w:t>
+      </w:r>
+      <w:r>
+        <w:rPr>
+          <w:sz w:val="20"/>
+          <w:szCs w:val="20"/>
+        </w:rPr>
+        <w:t>196</w:t>
+      </w:r>
+      <w:r>
+        <w:rPr>
+          <w:sz w:val="20"/>
+          <w:szCs w:val="20"/>
+        </w:rPr>
+        <w:t xml:space="preserve"> </w:t>
+      </w:r>
+    </w:p>
+    <w:p>
+      <w:pPr>
+        <w:spacing w:after="0"/>
+        <w:rPr>
+          <w:sz w:val="20"/>
+          <w:szCs w:val="20"/>
+        </w:rPr>
+      </w:pPr>
+      <w:r>
+        <w:rPr>
+          <w:sz w:val="20"/>
+          <w:szCs w:val="20"/>
+        </w:rPr>
+        <w:t>k=11 → 0.1</w:t>
+      </w:r>
+      <w:r>
+        <w:rPr>
+          <w:sz w:val="20"/>
+          <w:szCs w:val="20"/>
+        </w:rPr>
+        <w:t>85</w:t>
+      </w:r>
+    </w:p>
+    <w:p>
+      <w:pPr>
+        <w:spacing w:after="0"/>
+      </w:pPr>
+      <w:r>
+        <w:rPr>
+          <w:sz w:val="20"/>
+          <w:szCs w:val="20"/>
+        </w:rPr>
+        <w:t>k=12 → 0.</w:t>
+      </w:r>
+      <w:r>
+        <w:rPr>
+          <w:sz w:val="20"/>
+          <w:szCs w:val="20"/>
+        </w:rPr>
+        <w:t>167</w:t>
+      </w:r>
+    </w:p>
+    <w:p>
+      <w:pPr>
+        <w:spacing w:after="0"/>
+      </w:pPr>
+    </w:p>
+    <w:p>
+      <w:pPr>
         <w:rPr>
           <w:b/>
           <w:bCs/>
         </w:rPr>
+      </w:pPr>
+      <w:r>
+        <w:rPr>
+          <w:b/>
+          <w:bCs/>
+        </w:rPr>
         <w:t>Visualizaciones</w:t>
       </w:r>
     </w:p>
@@ -1131,20 +1024,656 @@
         </w:rPr>
         <w:t>MDS 2D sobre Jaccard + Jerárquico</w:t>
       </w:r>
-      <w:r>
+    </w:p>
+    <w:p>
+      <w:r>
+        <w:rPr>
+          <w:noProof/>
+        </w:rPr>
+        <w:drawing>
+          <wp:inline distT="0" distB="0" distL="0" distR="0" wp14:anchorId="1AC174D6" wp14:editId="0CF34BA2">
+            <wp:extent cx="5702722" cy="3240000"/>
+            <wp:effectExtent l="0" t="0" r="0" b="0"/>
+            <wp:docPr id="1958475050" name="Imagen 6"/>
+            <wp:cNvGraphicFramePr>
+              <a:graphicFrameLocks xmlns:a="http://schemas.openxmlformats.org/drawingml/2006/main" noChangeAspect="1"/>
+            </wp:cNvGraphicFramePr>
+            <a:graphic xmlns:a="http://schemas.openxmlformats.org/drawingml/2006/main">
+              <a:graphicData uri="http://schemas.openxmlformats.org/drawingml/2006/picture">
+                <pic:pic xmlns:pic="http://schemas.openxmlformats.org/drawingml/2006/picture">
+                  <pic:nvPicPr>
+                    <pic:cNvPr id="0" name="Picture 4"/>
+                    <pic:cNvPicPr>
+                      <a:picLocks noChangeAspect="1" noChangeArrowheads="1"/>
+                    </pic:cNvPicPr>
+                  </pic:nvPicPr>
+                  <pic:blipFill>
+                    <a:blip r:embed="rId7">
+                      <a:extLst>
+                        <a:ext uri="{28A0092B-C50C-407E-A947-70E740481C1C}">
+                          <a14:useLocalDpi xmlns:a14="http://schemas.microsoft.com/office/drawing/2010/main" val="0"/>
+                        </a:ext>
+                      </a:extLst>
+                    </a:blip>
+                    <a:srcRect/>
+                    <a:stretch>
+                      <a:fillRect/>
+                    </a:stretch>
+                  </pic:blipFill>
+                  <pic:spPr bwMode="auto">
+                    <a:xfrm>
+                      <a:off x="0" y="0"/>
+                      <a:ext cx="5702722" cy="3240000"/>
+                    </a:xfrm>
+                    <a:prstGeom prst="rect">
+                      <a:avLst/>
+                    </a:prstGeom>
+                    <a:noFill/>
+                  </pic:spPr>
+                </pic:pic>
+              </a:graphicData>
+            </a:graphic>
+          </wp:inline>
+        </w:drawing>
+      </w:r>
+    </w:p>
+    <w:p>
+      <w:proofErr w:type="spellStart"/>
+      <w:r>
+        <w:rPr>
+          <w:i/>
+          <w:iCs/>
+        </w:rPr>
+        <w:lastRenderedPageBreak/>
+        <w:t>Dendrograma</w:t>
+      </w:r>
+      <w:proofErr w:type="spellEnd"/>
+    </w:p>
+    <w:p>
+      <w:pPr>
+        <w:jc w:val="center"/>
+      </w:pPr>
+      <w:r>
+        <w:drawing>
+          <wp:inline distT="0" distB="0" distL="0" distR="0" wp14:anchorId="79C537BD" wp14:editId="7D653A4B">
+            <wp:extent cx="5400040" cy="2976245"/>
+            <wp:effectExtent l="0" t="0" r="0" b="0"/>
+            <wp:docPr id="1228957464" name="Imagen 1" descr="Esquemático&#10;&#10;El contenido generado por IA puede ser incorrecto."/>
+            <wp:cNvGraphicFramePr>
+              <a:graphicFrameLocks xmlns:a="http://schemas.openxmlformats.org/drawingml/2006/main" noChangeAspect="1"/>
+            </wp:cNvGraphicFramePr>
+            <a:graphic xmlns:a="http://schemas.openxmlformats.org/drawingml/2006/main">
+              <a:graphicData uri="http://schemas.openxmlformats.org/drawingml/2006/picture">
+                <pic:pic xmlns:pic="http://schemas.openxmlformats.org/drawingml/2006/picture">
+                  <pic:nvPicPr>
+                    <pic:cNvPr id="1228957464" name="Imagen 1" descr="Esquemático&#10;&#10;El contenido generado por IA puede ser incorrecto."/>
+                    <pic:cNvPicPr/>
+                  </pic:nvPicPr>
+                  <pic:blipFill>
+                    <a:blip r:embed="rId8"/>
+                    <a:stretch>
+                      <a:fillRect/>
+                    </a:stretch>
+                  </pic:blipFill>
+                  <pic:spPr>
+                    <a:xfrm>
+                      <a:off x="0" y="0"/>
+                      <a:ext cx="5400040" cy="2976245"/>
+                    </a:xfrm>
+                    <a:prstGeom prst="rect">
+                      <a:avLst/>
+                    </a:prstGeom>
+                  </pic:spPr>
+                </pic:pic>
+              </a:graphicData>
+            </a:graphic>
+          </wp:inline>
+        </w:drawing>
+      </w:r>
+    </w:p>
+    <w:p>
+      <w:proofErr w:type="spellStart"/>
+      <w:r>
+        <w:rPr>
+          <w:i/>
+          <w:iCs/>
+        </w:rPr>
+        <w:t>Silhouette</w:t>
+      </w:r>
+      <w:proofErr w:type="spellEnd"/>
+      <w:r>
+        <w:rPr>
+          <w:i/>
+          <w:iCs/>
+        </w:rPr>
+        <w:t xml:space="preserve"> </w:t>
+      </w:r>
+      <w:proofErr w:type="spellStart"/>
+      <w:r>
+        <w:rPr>
+          <w:i/>
+          <w:iCs/>
+        </w:rPr>
+        <w:t>plot</w:t>
+      </w:r>
+      <w:proofErr w:type="spellEnd"/>
+    </w:p>
+    <w:p>
+      <w:pPr>
+        <w:pBdr>
+          <w:bottom w:val="single" w:sz="6" w:space="1" w:color="auto"/>
+        </w:pBdr>
+      </w:pPr>
+      <w:r>
+        <w:rPr>
+          <w:noProof/>
+        </w:rPr>
+        <w:drawing>
+          <wp:inline distT="0" distB="0" distL="0" distR="0" wp14:anchorId="6C6A3D91" wp14:editId="1210FD93">
+            <wp:extent cx="5313600" cy="2952000"/>
+            <wp:effectExtent l="0" t="0" r="1905" b="1270"/>
+            <wp:docPr id="1731514061" name="Imagen 5"/>
+            <wp:cNvGraphicFramePr>
+              <a:graphicFrameLocks xmlns:a="http://schemas.openxmlformats.org/drawingml/2006/main" noChangeAspect="1"/>
+            </wp:cNvGraphicFramePr>
+            <a:graphic xmlns:a="http://schemas.openxmlformats.org/drawingml/2006/main">
+              <a:graphicData uri="http://schemas.openxmlformats.org/drawingml/2006/picture">
+                <pic:pic xmlns:pic="http://schemas.openxmlformats.org/drawingml/2006/picture">
+                  <pic:nvPicPr>
+                    <pic:cNvPr id="0" name="Picture 3"/>
+                    <pic:cNvPicPr>
+                      <a:picLocks noChangeAspect="1" noChangeArrowheads="1"/>
+                    </pic:cNvPicPr>
+                  </pic:nvPicPr>
+                  <pic:blipFill>
+                    <a:blip r:embed="rId9">
+                      <a:extLst>
+                        <a:ext uri="{28A0092B-C50C-407E-A947-70E740481C1C}">
+                          <a14:useLocalDpi xmlns:a14="http://schemas.microsoft.com/office/drawing/2010/main" val="0"/>
+                        </a:ext>
+                      </a:extLst>
+                    </a:blip>
+                    <a:srcRect/>
+                    <a:stretch>
+                      <a:fillRect/>
+                    </a:stretch>
+                  </pic:blipFill>
+                  <pic:spPr bwMode="auto">
+                    <a:xfrm>
+                      <a:off x="0" y="0"/>
+                      <a:ext cx="5313600" cy="2952000"/>
+                    </a:xfrm>
+                    <a:prstGeom prst="rect">
+                      <a:avLst/>
+                    </a:prstGeom>
+                    <a:noFill/>
+                  </pic:spPr>
+                </pic:pic>
+              </a:graphicData>
+            </a:graphic>
+          </wp:inline>
+        </w:drawing>
+      </w:r>
+    </w:p>
+    <w:p/>
+    <w:p>
+      <w:pPr>
+        <w:rPr>
+          <w:i/>
+          <w:iCs/>
+          <w:u w:val="single"/>
+        </w:rPr>
+      </w:pPr>
+      <w:r>
+        <w:rPr>
+          <w:i/>
+          <w:iCs/>
+          <w:u w:val="single"/>
+        </w:rPr>
+        <w:br w:type="page"/>
+      </w:r>
+    </w:p>
+    <w:p>
+      <w:pPr>
+        <w:rPr>
+          <w:i/>
+          <w:iCs/>
+          <w:u w:val="single"/>
+        </w:rPr>
+      </w:pPr>
+      <w:r>
+        <w:rPr>
+          <w:i/>
+          <w:iCs/>
+          <w:u w:val="single"/>
+        </w:rPr>
+        <w:lastRenderedPageBreak/>
+        <w:t>Fecha: 2025-09-30</w:t>
+      </w:r>
+    </w:p>
+    <w:p>
+      <w:pPr>
+        <w:rPr>
+          <w:i/>
+          <w:iCs/>
+          <w:u w:val="single"/>
+        </w:rPr>
+      </w:pPr>
+      <w:r>
+        <w:rPr>
+          <w:i/>
+          <w:iCs/>
+          <w:u w:val="single"/>
+        </w:rPr>
+        <w:t>Jaccard + Jerárquico</w:t>
+      </w:r>
+    </w:p>
+    <w:p>
+      <w:r>
+        <w:rPr>
+          <w:b/>
+          <w:bCs/>
+        </w:rPr>
+        <w:t>Configuración del modelo</w:t>
+      </w:r>
+    </w:p>
+    <w:p>
+      <w:r>
+        <w:t>Umbral: &gt;10 apariciones</w:t>
+      </w:r>
+    </w:p>
+    <w:p>
+      <w:r>
+        <w:t>Preprocesamiento: ninguno</w:t>
+      </w:r>
+    </w:p>
+    <w:p>
+      <w:r>
+        <w:t>Métrica de distancia: Jaccard</w:t>
+      </w:r>
+    </w:p>
+    <w:p>
+      <w:r>
+        <w:t xml:space="preserve">Método de </w:t>
+      </w:r>
+      <w:proofErr w:type="spellStart"/>
+      <w:r>
+        <w:t>clustering</w:t>
+      </w:r>
+      <w:proofErr w:type="spellEnd"/>
+      <w:r>
+        <w:t>: Jerárquico (</w:t>
+      </w:r>
+      <w:proofErr w:type="spellStart"/>
+      <w:r>
+        <w:t>hclust</w:t>
+      </w:r>
+      <w:proofErr w:type="spellEnd"/>
+      <w:r>
+        <w:t>)</w:t>
+      </w:r>
+    </w:p>
+    <w:p>
+      <w:r>
+        <w:t xml:space="preserve">Parámetros específicos: </w:t>
+      </w:r>
+      <w:proofErr w:type="spellStart"/>
+      <w:r>
+        <w:t>linkage</w:t>
+      </w:r>
+      <w:proofErr w:type="spellEnd"/>
+      <w:r>
+        <w:t xml:space="preserve"> = </w:t>
+      </w:r>
+      <w:r>
+        <w:rPr>
+          <w:b/>
+          <w:bCs/>
+        </w:rPr>
+        <w:t>complete</w:t>
+      </w:r>
+    </w:p>
+    <w:p>
+      <w:r>
+        <w:rPr>
+          <w:b/>
+          <w:bCs/>
+        </w:rPr>
+        <w:t>Evaluación</w:t>
+      </w:r>
+    </w:p>
+    <w:p>
+      <w:r>
+        <w:t xml:space="preserve">Rango de k probado: </w:t>
+      </w:r>
+      <w:r>
+        <w:t>3</w:t>
+      </w:r>
+      <w:r>
+        <w:t>–12</w:t>
+      </w:r>
+    </w:p>
+    <w:p>
+      <w:pPr>
+        <w:spacing w:after="0"/>
+      </w:pPr>
+      <w:r>
+        <w:t>Resultados numéricos (</w:t>
+      </w:r>
+      <w:proofErr w:type="spellStart"/>
+      <w:r>
+        <w:t>Silhouette</w:t>
+      </w:r>
+      <w:proofErr w:type="spellEnd"/>
+      <w:r>
+        <w:t xml:space="preserve"> media):</w:t>
+      </w:r>
+    </w:p>
+    <w:p>
+      <w:pPr>
+        <w:spacing w:after="0"/>
+        <w:rPr>
+          <w:sz w:val="20"/>
+          <w:szCs w:val="20"/>
+        </w:rPr>
+      </w:pPr>
+      <w:r>
+        <w:rPr>
+          <w:sz w:val="20"/>
+          <w:szCs w:val="20"/>
+        </w:rPr>
+        <w:t>k=3 → 0.</w:t>
+      </w:r>
+      <w:r>
+        <w:rPr>
+          <w:sz w:val="20"/>
+          <w:szCs w:val="20"/>
+        </w:rPr>
+        <w:t>139</w:t>
+      </w:r>
+    </w:p>
+    <w:p>
+      <w:pPr>
+        <w:spacing w:after="0"/>
+        <w:rPr>
+          <w:sz w:val="20"/>
+          <w:szCs w:val="20"/>
+        </w:rPr>
+      </w:pPr>
+      <w:r>
+        <w:rPr>
+          <w:sz w:val="20"/>
+          <w:szCs w:val="20"/>
+        </w:rPr>
+        <w:t>k=4 → 0.</w:t>
+      </w:r>
+      <w:r>
+        <w:rPr>
+          <w:sz w:val="20"/>
+          <w:szCs w:val="20"/>
+        </w:rPr>
+        <w:t>169</w:t>
+      </w:r>
+    </w:p>
+    <w:p>
+      <w:pPr>
+        <w:spacing w:after="0"/>
+        <w:rPr>
+          <w:sz w:val="20"/>
+          <w:szCs w:val="20"/>
+        </w:rPr>
+      </w:pPr>
+      <w:r>
+        <w:rPr>
+          <w:sz w:val="20"/>
+          <w:szCs w:val="20"/>
+        </w:rPr>
+        <w:t>k=5 → 0.1</w:t>
+      </w:r>
+      <w:r>
+        <w:rPr>
+          <w:sz w:val="20"/>
+          <w:szCs w:val="20"/>
+        </w:rPr>
+        <w:t>66</w:t>
+      </w:r>
+    </w:p>
+    <w:p>
+      <w:pPr>
+        <w:spacing w:after="0"/>
+        <w:rPr>
+          <w:sz w:val="20"/>
+          <w:szCs w:val="20"/>
+        </w:rPr>
+      </w:pPr>
+      <w:r>
+        <w:rPr>
+          <w:sz w:val="20"/>
+          <w:szCs w:val="20"/>
+        </w:rPr>
+        <w:t>k=6 → 0.1</w:t>
+      </w:r>
+      <w:r>
+        <w:rPr>
+          <w:sz w:val="20"/>
+          <w:szCs w:val="20"/>
+        </w:rPr>
+        <w:t>53</w:t>
+      </w:r>
+    </w:p>
+    <w:p>
+      <w:pPr>
+        <w:spacing w:after="0"/>
+        <w:rPr>
+          <w:sz w:val="20"/>
+          <w:szCs w:val="20"/>
+        </w:rPr>
+      </w:pPr>
+      <w:r>
+        <w:rPr>
+          <w:sz w:val="20"/>
+          <w:szCs w:val="20"/>
+        </w:rPr>
+        <w:t>k=7 → 0.1</w:t>
+      </w:r>
+      <w:r>
+        <w:rPr>
+          <w:sz w:val="20"/>
+          <w:szCs w:val="20"/>
+        </w:rPr>
+        <w:t>50</w:t>
+      </w:r>
+    </w:p>
+    <w:p>
+      <w:pPr>
+        <w:spacing w:after="0"/>
+        <w:rPr>
+          <w:sz w:val="20"/>
+          <w:szCs w:val="20"/>
+        </w:rPr>
+      </w:pPr>
+      <w:r>
+        <w:rPr>
+          <w:sz w:val="20"/>
+          <w:szCs w:val="20"/>
+        </w:rPr>
+        <w:t>k=8 → 0.1</w:t>
+      </w:r>
+      <w:r>
+        <w:rPr>
+          <w:sz w:val="20"/>
+          <w:szCs w:val="20"/>
+        </w:rPr>
+        <w:t>67</w:t>
+      </w:r>
+    </w:p>
+    <w:p>
+      <w:pPr>
+        <w:spacing w:after="0"/>
+        <w:rPr>
+          <w:sz w:val="20"/>
+          <w:szCs w:val="20"/>
+        </w:rPr>
+      </w:pPr>
+      <w:r>
+        <w:rPr>
+          <w:sz w:val="20"/>
+          <w:szCs w:val="20"/>
+        </w:rPr>
+        <w:t>k=9 → 0.1</w:t>
+      </w:r>
+      <w:r>
+        <w:rPr>
+          <w:sz w:val="20"/>
+          <w:szCs w:val="20"/>
+        </w:rPr>
+        <w:t>70</w:t>
+      </w:r>
+    </w:p>
+    <w:p>
+      <w:pPr>
+        <w:spacing w:after="0"/>
+        <w:rPr>
+          <w:sz w:val="20"/>
+          <w:szCs w:val="20"/>
+        </w:rPr>
+      </w:pPr>
+      <w:r>
+        <w:rPr>
+          <w:sz w:val="20"/>
+          <w:szCs w:val="20"/>
+        </w:rPr>
+        <w:t>k=10 → 0.</w:t>
+      </w:r>
+      <w:r>
+        <w:rPr>
+          <w:sz w:val="20"/>
+          <w:szCs w:val="20"/>
+        </w:rPr>
+        <w:t>1</w:t>
+      </w:r>
+      <w:r>
+        <w:rPr>
+          <w:sz w:val="20"/>
+          <w:szCs w:val="20"/>
+        </w:rPr>
+        <w:t>81</w:t>
+      </w:r>
+      <w:r>
+        <w:rPr>
+          <w:sz w:val="20"/>
+          <w:szCs w:val="20"/>
+        </w:rPr>
+        <w:t xml:space="preserve"> </w:t>
+      </w:r>
+      <w:r>
+        <w:rPr>
+          <w:sz w:val="20"/>
+          <w:szCs w:val="20"/>
+        </w:rPr>
+        <w:t>(máximo)</w:t>
+      </w:r>
+    </w:p>
+    <w:p>
+      <w:pPr>
+        <w:spacing w:after="0"/>
+        <w:rPr>
+          <w:sz w:val="20"/>
+          <w:szCs w:val="20"/>
+        </w:rPr>
+      </w:pPr>
+      <w:r>
+        <w:rPr>
+          <w:sz w:val="20"/>
+          <w:szCs w:val="20"/>
+        </w:rPr>
+        <w:t>k=11 → 0.1</w:t>
+      </w:r>
+      <w:r>
+        <w:rPr>
+          <w:sz w:val="20"/>
+          <w:szCs w:val="20"/>
+        </w:rPr>
+        <w:t>71</w:t>
+      </w:r>
+    </w:p>
+    <w:p>
+      <w:pPr>
+        <w:spacing w:after="0"/>
+      </w:pPr>
+      <w:r>
+        <w:rPr>
+          <w:sz w:val="20"/>
+          <w:szCs w:val="20"/>
+        </w:rPr>
+        <w:t>k=12 → 0.</w:t>
+      </w:r>
+      <w:r>
+        <w:rPr>
+          <w:sz w:val="20"/>
+          <w:szCs w:val="20"/>
+        </w:rPr>
+        <w:t>1</w:t>
+      </w:r>
+      <w:r>
+        <w:rPr>
+          <w:sz w:val="20"/>
+          <w:szCs w:val="20"/>
+        </w:rPr>
+        <w:t>67</w:t>
+      </w:r>
+    </w:p>
+    <w:p>
+      <w:pPr>
+        <w:spacing w:after="0"/>
+      </w:pPr>
+    </w:p>
+    <w:p>
+      <w:pPr>
+        <w:jc w:val="both"/>
+        <w:rPr>
+          <w:b/>
+          <w:bCs/>
+        </w:rPr>
+      </w:pPr>
+      <w:r>
+        <w:rPr>
+          <w:b/>
+          <w:bCs/>
+        </w:rPr>
+        <w:t>Visualizaciones</w:t>
+      </w:r>
+    </w:p>
+    <w:p>
+      <w:pPr>
+        <w:jc w:val="both"/>
+      </w:pPr>
+      <w:r>
+        <w:rPr>
+          <w:i/>
+          <w:iCs/>
+        </w:rPr>
+        <w:t>MDS 2D sobre Jaccard + Jerárquico</w:t>
+      </w:r>
+      <w:r>
+        <w:rPr>
+          <w:i/>
+          <w:iCs/>
+        </w:rPr>
         <w:t xml:space="preserve">: </w:t>
       </w:r>
       <w:r>
-        <w:t xml:space="preserve">se distinguen dos grandes grupos de investigadores, con una separación clara en el plano. Uno de los </w:t>
-      </w:r>
-      <w:r>
-        <w:t>clústers</w:t>
-      </w:r>
-      <w:r>
-        <w:t xml:space="preserve"> aparece más compacto, mientras que el otro es más disperso, lo que refleja cierta heterogeneidad </w:t>
-      </w:r>
-      <w:r>
-        <w:t>interna.</w:t>
+        <w:t xml:space="preserve">se observan varios grupos definidos, algunos más compactos y otros parcialmente solapados. La disposición de los puntos refleja cierta estructura de </w:t>
+      </w:r>
+      <w:proofErr w:type="spellStart"/>
+      <w:proofErr w:type="gramStart"/>
+      <w:r>
+        <w:t>clusters</w:t>
+      </w:r>
+      <w:proofErr w:type="spellEnd"/>
+      <w:proofErr w:type="gramEnd"/>
+      <w:r>
+        <w:t>, aunque la separación entre algunos de ellos sigue siendo moderada.</w:t>
       </w:r>
     </w:p>
     <w:p>
@@ -1152,6 +1681,1323 @@
         <w:jc w:val="center"/>
       </w:pPr>
       <w:r>
+        <w:rPr>
+          <w:noProof/>
+        </w:rPr>
+        <w:drawing>
+          <wp:inline distT="0" distB="0" distL="0" distR="0" wp14:anchorId="2FCAFB1E" wp14:editId="13266B05">
+            <wp:extent cx="4308718" cy="2448000"/>
+            <wp:effectExtent l="0" t="0" r="0" b="0"/>
+            <wp:docPr id="1797587604" name="Imagen 10"/>
+            <wp:cNvGraphicFramePr>
+              <a:graphicFrameLocks xmlns:a="http://schemas.openxmlformats.org/drawingml/2006/main" noChangeAspect="1"/>
+            </wp:cNvGraphicFramePr>
+            <a:graphic xmlns:a="http://schemas.openxmlformats.org/drawingml/2006/main">
+              <a:graphicData uri="http://schemas.openxmlformats.org/drawingml/2006/picture">
+                <pic:pic xmlns:pic="http://schemas.openxmlformats.org/drawingml/2006/picture">
+                  <pic:nvPicPr>
+                    <pic:cNvPr id="0" name="Picture 7"/>
+                    <pic:cNvPicPr>
+                      <a:picLocks noChangeAspect="1" noChangeArrowheads="1"/>
+                    </pic:cNvPicPr>
+                  </pic:nvPicPr>
+                  <pic:blipFill>
+                    <a:blip r:embed="rId10">
+                      <a:extLst>
+                        <a:ext uri="{28A0092B-C50C-407E-A947-70E740481C1C}">
+                          <a14:useLocalDpi xmlns:a14="http://schemas.microsoft.com/office/drawing/2010/main" val="0"/>
+                        </a:ext>
+                      </a:extLst>
+                    </a:blip>
+                    <a:srcRect/>
+                    <a:stretch>
+                      <a:fillRect/>
+                    </a:stretch>
+                  </pic:blipFill>
+                  <pic:spPr bwMode="auto">
+                    <a:xfrm>
+                      <a:off x="0" y="0"/>
+                      <a:ext cx="4308718" cy="2448000"/>
+                    </a:xfrm>
+                    <a:prstGeom prst="rect">
+                      <a:avLst/>
+                    </a:prstGeom>
+                    <a:noFill/>
+                  </pic:spPr>
+                </pic:pic>
+              </a:graphicData>
+            </a:graphic>
+          </wp:inline>
+        </w:drawing>
+      </w:r>
+    </w:p>
+    <w:p>
+      <w:pPr>
+        <w:rPr>
+          <w:i/>
+          <w:iCs/>
+        </w:rPr>
+      </w:pPr>
+    </w:p>
+    <w:p>
+      <w:proofErr w:type="spellStart"/>
+      <w:r>
+        <w:rPr>
+          <w:i/>
+          <w:iCs/>
+        </w:rPr>
+        <w:lastRenderedPageBreak/>
+        <w:t>Dendrograma</w:t>
+      </w:r>
+      <w:proofErr w:type="spellEnd"/>
+      <w:r>
+        <w:rPr>
+          <w:i/>
+          <w:iCs/>
+        </w:rPr>
+        <w:t>:</w:t>
+      </w:r>
+      <w:r>
+        <w:t xml:space="preserve"> </w:t>
+      </w:r>
+      <w:r>
+        <w:t xml:space="preserve">el agrupamiento muestra varios grupos bien definidos y relativamente equilibrados. El enlace completo genera una estructura más compacta que evita cadenas alargadas, ofreciendo </w:t>
+      </w:r>
+      <w:proofErr w:type="spellStart"/>
+      <w:proofErr w:type="gramStart"/>
+      <w:r>
+        <w:t>clusters</w:t>
+      </w:r>
+      <w:proofErr w:type="spellEnd"/>
+      <w:proofErr w:type="gramEnd"/>
+      <w:r>
+        <w:t xml:space="preserve"> más cohesionados y con límites más claros entre ellos.</w:t>
+      </w:r>
+    </w:p>
+    <w:p>
+      <w:pPr>
+        <w:jc w:val="center"/>
+      </w:pPr>
+      <w:r>
+        <w:rPr>
+          <w:noProof/>
+        </w:rPr>
+        <w:drawing>
+          <wp:inline distT="0" distB="0" distL="0" distR="0" wp14:anchorId="57670C9F" wp14:editId="1FF73FE4">
+            <wp:extent cx="5005718" cy="2844000"/>
+            <wp:effectExtent l="0" t="0" r="4445" b="0"/>
+            <wp:docPr id="836610871" name="Imagen 7"/>
+            <wp:cNvGraphicFramePr>
+              <a:graphicFrameLocks xmlns:a="http://schemas.openxmlformats.org/drawingml/2006/main" noChangeAspect="1"/>
+            </wp:cNvGraphicFramePr>
+            <a:graphic xmlns:a="http://schemas.openxmlformats.org/drawingml/2006/main">
+              <a:graphicData uri="http://schemas.openxmlformats.org/drawingml/2006/picture">
+                <pic:pic xmlns:pic="http://schemas.openxmlformats.org/drawingml/2006/picture">
+                  <pic:nvPicPr>
+                    <pic:cNvPr id="0" name="Picture 5"/>
+                    <pic:cNvPicPr>
+                      <a:picLocks noChangeAspect="1" noChangeArrowheads="1"/>
+                    </pic:cNvPicPr>
+                  </pic:nvPicPr>
+                  <pic:blipFill>
+                    <a:blip r:embed="rId11">
+                      <a:extLst>
+                        <a:ext uri="{28A0092B-C50C-407E-A947-70E740481C1C}">
+                          <a14:useLocalDpi xmlns:a14="http://schemas.microsoft.com/office/drawing/2010/main" val="0"/>
+                        </a:ext>
+                      </a:extLst>
+                    </a:blip>
+                    <a:srcRect/>
+                    <a:stretch>
+                      <a:fillRect/>
+                    </a:stretch>
+                  </pic:blipFill>
+                  <pic:spPr bwMode="auto">
+                    <a:xfrm>
+                      <a:off x="0" y="0"/>
+                      <a:ext cx="5005718" cy="2844000"/>
+                    </a:xfrm>
+                    <a:prstGeom prst="rect">
+                      <a:avLst/>
+                    </a:prstGeom>
+                    <a:noFill/>
+                  </pic:spPr>
+                </pic:pic>
+              </a:graphicData>
+            </a:graphic>
+          </wp:inline>
+        </w:drawing>
+      </w:r>
+    </w:p>
+    <w:p>
+      <w:proofErr w:type="spellStart"/>
+      <w:r>
+        <w:rPr>
+          <w:i/>
+          <w:iCs/>
+        </w:rPr>
+        <w:t>Silhouette</w:t>
+      </w:r>
+      <w:proofErr w:type="spellEnd"/>
+      <w:r>
+        <w:rPr>
+          <w:i/>
+          <w:iCs/>
+        </w:rPr>
+        <w:t xml:space="preserve"> </w:t>
+      </w:r>
+      <w:proofErr w:type="spellStart"/>
+      <w:r>
+        <w:rPr>
+          <w:i/>
+          <w:iCs/>
+        </w:rPr>
+        <w:t>plot</w:t>
+      </w:r>
+      <w:proofErr w:type="spellEnd"/>
+      <w:r>
+        <w:rPr>
+          <w:i/>
+          <w:iCs/>
+        </w:rPr>
+        <w:t xml:space="preserve">: </w:t>
+      </w:r>
+      <w:r>
+        <w:t xml:space="preserve">los valores de </w:t>
+      </w:r>
+      <w:proofErr w:type="spellStart"/>
+      <w:r>
+        <w:t>silhouette</w:t>
+      </w:r>
+      <w:proofErr w:type="spellEnd"/>
+      <w:r>
+        <w:t xml:space="preserve"> son moderados, con la mayoría de los investigadores correctamente asignados a sus grupos. Algunos </w:t>
+      </w:r>
+      <w:proofErr w:type="spellStart"/>
+      <w:proofErr w:type="gramStart"/>
+      <w:r>
+        <w:t>clusters</w:t>
+      </w:r>
+      <w:proofErr w:type="spellEnd"/>
+      <w:proofErr w:type="gramEnd"/>
+      <w:r>
+        <w:t xml:space="preserve"> muestran buena cohesión interna, mientras que otros presentan fronteras difusas o miembros con bajo ajuste, lo que sugiere una separación parcial entre grupos.</w:t>
+      </w:r>
+    </w:p>
+    <w:p>
+      <w:pPr>
+        <w:pBdr>
+          <w:bottom w:val="single" w:sz="6" w:space="1" w:color="auto"/>
+        </w:pBdr>
+        <w:jc w:val="center"/>
+      </w:pPr>
+      <w:r>
+        <w:rPr>
+          <w:noProof/>
+        </w:rPr>
+        <w:drawing>
+          <wp:inline distT="0" distB="0" distL="0" distR="0" wp14:anchorId="6383BB3C" wp14:editId="1ED9BB3C">
+            <wp:extent cx="4435445" cy="2520000"/>
+            <wp:effectExtent l="0" t="0" r="3810" b="0"/>
+            <wp:docPr id="196486180" name="Imagen 8"/>
+            <wp:cNvGraphicFramePr>
+              <a:graphicFrameLocks xmlns:a="http://schemas.openxmlformats.org/drawingml/2006/main" noChangeAspect="1"/>
+            </wp:cNvGraphicFramePr>
+            <a:graphic xmlns:a="http://schemas.openxmlformats.org/drawingml/2006/main">
+              <a:graphicData uri="http://schemas.openxmlformats.org/drawingml/2006/picture">
+                <pic:pic xmlns:pic="http://schemas.openxmlformats.org/drawingml/2006/picture">
+                  <pic:nvPicPr>
+                    <pic:cNvPr id="0" name="Picture 6"/>
+                    <pic:cNvPicPr>
+                      <a:picLocks noChangeAspect="1" noChangeArrowheads="1"/>
+                    </pic:cNvPicPr>
+                  </pic:nvPicPr>
+                  <pic:blipFill>
+                    <a:blip r:embed="rId12">
+                      <a:extLst>
+                        <a:ext uri="{28A0092B-C50C-407E-A947-70E740481C1C}">
+                          <a14:useLocalDpi xmlns:a14="http://schemas.microsoft.com/office/drawing/2010/main" val="0"/>
+                        </a:ext>
+                      </a:extLst>
+                    </a:blip>
+                    <a:srcRect/>
+                    <a:stretch>
+                      <a:fillRect/>
+                    </a:stretch>
+                  </pic:blipFill>
+                  <pic:spPr bwMode="auto">
+                    <a:xfrm>
+                      <a:off x="0" y="0"/>
+                      <a:ext cx="4435445" cy="2520000"/>
+                    </a:xfrm>
+                    <a:prstGeom prst="rect">
+                      <a:avLst/>
+                    </a:prstGeom>
+                    <a:noFill/>
+                  </pic:spPr>
+                </pic:pic>
+              </a:graphicData>
+            </a:graphic>
+          </wp:inline>
+        </w:drawing>
+      </w:r>
+    </w:p>
+    <w:p>
+      <w:pPr>
+        <w:pBdr>
+          <w:bottom w:val="single" w:sz="6" w:space="1" w:color="auto"/>
+        </w:pBdr>
+        <w:rPr>
+          <w:b/>
+          <w:bCs/>
+        </w:rPr>
+      </w:pPr>
+      <w:r>
+        <w:rPr>
+          <w:b/>
+          <w:bCs/>
+        </w:rPr>
+        <w:t>Conclusión</w:t>
+      </w:r>
+    </w:p>
+    <w:p>
+      <w:pPr>
+        <w:pBdr>
+          <w:bottom w:val="single" w:sz="6" w:space="1" w:color="auto"/>
+        </w:pBdr>
+      </w:pPr>
+      <w:r>
+        <w:t xml:space="preserve">El modelo con distancia Jaccard y enlace completo genera varios grupos moderadamente definidos. Algunos </w:t>
+      </w:r>
+      <w:proofErr w:type="spellStart"/>
+      <w:proofErr w:type="gramStart"/>
+      <w:r>
+        <w:t>clusters</w:t>
+      </w:r>
+      <w:proofErr w:type="spellEnd"/>
+      <w:proofErr w:type="gramEnd"/>
+      <w:r>
+        <w:t xml:space="preserve"> presentan buena cohesión interna, mientras que otros muestran solapamiento entre investigadores. En conjunto, la estructura refleja cierta diferenciación temática, aunque con fronteras difusas y separación limitada entre grupos.</w:t>
+      </w:r>
+    </w:p>
+    <w:p/>
+    <w:p>
+      <w:pPr>
+        <w:rPr>
+          <w:i/>
+          <w:iCs/>
+          <w:u w:val="single"/>
+        </w:rPr>
+      </w:pPr>
+    </w:p>
+    <w:p>
+      <w:pPr>
+        <w:rPr>
+          <w:i/>
+          <w:iCs/>
+          <w:u w:val="single"/>
+        </w:rPr>
+      </w:pPr>
+      <w:r>
+        <w:rPr>
+          <w:i/>
+          <w:iCs/>
+          <w:u w:val="single"/>
+        </w:rPr>
+        <w:lastRenderedPageBreak/>
+        <w:t>Fecha: 2025-09-30</w:t>
+      </w:r>
+    </w:p>
+    <w:p>
+      <w:pPr>
+        <w:rPr>
+          <w:i/>
+          <w:iCs/>
+          <w:u w:val="single"/>
+        </w:rPr>
+      </w:pPr>
+      <w:r>
+        <w:rPr>
+          <w:i/>
+          <w:iCs/>
+          <w:u w:val="single"/>
+        </w:rPr>
+        <w:t>Jaccard + Jerárquico</w:t>
+      </w:r>
+    </w:p>
+    <w:p>
+      <w:r>
+        <w:rPr>
+          <w:b/>
+          <w:bCs/>
+        </w:rPr>
+        <w:t>Configuración del modelo</w:t>
+      </w:r>
+    </w:p>
+    <w:p>
+      <w:r>
+        <w:t>Umbral: &gt;10 apariciones</w:t>
+      </w:r>
+    </w:p>
+    <w:p>
+      <w:r>
+        <w:t>Preprocesamiento: ninguno</w:t>
+      </w:r>
+    </w:p>
+    <w:p>
+      <w:r>
+        <w:t>Métrica de distancia: Jaccard</w:t>
+      </w:r>
+    </w:p>
+    <w:p>
+      <w:r>
+        <w:t xml:space="preserve">Método de </w:t>
+      </w:r>
+      <w:proofErr w:type="spellStart"/>
+      <w:r>
+        <w:t>clustering</w:t>
+      </w:r>
+      <w:proofErr w:type="spellEnd"/>
+      <w:r>
+        <w:t>: Jerárquico (</w:t>
+      </w:r>
+      <w:proofErr w:type="spellStart"/>
+      <w:r>
+        <w:t>hclust</w:t>
+      </w:r>
+      <w:proofErr w:type="spellEnd"/>
+      <w:r>
+        <w:t>)</w:t>
+      </w:r>
+    </w:p>
+    <w:p>
+      <w:r>
+        <w:t xml:space="preserve">Parámetros específicos: </w:t>
+      </w:r>
+      <w:proofErr w:type="spellStart"/>
+      <w:r>
+        <w:t>linkage</w:t>
+      </w:r>
+      <w:proofErr w:type="spellEnd"/>
+      <w:r>
+        <w:t xml:space="preserve"> = </w:t>
+      </w:r>
+      <w:proofErr w:type="gramStart"/>
+      <w:r>
+        <w:rPr>
+          <w:b/>
+          <w:bCs/>
+        </w:rPr>
+        <w:t>single</w:t>
+      </w:r>
+      <w:proofErr w:type="gramEnd"/>
+    </w:p>
+    <w:p>
+      <w:r>
+        <w:rPr>
+          <w:b/>
+          <w:bCs/>
+        </w:rPr>
+        <w:t>Evaluación</w:t>
+      </w:r>
+    </w:p>
+    <w:p>
+      <w:r>
+        <w:t xml:space="preserve">Rango de k probado: </w:t>
+      </w:r>
+      <w:r>
+        <w:t>3</w:t>
+      </w:r>
+      <w:r>
+        <w:t>–12</w:t>
+      </w:r>
+    </w:p>
+    <w:p>
+      <w:pPr>
+        <w:spacing w:after="0"/>
+      </w:pPr>
+      <w:r>
+        <w:t>Resultados numéricos (</w:t>
+      </w:r>
+      <w:proofErr w:type="spellStart"/>
+      <w:r>
+        <w:t>Silhouette</w:t>
+      </w:r>
+      <w:proofErr w:type="spellEnd"/>
+      <w:r>
+        <w:t xml:space="preserve"> media):</w:t>
+      </w:r>
+    </w:p>
+    <w:p>
+      <w:pPr>
+        <w:spacing w:after="0"/>
+        <w:rPr>
+          <w:sz w:val="20"/>
+          <w:szCs w:val="20"/>
+        </w:rPr>
+      </w:pPr>
+      <w:r>
+        <w:rPr>
+          <w:sz w:val="20"/>
+          <w:szCs w:val="20"/>
+        </w:rPr>
+        <w:t>k=3 → 0.</w:t>
+      </w:r>
+      <w:r>
+        <w:rPr>
+          <w:sz w:val="20"/>
+          <w:szCs w:val="20"/>
+        </w:rPr>
+        <w:t>252</w:t>
+      </w:r>
+      <w:r>
+        <w:rPr>
+          <w:sz w:val="20"/>
+          <w:szCs w:val="20"/>
+        </w:rPr>
+        <w:t xml:space="preserve"> </w:t>
+      </w:r>
+      <w:r>
+        <w:rPr>
+          <w:sz w:val="20"/>
+          <w:szCs w:val="20"/>
+        </w:rPr>
+        <w:t>(máximo)</w:t>
+      </w:r>
+    </w:p>
+    <w:p>
+      <w:pPr>
+        <w:spacing w:after="0"/>
+        <w:rPr>
+          <w:sz w:val="20"/>
+          <w:szCs w:val="20"/>
+        </w:rPr>
+      </w:pPr>
+      <w:r>
+        <w:rPr>
+          <w:sz w:val="20"/>
+          <w:szCs w:val="20"/>
+        </w:rPr>
+        <w:t>k=4 → 0.</w:t>
+      </w:r>
+      <w:r>
+        <w:rPr>
+          <w:sz w:val="20"/>
+          <w:szCs w:val="20"/>
+        </w:rPr>
+        <w:t>1</w:t>
+      </w:r>
+      <w:r>
+        <w:rPr>
+          <w:sz w:val="20"/>
+          <w:szCs w:val="20"/>
+        </w:rPr>
+        <w:t>53</w:t>
+      </w:r>
+    </w:p>
+    <w:p>
+      <w:pPr>
+        <w:spacing w:after="0"/>
+        <w:rPr>
+          <w:sz w:val="20"/>
+          <w:szCs w:val="20"/>
+        </w:rPr>
+      </w:pPr>
+      <w:r>
+        <w:rPr>
+          <w:sz w:val="20"/>
+          <w:szCs w:val="20"/>
+        </w:rPr>
+        <w:t>k=5 → 0.1</w:t>
+      </w:r>
+      <w:r>
+        <w:rPr>
+          <w:sz w:val="20"/>
+          <w:szCs w:val="20"/>
+        </w:rPr>
+        <w:t>31</w:t>
+      </w:r>
+    </w:p>
+    <w:p>
+      <w:pPr>
+        <w:spacing w:after="0"/>
+        <w:rPr>
+          <w:sz w:val="20"/>
+          <w:szCs w:val="20"/>
+        </w:rPr>
+      </w:pPr>
+      <w:r>
+        <w:rPr>
+          <w:sz w:val="20"/>
+          <w:szCs w:val="20"/>
+        </w:rPr>
+        <w:t>k=6 → 0.1</w:t>
+      </w:r>
+      <w:r>
+        <w:rPr>
+          <w:sz w:val="20"/>
+          <w:szCs w:val="20"/>
+        </w:rPr>
+        <w:t>11</w:t>
+      </w:r>
+    </w:p>
+    <w:p>
+      <w:pPr>
+        <w:rPr>
+          <w:sz w:val="20"/>
+          <w:szCs w:val="20"/>
+        </w:rPr>
+      </w:pPr>
+      <w:r>
+        <w:rPr>
+          <w:sz w:val="20"/>
+          <w:szCs w:val="20"/>
+        </w:rPr>
+        <w:t>7 a 12 negativos</w:t>
+      </w:r>
+    </w:p>
+    <w:p>
+      <w:pPr>
+        <w:rPr>
+          <w:b/>
+          <w:bCs/>
+        </w:rPr>
+      </w:pPr>
+      <w:r>
+        <w:rPr>
+          <w:b/>
+          <w:bCs/>
+        </w:rPr>
+        <w:t>Visualizaciones</w:t>
+      </w:r>
+    </w:p>
+    <w:p>
+      <w:r>
+        <w:rPr>
+          <w:i/>
+          <w:iCs/>
+        </w:rPr>
+        <w:t>MDS 2D sobre Jaccard + Jerárquico</w:t>
+      </w:r>
+    </w:p>
+    <w:p>
+      <w:pPr>
+        <w:jc w:val="center"/>
+      </w:pPr>
+      <w:r>
+        <w:rPr>
+          <w:noProof/>
+        </w:rPr>
+        <w:drawing>
+          <wp:inline distT="0" distB="0" distL="0" distR="0" wp14:anchorId="059ECD5B" wp14:editId="631A07C2">
+            <wp:extent cx="5095875" cy="2895218"/>
+            <wp:effectExtent l="0" t="0" r="0" b="635"/>
+            <wp:docPr id="1809604405" name="Imagen 15"/>
+            <wp:cNvGraphicFramePr>
+              <a:graphicFrameLocks xmlns:a="http://schemas.openxmlformats.org/drawingml/2006/main" noChangeAspect="1"/>
+            </wp:cNvGraphicFramePr>
+            <a:graphic xmlns:a="http://schemas.openxmlformats.org/drawingml/2006/main">
+              <a:graphicData uri="http://schemas.openxmlformats.org/drawingml/2006/picture">
+                <pic:pic xmlns:pic="http://schemas.openxmlformats.org/drawingml/2006/picture">
+                  <pic:nvPicPr>
+                    <pic:cNvPr id="0" name="Picture 10"/>
+                    <pic:cNvPicPr>
+                      <a:picLocks noChangeAspect="1" noChangeArrowheads="1"/>
+                    </pic:cNvPicPr>
+                  </pic:nvPicPr>
+                  <pic:blipFill>
+                    <a:blip r:embed="rId7">
+                      <a:extLst>
+                        <a:ext uri="{28A0092B-C50C-407E-A947-70E740481C1C}">
+                          <a14:useLocalDpi xmlns:a14="http://schemas.microsoft.com/office/drawing/2010/main" val="0"/>
+                        </a:ext>
+                      </a:extLst>
+                    </a:blip>
+                    <a:srcRect/>
+                    <a:stretch>
+                      <a:fillRect/>
+                    </a:stretch>
+                  </pic:blipFill>
+                  <pic:spPr bwMode="auto">
+                    <a:xfrm>
+                      <a:off x="0" y="0"/>
+                      <a:ext cx="5097026" cy="2895872"/>
+                    </a:xfrm>
+                    <a:prstGeom prst="rect">
+                      <a:avLst/>
+                    </a:prstGeom>
+                    <a:noFill/>
+                  </pic:spPr>
+                </pic:pic>
+              </a:graphicData>
+            </a:graphic>
+          </wp:inline>
+        </w:drawing>
+      </w:r>
+    </w:p>
+    <w:p>
+      <w:pPr>
+        <w:rPr>
+          <w:i/>
+          <w:iCs/>
+        </w:rPr>
+      </w:pPr>
+    </w:p>
+    <w:p>
+      <w:pPr>
+        <w:rPr>
+          <w:i/>
+          <w:iCs/>
+        </w:rPr>
+      </w:pPr>
+      <w:r>
+        <w:rPr>
+          <w:i/>
+          <w:iCs/>
+        </w:rPr>
+        <w:br w:type="page"/>
+      </w:r>
+    </w:p>
+    <w:p>
+      <w:proofErr w:type="spellStart"/>
+      <w:r>
+        <w:rPr>
+          <w:i/>
+          <w:iCs/>
+        </w:rPr>
+        <w:lastRenderedPageBreak/>
+        <w:t>Dendrograma</w:t>
+      </w:r>
+      <w:proofErr w:type="spellEnd"/>
+    </w:p>
+    <w:p>
+      <w:pPr>
+        <w:jc w:val="center"/>
+      </w:pPr>
+      <w:r>
+        <w:rPr>
+          <w:noProof/>
+        </w:rPr>
+        <w:drawing>
+          <wp:inline distT="0" distB="0" distL="0" distR="0" wp14:anchorId="386EB0FF" wp14:editId="071FB67D">
+            <wp:extent cx="4435455" cy="2520000"/>
+            <wp:effectExtent l="0" t="0" r="3810" b="0"/>
+            <wp:docPr id="1477347571" name="Imagen 12"/>
+            <wp:cNvGraphicFramePr>
+              <a:graphicFrameLocks xmlns:a="http://schemas.openxmlformats.org/drawingml/2006/main" noChangeAspect="1"/>
+            </wp:cNvGraphicFramePr>
+            <a:graphic xmlns:a="http://schemas.openxmlformats.org/drawingml/2006/main">
+              <a:graphicData uri="http://schemas.openxmlformats.org/drawingml/2006/picture">
+                <pic:pic xmlns:pic="http://schemas.openxmlformats.org/drawingml/2006/picture">
+                  <pic:nvPicPr>
+                    <pic:cNvPr id="0" name="Picture 8"/>
+                    <pic:cNvPicPr>
+                      <a:picLocks noChangeAspect="1" noChangeArrowheads="1"/>
+                    </pic:cNvPicPr>
+                  </pic:nvPicPr>
+                  <pic:blipFill>
+                    <a:blip r:embed="rId13">
+                      <a:extLst>
+                        <a:ext uri="{28A0092B-C50C-407E-A947-70E740481C1C}">
+                          <a14:useLocalDpi xmlns:a14="http://schemas.microsoft.com/office/drawing/2010/main" val="0"/>
+                        </a:ext>
+                      </a:extLst>
+                    </a:blip>
+                    <a:srcRect/>
+                    <a:stretch>
+                      <a:fillRect/>
+                    </a:stretch>
+                  </pic:blipFill>
+                  <pic:spPr bwMode="auto">
+                    <a:xfrm>
+                      <a:off x="0" y="0"/>
+                      <a:ext cx="4435455" cy="2520000"/>
+                    </a:xfrm>
+                    <a:prstGeom prst="rect">
+                      <a:avLst/>
+                    </a:prstGeom>
+                    <a:noFill/>
+                  </pic:spPr>
+                </pic:pic>
+              </a:graphicData>
+            </a:graphic>
+          </wp:inline>
+        </w:drawing>
+      </w:r>
+    </w:p>
+    <w:p>
+      <w:proofErr w:type="spellStart"/>
+      <w:r>
+        <w:rPr>
+          <w:i/>
+          <w:iCs/>
+        </w:rPr>
+        <w:t>Silhouette</w:t>
+      </w:r>
+      <w:proofErr w:type="spellEnd"/>
+      <w:r>
+        <w:rPr>
+          <w:i/>
+          <w:iCs/>
+        </w:rPr>
+        <w:t xml:space="preserve"> </w:t>
+      </w:r>
+      <w:proofErr w:type="spellStart"/>
+      <w:r>
+        <w:rPr>
+          <w:i/>
+          <w:iCs/>
+        </w:rPr>
+        <w:t>plot</w:t>
+      </w:r>
+      <w:proofErr w:type="spellEnd"/>
+    </w:p>
+    <w:p>
+      <w:pPr>
+        <w:jc w:val="center"/>
+      </w:pPr>
+      <w:r>
+        <w:rPr>
+          <w:noProof/>
+        </w:rPr>
+        <w:drawing>
+          <wp:inline distT="0" distB="0" distL="0" distR="0" wp14:anchorId="75E2E810" wp14:editId="5BC39081">
+            <wp:extent cx="4435455" cy="2520000"/>
+            <wp:effectExtent l="0" t="0" r="3810" b="0"/>
+            <wp:docPr id="1334808652" name="Imagen 14"/>
+            <wp:cNvGraphicFramePr>
+              <a:graphicFrameLocks xmlns:a="http://schemas.openxmlformats.org/drawingml/2006/main" noChangeAspect="1"/>
+            </wp:cNvGraphicFramePr>
+            <a:graphic xmlns:a="http://schemas.openxmlformats.org/drawingml/2006/main">
+              <a:graphicData uri="http://schemas.openxmlformats.org/drawingml/2006/picture">
+                <pic:pic xmlns:pic="http://schemas.openxmlformats.org/drawingml/2006/picture">
+                  <pic:nvPicPr>
+                    <pic:cNvPr id="0" name="Picture 9"/>
+                    <pic:cNvPicPr>
+                      <a:picLocks noChangeAspect="1" noChangeArrowheads="1"/>
+                    </pic:cNvPicPr>
+                  </pic:nvPicPr>
+                  <pic:blipFill>
+                    <a:blip r:embed="rId14">
+                      <a:extLst>
+                        <a:ext uri="{28A0092B-C50C-407E-A947-70E740481C1C}">
+                          <a14:useLocalDpi xmlns:a14="http://schemas.microsoft.com/office/drawing/2010/main" val="0"/>
+                        </a:ext>
+                      </a:extLst>
+                    </a:blip>
+                    <a:srcRect/>
+                    <a:stretch>
+                      <a:fillRect/>
+                    </a:stretch>
+                  </pic:blipFill>
+                  <pic:spPr bwMode="auto">
+                    <a:xfrm>
+                      <a:off x="0" y="0"/>
+                      <a:ext cx="4435455" cy="2520000"/>
+                    </a:xfrm>
+                    <a:prstGeom prst="rect">
+                      <a:avLst/>
+                    </a:prstGeom>
+                    <a:noFill/>
+                  </pic:spPr>
+                </pic:pic>
+              </a:graphicData>
+            </a:graphic>
+          </wp:inline>
+        </w:drawing>
+      </w:r>
+    </w:p>
+    <w:p>
+      <w:pPr>
+        <w:pBdr>
+          <w:bottom w:val="single" w:sz="6" w:space="1" w:color="auto"/>
+        </w:pBdr>
+      </w:pPr>
+    </w:p>
+    <w:p/>
+    <w:p>
+      <w:r>
+        <w:br w:type="page"/>
+      </w:r>
+    </w:p>
+    <w:p/>
+    <w:p>
+      <w:pPr>
+        <w:rPr>
+          <w:i/>
+          <w:iCs/>
+          <w:u w:val="single"/>
+        </w:rPr>
+      </w:pPr>
+      <w:r>
+        <w:rPr>
+          <w:i/>
+          <w:iCs/>
+          <w:u w:val="single"/>
+        </w:rPr>
+        <w:t>Fecha: 2025-</w:t>
+      </w:r>
+      <w:r>
+        <w:rPr>
+          <w:i/>
+          <w:iCs/>
+          <w:u w:val="single"/>
+        </w:rPr>
+        <w:t>10</w:t>
+      </w:r>
+      <w:r>
+        <w:rPr>
+          <w:i/>
+          <w:iCs/>
+          <w:u w:val="single"/>
+        </w:rPr>
+        <w:t>-</w:t>
+      </w:r>
+      <w:r>
+        <w:rPr>
+          <w:i/>
+          <w:iCs/>
+          <w:u w:val="single"/>
+        </w:rPr>
+        <w:t>01</w:t>
+      </w:r>
+    </w:p>
+    <w:p>
+      <w:pPr>
+        <w:rPr>
+          <w:i/>
+          <w:iCs/>
+          <w:u w:val="single"/>
+        </w:rPr>
+      </w:pPr>
+      <w:r>
+        <w:rPr>
+          <w:i/>
+          <w:iCs/>
+          <w:u w:val="single"/>
+        </w:rPr>
+        <w:t>Euclidean</w:t>
+      </w:r>
+      <w:r>
+        <w:rPr>
+          <w:i/>
+          <w:iCs/>
+          <w:u w:val="single"/>
+        </w:rPr>
+        <w:t xml:space="preserve"> + Jerárquico</w:t>
+      </w:r>
+    </w:p>
+    <w:p>
+      <w:r>
+        <w:rPr>
+          <w:b/>
+          <w:bCs/>
+        </w:rPr>
+        <w:t>Configuración del modelo</w:t>
+      </w:r>
+    </w:p>
+    <w:p>
+      <w:r>
+        <w:t>Umbral: &gt;10 apariciones</w:t>
+      </w:r>
+    </w:p>
+    <w:p>
+      <w:r>
+        <w:t>Preprocesamiento: ninguno</w:t>
+      </w:r>
+    </w:p>
+    <w:p>
+      <w:r>
+        <w:t xml:space="preserve">Métrica de distancia: </w:t>
+      </w:r>
+      <w:r>
+        <w:t>Euclídea</w:t>
+      </w:r>
+    </w:p>
+    <w:p>
+      <w:r>
+        <w:t xml:space="preserve">Método de </w:t>
+      </w:r>
+      <w:proofErr w:type="spellStart"/>
+      <w:r>
+        <w:t>clustering</w:t>
+      </w:r>
+      <w:proofErr w:type="spellEnd"/>
+      <w:r>
+        <w:t>: Jerárquico (</w:t>
+      </w:r>
+      <w:proofErr w:type="spellStart"/>
+      <w:r>
+        <w:t>hclust</w:t>
+      </w:r>
+      <w:proofErr w:type="spellEnd"/>
+      <w:r>
+        <w:t>)</w:t>
+      </w:r>
+    </w:p>
+    <w:p>
+      <w:r>
+        <w:t xml:space="preserve">Parámetros específicos: </w:t>
+      </w:r>
+      <w:proofErr w:type="spellStart"/>
+      <w:r>
+        <w:t>linkage</w:t>
+      </w:r>
+      <w:proofErr w:type="spellEnd"/>
+      <w:r>
+        <w:t xml:space="preserve"> = </w:t>
+      </w:r>
+      <w:proofErr w:type="gramStart"/>
+      <w:r>
+        <w:t>ward.D</w:t>
+      </w:r>
+      <w:proofErr w:type="gramEnd"/>
+      <w:r>
+        <w:t>2</w:t>
+      </w:r>
+    </w:p>
+    <w:p>
+      <w:r>
+        <w:rPr>
+          <w:b/>
+          <w:bCs/>
+        </w:rPr>
+        <w:t>Evaluación</w:t>
+      </w:r>
+    </w:p>
+    <w:p>
+      <w:r>
+        <w:t xml:space="preserve">Rango de k probado: </w:t>
+      </w:r>
+      <w:r>
+        <w:t>2</w:t>
+      </w:r>
+      <w:r>
+        <w:t>–12</w:t>
+      </w:r>
+    </w:p>
+    <w:p>
+      <w:pPr>
+        <w:spacing w:after="0"/>
+      </w:pPr>
+      <w:r>
+        <w:t>Resultados numéricos (</w:t>
+      </w:r>
+      <w:proofErr w:type="spellStart"/>
+      <w:r>
+        <w:t>Silhouette</w:t>
+      </w:r>
+      <w:proofErr w:type="spellEnd"/>
+      <w:r>
+        <w:t xml:space="preserve"> media):</w:t>
+      </w:r>
+    </w:p>
+    <w:p>
+      <w:pPr>
+        <w:spacing w:after="0"/>
+        <w:rPr>
+          <w:sz w:val="20"/>
+          <w:szCs w:val="20"/>
+        </w:rPr>
+      </w:pPr>
+      <w:r>
+        <w:rPr>
+          <w:sz w:val="20"/>
+          <w:szCs w:val="20"/>
+        </w:rPr>
+        <w:t>k=2 → 0.</w:t>
+      </w:r>
+      <w:r>
+        <w:rPr>
+          <w:sz w:val="20"/>
+          <w:szCs w:val="20"/>
+        </w:rPr>
+        <w:t xml:space="preserve">21 </w:t>
+      </w:r>
+      <w:r>
+        <w:rPr>
+          <w:sz w:val="20"/>
+          <w:szCs w:val="20"/>
+        </w:rPr>
+        <w:t>(máximo)</w:t>
+      </w:r>
+    </w:p>
+    <w:p>
+      <w:pPr>
+        <w:spacing w:after="0"/>
+        <w:rPr>
+          <w:sz w:val="20"/>
+          <w:szCs w:val="20"/>
+        </w:rPr>
+      </w:pPr>
+      <w:r>
+        <w:rPr>
+          <w:sz w:val="20"/>
+          <w:szCs w:val="20"/>
+        </w:rPr>
+        <w:t>k=3 → 0.1</w:t>
+      </w:r>
+      <w:r>
+        <w:rPr>
+          <w:sz w:val="20"/>
+          <w:szCs w:val="20"/>
+        </w:rPr>
+        <w:t>02</w:t>
+      </w:r>
+    </w:p>
+    <w:p>
+      <w:pPr>
+        <w:spacing w:after="0"/>
+        <w:rPr>
+          <w:sz w:val="20"/>
+          <w:szCs w:val="20"/>
+        </w:rPr>
+      </w:pPr>
+      <w:r>
+        <w:rPr>
+          <w:sz w:val="20"/>
+          <w:szCs w:val="20"/>
+        </w:rPr>
+        <w:t>k=4 → 0.</w:t>
+      </w:r>
+      <w:r>
+        <w:rPr>
+          <w:sz w:val="20"/>
+          <w:szCs w:val="20"/>
+        </w:rPr>
+        <w:t>107</w:t>
+      </w:r>
+    </w:p>
+    <w:p>
+      <w:pPr>
+        <w:spacing w:after="0"/>
+        <w:rPr>
+          <w:sz w:val="20"/>
+          <w:szCs w:val="20"/>
+        </w:rPr>
+      </w:pPr>
+      <w:r>
+        <w:rPr>
+          <w:sz w:val="20"/>
+          <w:szCs w:val="20"/>
+        </w:rPr>
+        <w:t>k=5 → 0.</w:t>
+      </w:r>
+      <w:r>
+        <w:rPr>
+          <w:sz w:val="20"/>
+          <w:szCs w:val="20"/>
+        </w:rPr>
+        <w:t>118</w:t>
+      </w:r>
+    </w:p>
+    <w:p>
+      <w:pPr>
+        <w:spacing w:after="0"/>
+        <w:rPr>
+          <w:sz w:val="20"/>
+          <w:szCs w:val="20"/>
+        </w:rPr>
+      </w:pPr>
+      <w:r>
+        <w:rPr>
+          <w:sz w:val="20"/>
+          <w:szCs w:val="20"/>
+        </w:rPr>
+        <w:t>k=6 → 0.</w:t>
+      </w:r>
+      <w:r>
+        <w:rPr>
+          <w:sz w:val="20"/>
+          <w:szCs w:val="20"/>
+        </w:rPr>
+        <w:t>097</w:t>
+      </w:r>
+    </w:p>
+    <w:p>
+      <w:pPr>
+        <w:spacing w:after="0"/>
+        <w:rPr>
+          <w:sz w:val="20"/>
+          <w:szCs w:val="20"/>
+        </w:rPr>
+      </w:pPr>
+      <w:r>
+        <w:rPr>
+          <w:sz w:val="20"/>
+          <w:szCs w:val="20"/>
+        </w:rPr>
+        <w:t>k=7 → 0.</w:t>
+      </w:r>
+      <w:r>
+        <w:rPr>
+          <w:sz w:val="20"/>
+          <w:szCs w:val="20"/>
+        </w:rPr>
+        <w:t>108</w:t>
+      </w:r>
+    </w:p>
+    <w:p>
+      <w:pPr>
+        <w:spacing w:after="0"/>
+        <w:rPr>
+          <w:sz w:val="20"/>
+          <w:szCs w:val="20"/>
+        </w:rPr>
+      </w:pPr>
+      <w:r>
+        <w:rPr>
+          <w:sz w:val="20"/>
+          <w:szCs w:val="20"/>
+        </w:rPr>
+        <w:t>k=8 → 0.1</w:t>
+      </w:r>
+      <w:r>
+        <w:rPr>
+          <w:sz w:val="20"/>
+          <w:szCs w:val="20"/>
+        </w:rPr>
+        <w:t>12</w:t>
+      </w:r>
+    </w:p>
+    <w:p>
+      <w:pPr>
+        <w:spacing w:after="0"/>
+        <w:rPr>
+          <w:sz w:val="20"/>
+          <w:szCs w:val="20"/>
+        </w:rPr>
+      </w:pPr>
+      <w:r>
+        <w:rPr>
+          <w:sz w:val="20"/>
+          <w:szCs w:val="20"/>
+        </w:rPr>
+        <w:t>k=9 → 0.1</w:t>
+      </w:r>
+      <w:r>
+        <w:rPr>
+          <w:sz w:val="20"/>
+          <w:szCs w:val="20"/>
+        </w:rPr>
+        <w:t>15</w:t>
+      </w:r>
+    </w:p>
+    <w:p>
+      <w:pPr>
+        <w:spacing w:after="0"/>
+        <w:rPr>
+          <w:sz w:val="20"/>
+          <w:szCs w:val="20"/>
+        </w:rPr>
+      </w:pPr>
+      <w:r>
+        <w:rPr>
+          <w:sz w:val="20"/>
+          <w:szCs w:val="20"/>
+        </w:rPr>
+        <w:t>k=10 → 0.</w:t>
+      </w:r>
+      <w:r>
+        <w:rPr>
+          <w:sz w:val="20"/>
+          <w:szCs w:val="20"/>
+        </w:rPr>
+        <w:t>114</w:t>
+      </w:r>
+      <w:r>
+        <w:rPr>
+          <w:sz w:val="20"/>
+          <w:szCs w:val="20"/>
+        </w:rPr>
+        <w:t xml:space="preserve"> </w:t>
+      </w:r>
+    </w:p>
+    <w:p>
+      <w:pPr>
+        <w:spacing w:after="0"/>
+        <w:rPr>
+          <w:sz w:val="20"/>
+          <w:szCs w:val="20"/>
+        </w:rPr>
+      </w:pPr>
+      <w:r>
+        <w:rPr>
+          <w:sz w:val="20"/>
+          <w:szCs w:val="20"/>
+        </w:rPr>
+        <w:t>k=11 → 0.</w:t>
+      </w:r>
+      <w:r>
+        <w:rPr>
+          <w:sz w:val="20"/>
+          <w:szCs w:val="20"/>
+        </w:rPr>
+        <w:t>113</w:t>
+      </w:r>
+    </w:p>
+    <w:p>
+      <w:pPr>
+        <w:spacing w:after="0"/>
+      </w:pPr>
+      <w:r>
+        <w:rPr>
+          <w:sz w:val="20"/>
+          <w:szCs w:val="20"/>
+        </w:rPr>
+        <w:t>k=12 → 0.</w:t>
+      </w:r>
+      <w:r>
+        <w:rPr>
+          <w:sz w:val="20"/>
+          <w:szCs w:val="20"/>
+        </w:rPr>
+        <w:t>114</w:t>
+      </w:r>
+    </w:p>
+    <w:p>
+      <w:pPr>
+        <w:spacing w:after="0"/>
+      </w:pPr>
+    </w:p>
+    <w:p>
+      <w:pPr>
+        <w:rPr>
+          <w:b/>
+          <w:bCs/>
+        </w:rPr>
+      </w:pPr>
+      <w:r>
+        <w:rPr>
+          <w:b/>
+          <w:bCs/>
+        </w:rPr>
+        <w:t>Visualizaciones</w:t>
+      </w:r>
+    </w:p>
+    <w:p>
+      <w:r>
+        <w:rPr>
+          <w:i/>
+          <w:iCs/>
+        </w:rPr>
+        <w:t>MDS 2D sobre Jaccard + Jerárquico</w:t>
+      </w:r>
+      <w:r>
+        <w:t xml:space="preserve">: </w:t>
+      </w:r>
+      <w:r>
+        <w:t>se distinguen dos grandes grupos de investigadores, con una separación clara en el plano. Uno de los clústers aparece más compacto, mientras que el otro es más disperso, lo que refleja cierta heterogeneidad interna.</w:t>
+      </w:r>
+    </w:p>
+    <w:p>
+      <w:pPr>
+        <w:jc w:val="center"/>
+      </w:pPr>
+      <w:r>
+        <w:rPr>
+          <w:noProof/>
+        </w:rPr>
         <w:drawing>
           <wp:inline distT="0" distB="0" distL="0" distR="0" wp14:anchorId="4073F72B" wp14:editId="452F11ED">
             <wp:extent cx="4352925" cy="2356640"/>
@@ -1168,7 +3014,7 @@
                     <pic:cNvPicPr/>
                   </pic:nvPicPr>
                   <pic:blipFill>
-                    <a:blip r:embed="rId7"/>
+                    <a:blip r:embed="rId15"/>
                     <a:stretch>
                       <a:fillRect/>
                     </a:stretch>
@@ -1202,19 +3048,7 @@
         <w:t xml:space="preserve">Dendrograma: </w:t>
       </w:r>
       <w:r>
-        <w:t xml:space="preserve">el agrupamiento sugiere una división principal en dos grandes </w:t>
-      </w:r>
-      <w:r>
-        <w:t>clústers</w:t>
-      </w:r>
-      <w:r>
-        <w:t xml:space="preserve">. El primero es más compacto y homogéneo, mientras que el segundo reúne a la mayoría de </w:t>
-      </w:r>
-      <w:r>
-        <w:t>los investigadores</w:t>
-      </w:r>
-      <w:r>
-        <w:t xml:space="preserve"> con mayor variabilidad interna.</w:t>
+        <w:t>el agrupamiento sugiere una división principal en dos grandes clústers. El primero es más compacto y homogéneo, mientras que el segundo reúne a la mayoría de los investigadores con mayor variabilidad interna.</w:t>
       </w:r>
       <w:r>
         <w:rPr>
@@ -1236,7 +3070,7 @@
                     <pic:cNvPicPr/>
                   </pic:nvPicPr>
                   <pic:blipFill>
-                    <a:blip r:embed="rId8"/>
+                    <a:blip r:embed="rId16"/>
                     <a:stretch>
                       <a:fillRect/>
                     </a:stretch>
@@ -1315,6 +3149,9 @@
         <w:jc w:val="center"/>
       </w:pPr>
       <w:r>
+        <w:rPr>
+          <w:noProof/>
+        </w:rPr>
         <w:drawing>
           <wp:inline distT="0" distB="0" distL="0" distR="0" wp14:anchorId="4D1FD564" wp14:editId="0E8F4DE6">
             <wp:extent cx="4695825" cy="2558297"/>
@@ -1331,7 +3168,7 @@
                     <pic:cNvPicPr/>
                   </pic:nvPicPr>
                   <pic:blipFill>
-                    <a:blip r:embed="rId9"/>
+                    <a:blip r:embed="rId17"/>
                     <a:stretch>
                       <a:fillRect/>
                     </a:stretch>
@@ -1386,15 +3223,6204 @@
       </w:r>
     </w:p>
     <w:p>
+      <w:pPr>
+        <w:pBdr>
+          <w:bottom w:val="single" w:sz="6" w:space="1" w:color="auto"/>
+        </w:pBdr>
+      </w:pPr>
       <w:r>
         <w:t>En conjunto, la estructura refleja una dicotomía general en los perfiles, pero con baja cohesión interna.</w:t>
       </w:r>
     </w:p>
     <w:p>
-      <w:r>
-        <w:t>-----------------------------------------------------------------------------------------------------------------</w:t>
-      </w:r>
-    </w:p>
+      <w:pPr>
+        <w:pBdr>
+          <w:bottom w:val="single" w:sz="6" w:space="1" w:color="auto"/>
+        </w:pBdr>
+      </w:pPr>
+    </w:p>
+    <w:p/>
+    <w:p>
+      <w:pPr>
+        <w:rPr>
+          <w:i/>
+          <w:iCs/>
+          <w:u w:val="single"/>
+        </w:rPr>
+      </w:pPr>
+      <w:r>
+        <w:rPr>
+          <w:i/>
+          <w:iCs/>
+          <w:u w:val="single"/>
+        </w:rPr>
+        <w:lastRenderedPageBreak/>
+        <w:t>Fecha: 2025-</w:t>
+      </w:r>
+      <w:r>
+        <w:rPr>
+          <w:i/>
+          <w:iCs/>
+          <w:u w:val="single"/>
+        </w:rPr>
+        <w:t>10</w:t>
+      </w:r>
+      <w:r>
+        <w:rPr>
+          <w:i/>
+          <w:iCs/>
+          <w:u w:val="single"/>
+        </w:rPr>
+        <w:t>-</w:t>
+      </w:r>
+      <w:r>
+        <w:rPr>
+          <w:i/>
+          <w:iCs/>
+          <w:u w:val="single"/>
+        </w:rPr>
+        <w:t>0</w:t>
+      </w:r>
+      <w:r>
+        <w:rPr>
+          <w:i/>
+          <w:iCs/>
+          <w:u w:val="single"/>
+        </w:rPr>
+        <w:t>3</w:t>
+      </w:r>
+    </w:p>
+    <w:p>
+      <w:pPr>
+        <w:rPr>
+          <w:i/>
+          <w:iCs/>
+          <w:u w:val="single"/>
+        </w:rPr>
+      </w:pPr>
+      <w:r>
+        <w:rPr>
+          <w:i/>
+          <w:iCs/>
+          <w:u w:val="single"/>
+        </w:rPr>
+        <w:t>Coseno</w:t>
+      </w:r>
+      <w:r>
+        <w:rPr>
+          <w:i/>
+          <w:iCs/>
+          <w:u w:val="single"/>
+        </w:rPr>
+        <w:t xml:space="preserve"> </w:t>
+      </w:r>
+      <w:r>
+        <w:rPr>
+          <w:i/>
+          <w:iCs/>
+          <w:u w:val="single"/>
+        </w:rPr>
+        <w:t>+ Jerárquico</w:t>
+      </w:r>
+    </w:p>
+    <w:p>
+      <w:r>
+        <w:rPr>
+          <w:b/>
+          <w:bCs/>
+        </w:rPr>
+        <w:t>Configuración del modelo</w:t>
+      </w:r>
+    </w:p>
+    <w:p>
+      <w:r>
+        <w:t>Umbral: &gt;10 apariciones</w:t>
+      </w:r>
+    </w:p>
+    <w:p>
+      <w:r>
+        <w:t>Preprocesamiento: ninguno</w:t>
+      </w:r>
+    </w:p>
+    <w:p>
+      <w:r>
+        <w:t xml:space="preserve">Métrica de distancia: </w:t>
+      </w:r>
+      <w:proofErr w:type="spellStart"/>
+      <w:r>
+        <w:t>Cosine</w:t>
+      </w:r>
+      <w:proofErr w:type="spellEnd"/>
+    </w:p>
+    <w:p>
+      <w:r>
+        <w:t xml:space="preserve">Método de </w:t>
+      </w:r>
+      <w:proofErr w:type="spellStart"/>
+      <w:r>
+        <w:t>clustering</w:t>
+      </w:r>
+      <w:proofErr w:type="spellEnd"/>
+      <w:r>
+        <w:t>: Jerárquico (</w:t>
+      </w:r>
+      <w:proofErr w:type="spellStart"/>
+      <w:r>
+        <w:t>hclust</w:t>
+      </w:r>
+      <w:proofErr w:type="spellEnd"/>
+      <w:r>
+        <w:t>)</w:t>
+      </w:r>
+    </w:p>
+    <w:p>
+      <w:r>
+        <w:t xml:space="preserve">Parámetros específicos: </w:t>
+      </w:r>
+      <w:proofErr w:type="spellStart"/>
+      <w:r>
+        <w:t>linkage</w:t>
+      </w:r>
+      <w:proofErr w:type="spellEnd"/>
+      <w:r>
+        <w:t xml:space="preserve"> = </w:t>
+      </w:r>
+      <w:proofErr w:type="spellStart"/>
+      <w:r>
+        <w:rPr>
+          <w:b/>
+          <w:bCs/>
+        </w:rPr>
+        <w:t>average</w:t>
+      </w:r>
+      <w:proofErr w:type="spellEnd"/>
+    </w:p>
+    <w:p>
+      <w:r>
+        <w:rPr>
+          <w:b/>
+          <w:bCs/>
+        </w:rPr>
+        <w:t>Evaluación</w:t>
+      </w:r>
+    </w:p>
+    <w:p>
+      <w:r>
+        <w:t xml:space="preserve">Rango de k probado: </w:t>
+      </w:r>
+      <w:r>
+        <w:t>3</w:t>
+      </w:r>
+      <w:r>
+        <w:t>–12</w:t>
+      </w:r>
+    </w:p>
+    <w:p>
+      <w:pPr>
+        <w:spacing w:after="0"/>
+      </w:pPr>
+      <w:r>
+        <w:t>Resultados numéricos (</w:t>
+      </w:r>
+      <w:proofErr w:type="spellStart"/>
+      <w:r>
+        <w:t>Silhouette</w:t>
+      </w:r>
+      <w:proofErr w:type="spellEnd"/>
+      <w:r>
+        <w:t xml:space="preserve"> media):</w:t>
+      </w:r>
+    </w:p>
+    <w:p>
+      <w:pPr>
+        <w:spacing w:after="0"/>
+        <w:rPr>
+          <w:sz w:val="20"/>
+          <w:szCs w:val="20"/>
+        </w:rPr>
+      </w:pPr>
+      <w:r>
+        <w:rPr>
+          <w:sz w:val="20"/>
+          <w:szCs w:val="20"/>
+        </w:rPr>
+        <w:t>k=3 → 0.</w:t>
+      </w:r>
+      <w:r>
+        <w:rPr>
+          <w:sz w:val="20"/>
+          <w:szCs w:val="20"/>
+        </w:rPr>
+        <w:t>273 (máximo)</w:t>
+      </w:r>
+    </w:p>
+    <w:p>
+      <w:pPr>
+        <w:spacing w:after="0"/>
+        <w:rPr>
+          <w:sz w:val="20"/>
+          <w:szCs w:val="20"/>
+        </w:rPr>
+      </w:pPr>
+      <w:r>
+        <w:rPr>
+          <w:sz w:val="20"/>
+          <w:szCs w:val="20"/>
+        </w:rPr>
+        <w:t>k=4 → 0.</w:t>
+      </w:r>
+      <w:r>
+        <w:rPr>
+          <w:sz w:val="20"/>
+          <w:szCs w:val="20"/>
+        </w:rPr>
+        <w:t>185</w:t>
+      </w:r>
+    </w:p>
+    <w:p>
+      <w:pPr>
+        <w:spacing w:after="0"/>
+        <w:rPr>
+          <w:sz w:val="20"/>
+          <w:szCs w:val="20"/>
+        </w:rPr>
+      </w:pPr>
+      <w:r>
+        <w:rPr>
+          <w:sz w:val="20"/>
+          <w:szCs w:val="20"/>
+        </w:rPr>
+        <w:t>k=5 → 0.</w:t>
+      </w:r>
+      <w:r>
+        <w:rPr>
+          <w:sz w:val="20"/>
+          <w:szCs w:val="20"/>
+        </w:rPr>
+        <w:t>224</w:t>
+      </w:r>
+    </w:p>
+    <w:p>
+      <w:pPr>
+        <w:spacing w:after="0"/>
+        <w:rPr>
+          <w:sz w:val="20"/>
+          <w:szCs w:val="20"/>
+        </w:rPr>
+      </w:pPr>
+      <w:r>
+        <w:rPr>
+          <w:sz w:val="20"/>
+          <w:szCs w:val="20"/>
+        </w:rPr>
+        <w:t>k=6 → 0.</w:t>
+      </w:r>
+      <w:r>
+        <w:rPr>
+          <w:sz w:val="20"/>
+          <w:szCs w:val="20"/>
+        </w:rPr>
+        <w:t>202</w:t>
+      </w:r>
+    </w:p>
+    <w:p>
+      <w:pPr>
+        <w:spacing w:after="0"/>
+        <w:rPr>
+          <w:sz w:val="20"/>
+          <w:szCs w:val="20"/>
+        </w:rPr>
+      </w:pPr>
+      <w:r>
+        <w:rPr>
+          <w:sz w:val="20"/>
+          <w:szCs w:val="20"/>
+        </w:rPr>
+        <w:t>k=7 → 0.</w:t>
+      </w:r>
+      <w:r>
+        <w:rPr>
+          <w:sz w:val="20"/>
+          <w:szCs w:val="20"/>
+        </w:rPr>
+        <w:t>219</w:t>
+      </w:r>
+    </w:p>
+    <w:p>
+      <w:pPr>
+        <w:spacing w:after="0"/>
+        <w:rPr>
+          <w:sz w:val="20"/>
+          <w:szCs w:val="20"/>
+        </w:rPr>
+      </w:pPr>
+      <w:r>
+        <w:rPr>
+          <w:sz w:val="20"/>
+          <w:szCs w:val="20"/>
+        </w:rPr>
+        <w:t>k=8 → 0.</w:t>
+      </w:r>
+      <w:r>
+        <w:rPr>
+          <w:sz w:val="20"/>
+          <w:szCs w:val="20"/>
+        </w:rPr>
+        <w:t>235</w:t>
+      </w:r>
+    </w:p>
+    <w:p>
+      <w:pPr>
+        <w:spacing w:after="0"/>
+        <w:rPr>
+          <w:sz w:val="20"/>
+          <w:szCs w:val="20"/>
+        </w:rPr>
+      </w:pPr>
+      <w:r>
+        <w:rPr>
+          <w:sz w:val="20"/>
+          <w:szCs w:val="20"/>
+        </w:rPr>
+        <w:t>k=9 → 0.</w:t>
+      </w:r>
+      <w:r>
+        <w:rPr>
+          <w:sz w:val="20"/>
+          <w:szCs w:val="20"/>
+        </w:rPr>
+        <w:t xml:space="preserve"> </w:t>
+      </w:r>
+      <w:r>
+        <w:rPr>
+          <w:sz w:val="20"/>
+          <w:szCs w:val="20"/>
+        </w:rPr>
+        <w:t>2</w:t>
+      </w:r>
+      <w:r>
+        <w:rPr>
+          <w:sz w:val="20"/>
+          <w:szCs w:val="20"/>
+        </w:rPr>
+        <w:t>07</w:t>
+      </w:r>
+    </w:p>
+    <w:p>
+      <w:pPr>
+        <w:spacing w:after="0"/>
+        <w:rPr>
+          <w:sz w:val="20"/>
+          <w:szCs w:val="20"/>
+        </w:rPr>
+      </w:pPr>
+      <w:r>
+        <w:rPr>
+          <w:sz w:val="20"/>
+          <w:szCs w:val="20"/>
+        </w:rPr>
+        <w:t>k=10 → 0.</w:t>
+      </w:r>
+      <w:r>
+        <w:rPr>
+          <w:sz w:val="20"/>
+          <w:szCs w:val="20"/>
+        </w:rPr>
+        <w:t>194</w:t>
+      </w:r>
+    </w:p>
+    <w:p>
+      <w:pPr>
+        <w:spacing w:after="0"/>
+        <w:rPr>
+          <w:sz w:val="20"/>
+          <w:szCs w:val="20"/>
+        </w:rPr>
+      </w:pPr>
+      <w:r>
+        <w:rPr>
+          <w:sz w:val="20"/>
+          <w:szCs w:val="20"/>
+        </w:rPr>
+        <w:t>k=11 → 0.</w:t>
+      </w:r>
+      <w:r>
+        <w:rPr>
+          <w:sz w:val="20"/>
+          <w:szCs w:val="20"/>
+        </w:rPr>
+        <w:t>1</w:t>
+      </w:r>
+      <w:r>
+        <w:rPr>
+          <w:sz w:val="20"/>
+          <w:szCs w:val="20"/>
+        </w:rPr>
+        <w:t>86</w:t>
+      </w:r>
+    </w:p>
+    <w:p>
+      <w:pPr>
+        <w:rPr>
+          <w:sz w:val="20"/>
+          <w:szCs w:val="20"/>
+        </w:rPr>
+      </w:pPr>
+      <w:r>
+        <w:rPr>
+          <w:sz w:val="20"/>
+          <w:szCs w:val="20"/>
+        </w:rPr>
+        <w:t>k=12 → 0.</w:t>
+      </w:r>
+      <w:r>
+        <w:rPr>
+          <w:sz w:val="20"/>
+          <w:szCs w:val="20"/>
+        </w:rPr>
+        <w:t>1</w:t>
+      </w:r>
+      <w:r>
+        <w:rPr>
+          <w:sz w:val="20"/>
+          <w:szCs w:val="20"/>
+        </w:rPr>
+        <w:t>59</w:t>
+      </w:r>
+    </w:p>
+    <w:p>
+      <w:pPr>
+        <w:rPr>
+          <w:b/>
+          <w:bCs/>
+        </w:rPr>
+      </w:pPr>
+      <w:r>
+        <w:rPr>
+          <w:b/>
+          <w:bCs/>
+        </w:rPr>
+        <w:t>Visualizaciones</w:t>
+      </w:r>
+    </w:p>
+    <w:p>
+      <w:r>
+        <w:rPr>
+          <w:i/>
+          <w:iCs/>
+        </w:rPr>
+        <w:t>MDS 2D sobre Jaccard + Jerárquico</w:t>
+      </w:r>
+    </w:p>
+    <w:p>
+      <w:pPr>
+        <w:jc w:val="center"/>
+      </w:pPr>
+      <w:r>
+        <w:rPr>
+          <w:noProof/>
+        </w:rPr>
+        <w:drawing>
+          <wp:inline distT="0" distB="0" distL="0" distR="0" wp14:anchorId="43F70053" wp14:editId="0400A534">
+            <wp:extent cx="4435455" cy="2520000"/>
+            <wp:effectExtent l="0" t="0" r="3810" b="0"/>
+            <wp:docPr id="1654500004" name="Imagen 20"/>
+            <wp:cNvGraphicFramePr>
+              <a:graphicFrameLocks xmlns:a="http://schemas.openxmlformats.org/drawingml/2006/main" noChangeAspect="1"/>
+            </wp:cNvGraphicFramePr>
+            <a:graphic xmlns:a="http://schemas.openxmlformats.org/drawingml/2006/main">
+              <a:graphicData uri="http://schemas.openxmlformats.org/drawingml/2006/picture">
+                <pic:pic xmlns:pic="http://schemas.openxmlformats.org/drawingml/2006/picture">
+                  <pic:nvPicPr>
+                    <pic:cNvPr id="0" name="Picture 14"/>
+                    <pic:cNvPicPr>
+                      <a:picLocks noChangeAspect="1" noChangeArrowheads="1"/>
+                    </pic:cNvPicPr>
+                  </pic:nvPicPr>
+                  <pic:blipFill>
+                    <a:blip r:embed="rId18">
+                      <a:extLst>
+                        <a:ext uri="{28A0092B-C50C-407E-A947-70E740481C1C}">
+                          <a14:useLocalDpi xmlns:a14="http://schemas.microsoft.com/office/drawing/2010/main" val="0"/>
+                        </a:ext>
+                      </a:extLst>
+                    </a:blip>
+                    <a:srcRect/>
+                    <a:stretch>
+                      <a:fillRect/>
+                    </a:stretch>
+                  </pic:blipFill>
+                  <pic:spPr bwMode="auto">
+                    <a:xfrm>
+                      <a:off x="0" y="0"/>
+                      <a:ext cx="4435455" cy="2520000"/>
+                    </a:xfrm>
+                    <a:prstGeom prst="rect">
+                      <a:avLst/>
+                    </a:prstGeom>
+                    <a:noFill/>
+                  </pic:spPr>
+                </pic:pic>
+              </a:graphicData>
+            </a:graphic>
+          </wp:inline>
+        </w:drawing>
+      </w:r>
+    </w:p>
+    <w:p>
+      <w:pPr>
+        <w:rPr>
+          <w:i/>
+          <w:iCs/>
+        </w:rPr>
+      </w:pPr>
+      <w:r>
+        <w:rPr>
+          <w:i/>
+          <w:iCs/>
+        </w:rPr>
+        <w:br w:type="page"/>
+      </w:r>
+    </w:p>
+    <w:p>
+      <w:pPr>
+        <w:rPr>
+          <w:i/>
+          <w:iCs/>
+        </w:rPr>
+      </w:pPr>
+      <w:proofErr w:type="spellStart"/>
+      <w:r>
+        <w:rPr>
+          <w:i/>
+          <w:iCs/>
+        </w:rPr>
+        <w:lastRenderedPageBreak/>
+        <w:t>Dendrograma</w:t>
+      </w:r>
+      <w:proofErr w:type="spellEnd"/>
+    </w:p>
+    <w:p>
+      <w:pPr>
+        <w:jc w:val="center"/>
+      </w:pPr>
+      <w:r>
+        <w:rPr>
+          <w:noProof/>
+        </w:rPr>
+        <w:drawing>
+          <wp:inline distT="0" distB="0" distL="0" distR="0" wp14:anchorId="2D74E3D8" wp14:editId="5CBCAAB3">
+            <wp:extent cx="4435455" cy="2520000"/>
+            <wp:effectExtent l="0" t="0" r="3810" b="0"/>
+            <wp:docPr id="711772912" name="Imagen 17"/>
+            <wp:cNvGraphicFramePr>
+              <a:graphicFrameLocks xmlns:a="http://schemas.openxmlformats.org/drawingml/2006/main" noChangeAspect="1"/>
+            </wp:cNvGraphicFramePr>
+            <a:graphic xmlns:a="http://schemas.openxmlformats.org/drawingml/2006/main">
+              <a:graphicData uri="http://schemas.openxmlformats.org/drawingml/2006/picture">
+                <pic:pic xmlns:pic="http://schemas.openxmlformats.org/drawingml/2006/picture">
+                  <pic:nvPicPr>
+                    <pic:cNvPr id="0" name="Picture 11"/>
+                    <pic:cNvPicPr>
+                      <a:picLocks noChangeAspect="1" noChangeArrowheads="1"/>
+                    </pic:cNvPicPr>
+                  </pic:nvPicPr>
+                  <pic:blipFill>
+                    <a:blip r:embed="rId19">
+                      <a:extLst>
+                        <a:ext uri="{28A0092B-C50C-407E-A947-70E740481C1C}">
+                          <a14:useLocalDpi xmlns:a14="http://schemas.microsoft.com/office/drawing/2010/main" val="0"/>
+                        </a:ext>
+                      </a:extLst>
+                    </a:blip>
+                    <a:srcRect/>
+                    <a:stretch>
+                      <a:fillRect/>
+                    </a:stretch>
+                  </pic:blipFill>
+                  <pic:spPr bwMode="auto">
+                    <a:xfrm>
+                      <a:off x="0" y="0"/>
+                      <a:ext cx="4435455" cy="2520000"/>
+                    </a:xfrm>
+                    <a:prstGeom prst="rect">
+                      <a:avLst/>
+                    </a:prstGeom>
+                    <a:noFill/>
+                  </pic:spPr>
+                </pic:pic>
+              </a:graphicData>
+            </a:graphic>
+          </wp:inline>
+        </w:drawing>
+      </w:r>
+    </w:p>
+    <w:p>
+      <w:proofErr w:type="spellStart"/>
+      <w:r>
+        <w:rPr>
+          <w:i/>
+          <w:iCs/>
+        </w:rPr>
+        <w:t>Silhouette</w:t>
+      </w:r>
+      <w:proofErr w:type="spellEnd"/>
+      <w:r>
+        <w:rPr>
+          <w:i/>
+          <w:iCs/>
+        </w:rPr>
+        <w:t xml:space="preserve"> </w:t>
+      </w:r>
+      <w:proofErr w:type="spellStart"/>
+      <w:r>
+        <w:rPr>
+          <w:i/>
+          <w:iCs/>
+        </w:rPr>
+        <w:t>plot</w:t>
+      </w:r>
+      <w:proofErr w:type="spellEnd"/>
+    </w:p>
+    <w:p>
+      <w:pPr>
+        <w:pBdr>
+          <w:bottom w:val="single" w:sz="6" w:space="1" w:color="auto"/>
+        </w:pBdr>
+        <w:jc w:val="center"/>
+      </w:pPr>
+      <w:r>
+        <w:rPr>
+          <w:noProof/>
+        </w:rPr>
+        <w:drawing>
+          <wp:inline distT="0" distB="0" distL="0" distR="0" wp14:anchorId="27A24AB6" wp14:editId="326C80DC">
+            <wp:extent cx="4435455" cy="2520000"/>
+            <wp:effectExtent l="0" t="0" r="3810" b="0"/>
+            <wp:docPr id="2037962443" name="Imagen 18"/>
+            <wp:cNvGraphicFramePr>
+              <a:graphicFrameLocks xmlns:a="http://schemas.openxmlformats.org/drawingml/2006/main" noChangeAspect="1"/>
+            </wp:cNvGraphicFramePr>
+            <a:graphic xmlns:a="http://schemas.openxmlformats.org/drawingml/2006/main">
+              <a:graphicData uri="http://schemas.openxmlformats.org/drawingml/2006/picture">
+                <pic:pic xmlns:pic="http://schemas.openxmlformats.org/drawingml/2006/picture">
+                  <pic:nvPicPr>
+                    <pic:cNvPr id="0" name="Picture 12"/>
+                    <pic:cNvPicPr>
+                      <a:picLocks noChangeAspect="1" noChangeArrowheads="1"/>
+                    </pic:cNvPicPr>
+                  </pic:nvPicPr>
+                  <pic:blipFill>
+                    <a:blip r:embed="rId20">
+                      <a:extLst>
+                        <a:ext uri="{28A0092B-C50C-407E-A947-70E740481C1C}">
+                          <a14:useLocalDpi xmlns:a14="http://schemas.microsoft.com/office/drawing/2010/main" val="0"/>
+                        </a:ext>
+                      </a:extLst>
+                    </a:blip>
+                    <a:srcRect/>
+                    <a:stretch>
+                      <a:fillRect/>
+                    </a:stretch>
+                  </pic:blipFill>
+                  <pic:spPr bwMode="auto">
+                    <a:xfrm>
+                      <a:off x="0" y="0"/>
+                      <a:ext cx="4435455" cy="2520000"/>
+                    </a:xfrm>
+                    <a:prstGeom prst="rect">
+                      <a:avLst/>
+                    </a:prstGeom>
+                    <a:noFill/>
+                  </pic:spPr>
+                </pic:pic>
+              </a:graphicData>
+            </a:graphic>
+          </wp:inline>
+        </w:drawing>
+      </w:r>
+    </w:p>
+    <w:p>
+      <w:pPr>
+        <w:pBdr>
+          <w:bottom w:val="single" w:sz="6" w:space="1" w:color="auto"/>
+        </w:pBdr>
+        <w:jc w:val="center"/>
+      </w:pPr>
+    </w:p>
+    <w:p>
+      <w:r>
+        <w:br w:type="page"/>
+      </w:r>
+    </w:p>
+    <w:p>
+      <w:pPr>
+        <w:rPr>
+          <w:i/>
+          <w:iCs/>
+          <w:u w:val="single"/>
+        </w:rPr>
+      </w:pPr>
+      <w:r>
+        <w:rPr>
+          <w:i/>
+          <w:iCs/>
+          <w:u w:val="single"/>
+        </w:rPr>
+        <w:lastRenderedPageBreak/>
+        <w:t>Fecha: 2025-</w:t>
+      </w:r>
+      <w:r>
+        <w:rPr>
+          <w:i/>
+          <w:iCs/>
+          <w:u w:val="single"/>
+        </w:rPr>
+        <w:t>10</w:t>
+      </w:r>
+      <w:r>
+        <w:rPr>
+          <w:i/>
+          <w:iCs/>
+          <w:u w:val="single"/>
+        </w:rPr>
+        <w:t>-</w:t>
+      </w:r>
+      <w:r>
+        <w:rPr>
+          <w:i/>
+          <w:iCs/>
+          <w:u w:val="single"/>
+        </w:rPr>
+        <w:t>03</w:t>
+      </w:r>
+    </w:p>
+    <w:p>
+      <w:pPr>
+        <w:rPr>
+          <w:i/>
+          <w:iCs/>
+          <w:u w:val="single"/>
+        </w:rPr>
+      </w:pPr>
+      <w:r>
+        <w:rPr>
+          <w:i/>
+          <w:iCs/>
+          <w:u w:val="single"/>
+        </w:rPr>
+        <w:t>Coseno</w:t>
+      </w:r>
+      <w:r>
+        <w:rPr>
+          <w:i/>
+          <w:iCs/>
+          <w:u w:val="single"/>
+        </w:rPr>
+        <w:t xml:space="preserve"> + Jerárquico</w:t>
+      </w:r>
+    </w:p>
+    <w:p>
+      <w:r>
+        <w:rPr>
+          <w:b/>
+          <w:bCs/>
+        </w:rPr>
+        <w:t>Configuración del modelo</w:t>
+      </w:r>
+    </w:p>
+    <w:p>
+      <w:r>
+        <w:t>Umbral: &gt;10 apariciones</w:t>
+      </w:r>
+    </w:p>
+    <w:p>
+      <w:r>
+        <w:t>Preprocesamiento: ninguno</w:t>
+      </w:r>
+    </w:p>
+    <w:p>
+      <w:r>
+        <w:t xml:space="preserve">Métrica de distancia: </w:t>
+      </w:r>
+      <w:proofErr w:type="spellStart"/>
+      <w:r>
+        <w:t>Cosine</w:t>
+      </w:r>
+      <w:proofErr w:type="spellEnd"/>
+    </w:p>
+    <w:p>
+      <w:r>
+        <w:t xml:space="preserve">Método de </w:t>
+      </w:r>
+      <w:proofErr w:type="spellStart"/>
+      <w:r>
+        <w:t>clustering</w:t>
+      </w:r>
+      <w:proofErr w:type="spellEnd"/>
+      <w:r>
+        <w:t>: Jerárquico (</w:t>
+      </w:r>
+      <w:proofErr w:type="spellStart"/>
+      <w:r>
+        <w:t>hclust</w:t>
+      </w:r>
+      <w:proofErr w:type="spellEnd"/>
+      <w:r>
+        <w:t>)</w:t>
+      </w:r>
+    </w:p>
+    <w:p>
+      <w:r>
+        <w:t xml:space="preserve">Parámetros específicos: </w:t>
+      </w:r>
+      <w:proofErr w:type="spellStart"/>
+      <w:r>
+        <w:t>linkage</w:t>
+      </w:r>
+      <w:proofErr w:type="spellEnd"/>
+      <w:r>
+        <w:t xml:space="preserve"> = </w:t>
+      </w:r>
+      <w:r>
+        <w:rPr>
+          <w:b/>
+          <w:bCs/>
+        </w:rPr>
+        <w:t>complete</w:t>
+      </w:r>
+    </w:p>
+    <w:p>
+      <w:r>
+        <w:rPr>
+          <w:b/>
+          <w:bCs/>
+        </w:rPr>
+        <w:t>Evaluación</w:t>
+      </w:r>
+    </w:p>
+    <w:p>
+      <w:r>
+        <w:t xml:space="preserve">Rango de k probado: </w:t>
+      </w:r>
+      <w:r>
+        <w:t>7</w:t>
+      </w:r>
+      <w:r>
+        <w:t>–</w:t>
+      </w:r>
+      <w:r>
+        <w:t>20</w:t>
+      </w:r>
+    </w:p>
+    <w:p>
+      <w:pPr>
+        <w:spacing w:after="0"/>
+      </w:pPr>
+      <w:r>
+        <w:t>Resultados numéricos (</w:t>
+      </w:r>
+      <w:proofErr w:type="spellStart"/>
+      <w:r>
+        <w:t>Silhouette</w:t>
+      </w:r>
+      <w:proofErr w:type="spellEnd"/>
+      <w:r>
+        <w:t xml:space="preserve"> media):</w:t>
+      </w:r>
+    </w:p>
+    <w:p>
+      <w:pPr>
+        <w:spacing w:after="0"/>
+        <w:rPr>
+          <w:sz w:val="20"/>
+          <w:szCs w:val="20"/>
+        </w:rPr>
+      </w:pPr>
+      <w:r>
+        <w:rPr>
+          <w:sz w:val="20"/>
+          <w:szCs w:val="20"/>
+        </w:rPr>
+        <w:t>k=</w:t>
+      </w:r>
+      <w:r>
+        <w:rPr>
+          <w:sz w:val="20"/>
+          <w:szCs w:val="20"/>
+        </w:rPr>
+        <w:t>7</w:t>
+      </w:r>
+      <w:r>
+        <w:rPr>
+          <w:sz w:val="20"/>
+          <w:szCs w:val="20"/>
+        </w:rPr>
+        <w:t xml:space="preserve"> → 0.</w:t>
+      </w:r>
+      <w:r>
+        <w:rPr>
+          <w:sz w:val="20"/>
+          <w:szCs w:val="20"/>
+        </w:rPr>
+        <w:t>1</w:t>
+      </w:r>
+      <w:r>
+        <w:rPr>
+          <w:sz w:val="20"/>
+          <w:szCs w:val="20"/>
+        </w:rPr>
+        <w:t>64</w:t>
+      </w:r>
+    </w:p>
+    <w:p>
+      <w:pPr>
+        <w:spacing w:after="0"/>
+        <w:rPr>
+          <w:sz w:val="20"/>
+          <w:szCs w:val="20"/>
+        </w:rPr>
+      </w:pPr>
+      <w:r>
+        <w:rPr>
+          <w:sz w:val="20"/>
+          <w:szCs w:val="20"/>
+        </w:rPr>
+        <w:t>k=</w:t>
+      </w:r>
+      <w:r>
+        <w:rPr>
+          <w:sz w:val="20"/>
+          <w:szCs w:val="20"/>
+        </w:rPr>
+        <w:t>8</w:t>
+      </w:r>
+      <w:r>
+        <w:rPr>
+          <w:sz w:val="20"/>
+          <w:szCs w:val="20"/>
+        </w:rPr>
+        <w:t xml:space="preserve"> → 0.</w:t>
+      </w:r>
+      <w:r>
+        <w:rPr>
+          <w:sz w:val="20"/>
+          <w:szCs w:val="20"/>
+        </w:rPr>
+        <w:t>1</w:t>
+      </w:r>
+      <w:r>
+        <w:rPr>
+          <w:sz w:val="20"/>
+          <w:szCs w:val="20"/>
+        </w:rPr>
+        <w:t>80</w:t>
+      </w:r>
+    </w:p>
+    <w:p>
+      <w:pPr>
+        <w:spacing w:after="0"/>
+        <w:rPr>
+          <w:sz w:val="20"/>
+          <w:szCs w:val="20"/>
+        </w:rPr>
+      </w:pPr>
+      <w:r>
+        <w:rPr>
+          <w:sz w:val="20"/>
+          <w:szCs w:val="20"/>
+        </w:rPr>
+        <w:t>k=</w:t>
+      </w:r>
+      <w:r>
+        <w:rPr>
+          <w:sz w:val="20"/>
+          <w:szCs w:val="20"/>
+        </w:rPr>
+        <w:t>9</w:t>
+      </w:r>
+      <w:r>
+        <w:rPr>
+          <w:sz w:val="20"/>
+          <w:szCs w:val="20"/>
+        </w:rPr>
+        <w:t xml:space="preserve"> → 0.</w:t>
+      </w:r>
+      <w:r>
+        <w:rPr>
+          <w:sz w:val="20"/>
+          <w:szCs w:val="20"/>
+        </w:rPr>
+        <w:t>1</w:t>
+      </w:r>
+      <w:r>
+        <w:rPr>
+          <w:sz w:val="20"/>
+          <w:szCs w:val="20"/>
+        </w:rPr>
+        <w:t>85</w:t>
+      </w:r>
+    </w:p>
+    <w:p>
+      <w:pPr>
+        <w:spacing w:after="0"/>
+        <w:rPr>
+          <w:sz w:val="20"/>
+          <w:szCs w:val="20"/>
+        </w:rPr>
+      </w:pPr>
+      <w:r>
+        <w:rPr>
+          <w:sz w:val="20"/>
+          <w:szCs w:val="20"/>
+        </w:rPr>
+        <w:t>k=</w:t>
+      </w:r>
+      <w:r>
+        <w:rPr>
+          <w:sz w:val="20"/>
+          <w:szCs w:val="20"/>
+        </w:rPr>
+        <w:t>1</w:t>
+      </w:r>
+      <w:r>
+        <w:rPr>
+          <w:sz w:val="20"/>
+          <w:szCs w:val="20"/>
+        </w:rPr>
+        <w:t>0</w:t>
+      </w:r>
+      <w:r>
+        <w:rPr>
+          <w:sz w:val="20"/>
+          <w:szCs w:val="20"/>
+        </w:rPr>
+        <w:t xml:space="preserve"> → 0.</w:t>
+      </w:r>
+      <w:r>
+        <w:rPr>
+          <w:sz w:val="20"/>
+          <w:szCs w:val="20"/>
+        </w:rPr>
+        <w:t>1</w:t>
+      </w:r>
+      <w:r>
+        <w:rPr>
+          <w:sz w:val="20"/>
+          <w:szCs w:val="20"/>
+        </w:rPr>
+        <w:t>77</w:t>
+      </w:r>
+    </w:p>
+    <w:p>
+      <w:pPr>
+        <w:spacing w:after="0"/>
+        <w:rPr>
+          <w:sz w:val="20"/>
+          <w:szCs w:val="20"/>
+        </w:rPr>
+      </w:pPr>
+      <w:r>
+        <w:rPr>
+          <w:sz w:val="20"/>
+          <w:szCs w:val="20"/>
+        </w:rPr>
+        <w:t>k</w:t>
+      </w:r>
+      <w:r>
+        <w:rPr>
+          <w:sz w:val="20"/>
+          <w:szCs w:val="20"/>
+        </w:rPr>
+        <w:t>=</w:t>
+      </w:r>
+      <w:r>
+        <w:rPr>
+          <w:sz w:val="20"/>
+          <w:szCs w:val="20"/>
+        </w:rPr>
+        <w:t>11</w:t>
+      </w:r>
+      <w:r>
+        <w:rPr>
+          <w:sz w:val="20"/>
+          <w:szCs w:val="20"/>
+        </w:rPr>
+        <w:t xml:space="preserve"> → 0.</w:t>
+      </w:r>
+      <w:r>
+        <w:rPr>
+          <w:sz w:val="20"/>
+          <w:szCs w:val="20"/>
+        </w:rPr>
+        <w:t>195</w:t>
+      </w:r>
+      <w:r>
+        <w:rPr>
+          <w:sz w:val="20"/>
+          <w:szCs w:val="20"/>
+        </w:rPr>
+        <w:t xml:space="preserve"> </w:t>
+      </w:r>
+    </w:p>
+    <w:p>
+      <w:pPr>
+        <w:spacing w:after="0"/>
+        <w:rPr>
+          <w:sz w:val="20"/>
+          <w:szCs w:val="20"/>
+        </w:rPr>
+      </w:pPr>
+      <w:r>
+        <w:rPr>
+          <w:sz w:val="20"/>
+          <w:szCs w:val="20"/>
+        </w:rPr>
+        <w:t>(…)</w:t>
+      </w:r>
+    </w:p>
+    <w:p>
+      <w:pPr>
+        <w:spacing w:after="0"/>
+        <w:rPr>
+          <w:sz w:val="20"/>
+          <w:szCs w:val="20"/>
+        </w:rPr>
+      </w:pPr>
+      <w:r>
+        <w:rPr>
+          <w:sz w:val="20"/>
+          <w:szCs w:val="20"/>
+        </w:rPr>
+        <w:t>k=</w:t>
+      </w:r>
+      <w:r>
+        <w:rPr>
+          <w:sz w:val="20"/>
+          <w:szCs w:val="20"/>
+        </w:rPr>
+        <w:t>16</w:t>
+      </w:r>
+      <w:r>
+        <w:rPr>
+          <w:sz w:val="20"/>
+          <w:szCs w:val="20"/>
+        </w:rPr>
+        <w:t xml:space="preserve"> → 0.</w:t>
+      </w:r>
+      <w:r>
+        <w:rPr>
+          <w:sz w:val="20"/>
+          <w:szCs w:val="20"/>
+        </w:rPr>
+        <w:t>2</w:t>
+      </w:r>
+      <w:r>
+        <w:rPr>
+          <w:sz w:val="20"/>
+          <w:szCs w:val="20"/>
+        </w:rPr>
+        <w:t>30</w:t>
+      </w:r>
+    </w:p>
+    <w:p>
+      <w:pPr>
+        <w:spacing w:after="0"/>
+        <w:rPr>
+          <w:sz w:val="20"/>
+          <w:szCs w:val="20"/>
+        </w:rPr>
+      </w:pPr>
+      <w:r>
+        <w:rPr>
+          <w:sz w:val="20"/>
+          <w:szCs w:val="20"/>
+        </w:rPr>
+        <w:t>k=</w:t>
+      </w:r>
+      <w:r>
+        <w:rPr>
+          <w:sz w:val="20"/>
+          <w:szCs w:val="20"/>
+        </w:rPr>
+        <w:t>17</w:t>
+      </w:r>
+      <w:r>
+        <w:rPr>
+          <w:sz w:val="20"/>
+          <w:szCs w:val="20"/>
+        </w:rPr>
+        <w:t xml:space="preserve"> → 0.</w:t>
+      </w:r>
+      <w:r>
+        <w:rPr>
+          <w:sz w:val="20"/>
+          <w:szCs w:val="20"/>
+        </w:rPr>
+        <w:t xml:space="preserve"> </w:t>
+      </w:r>
+      <w:r>
+        <w:rPr>
+          <w:sz w:val="20"/>
+          <w:szCs w:val="20"/>
+        </w:rPr>
+        <w:t>2</w:t>
+      </w:r>
+      <w:r>
+        <w:rPr>
+          <w:sz w:val="20"/>
+          <w:szCs w:val="20"/>
+        </w:rPr>
+        <w:t xml:space="preserve">35 </w:t>
+      </w:r>
+      <w:r>
+        <w:rPr>
+          <w:sz w:val="20"/>
+          <w:szCs w:val="20"/>
+        </w:rPr>
+        <w:t>(máximo)</w:t>
+      </w:r>
+    </w:p>
+    <w:p>
+      <w:pPr>
+        <w:spacing w:after="0"/>
+        <w:rPr>
+          <w:sz w:val="20"/>
+          <w:szCs w:val="20"/>
+        </w:rPr>
+      </w:pPr>
+      <w:r>
+        <w:rPr>
+          <w:sz w:val="20"/>
+          <w:szCs w:val="20"/>
+        </w:rPr>
+        <w:t>k=1</w:t>
+      </w:r>
+      <w:r>
+        <w:rPr>
+          <w:sz w:val="20"/>
+          <w:szCs w:val="20"/>
+        </w:rPr>
+        <w:t>8</w:t>
+      </w:r>
+      <w:r>
+        <w:rPr>
+          <w:sz w:val="20"/>
+          <w:szCs w:val="20"/>
+        </w:rPr>
+        <w:t xml:space="preserve"> → 0.</w:t>
+      </w:r>
+      <w:r>
+        <w:rPr>
+          <w:sz w:val="20"/>
+          <w:szCs w:val="20"/>
+        </w:rPr>
+        <w:t>227</w:t>
+      </w:r>
+    </w:p>
+    <w:p>
+      <w:pPr>
+        <w:spacing w:after="0"/>
+        <w:rPr>
+          <w:sz w:val="20"/>
+          <w:szCs w:val="20"/>
+        </w:rPr>
+      </w:pPr>
+      <w:r>
+        <w:rPr>
+          <w:sz w:val="20"/>
+          <w:szCs w:val="20"/>
+        </w:rPr>
+        <w:t>k=1</w:t>
+      </w:r>
+      <w:r>
+        <w:rPr>
+          <w:sz w:val="20"/>
+          <w:szCs w:val="20"/>
+        </w:rPr>
+        <w:t>9</w:t>
+      </w:r>
+      <w:r>
+        <w:rPr>
+          <w:sz w:val="20"/>
+          <w:szCs w:val="20"/>
+        </w:rPr>
+        <w:t xml:space="preserve"> → 0.</w:t>
+      </w:r>
+      <w:r>
+        <w:rPr>
+          <w:sz w:val="20"/>
+          <w:szCs w:val="20"/>
+        </w:rPr>
+        <w:t>211</w:t>
+      </w:r>
+    </w:p>
+    <w:p>
+      <w:pPr>
+        <w:rPr>
+          <w:sz w:val="20"/>
+          <w:szCs w:val="20"/>
+        </w:rPr>
+      </w:pPr>
+      <w:r>
+        <w:rPr>
+          <w:sz w:val="20"/>
+          <w:szCs w:val="20"/>
+        </w:rPr>
+        <w:t>k=2</w:t>
+      </w:r>
+      <w:r>
+        <w:rPr>
+          <w:sz w:val="20"/>
+          <w:szCs w:val="20"/>
+        </w:rPr>
+        <w:t>0</w:t>
+      </w:r>
+      <w:r>
+        <w:rPr>
+          <w:sz w:val="20"/>
+          <w:szCs w:val="20"/>
+        </w:rPr>
+        <w:t xml:space="preserve"> → 0.</w:t>
+      </w:r>
+      <w:r>
+        <w:rPr>
+          <w:sz w:val="20"/>
+          <w:szCs w:val="20"/>
+        </w:rPr>
+        <w:t>19</w:t>
+      </w:r>
+    </w:p>
+    <w:p>
+      <w:pPr>
+        <w:rPr>
+          <w:b/>
+          <w:bCs/>
+        </w:rPr>
+      </w:pPr>
+      <w:r>
+        <w:rPr>
+          <w:b/>
+          <w:bCs/>
+        </w:rPr>
+        <w:t>Visualizaciones</w:t>
+      </w:r>
+    </w:p>
+    <w:p>
+      <w:r>
+        <w:rPr>
+          <w:i/>
+          <w:iCs/>
+        </w:rPr>
+        <w:t>MDS 2D sobre Jaccard + Jerárquico</w:t>
+      </w:r>
+      <w:r>
+        <w:rPr>
+          <w:i/>
+          <w:iCs/>
+        </w:rPr>
+        <w:t xml:space="preserve">: </w:t>
+      </w:r>
+      <w:r>
+        <w:t xml:space="preserve">los puntos se distribuyen en varios grupos pequeños con cierta separación entre ellos. Algunos </w:t>
+      </w:r>
+      <w:proofErr w:type="spellStart"/>
+      <w:proofErr w:type="gramStart"/>
+      <w:r>
+        <w:t>clusters</w:t>
+      </w:r>
+      <w:proofErr w:type="spellEnd"/>
+      <w:proofErr w:type="gramEnd"/>
+      <w:r>
+        <w:t xml:space="preserve"> aparecen bien delimitados, aunque persiste un grado de solapamiento que indica relaciones de similitud moderadas</w:t>
+      </w:r>
+      <w:r>
+        <w:t>.</w:t>
+      </w:r>
+    </w:p>
+    <w:p>
+      <w:pPr>
+        <w:jc w:val="center"/>
+      </w:pPr>
+    </w:p>
+    <w:p>
+      <w:pPr>
+        <w:jc w:val="center"/>
+        <w:rPr>
+          <w:i/>
+          <w:iCs/>
+        </w:rPr>
+      </w:pPr>
+      <w:r>
+        <w:rPr>
+          <w:noProof/>
+        </w:rPr>
+        <w:drawing>
+          <wp:inline distT="0" distB="0" distL="0" distR="0" wp14:anchorId="26A902EC" wp14:editId="2293382A">
+            <wp:extent cx="4435034" cy="2520000"/>
+            <wp:effectExtent l="0" t="0" r="3810" b="0"/>
+            <wp:docPr id="548234263" name="Imagen 25" descr="Imagen cargada"/>
+            <wp:cNvGraphicFramePr>
+              <a:graphicFrameLocks xmlns:a="http://schemas.openxmlformats.org/drawingml/2006/main" noChangeAspect="1"/>
+            </wp:cNvGraphicFramePr>
+            <a:graphic xmlns:a="http://schemas.openxmlformats.org/drawingml/2006/main">
+              <a:graphicData uri="http://schemas.openxmlformats.org/drawingml/2006/picture">
+                <pic:pic xmlns:pic="http://schemas.openxmlformats.org/drawingml/2006/picture">
+                  <pic:nvPicPr>
+                    <pic:cNvPr id="0" name="Picture 60" descr="Imagen cargada"/>
+                    <pic:cNvPicPr>
+                      <a:picLocks noChangeAspect="1" noChangeArrowheads="1"/>
+                    </pic:cNvPicPr>
+                  </pic:nvPicPr>
+                  <pic:blipFill>
+                    <a:blip r:embed="rId21">
+                      <a:extLst>
+                        <a:ext uri="{28A0092B-C50C-407E-A947-70E740481C1C}">
+                          <a14:useLocalDpi xmlns:a14="http://schemas.microsoft.com/office/drawing/2010/main" val="0"/>
+                        </a:ext>
+                      </a:extLst>
+                    </a:blip>
+                    <a:srcRect/>
+                    <a:stretch>
+                      <a:fillRect/>
+                    </a:stretch>
+                  </pic:blipFill>
+                  <pic:spPr bwMode="auto">
+                    <a:xfrm>
+                      <a:off x="0" y="0"/>
+                      <a:ext cx="4435034" cy="2520000"/>
+                    </a:xfrm>
+                    <a:prstGeom prst="rect">
+                      <a:avLst/>
+                    </a:prstGeom>
+                    <a:noFill/>
+                    <a:ln>
+                      <a:noFill/>
+                    </a:ln>
+                  </pic:spPr>
+                </pic:pic>
+              </a:graphicData>
+            </a:graphic>
+          </wp:inline>
+        </w:drawing>
+      </w:r>
+      <w:r>
+        <w:rPr>
+          <w:i/>
+          <w:iCs/>
+        </w:rPr>
+        <w:br w:type="page"/>
+      </w:r>
+    </w:p>
+    <w:p>
+      <w:proofErr w:type="spellStart"/>
+      <w:r>
+        <w:rPr>
+          <w:i/>
+          <w:iCs/>
+        </w:rPr>
+        <w:lastRenderedPageBreak/>
+        <w:t>Dendrograma</w:t>
+      </w:r>
+      <w:proofErr w:type="spellEnd"/>
+      <w:r>
+        <w:rPr>
+          <w:i/>
+          <w:iCs/>
+        </w:rPr>
+        <w:t>:</w:t>
+      </w:r>
+      <w:r>
+        <w:t xml:space="preserve"> </w:t>
+      </w:r>
+      <w:r>
+        <w:t xml:space="preserve">se observan varios grupos bien definidos y con límites más marcados que en el enlace promedio. El método complete genera </w:t>
+      </w:r>
+      <w:proofErr w:type="spellStart"/>
+      <w:proofErr w:type="gramStart"/>
+      <w:r>
+        <w:t>clusters</w:t>
+      </w:r>
+      <w:proofErr w:type="spellEnd"/>
+      <w:proofErr w:type="gramEnd"/>
+      <w:r>
+        <w:t xml:space="preserve"> más compactos y homogéneos</w:t>
+      </w:r>
+      <w:r>
+        <w:t>.</w:t>
+      </w:r>
+    </w:p>
+    <w:p>
+      <w:pPr>
+        <w:jc w:val="center"/>
+      </w:pPr>
+      <w:r>
+        <w:rPr>
+          <w:noProof/>
+        </w:rPr>
+        <w:drawing>
+          <wp:inline distT="0" distB="0" distL="0" distR="0" wp14:anchorId="289FE941" wp14:editId="0CEED582">
+            <wp:extent cx="4435455" cy="2520000"/>
+            <wp:effectExtent l="0" t="0" r="3810" b="0"/>
+            <wp:docPr id="2071425415" name="Imagen 22"/>
+            <wp:cNvGraphicFramePr>
+              <a:graphicFrameLocks xmlns:a="http://schemas.openxmlformats.org/drawingml/2006/main" noChangeAspect="1"/>
+            </wp:cNvGraphicFramePr>
+            <a:graphic xmlns:a="http://schemas.openxmlformats.org/drawingml/2006/main">
+              <a:graphicData uri="http://schemas.openxmlformats.org/drawingml/2006/picture">
+                <pic:pic xmlns:pic="http://schemas.openxmlformats.org/drawingml/2006/picture">
+                  <pic:nvPicPr>
+                    <pic:cNvPr id="0" name="Picture 15"/>
+                    <pic:cNvPicPr>
+                      <a:picLocks noChangeAspect="1" noChangeArrowheads="1"/>
+                    </pic:cNvPicPr>
+                  </pic:nvPicPr>
+                  <pic:blipFill>
+                    <a:blip r:embed="rId22">
+                      <a:extLst>
+                        <a:ext uri="{28A0092B-C50C-407E-A947-70E740481C1C}">
+                          <a14:useLocalDpi xmlns:a14="http://schemas.microsoft.com/office/drawing/2010/main" val="0"/>
+                        </a:ext>
+                      </a:extLst>
+                    </a:blip>
+                    <a:srcRect/>
+                    <a:stretch>
+                      <a:fillRect/>
+                    </a:stretch>
+                  </pic:blipFill>
+                  <pic:spPr bwMode="auto">
+                    <a:xfrm>
+                      <a:off x="0" y="0"/>
+                      <a:ext cx="4435455" cy="2520000"/>
+                    </a:xfrm>
+                    <a:prstGeom prst="rect">
+                      <a:avLst/>
+                    </a:prstGeom>
+                    <a:noFill/>
+                  </pic:spPr>
+                </pic:pic>
+              </a:graphicData>
+            </a:graphic>
+          </wp:inline>
+        </w:drawing>
+      </w:r>
+      <w:r>
+        <w:rPr>
+          <w:noProof/>
+        </w:rPr>
+        <mc:AlternateContent>
+          <mc:Choice Requires="wps">
+            <w:drawing>
+              <wp:inline distT="0" distB="0" distL="0" distR="0" wp14:anchorId="012D7621" wp14:editId="787A4687">
+                <wp:extent cx="304800" cy="304800"/>
+                <wp:effectExtent l="0" t="0" r="0" b="0"/>
+                <wp:docPr id="532137181" name="Rectángulo 21"/>
+                <wp:cNvGraphicFramePr>
+                  <a:graphicFrameLocks xmlns:a="http://schemas.openxmlformats.org/drawingml/2006/main" noChangeAspect="1"/>
+                </wp:cNvGraphicFramePr>
+                <a:graphic xmlns:a="http://schemas.openxmlformats.org/drawingml/2006/main">
+                  <a:graphicData uri="http://schemas.microsoft.com/office/word/2010/wordprocessingShape">
+                    <wps:wsp>
+                      <wps:cNvSpPr>
+                        <a:spLocks noChangeAspect="1" noChangeArrowheads="1"/>
+                      </wps:cNvSpPr>
+                      <wps:spPr bwMode="auto">
+                        <a:xfrm>
+                          <a:off x="0" y="0"/>
+                          <a:ext cx="304800" cy="304800"/>
+                        </a:xfrm>
+                        <a:prstGeom prst="rect">
+                          <a:avLst/>
+                        </a:prstGeom>
+                        <a:noFill/>
+                        <a:ln>
+                          <a:noFill/>
+                        </a:ln>
+                        <a:extLst>
+                          <a:ext uri="{909E8E84-426E-40DD-AFC4-6F175D3DCCD1}">
+                            <a14:hiddenFill xmlns:a14="http://schemas.microsoft.com/office/drawing/2010/main">
+                              <a:solidFill>
+                                <a:srgbClr val="FFFFFF"/>
+                              </a:solidFill>
+                            </a14:hiddenFill>
+                          </a:ext>
+                          <a:ext uri="{91240B29-F687-4F45-9708-019B960494DF}">
+                            <a14:hiddenLine xmlns:a14="http://schemas.microsoft.com/office/drawing/2010/main" w="9525">
+                              <a:solidFill>
+                                <a:srgbClr val="000000"/>
+                              </a:solidFill>
+                              <a:miter lim="800000"/>
+                              <a:headEnd/>
+                              <a:tailEnd/>
+                            </a14:hiddenLine>
+                          </a:ext>
+                        </a:extLst>
+                      </wps:spPr>
+                      <wps:bodyPr rot="0" vert="horz" wrap="square" lIns="91440" tIns="45720" rIns="91440" bIns="45720" anchor="t" anchorCtr="0" upright="1">
+                        <a:noAutofit/>
+                      </wps:bodyPr>
+                    </wps:wsp>
+                  </a:graphicData>
+                </a:graphic>
+              </wp:inline>
+            </w:drawing>
+          </mc:Choice>
+          <mc:Fallback>
+            <w:pict>
+              <v:rect w14:anchorId="4EDF03E6" id="Rectángulo 21" o:spid="_x0000_s1026" style="width:24pt;height:24pt;visibility:visible;mso-wrap-style:square;mso-left-percent:-10001;mso-top-percent:-10001;mso-position-horizontal:absolute;mso-position-horizontal-relative:char;mso-position-vertical:absolute;mso-position-vertical-relative:line;mso-left-percent:-10001;mso-top-percent:-10001;v-text-anchor:top" o:gfxdata="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" filled="f" stroked="f">
+                <o:lock v:ext="edit" aspectratio="t"/>
+                <w10:anchorlock/>
+              </v:rect>
+            </w:pict>
+          </mc:Fallback>
+        </mc:AlternateContent>
+      </w:r>
+    </w:p>
+    <w:p>
+      <w:proofErr w:type="spellStart"/>
+      <w:r>
+        <w:rPr>
+          <w:i/>
+          <w:iCs/>
+        </w:rPr>
+        <w:t>Silhouette</w:t>
+      </w:r>
+      <w:proofErr w:type="spellEnd"/>
+      <w:r>
+        <w:rPr>
+          <w:i/>
+          <w:iCs/>
+        </w:rPr>
+        <w:t xml:space="preserve"> </w:t>
+      </w:r>
+      <w:proofErr w:type="spellStart"/>
+      <w:r>
+        <w:rPr>
+          <w:i/>
+          <w:iCs/>
+        </w:rPr>
+        <w:t>plot</w:t>
+      </w:r>
+      <w:proofErr w:type="spellEnd"/>
+      <w:r>
+        <w:rPr>
+          <w:i/>
+          <w:iCs/>
+        </w:rPr>
+        <w:t xml:space="preserve">: </w:t>
+      </w:r>
+      <w:r>
+        <w:t xml:space="preserve"> </w:t>
+      </w:r>
+      <w:r>
+        <w:t xml:space="preserve">varios </w:t>
+      </w:r>
+      <w:proofErr w:type="spellStart"/>
+      <w:proofErr w:type="gramStart"/>
+      <w:r>
+        <w:t>clusters</w:t>
+      </w:r>
+      <w:proofErr w:type="spellEnd"/>
+      <w:proofErr w:type="gramEnd"/>
+      <w:r>
+        <w:t xml:space="preserve"> presentan valores altos de </w:t>
+      </w:r>
+      <w:proofErr w:type="spellStart"/>
+      <w:r>
+        <w:t>silhouette</w:t>
+      </w:r>
+      <w:proofErr w:type="spellEnd"/>
+      <w:r>
+        <w:t xml:space="preserve">, lo que indica una buena cohesión interna en ciertos grupos. Sin embargo, otros muestran valores bajos o negativos, reflejando solapamiento y asignaciones menos claras. En conjunto, la separación entre </w:t>
+      </w:r>
+      <w:proofErr w:type="spellStart"/>
+      <w:proofErr w:type="gramStart"/>
+      <w:r>
+        <w:t>clusters</w:t>
+      </w:r>
+      <w:proofErr w:type="spellEnd"/>
+      <w:proofErr w:type="gramEnd"/>
+      <w:r>
+        <w:t xml:space="preserve"> es moderada, con algunos grupos bien definidos.</w:t>
+      </w:r>
+    </w:p>
+    <w:p>
+      <w:pPr>
+        <w:pBdr>
+          <w:bottom w:val="single" w:sz="6" w:space="1" w:color="auto"/>
+        </w:pBdr>
+        <w:jc w:val="center"/>
+      </w:pPr>
+      <w:r>
+        <w:rPr>
+          <w:noProof/>
+        </w:rPr>
+        <w:drawing>
+          <wp:inline distT="0" distB="0" distL="0" distR="0" wp14:anchorId="02EF0A91" wp14:editId="3E5EDFB0">
+            <wp:extent cx="4435455" cy="2520000"/>
+            <wp:effectExtent l="0" t="0" r="3810" b="0"/>
+            <wp:docPr id="1198263379" name="Imagen 24"/>
+            <wp:cNvGraphicFramePr>
+              <a:graphicFrameLocks xmlns:a="http://schemas.openxmlformats.org/drawingml/2006/main" noChangeAspect="1"/>
+            </wp:cNvGraphicFramePr>
+            <a:graphic xmlns:a="http://schemas.openxmlformats.org/drawingml/2006/main">
+              <a:graphicData uri="http://schemas.openxmlformats.org/drawingml/2006/picture">
+                <pic:pic xmlns:pic="http://schemas.openxmlformats.org/drawingml/2006/picture">
+                  <pic:nvPicPr>
+                    <pic:cNvPr id="0" name="Picture 16"/>
+                    <pic:cNvPicPr>
+                      <a:picLocks noChangeAspect="1" noChangeArrowheads="1"/>
+                    </pic:cNvPicPr>
+                  </pic:nvPicPr>
+                  <pic:blipFill>
+                    <a:blip r:embed="rId23">
+                      <a:extLst>
+                        <a:ext uri="{28A0092B-C50C-407E-A947-70E740481C1C}">
+                          <a14:useLocalDpi xmlns:a14="http://schemas.microsoft.com/office/drawing/2010/main" val="0"/>
+                        </a:ext>
+                      </a:extLst>
+                    </a:blip>
+                    <a:srcRect/>
+                    <a:stretch>
+                      <a:fillRect/>
+                    </a:stretch>
+                  </pic:blipFill>
+                  <pic:spPr bwMode="auto">
+                    <a:xfrm>
+                      <a:off x="0" y="0"/>
+                      <a:ext cx="4435455" cy="2520000"/>
+                    </a:xfrm>
+                    <a:prstGeom prst="rect">
+                      <a:avLst/>
+                    </a:prstGeom>
+                    <a:noFill/>
+                  </pic:spPr>
+                </pic:pic>
+              </a:graphicData>
+            </a:graphic>
+          </wp:inline>
+        </w:drawing>
+      </w:r>
+    </w:p>
+    <w:p>
+      <w:pPr>
+        <w:pBdr>
+          <w:bottom w:val="single" w:sz="6" w:space="1" w:color="auto"/>
+        </w:pBdr>
+        <w:rPr>
+          <w:b/>
+          <w:bCs/>
+        </w:rPr>
+      </w:pPr>
+      <w:r>
+        <w:rPr>
+          <w:b/>
+          <w:bCs/>
+        </w:rPr>
+        <w:t>Conclusión</w:t>
+      </w:r>
+    </w:p>
+    <w:p>
+      <w:pPr>
+        <w:pBdr>
+          <w:bottom w:val="single" w:sz="6" w:space="1" w:color="auto"/>
+        </w:pBdr>
+      </w:pPr>
+      <w:r>
+        <w:t xml:space="preserve">El modelo con distancia Coseno y enlace completo produce varios grupos relativamente compactos y mejor definidos que en pruebas anteriores. Algunos </w:t>
+      </w:r>
+      <w:proofErr w:type="spellStart"/>
+      <w:proofErr w:type="gramStart"/>
+      <w:r>
+        <w:t>clusters</w:t>
+      </w:r>
+      <w:proofErr w:type="spellEnd"/>
+      <w:proofErr w:type="gramEnd"/>
+      <w:r>
+        <w:t xml:space="preserve"> muestran buena cohesión interna y separación visible, aunque aún persisten solapamientos entre ciertos investigadores, reflejando similitudes temáticas parciales.</w:t>
+      </w:r>
+    </w:p>
+    <w:p>
+      <w:pPr>
+        <w:pBdr>
+          <w:bottom w:val="single" w:sz="6" w:space="1" w:color="auto"/>
+        </w:pBdr>
+        <w:jc w:val="center"/>
+      </w:pPr>
+    </w:p>
+    <w:p>
+      <w:r>
+        <w:br w:type="page"/>
+      </w:r>
+    </w:p>
+    <w:p>
+      <w:pPr>
+        <w:rPr>
+          <w:i/>
+          <w:iCs/>
+          <w:u w:val="single"/>
+        </w:rPr>
+      </w:pPr>
+      <w:r>
+        <w:rPr>
+          <w:i/>
+          <w:iCs/>
+          <w:u w:val="single"/>
+        </w:rPr>
+        <w:lastRenderedPageBreak/>
+        <w:t>Fecha: 2025-</w:t>
+      </w:r>
+      <w:r>
+        <w:rPr>
+          <w:i/>
+          <w:iCs/>
+          <w:u w:val="single"/>
+        </w:rPr>
+        <w:t>10</w:t>
+      </w:r>
+      <w:r>
+        <w:rPr>
+          <w:i/>
+          <w:iCs/>
+          <w:u w:val="single"/>
+        </w:rPr>
+        <w:t>-</w:t>
+      </w:r>
+      <w:r>
+        <w:rPr>
+          <w:i/>
+          <w:iCs/>
+          <w:u w:val="single"/>
+        </w:rPr>
+        <w:t>0</w:t>
+      </w:r>
+      <w:r>
+        <w:rPr>
+          <w:i/>
+          <w:iCs/>
+          <w:u w:val="single"/>
+        </w:rPr>
+        <w:t>6</w:t>
+      </w:r>
+    </w:p>
+    <w:p>
+      <w:pPr>
+        <w:rPr>
+          <w:i/>
+          <w:iCs/>
+          <w:u w:val="single"/>
+        </w:rPr>
+      </w:pPr>
+      <w:r>
+        <w:rPr>
+          <w:i/>
+          <w:iCs/>
+          <w:u w:val="single"/>
+        </w:rPr>
+        <w:t>Correlación</w:t>
+      </w:r>
+      <w:r>
+        <w:rPr>
+          <w:i/>
+          <w:iCs/>
+          <w:u w:val="single"/>
+        </w:rPr>
+        <w:t xml:space="preserve"> + Jerárquico</w:t>
+      </w:r>
+    </w:p>
+    <w:p>
+      <w:r>
+        <w:rPr>
+          <w:b/>
+          <w:bCs/>
+        </w:rPr>
+        <w:t>Configuración del modelo</w:t>
+      </w:r>
+    </w:p>
+    <w:p>
+      <w:r>
+        <w:t>Umbral: &gt;10 apariciones</w:t>
+      </w:r>
+    </w:p>
+    <w:p>
+      <w:r>
+        <w:t>Preprocesamiento: ninguno</w:t>
+      </w:r>
+    </w:p>
+    <w:p>
+      <w:r>
+        <w:t xml:space="preserve">Métrica de distancia: </w:t>
+      </w:r>
+      <w:proofErr w:type="spellStart"/>
+      <w:r>
+        <w:t>Correlation</w:t>
+      </w:r>
+      <w:proofErr w:type="spellEnd"/>
+    </w:p>
+    <w:p>
+      <w:r>
+        <w:t xml:space="preserve">Método de </w:t>
+      </w:r>
+      <w:proofErr w:type="spellStart"/>
+      <w:r>
+        <w:t>clustering</w:t>
+      </w:r>
+      <w:proofErr w:type="spellEnd"/>
+      <w:r>
+        <w:t>: Jerárquico (</w:t>
+      </w:r>
+      <w:proofErr w:type="spellStart"/>
+      <w:r>
+        <w:t>hclust</w:t>
+      </w:r>
+      <w:proofErr w:type="spellEnd"/>
+      <w:r>
+        <w:t>)</w:t>
+      </w:r>
+    </w:p>
+    <w:p>
+      <w:r>
+        <w:t xml:space="preserve">Parámetros específicos: </w:t>
+      </w:r>
+      <w:proofErr w:type="spellStart"/>
+      <w:r>
+        <w:t>linkage</w:t>
+      </w:r>
+      <w:proofErr w:type="spellEnd"/>
+      <w:r>
+        <w:t xml:space="preserve"> = </w:t>
+      </w:r>
+      <w:proofErr w:type="spellStart"/>
+      <w:r>
+        <w:rPr>
+          <w:b/>
+          <w:bCs/>
+        </w:rPr>
+        <w:t>average</w:t>
+      </w:r>
+      <w:proofErr w:type="spellEnd"/>
+    </w:p>
+    <w:p>
+      <w:r>
+        <w:rPr>
+          <w:b/>
+          <w:bCs/>
+        </w:rPr>
+        <w:t>Evaluación</w:t>
+      </w:r>
+    </w:p>
+    <w:p>
+      <w:r>
+        <w:t xml:space="preserve">Rango de k probado: </w:t>
+      </w:r>
+      <w:r>
+        <w:t>3</w:t>
+      </w:r>
+      <w:r>
+        <w:t>–12</w:t>
+      </w:r>
+    </w:p>
+    <w:p>
+      <w:pPr>
+        <w:spacing w:after="0"/>
+      </w:pPr>
+      <w:r>
+        <w:t>Resultados numéricos (</w:t>
+      </w:r>
+      <w:proofErr w:type="spellStart"/>
+      <w:r>
+        <w:t>Silhouette</w:t>
+      </w:r>
+      <w:proofErr w:type="spellEnd"/>
+      <w:r>
+        <w:t xml:space="preserve"> media):</w:t>
+      </w:r>
+    </w:p>
+    <w:p>
+      <w:pPr>
+        <w:spacing w:after="0"/>
+        <w:rPr>
+          <w:sz w:val="20"/>
+          <w:szCs w:val="20"/>
+        </w:rPr>
+      </w:pPr>
+      <w:r>
+        <w:rPr>
+          <w:sz w:val="20"/>
+          <w:szCs w:val="20"/>
+        </w:rPr>
+        <w:t>k=3 → 0.</w:t>
+      </w:r>
+      <w:r>
+        <w:rPr>
+          <w:sz w:val="20"/>
+          <w:szCs w:val="20"/>
+        </w:rPr>
+        <w:t>2</w:t>
+      </w:r>
+      <w:r>
+        <w:rPr>
+          <w:sz w:val="20"/>
+          <w:szCs w:val="20"/>
+        </w:rPr>
+        <w:t>31</w:t>
+      </w:r>
+    </w:p>
+    <w:p>
+      <w:pPr>
+        <w:spacing w:after="0"/>
+        <w:rPr>
+          <w:sz w:val="20"/>
+          <w:szCs w:val="20"/>
+        </w:rPr>
+      </w:pPr>
+      <w:r>
+        <w:rPr>
+          <w:sz w:val="20"/>
+          <w:szCs w:val="20"/>
+        </w:rPr>
+        <w:t>k=4 → 0.</w:t>
+      </w:r>
+      <w:r>
+        <w:rPr>
+          <w:sz w:val="20"/>
+          <w:szCs w:val="20"/>
+        </w:rPr>
+        <w:t xml:space="preserve">258 </w:t>
+      </w:r>
+      <w:r>
+        <w:rPr>
+          <w:sz w:val="20"/>
+          <w:szCs w:val="20"/>
+        </w:rPr>
+        <w:t>(máximo)</w:t>
+      </w:r>
+    </w:p>
+    <w:p>
+      <w:pPr>
+        <w:spacing w:after="0"/>
+        <w:rPr>
+          <w:sz w:val="20"/>
+          <w:szCs w:val="20"/>
+        </w:rPr>
+      </w:pPr>
+      <w:r>
+        <w:rPr>
+          <w:sz w:val="20"/>
+          <w:szCs w:val="20"/>
+        </w:rPr>
+        <w:t>k=5 → 0.</w:t>
+      </w:r>
+      <w:r>
+        <w:rPr>
+          <w:sz w:val="20"/>
+          <w:szCs w:val="20"/>
+        </w:rPr>
+        <w:t>2</w:t>
+      </w:r>
+      <w:r>
+        <w:rPr>
+          <w:sz w:val="20"/>
+          <w:szCs w:val="20"/>
+        </w:rPr>
+        <w:t>50</w:t>
+      </w:r>
+    </w:p>
+    <w:p>
+      <w:pPr>
+        <w:spacing w:after="0"/>
+        <w:rPr>
+          <w:sz w:val="20"/>
+          <w:szCs w:val="20"/>
+        </w:rPr>
+      </w:pPr>
+      <w:r>
+        <w:rPr>
+          <w:sz w:val="20"/>
+          <w:szCs w:val="20"/>
+        </w:rPr>
+        <w:t>k=6 → 0.</w:t>
+      </w:r>
+      <w:r>
+        <w:rPr>
+          <w:sz w:val="20"/>
+          <w:szCs w:val="20"/>
+        </w:rPr>
+        <w:t>2</w:t>
+      </w:r>
+      <w:r>
+        <w:rPr>
+          <w:sz w:val="20"/>
+          <w:szCs w:val="20"/>
+        </w:rPr>
+        <w:t>34</w:t>
+      </w:r>
+    </w:p>
+    <w:p>
+      <w:pPr>
+        <w:spacing w:after="0"/>
+        <w:rPr>
+          <w:sz w:val="20"/>
+          <w:szCs w:val="20"/>
+        </w:rPr>
+      </w:pPr>
+      <w:r>
+        <w:rPr>
+          <w:sz w:val="20"/>
+          <w:szCs w:val="20"/>
+        </w:rPr>
+        <w:t>k=7 → 0.</w:t>
+      </w:r>
+      <w:r>
+        <w:rPr>
+          <w:sz w:val="20"/>
+          <w:szCs w:val="20"/>
+        </w:rPr>
+        <w:t>2</w:t>
+      </w:r>
+      <w:r>
+        <w:rPr>
+          <w:sz w:val="20"/>
+          <w:szCs w:val="20"/>
+        </w:rPr>
+        <w:t>33</w:t>
+      </w:r>
+    </w:p>
+    <w:p>
+      <w:pPr>
+        <w:spacing w:after="0"/>
+        <w:rPr>
+          <w:sz w:val="20"/>
+          <w:szCs w:val="20"/>
+        </w:rPr>
+      </w:pPr>
+      <w:r>
+        <w:rPr>
+          <w:sz w:val="20"/>
+          <w:szCs w:val="20"/>
+        </w:rPr>
+        <w:t>k=8 → 0.</w:t>
+      </w:r>
+      <w:r>
+        <w:rPr>
+          <w:sz w:val="20"/>
+          <w:szCs w:val="20"/>
+        </w:rPr>
+        <w:t>2</w:t>
+      </w:r>
+      <w:r>
+        <w:rPr>
+          <w:sz w:val="20"/>
+          <w:szCs w:val="20"/>
+        </w:rPr>
+        <w:t>14</w:t>
+      </w:r>
+    </w:p>
+    <w:p>
+      <w:pPr>
+        <w:spacing w:after="0"/>
+        <w:rPr>
+          <w:sz w:val="20"/>
+          <w:szCs w:val="20"/>
+        </w:rPr>
+      </w:pPr>
+      <w:r>
+        <w:rPr>
+          <w:sz w:val="20"/>
+          <w:szCs w:val="20"/>
+        </w:rPr>
+        <w:t>k=9 → 0.</w:t>
+      </w:r>
+      <w:r>
+        <w:rPr>
+          <w:sz w:val="20"/>
+          <w:szCs w:val="20"/>
+        </w:rPr>
+        <w:t>181</w:t>
+      </w:r>
+    </w:p>
+    <w:p>
+      <w:pPr>
+        <w:spacing w:after="0"/>
+        <w:rPr>
+          <w:sz w:val="20"/>
+          <w:szCs w:val="20"/>
+        </w:rPr>
+      </w:pPr>
+      <w:r>
+        <w:rPr>
+          <w:sz w:val="20"/>
+          <w:szCs w:val="20"/>
+        </w:rPr>
+        <w:t>k=10 → 0.</w:t>
+      </w:r>
+      <w:r>
+        <w:rPr>
+          <w:sz w:val="20"/>
+          <w:szCs w:val="20"/>
+        </w:rPr>
+        <w:t>142</w:t>
+      </w:r>
+    </w:p>
+    <w:p>
+      <w:pPr>
+        <w:spacing w:after="0"/>
+        <w:rPr>
+          <w:sz w:val="20"/>
+          <w:szCs w:val="20"/>
+        </w:rPr>
+      </w:pPr>
+      <w:r>
+        <w:rPr>
+          <w:sz w:val="20"/>
+          <w:szCs w:val="20"/>
+        </w:rPr>
+        <w:t>k=11 → 0.</w:t>
+      </w:r>
+      <w:r>
+        <w:rPr>
+          <w:sz w:val="20"/>
+          <w:szCs w:val="20"/>
+        </w:rPr>
+        <w:t>1</w:t>
+      </w:r>
+      <w:r>
+        <w:rPr>
+          <w:sz w:val="20"/>
+          <w:szCs w:val="20"/>
+        </w:rPr>
+        <w:t>40</w:t>
+      </w:r>
+    </w:p>
+    <w:p>
+      <w:pPr>
+        <w:rPr>
+          <w:sz w:val="20"/>
+          <w:szCs w:val="20"/>
+        </w:rPr>
+      </w:pPr>
+      <w:r>
+        <w:rPr>
+          <w:sz w:val="20"/>
+          <w:szCs w:val="20"/>
+        </w:rPr>
+        <w:t>k=12 → 0.</w:t>
+      </w:r>
+      <w:r>
+        <w:rPr>
+          <w:sz w:val="20"/>
+          <w:szCs w:val="20"/>
+        </w:rPr>
+        <w:t>1</w:t>
+      </w:r>
+      <w:r>
+        <w:rPr>
+          <w:sz w:val="20"/>
+          <w:szCs w:val="20"/>
+        </w:rPr>
+        <w:t>28</w:t>
+      </w:r>
+    </w:p>
+    <w:p>
+      <w:pPr>
+        <w:rPr>
+          <w:b/>
+          <w:bCs/>
+        </w:rPr>
+      </w:pPr>
+      <w:r>
+        <w:rPr>
+          <w:b/>
+          <w:bCs/>
+        </w:rPr>
+        <w:t>Visualizaciones</w:t>
+      </w:r>
+    </w:p>
+    <w:p>
+      <w:r>
+        <w:rPr>
+          <w:i/>
+          <w:iCs/>
+        </w:rPr>
+        <w:t>MDS 2D sobre Jaccard + Jerárquico</w:t>
+      </w:r>
+    </w:p>
+    <w:p>
+      <w:pPr>
+        <w:jc w:val="center"/>
+      </w:pPr>
+      <w:r>
+        <w:rPr>
+          <w:noProof/>
+        </w:rPr>
+        <w:drawing>
+          <wp:inline distT="0" distB="0" distL="0" distR="0" wp14:anchorId="4C0CA2A4" wp14:editId="3499AD17">
+            <wp:extent cx="4435455" cy="2520000"/>
+            <wp:effectExtent l="0" t="0" r="3810" b="0"/>
+            <wp:docPr id="1961307840" name="Imagen 31"/>
+            <wp:cNvGraphicFramePr>
+              <a:graphicFrameLocks xmlns:a="http://schemas.openxmlformats.org/drawingml/2006/main" noChangeAspect="1"/>
+            </wp:cNvGraphicFramePr>
+            <a:graphic xmlns:a="http://schemas.openxmlformats.org/drawingml/2006/main">
+              <a:graphicData uri="http://schemas.openxmlformats.org/drawingml/2006/picture">
+                <pic:pic xmlns:pic="http://schemas.openxmlformats.org/drawingml/2006/picture">
+                  <pic:nvPicPr>
+                    <pic:cNvPr id="0" name="Picture 19"/>
+                    <pic:cNvPicPr>
+                      <a:picLocks noChangeAspect="1" noChangeArrowheads="1"/>
+                    </pic:cNvPicPr>
+                  </pic:nvPicPr>
+                  <pic:blipFill>
+                    <a:blip r:embed="rId24">
+                      <a:extLst>
+                        <a:ext uri="{28A0092B-C50C-407E-A947-70E740481C1C}">
+                          <a14:useLocalDpi xmlns:a14="http://schemas.microsoft.com/office/drawing/2010/main" val="0"/>
+                        </a:ext>
+                      </a:extLst>
+                    </a:blip>
+                    <a:srcRect/>
+                    <a:stretch>
+                      <a:fillRect/>
+                    </a:stretch>
+                  </pic:blipFill>
+                  <pic:spPr bwMode="auto">
+                    <a:xfrm>
+                      <a:off x="0" y="0"/>
+                      <a:ext cx="4435455" cy="2520000"/>
+                    </a:xfrm>
+                    <a:prstGeom prst="rect">
+                      <a:avLst/>
+                    </a:prstGeom>
+                    <a:noFill/>
+                  </pic:spPr>
+                </pic:pic>
+              </a:graphicData>
+            </a:graphic>
+          </wp:inline>
+        </w:drawing>
+      </w:r>
+    </w:p>
+    <w:p>
+      <w:pPr>
+        <w:rPr>
+          <w:i/>
+          <w:iCs/>
+        </w:rPr>
+      </w:pPr>
+      <w:r>
+        <w:rPr>
+          <w:i/>
+          <w:iCs/>
+        </w:rPr>
+        <w:br w:type="page"/>
+      </w:r>
+    </w:p>
+    <w:p>
+      <w:pPr>
+        <w:rPr>
+          <w:i/>
+          <w:iCs/>
+        </w:rPr>
+      </w:pPr>
+      <w:proofErr w:type="spellStart"/>
+      <w:r>
+        <w:rPr>
+          <w:i/>
+          <w:iCs/>
+        </w:rPr>
+        <w:lastRenderedPageBreak/>
+        <w:t>Dendrograma</w:t>
+      </w:r>
+      <w:proofErr w:type="spellEnd"/>
+    </w:p>
+    <w:p>
+      <w:pPr>
+        <w:jc w:val="center"/>
+      </w:pPr>
+      <w:r>
+        <w:rPr>
+          <w:noProof/>
+        </w:rPr>
+        <w:drawing>
+          <wp:inline distT="0" distB="0" distL="0" distR="0" wp14:anchorId="0169689C" wp14:editId="6C6F6192">
+            <wp:extent cx="4435455" cy="2520000"/>
+            <wp:effectExtent l="0" t="0" r="3810" b="0"/>
+            <wp:docPr id="1241444209" name="Imagen 27"/>
+            <wp:cNvGraphicFramePr>
+              <a:graphicFrameLocks xmlns:a="http://schemas.openxmlformats.org/drawingml/2006/main" noChangeAspect="1"/>
+            </wp:cNvGraphicFramePr>
+            <a:graphic xmlns:a="http://schemas.openxmlformats.org/drawingml/2006/main">
+              <a:graphicData uri="http://schemas.openxmlformats.org/drawingml/2006/picture">
+                <pic:pic xmlns:pic="http://schemas.openxmlformats.org/drawingml/2006/picture">
+                  <pic:nvPicPr>
+                    <pic:cNvPr id="0" name="Picture 17"/>
+                    <pic:cNvPicPr>
+                      <a:picLocks noChangeAspect="1" noChangeArrowheads="1"/>
+                    </pic:cNvPicPr>
+                  </pic:nvPicPr>
+                  <pic:blipFill>
+                    <a:blip r:embed="rId25">
+                      <a:extLst>
+                        <a:ext uri="{28A0092B-C50C-407E-A947-70E740481C1C}">
+                          <a14:useLocalDpi xmlns:a14="http://schemas.microsoft.com/office/drawing/2010/main" val="0"/>
+                        </a:ext>
+                      </a:extLst>
+                    </a:blip>
+                    <a:srcRect/>
+                    <a:stretch>
+                      <a:fillRect/>
+                    </a:stretch>
+                  </pic:blipFill>
+                  <pic:spPr bwMode="auto">
+                    <a:xfrm>
+                      <a:off x="0" y="0"/>
+                      <a:ext cx="4435455" cy="2520000"/>
+                    </a:xfrm>
+                    <a:prstGeom prst="rect">
+                      <a:avLst/>
+                    </a:prstGeom>
+                    <a:noFill/>
+                  </pic:spPr>
+                </pic:pic>
+              </a:graphicData>
+            </a:graphic>
+          </wp:inline>
+        </w:drawing>
+      </w:r>
+    </w:p>
+    <w:p>
+      <w:proofErr w:type="spellStart"/>
+      <w:r>
+        <w:rPr>
+          <w:i/>
+          <w:iCs/>
+        </w:rPr>
+        <w:t>Silhouette</w:t>
+      </w:r>
+      <w:proofErr w:type="spellEnd"/>
+      <w:r>
+        <w:rPr>
+          <w:i/>
+          <w:iCs/>
+        </w:rPr>
+        <w:t xml:space="preserve"> </w:t>
+      </w:r>
+      <w:proofErr w:type="spellStart"/>
+      <w:r>
+        <w:rPr>
+          <w:i/>
+          <w:iCs/>
+        </w:rPr>
+        <w:t>plot</w:t>
+      </w:r>
+      <w:proofErr w:type="spellEnd"/>
+    </w:p>
+    <w:p>
+      <w:pPr>
+        <w:pBdr>
+          <w:bottom w:val="single" w:sz="6" w:space="1" w:color="auto"/>
+        </w:pBdr>
+        <w:jc w:val="center"/>
+      </w:pPr>
+      <w:r>
+        <w:rPr>
+          <w:noProof/>
+        </w:rPr>
+        <w:drawing>
+          <wp:inline distT="0" distB="0" distL="0" distR="0" wp14:anchorId="201C542A" wp14:editId="5BF90568">
+            <wp:extent cx="4435455" cy="2520000"/>
+            <wp:effectExtent l="0" t="0" r="3810" b="0"/>
+            <wp:docPr id="1134382862" name="Imagen 29"/>
+            <wp:cNvGraphicFramePr>
+              <a:graphicFrameLocks xmlns:a="http://schemas.openxmlformats.org/drawingml/2006/main" noChangeAspect="1"/>
+            </wp:cNvGraphicFramePr>
+            <a:graphic xmlns:a="http://schemas.openxmlformats.org/drawingml/2006/main">
+              <a:graphicData uri="http://schemas.openxmlformats.org/drawingml/2006/picture">
+                <pic:pic xmlns:pic="http://schemas.openxmlformats.org/drawingml/2006/picture">
+                  <pic:nvPicPr>
+                    <pic:cNvPr id="0" name="Picture 18"/>
+                    <pic:cNvPicPr>
+                      <a:picLocks noChangeAspect="1" noChangeArrowheads="1"/>
+                    </pic:cNvPicPr>
+                  </pic:nvPicPr>
+                  <pic:blipFill>
+                    <a:blip r:embed="rId26">
+                      <a:extLst>
+                        <a:ext uri="{28A0092B-C50C-407E-A947-70E740481C1C}">
+                          <a14:useLocalDpi xmlns:a14="http://schemas.microsoft.com/office/drawing/2010/main" val="0"/>
+                        </a:ext>
+                      </a:extLst>
+                    </a:blip>
+                    <a:srcRect/>
+                    <a:stretch>
+                      <a:fillRect/>
+                    </a:stretch>
+                  </pic:blipFill>
+                  <pic:spPr bwMode="auto">
+                    <a:xfrm>
+                      <a:off x="0" y="0"/>
+                      <a:ext cx="4435455" cy="2520000"/>
+                    </a:xfrm>
+                    <a:prstGeom prst="rect">
+                      <a:avLst/>
+                    </a:prstGeom>
+                    <a:noFill/>
+                  </pic:spPr>
+                </pic:pic>
+              </a:graphicData>
+            </a:graphic>
+          </wp:inline>
+        </w:drawing>
+      </w:r>
+    </w:p>
+    <w:p>
+      <w:pPr>
+        <w:pBdr>
+          <w:bottom w:val="single" w:sz="6" w:space="1" w:color="auto"/>
+        </w:pBdr>
+        <w:jc w:val="center"/>
+      </w:pPr>
+    </w:p>
+    <w:p>
+      <w:r>
+        <w:br w:type="page"/>
+      </w:r>
+    </w:p>
+    <w:p>
+      <w:pPr>
+        <w:rPr>
+          <w:i/>
+          <w:iCs/>
+          <w:u w:val="single"/>
+        </w:rPr>
+      </w:pPr>
+      <w:r>
+        <w:rPr>
+          <w:i/>
+          <w:iCs/>
+          <w:u w:val="single"/>
+        </w:rPr>
+        <w:lastRenderedPageBreak/>
+        <w:t>Fecha: 2025-</w:t>
+      </w:r>
+      <w:r>
+        <w:rPr>
+          <w:i/>
+          <w:iCs/>
+          <w:u w:val="single"/>
+        </w:rPr>
+        <w:t>10</w:t>
+      </w:r>
+      <w:r>
+        <w:rPr>
+          <w:i/>
+          <w:iCs/>
+          <w:u w:val="single"/>
+        </w:rPr>
+        <w:t>-</w:t>
+      </w:r>
+      <w:r>
+        <w:rPr>
+          <w:i/>
+          <w:iCs/>
+          <w:u w:val="single"/>
+        </w:rPr>
+        <w:t>06</w:t>
+      </w:r>
+    </w:p>
+    <w:p>
+      <w:pPr>
+        <w:rPr>
+          <w:i/>
+          <w:iCs/>
+          <w:u w:val="single"/>
+        </w:rPr>
+      </w:pPr>
+      <w:r>
+        <w:rPr>
+          <w:i/>
+          <w:iCs/>
+          <w:u w:val="single"/>
+        </w:rPr>
+        <w:t>Correlación</w:t>
+      </w:r>
+      <w:r>
+        <w:rPr>
+          <w:i/>
+          <w:iCs/>
+          <w:u w:val="single"/>
+        </w:rPr>
+        <w:t xml:space="preserve"> + Jerárquico</w:t>
+      </w:r>
+    </w:p>
+    <w:p>
+      <w:r>
+        <w:rPr>
+          <w:b/>
+          <w:bCs/>
+        </w:rPr>
+        <w:t>Configuración del modelo</w:t>
+      </w:r>
+    </w:p>
+    <w:p>
+      <w:r>
+        <w:t>Umbral: &gt;10 apariciones</w:t>
+      </w:r>
+    </w:p>
+    <w:p>
+      <w:r>
+        <w:t>Preprocesamiento: ninguno</w:t>
+      </w:r>
+    </w:p>
+    <w:p>
+      <w:r>
+        <w:t xml:space="preserve">Métrica de distancia: </w:t>
+      </w:r>
+      <w:proofErr w:type="spellStart"/>
+      <w:r>
+        <w:t>Correlation</w:t>
+      </w:r>
+      <w:proofErr w:type="spellEnd"/>
+    </w:p>
+    <w:p>
+      <w:r>
+        <w:t xml:space="preserve">Método de </w:t>
+      </w:r>
+      <w:proofErr w:type="spellStart"/>
+      <w:r>
+        <w:t>clustering</w:t>
+      </w:r>
+      <w:proofErr w:type="spellEnd"/>
+      <w:r>
+        <w:t>: Jerárquico (</w:t>
+      </w:r>
+      <w:proofErr w:type="spellStart"/>
+      <w:r>
+        <w:t>hclust</w:t>
+      </w:r>
+      <w:proofErr w:type="spellEnd"/>
+      <w:r>
+        <w:t>)</w:t>
+      </w:r>
+    </w:p>
+    <w:p>
+      <w:r>
+        <w:t xml:space="preserve">Parámetros específicos: </w:t>
+      </w:r>
+      <w:proofErr w:type="spellStart"/>
+      <w:r>
+        <w:t>linkage</w:t>
+      </w:r>
+      <w:proofErr w:type="spellEnd"/>
+      <w:r>
+        <w:t xml:space="preserve"> = </w:t>
+      </w:r>
+      <w:r>
+        <w:rPr>
+          <w:b/>
+          <w:bCs/>
+        </w:rPr>
+        <w:t>complete</w:t>
+      </w:r>
+    </w:p>
+    <w:p>
+      <w:r>
+        <w:rPr>
+          <w:b/>
+          <w:bCs/>
+        </w:rPr>
+        <w:t>Evaluación</w:t>
+      </w:r>
+    </w:p>
+    <w:p>
+      <w:r>
+        <w:t xml:space="preserve">Rango de k probado: </w:t>
+      </w:r>
+      <w:r>
+        <w:t>3</w:t>
+      </w:r>
+      <w:r>
+        <w:t>–12</w:t>
+      </w:r>
+    </w:p>
+    <w:p>
+      <w:pPr>
+        <w:spacing w:after="0"/>
+      </w:pPr>
+      <w:r>
+        <w:t>Resultados numéricos (</w:t>
+      </w:r>
+      <w:proofErr w:type="spellStart"/>
+      <w:r>
+        <w:t>Silhouette</w:t>
+      </w:r>
+      <w:proofErr w:type="spellEnd"/>
+      <w:r>
+        <w:t xml:space="preserve"> media):</w:t>
+      </w:r>
+    </w:p>
+    <w:p>
+      <w:pPr>
+        <w:spacing w:after="0"/>
+        <w:rPr>
+          <w:sz w:val="20"/>
+          <w:szCs w:val="20"/>
+        </w:rPr>
+      </w:pPr>
+      <w:r>
+        <w:rPr>
+          <w:sz w:val="20"/>
+          <w:szCs w:val="20"/>
+        </w:rPr>
+        <w:t>k=3 → 0.</w:t>
+      </w:r>
+      <w:r>
+        <w:rPr>
+          <w:sz w:val="20"/>
+          <w:szCs w:val="20"/>
+        </w:rPr>
+        <w:t>2</w:t>
+      </w:r>
+      <w:r>
+        <w:rPr>
+          <w:sz w:val="20"/>
+          <w:szCs w:val="20"/>
+        </w:rPr>
+        <w:t xml:space="preserve">45 </w:t>
+      </w:r>
+      <w:r>
+        <w:rPr>
+          <w:sz w:val="20"/>
+          <w:szCs w:val="20"/>
+        </w:rPr>
+        <w:t>(máximo)</w:t>
+      </w:r>
+    </w:p>
+    <w:p>
+      <w:pPr>
+        <w:spacing w:after="0"/>
+        <w:rPr>
+          <w:sz w:val="20"/>
+          <w:szCs w:val="20"/>
+        </w:rPr>
+      </w:pPr>
+      <w:r>
+        <w:rPr>
+          <w:sz w:val="20"/>
+          <w:szCs w:val="20"/>
+        </w:rPr>
+        <w:t>k=4 → 0.</w:t>
+      </w:r>
+      <w:r>
+        <w:rPr>
+          <w:sz w:val="20"/>
+          <w:szCs w:val="20"/>
+        </w:rPr>
+        <w:t>2</w:t>
+      </w:r>
+      <w:r>
+        <w:rPr>
+          <w:sz w:val="20"/>
+          <w:szCs w:val="20"/>
+        </w:rPr>
+        <w:t>42</w:t>
+      </w:r>
+      <w:r>
+        <w:rPr>
+          <w:sz w:val="20"/>
+          <w:szCs w:val="20"/>
+        </w:rPr>
+        <w:t xml:space="preserve"> </w:t>
+      </w:r>
+    </w:p>
+    <w:p>
+      <w:pPr>
+        <w:spacing w:after="0"/>
+        <w:rPr>
+          <w:sz w:val="20"/>
+          <w:szCs w:val="20"/>
+        </w:rPr>
+      </w:pPr>
+      <w:r>
+        <w:rPr>
+          <w:sz w:val="20"/>
+          <w:szCs w:val="20"/>
+        </w:rPr>
+        <w:t>k=5 → 0.</w:t>
+      </w:r>
+      <w:r>
+        <w:rPr>
+          <w:sz w:val="20"/>
+          <w:szCs w:val="20"/>
+        </w:rPr>
+        <w:t>2</w:t>
+      </w:r>
+      <w:r>
+        <w:rPr>
+          <w:sz w:val="20"/>
+          <w:szCs w:val="20"/>
+        </w:rPr>
+        <w:t>30</w:t>
+      </w:r>
+    </w:p>
+    <w:p>
+      <w:pPr>
+        <w:spacing w:after="0"/>
+        <w:rPr>
+          <w:sz w:val="20"/>
+          <w:szCs w:val="20"/>
+        </w:rPr>
+      </w:pPr>
+      <w:r>
+        <w:rPr>
+          <w:sz w:val="20"/>
+          <w:szCs w:val="20"/>
+        </w:rPr>
+        <w:t>k=6 → 0.</w:t>
+      </w:r>
+      <w:r>
+        <w:rPr>
+          <w:sz w:val="20"/>
+          <w:szCs w:val="20"/>
+        </w:rPr>
+        <w:t>117</w:t>
+      </w:r>
+    </w:p>
+    <w:p>
+      <w:pPr>
+        <w:spacing w:after="0"/>
+        <w:rPr>
+          <w:sz w:val="20"/>
+          <w:szCs w:val="20"/>
+        </w:rPr>
+      </w:pPr>
+      <w:r>
+        <w:rPr>
+          <w:sz w:val="20"/>
+          <w:szCs w:val="20"/>
+        </w:rPr>
+        <w:t>k=7 → 0.</w:t>
+      </w:r>
+      <w:r>
+        <w:rPr>
+          <w:sz w:val="20"/>
+          <w:szCs w:val="20"/>
+        </w:rPr>
+        <w:t>135</w:t>
+      </w:r>
+    </w:p>
+    <w:p>
+      <w:pPr>
+        <w:spacing w:after="0"/>
+        <w:rPr>
+          <w:sz w:val="20"/>
+          <w:szCs w:val="20"/>
+        </w:rPr>
+      </w:pPr>
+      <w:r>
+        <w:rPr>
+          <w:sz w:val="20"/>
+          <w:szCs w:val="20"/>
+        </w:rPr>
+        <w:t>k=8 → 0.</w:t>
+      </w:r>
+      <w:r>
+        <w:rPr>
+          <w:sz w:val="20"/>
+          <w:szCs w:val="20"/>
+        </w:rPr>
+        <w:t>129</w:t>
+      </w:r>
+    </w:p>
+    <w:p>
+      <w:pPr>
+        <w:spacing w:after="0"/>
+        <w:rPr>
+          <w:sz w:val="20"/>
+          <w:szCs w:val="20"/>
+        </w:rPr>
+      </w:pPr>
+      <w:r>
+        <w:rPr>
+          <w:sz w:val="20"/>
+          <w:szCs w:val="20"/>
+        </w:rPr>
+        <w:t>k=9 → 0.</w:t>
+      </w:r>
+      <w:r>
+        <w:rPr>
+          <w:sz w:val="20"/>
+          <w:szCs w:val="20"/>
+        </w:rPr>
+        <w:t>136</w:t>
+      </w:r>
+    </w:p>
+    <w:p>
+      <w:pPr>
+        <w:spacing w:after="0"/>
+        <w:rPr>
+          <w:sz w:val="20"/>
+          <w:szCs w:val="20"/>
+        </w:rPr>
+      </w:pPr>
+      <w:r>
+        <w:rPr>
+          <w:sz w:val="20"/>
+          <w:szCs w:val="20"/>
+        </w:rPr>
+        <w:t>k=10 → 0.</w:t>
+      </w:r>
+      <w:r>
+        <w:rPr>
+          <w:sz w:val="20"/>
+          <w:szCs w:val="20"/>
+        </w:rPr>
+        <w:t>154</w:t>
+      </w:r>
+    </w:p>
+    <w:p>
+      <w:pPr>
+        <w:spacing w:after="0"/>
+        <w:rPr>
+          <w:sz w:val="20"/>
+          <w:szCs w:val="20"/>
+        </w:rPr>
+      </w:pPr>
+      <w:r>
+        <w:rPr>
+          <w:sz w:val="20"/>
+          <w:szCs w:val="20"/>
+        </w:rPr>
+        <w:t>k=11 → 0.</w:t>
+      </w:r>
+      <w:r>
+        <w:rPr>
+          <w:sz w:val="20"/>
+          <w:szCs w:val="20"/>
+        </w:rPr>
+        <w:t>1</w:t>
+      </w:r>
+      <w:r>
+        <w:rPr>
+          <w:sz w:val="20"/>
+          <w:szCs w:val="20"/>
+        </w:rPr>
+        <w:t>45</w:t>
+      </w:r>
+    </w:p>
+    <w:p>
+      <w:pPr>
+        <w:rPr>
+          <w:sz w:val="20"/>
+          <w:szCs w:val="20"/>
+        </w:rPr>
+      </w:pPr>
+      <w:r>
+        <w:rPr>
+          <w:sz w:val="20"/>
+          <w:szCs w:val="20"/>
+        </w:rPr>
+        <w:t>k=12 → 0.</w:t>
+      </w:r>
+      <w:r>
+        <w:rPr>
+          <w:sz w:val="20"/>
+          <w:szCs w:val="20"/>
+        </w:rPr>
+        <w:t>1</w:t>
+      </w:r>
+      <w:r>
+        <w:rPr>
+          <w:sz w:val="20"/>
+          <w:szCs w:val="20"/>
+        </w:rPr>
+        <w:t>38</w:t>
+      </w:r>
+    </w:p>
+    <w:p>
+      <w:pPr>
+        <w:rPr>
+          <w:b/>
+          <w:bCs/>
+        </w:rPr>
+      </w:pPr>
+      <w:r>
+        <w:rPr>
+          <w:b/>
+          <w:bCs/>
+        </w:rPr>
+        <w:t>Visualizaciones</w:t>
+      </w:r>
+    </w:p>
+    <w:p>
+      <w:r>
+        <w:rPr>
+          <w:i/>
+          <w:iCs/>
+        </w:rPr>
+        <w:t>MDS 2D sobre Jaccard + Jerárquico</w:t>
+      </w:r>
+    </w:p>
+    <w:p>
+      <w:pPr>
+        <w:jc w:val="center"/>
+      </w:pPr>
+      <w:r>
+        <w:rPr>
+          <w:i/>
+          <w:iCs/>
+          <w:noProof/>
+        </w:rPr>
+        <w:drawing>
+          <wp:inline distT="0" distB="0" distL="0" distR="0" wp14:anchorId="41E6C93D" wp14:editId="779C6B75">
+            <wp:extent cx="4435455" cy="2520000"/>
+            <wp:effectExtent l="0" t="0" r="3810" b="0"/>
+            <wp:docPr id="1768717047" name="Imagen 34" descr="Gráfico, Gráfico de dispersión&#10;&#10;El contenido generado por IA puede ser incorrecto."/>
+            <wp:cNvGraphicFramePr>
+              <a:graphicFrameLocks xmlns:a="http://schemas.openxmlformats.org/drawingml/2006/main" noChangeAspect="1"/>
+            </wp:cNvGraphicFramePr>
+            <a:graphic xmlns:a="http://schemas.openxmlformats.org/drawingml/2006/main">
+              <a:graphicData uri="http://schemas.openxmlformats.org/drawingml/2006/picture">
+                <pic:pic xmlns:pic="http://schemas.openxmlformats.org/drawingml/2006/picture">
+                  <pic:nvPicPr>
+                    <pic:cNvPr id="1768717047" name="Imagen 34" descr="Gráfico, Gráfico de dispersión&#10;&#10;El contenido generado por IA puede ser incorrecto."/>
+                    <pic:cNvPicPr>
+                      <a:picLocks noChangeAspect="1" noChangeArrowheads="1"/>
+                    </pic:cNvPicPr>
+                  </pic:nvPicPr>
+                  <pic:blipFill>
+                    <a:blip r:embed="rId27">
+                      <a:extLst>
+                        <a:ext uri="{28A0092B-C50C-407E-A947-70E740481C1C}">
+                          <a14:useLocalDpi xmlns:a14="http://schemas.microsoft.com/office/drawing/2010/main" val="0"/>
+                        </a:ext>
+                      </a:extLst>
+                    </a:blip>
+                    <a:srcRect/>
+                    <a:stretch>
+                      <a:fillRect/>
+                    </a:stretch>
+                  </pic:blipFill>
+                  <pic:spPr bwMode="auto">
+                    <a:xfrm>
+                      <a:off x="0" y="0"/>
+                      <a:ext cx="4435455" cy="2520000"/>
+                    </a:xfrm>
+                    <a:prstGeom prst="rect">
+                      <a:avLst/>
+                    </a:prstGeom>
+                    <a:noFill/>
+                  </pic:spPr>
+                </pic:pic>
+              </a:graphicData>
+            </a:graphic>
+          </wp:inline>
+        </w:drawing>
+      </w:r>
+    </w:p>
+    <w:p>
+      <w:pPr>
+        <w:rPr>
+          <w:i/>
+          <w:iCs/>
+        </w:rPr>
+      </w:pPr>
+      <w:r>
+        <w:rPr>
+          <w:i/>
+          <w:iCs/>
+        </w:rPr>
+        <w:br w:type="page"/>
+      </w:r>
+    </w:p>
+    <w:p>
+      <w:pPr>
+        <w:rPr>
+          <w:i/>
+          <w:iCs/>
+        </w:rPr>
+      </w:pPr>
+      <w:proofErr w:type="spellStart"/>
+      <w:r>
+        <w:rPr>
+          <w:i/>
+          <w:iCs/>
+        </w:rPr>
+        <w:lastRenderedPageBreak/>
+        <w:t>Dendrograma</w:t>
+      </w:r>
+      <w:proofErr w:type="spellEnd"/>
+    </w:p>
+    <w:p>
+      <w:pPr>
+        <w:jc w:val="center"/>
+      </w:pPr>
+      <w:r>
+        <w:rPr>
+          <w:noProof/>
+        </w:rPr>
+        <w:drawing>
+          <wp:inline distT="0" distB="0" distL="0" distR="0" wp14:anchorId="23352072" wp14:editId="3E483097">
+            <wp:extent cx="4435455" cy="2520000"/>
+            <wp:effectExtent l="0" t="0" r="3810" b="0"/>
+            <wp:docPr id="566620863" name="Imagen 32"/>
+            <wp:cNvGraphicFramePr>
+              <a:graphicFrameLocks xmlns:a="http://schemas.openxmlformats.org/drawingml/2006/main" noChangeAspect="1"/>
+            </wp:cNvGraphicFramePr>
+            <a:graphic xmlns:a="http://schemas.openxmlformats.org/drawingml/2006/main">
+              <a:graphicData uri="http://schemas.openxmlformats.org/drawingml/2006/picture">
+                <pic:pic xmlns:pic="http://schemas.openxmlformats.org/drawingml/2006/picture">
+                  <pic:nvPicPr>
+                    <pic:cNvPr id="0" name="Picture 20"/>
+                    <pic:cNvPicPr>
+                      <a:picLocks noChangeAspect="1" noChangeArrowheads="1"/>
+                    </pic:cNvPicPr>
+                  </pic:nvPicPr>
+                  <pic:blipFill>
+                    <a:blip r:embed="rId28">
+                      <a:extLst>
+                        <a:ext uri="{28A0092B-C50C-407E-A947-70E740481C1C}">
+                          <a14:useLocalDpi xmlns:a14="http://schemas.microsoft.com/office/drawing/2010/main" val="0"/>
+                        </a:ext>
+                      </a:extLst>
+                    </a:blip>
+                    <a:srcRect/>
+                    <a:stretch>
+                      <a:fillRect/>
+                    </a:stretch>
+                  </pic:blipFill>
+                  <pic:spPr bwMode="auto">
+                    <a:xfrm>
+                      <a:off x="0" y="0"/>
+                      <a:ext cx="4435455" cy="2520000"/>
+                    </a:xfrm>
+                    <a:prstGeom prst="rect">
+                      <a:avLst/>
+                    </a:prstGeom>
+                    <a:noFill/>
+                  </pic:spPr>
+                </pic:pic>
+              </a:graphicData>
+            </a:graphic>
+          </wp:inline>
+        </w:drawing>
+      </w:r>
+    </w:p>
+    <w:p>
+      <w:proofErr w:type="spellStart"/>
+      <w:r>
+        <w:rPr>
+          <w:i/>
+          <w:iCs/>
+        </w:rPr>
+        <w:t>Silhouette</w:t>
+      </w:r>
+      <w:proofErr w:type="spellEnd"/>
+      <w:r>
+        <w:rPr>
+          <w:i/>
+          <w:iCs/>
+        </w:rPr>
+        <w:t xml:space="preserve"> </w:t>
+      </w:r>
+      <w:proofErr w:type="spellStart"/>
+      <w:r>
+        <w:rPr>
+          <w:i/>
+          <w:iCs/>
+        </w:rPr>
+        <w:t>plot</w:t>
+      </w:r>
+      <w:proofErr w:type="spellEnd"/>
+    </w:p>
+    <w:p>
+      <w:pPr>
+        <w:pBdr>
+          <w:bottom w:val="single" w:sz="6" w:space="1" w:color="auto"/>
+        </w:pBdr>
+        <w:jc w:val="center"/>
+      </w:pPr>
+      <w:r>
+        <w:rPr>
+          <w:noProof/>
+        </w:rPr>
+        <w:drawing>
+          <wp:inline distT="0" distB="0" distL="0" distR="0" wp14:anchorId="0566B507" wp14:editId="1F82F822">
+            <wp:extent cx="4435455" cy="2520000"/>
+            <wp:effectExtent l="0" t="0" r="3810" b="0"/>
+            <wp:docPr id="1584233546" name="Imagen 33"/>
+            <wp:cNvGraphicFramePr>
+              <a:graphicFrameLocks xmlns:a="http://schemas.openxmlformats.org/drawingml/2006/main" noChangeAspect="1"/>
+            </wp:cNvGraphicFramePr>
+            <a:graphic xmlns:a="http://schemas.openxmlformats.org/drawingml/2006/main">
+              <a:graphicData uri="http://schemas.openxmlformats.org/drawingml/2006/picture">
+                <pic:pic xmlns:pic="http://schemas.openxmlformats.org/drawingml/2006/picture">
+                  <pic:nvPicPr>
+                    <pic:cNvPr id="0" name="Picture 21"/>
+                    <pic:cNvPicPr>
+                      <a:picLocks noChangeAspect="1" noChangeArrowheads="1"/>
+                    </pic:cNvPicPr>
+                  </pic:nvPicPr>
+                  <pic:blipFill>
+                    <a:blip r:embed="rId29">
+                      <a:extLst>
+                        <a:ext uri="{28A0092B-C50C-407E-A947-70E740481C1C}">
+                          <a14:useLocalDpi xmlns:a14="http://schemas.microsoft.com/office/drawing/2010/main" val="0"/>
+                        </a:ext>
+                      </a:extLst>
+                    </a:blip>
+                    <a:srcRect/>
+                    <a:stretch>
+                      <a:fillRect/>
+                    </a:stretch>
+                  </pic:blipFill>
+                  <pic:spPr bwMode="auto">
+                    <a:xfrm>
+                      <a:off x="0" y="0"/>
+                      <a:ext cx="4435455" cy="2520000"/>
+                    </a:xfrm>
+                    <a:prstGeom prst="rect">
+                      <a:avLst/>
+                    </a:prstGeom>
+                    <a:noFill/>
+                  </pic:spPr>
+                </pic:pic>
+              </a:graphicData>
+            </a:graphic>
+          </wp:inline>
+        </w:drawing>
+      </w:r>
+    </w:p>
+    <w:p>
+      <w:pPr>
+        <w:pBdr>
+          <w:bottom w:val="single" w:sz="6" w:space="1" w:color="auto"/>
+        </w:pBdr>
+        <w:jc w:val="center"/>
+      </w:pPr>
+    </w:p>
+    <w:p>
+      <w:r>
+        <w:br w:type="page"/>
+      </w:r>
+    </w:p>
+    <w:p>
+      <w:pPr>
+        <w:rPr>
+          <w:i/>
+          <w:iCs/>
+          <w:u w:val="single"/>
+        </w:rPr>
+      </w:pPr>
+      <w:r>
+        <w:rPr>
+          <w:i/>
+          <w:iCs/>
+          <w:u w:val="single"/>
+        </w:rPr>
+        <w:lastRenderedPageBreak/>
+        <w:t>Fecha: 2025-</w:t>
+      </w:r>
+      <w:r>
+        <w:rPr>
+          <w:i/>
+          <w:iCs/>
+          <w:u w:val="single"/>
+        </w:rPr>
+        <w:t>10</w:t>
+      </w:r>
+      <w:r>
+        <w:rPr>
+          <w:i/>
+          <w:iCs/>
+          <w:u w:val="single"/>
+        </w:rPr>
+        <w:t>-</w:t>
+      </w:r>
+      <w:r>
+        <w:rPr>
+          <w:i/>
+          <w:iCs/>
+          <w:u w:val="single"/>
+        </w:rPr>
+        <w:t>06</w:t>
+      </w:r>
+    </w:p>
+    <w:p>
+      <w:pPr>
+        <w:rPr>
+          <w:i/>
+          <w:iCs/>
+          <w:u w:val="single"/>
+        </w:rPr>
+      </w:pPr>
+      <w:r>
+        <w:rPr>
+          <w:i/>
+          <w:iCs/>
+          <w:u w:val="single"/>
+        </w:rPr>
+        <w:t>Manhattan</w:t>
+      </w:r>
+      <w:r>
+        <w:rPr>
+          <w:i/>
+          <w:iCs/>
+          <w:u w:val="single"/>
+        </w:rPr>
+        <w:t xml:space="preserve"> + Jerárquico</w:t>
+      </w:r>
+    </w:p>
+    <w:p>
+      <w:r>
+        <w:rPr>
+          <w:b/>
+          <w:bCs/>
+        </w:rPr>
+        <w:t>Configuración del modelo</w:t>
+      </w:r>
+    </w:p>
+    <w:p>
+      <w:r>
+        <w:t>Umbral: &gt;10 apariciones</w:t>
+      </w:r>
+    </w:p>
+    <w:p>
+      <w:r>
+        <w:t>Preprocesamiento: ninguno</w:t>
+      </w:r>
+    </w:p>
+    <w:p>
+      <w:r>
+        <w:t xml:space="preserve">Métrica de distancia: </w:t>
+      </w:r>
+      <w:r>
+        <w:t>Manhattan</w:t>
+      </w:r>
+    </w:p>
+    <w:p>
+      <w:r>
+        <w:t xml:space="preserve">Método de </w:t>
+      </w:r>
+      <w:proofErr w:type="spellStart"/>
+      <w:r>
+        <w:t>clustering</w:t>
+      </w:r>
+      <w:proofErr w:type="spellEnd"/>
+      <w:r>
+        <w:t>: Jerárquico (</w:t>
+      </w:r>
+      <w:proofErr w:type="spellStart"/>
+      <w:r>
+        <w:t>hclust</w:t>
+      </w:r>
+      <w:proofErr w:type="spellEnd"/>
+      <w:r>
+        <w:t>)</w:t>
+      </w:r>
+    </w:p>
+    <w:p>
+      <w:r>
+        <w:t xml:space="preserve">Parámetros específicos: </w:t>
+      </w:r>
+      <w:proofErr w:type="spellStart"/>
+      <w:r>
+        <w:t>linkage</w:t>
+      </w:r>
+      <w:proofErr w:type="spellEnd"/>
+      <w:r>
+        <w:t xml:space="preserve"> = </w:t>
+      </w:r>
+      <w:proofErr w:type="gramStart"/>
+      <w:r>
+        <w:rPr>
+          <w:b/>
+          <w:bCs/>
+        </w:rPr>
+        <w:t>w</w:t>
+      </w:r>
+      <w:r>
+        <w:rPr>
+          <w:b/>
+          <w:bCs/>
+        </w:rPr>
+        <w:t>ard.D</w:t>
+      </w:r>
+      <w:proofErr w:type="gramEnd"/>
+      <w:r>
+        <w:rPr>
+          <w:b/>
+          <w:bCs/>
+        </w:rPr>
+        <w:t>2</w:t>
+      </w:r>
+    </w:p>
+    <w:p>
+      <w:r>
+        <w:rPr>
+          <w:b/>
+          <w:bCs/>
+        </w:rPr>
+        <w:t>Evaluación</w:t>
+      </w:r>
+    </w:p>
+    <w:p>
+      <w:r>
+        <w:t xml:space="preserve">Rango de k probado: </w:t>
+      </w:r>
+      <w:r>
+        <w:t>3</w:t>
+      </w:r>
+      <w:r>
+        <w:t>–12</w:t>
+      </w:r>
+    </w:p>
+    <w:p>
+      <w:pPr>
+        <w:spacing w:after="0"/>
+      </w:pPr>
+      <w:r>
+        <w:t>Resultados numéricos (</w:t>
+      </w:r>
+      <w:proofErr w:type="spellStart"/>
+      <w:r>
+        <w:t>Silhouette</w:t>
+      </w:r>
+      <w:proofErr w:type="spellEnd"/>
+      <w:r>
+        <w:t xml:space="preserve"> media):</w:t>
+      </w:r>
+    </w:p>
+    <w:p>
+      <w:pPr>
+        <w:spacing w:after="0"/>
+        <w:rPr>
+          <w:sz w:val="20"/>
+          <w:szCs w:val="20"/>
+        </w:rPr>
+      </w:pPr>
+      <w:r>
+        <w:rPr>
+          <w:sz w:val="20"/>
+          <w:szCs w:val="20"/>
+        </w:rPr>
+        <w:t>k=3 → 0.</w:t>
+      </w:r>
+      <w:r>
+        <w:rPr>
+          <w:sz w:val="20"/>
+          <w:szCs w:val="20"/>
+        </w:rPr>
+        <w:t>178</w:t>
+      </w:r>
+      <w:r>
+        <w:rPr>
+          <w:sz w:val="20"/>
+          <w:szCs w:val="20"/>
+        </w:rPr>
+        <w:t xml:space="preserve"> </w:t>
+      </w:r>
+    </w:p>
+    <w:p>
+      <w:pPr>
+        <w:spacing w:after="0"/>
+        <w:rPr>
+          <w:sz w:val="20"/>
+          <w:szCs w:val="20"/>
+        </w:rPr>
+      </w:pPr>
+      <w:r>
+        <w:rPr>
+          <w:sz w:val="20"/>
+          <w:szCs w:val="20"/>
+        </w:rPr>
+        <w:t>k=4 → 0.</w:t>
+      </w:r>
+      <w:r>
+        <w:rPr>
+          <w:sz w:val="20"/>
+          <w:szCs w:val="20"/>
+        </w:rPr>
+        <w:t>188</w:t>
+      </w:r>
+    </w:p>
+    <w:p>
+      <w:pPr>
+        <w:spacing w:after="0"/>
+        <w:rPr>
+          <w:sz w:val="20"/>
+          <w:szCs w:val="20"/>
+        </w:rPr>
+      </w:pPr>
+      <w:r>
+        <w:rPr>
+          <w:sz w:val="20"/>
+          <w:szCs w:val="20"/>
+        </w:rPr>
+        <w:t>k=5 → 0.</w:t>
+      </w:r>
+      <w:r>
+        <w:rPr>
+          <w:sz w:val="20"/>
+          <w:szCs w:val="20"/>
+        </w:rPr>
+        <w:t xml:space="preserve">208 </w:t>
+      </w:r>
+      <w:r>
+        <w:rPr>
+          <w:sz w:val="20"/>
+          <w:szCs w:val="20"/>
+        </w:rPr>
+        <w:t>(máximo)</w:t>
+      </w:r>
+    </w:p>
+    <w:p>
+      <w:pPr>
+        <w:spacing w:after="0"/>
+        <w:rPr>
+          <w:sz w:val="20"/>
+          <w:szCs w:val="20"/>
+        </w:rPr>
+      </w:pPr>
+      <w:r>
+        <w:rPr>
+          <w:sz w:val="20"/>
+          <w:szCs w:val="20"/>
+        </w:rPr>
+        <w:t>k=6 → 0.</w:t>
+      </w:r>
+      <w:r>
+        <w:rPr>
+          <w:sz w:val="20"/>
+          <w:szCs w:val="20"/>
+        </w:rPr>
+        <w:t>169</w:t>
+      </w:r>
+    </w:p>
+    <w:p>
+      <w:pPr>
+        <w:spacing w:after="0"/>
+        <w:rPr>
+          <w:sz w:val="20"/>
+          <w:szCs w:val="20"/>
+        </w:rPr>
+      </w:pPr>
+      <w:r>
+        <w:rPr>
+          <w:sz w:val="20"/>
+          <w:szCs w:val="20"/>
+        </w:rPr>
+        <w:t>k=7 → 0.</w:t>
+      </w:r>
+      <w:r>
+        <w:rPr>
+          <w:sz w:val="20"/>
+          <w:szCs w:val="20"/>
+        </w:rPr>
+        <w:t>177</w:t>
+      </w:r>
+    </w:p>
+    <w:p>
+      <w:pPr>
+        <w:spacing w:after="0"/>
+        <w:rPr>
+          <w:sz w:val="20"/>
+          <w:szCs w:val="20"/>
+        </w:rPr>
+      </w:pPr>
+      <w:r>
+        <w:rPr>
+          <w:sz w:val="20"/>
+          <w:szCs w:val="20"/>
+        </w:rPr>
+        <w:t>k=8 → 0.</w:t>
+      </w:r>
+      <w:r>
+        <w:rPr>
+          <w:sz w:val="20"/>
+          <w:szCs w:val="20"/>
+        </w:rPr>
+        <w:t>1</w:t>
+      </w:r>
+      <w:r>
+        <w:rPr>
+          <w:sz w:val="20"/>
+          <w:szCs w:val="20"/>
+        </w:rPr>
+        <w:t>76</w:t>
+      </w:r>
+    </w:p>
+    <w:p>
+      <w:pPr>
+        <w:spacing w:after="0"/>
+        <w:rPr>
+          <w:sz w:val="20"/>
+          <w:szCs w:val="20"/>
+        </w:rPr>
+      </w:pPr>
+      <w:r>
+        <w:rPr>
+          <w:sz w:val="20"/>
+          <w:szCs w:val="20"/>
+        </w:rPr>
+        <w:t>k=9 → 0.</w:t>
+      </w:r>
+      <w:r>
+        <w:rPr>
+          <w:sz w:val="20"/>
+          <w:szCs w:val="20"/>
+        </w:rPr>
+        <w:t>1</w:t>
+      </w:r>
+      <w:r>
+        <w:rPr>
+          <w:sz w:val="20"/>
+          <w:szCs w:val="20"/>
+        </w:rPr>
+        <w:t>93</w:t>
+      </w:r>
+    </w:p>
+    <w:p>
+      <w:pPr>
+        <w:spacing w:after="0"/>
+        <w:rPr>
+          <w:sz w:val="20"/>
+          <w:szCs w:val="20"/>
+        </w:rPr>
+      </w:pPr>
+      <w:r>
+        <w:rPr>
+          <w:sz w:val="20"/>
+          <w:szCs w:val="20"/>
+        </w:rPr>
+        <w:t>k=10 → 0.</w:t>
+      </w:r>
+      <w:r>
+        <w:rPr>
+          <w:sz w:val="20"/>
+          <w:szCs w:val="20"/>
+        </w:rPr>
+        <w:t>198</w:t>
+      </w:r>
+    </w:p>
+    <w:p>
+      <w:pPr>
+        <w:spacing w:after="0"/>
+        <w:rPr>
+          <w:sz w:val="20"/>
+          <w:szCs w:val="20"/>
+        </w:rPr>
+      </w:pPr>
+      <w:r>
+        <w:rPr>
+          <w:sz w:val="20"/>
+          <w:szCs w:val="20"/>
+        </w:rPr>
+        <w:t>k=11 → 0.</w:t>
+      </w:r>
+      <w:r>
+        <w:rPr>
+          <w:sz w:val="20"/>
+          <w:szCs w:val="20"/>
+        </w:rPr>
+        <w:t>196</w:t>
+      </w:r>
+    </w:p>
+    <w:p>
+      <w:pPr>
+        <w:rPr>
+          <w:sz w:val="20"/>
+          <w:szCs w:val="20"/>
+        </w:rPr>
+      </w:pPr>
+      <w:r>
+        <w:rPr>
+          <w:sz w:val="20"/>
+          <w:szCs w:val="20"/>
+        </w:rPr>
+        <w:t>k=12 → 0.</w:t>
+      </w:r>
+      <w:r>
+        <w:rPr>
+          <w:sz w:val="20"/>
+          <w:szCs w:val="20"/>
+        </w:rPr>
+        <w:t>190</w:t>
+      </w:r>
+    </w:p>
+    <w:p>
+      <w:pPr>
+        <w:rPr>
+          <w:b/>
+          <w:bCs/>
+        </w:rPr>
+      </w:pPr>
+      <w:r>
+        <w:rPr>
+          <w:b/>
+          <w:bCs/>
+        </w:rPr>
+        <w:t>Visualizaciones</w:t>
+      </w:r>
+    </w:p>
+    <w:p>
+      <w:r>
+        <w:rPr>
+          <w:i/>
+          <w:iCs/>
+        </w:rPr>
+        <w:t>MDS 2D sobre Jaccard + Jerárquico</w:t>
+      </w:r>
+    </w:p>
+    <w:p>
+      <w:pPr>
+        <w:jc w:val="center"/>
+      </w:pPr>
+      <w:r>
+        <w:rPr>
+          <w:noProof/>
+        </w:rPr>
+        <w:drawing>
+          <wp:inline distT="0" distB="0" distL="0" distR="0" wp14:anchorId="5495319E" wp14:editId="03DA19DD">
+            <wp:extent cx="4435455" cy="2520000"/>
+            <wp:effectExtent l="0" t="0" r="3810" b="0"/>
+            <wp:docPr id="1429379910" name="Imagen 37"/>
+            <wp:cNvGraphicFramePr>
+              <a:graphicFrameLocks xmlns:a="http://schemas.openxmlformats.org/drawingml/2006/main" noChangeAspect="1"/>
+            </wp:cNvGraphicFramePr>
+            <a:graphic xmlns:a="http://schemas.openxmlformats.org/drawingml/2006/main">
+              <a:graphicData uri="http://schemas.openxmlformats.org/drawingml/2006/picture">
+                <pic:pic xmlns:pic="http://schemas.openxmlformats.org/drawingml/2006/picture">
+                  <pic:nvPicPr>
+                    <pic:cNvPr id="0" name="Picture 25"/>
+                    <pic:cNvPicPr>
+                      <a:picLocks noChangeAspect="1" noChangeArrowheads="1"/>
+                    </pic:cNvPicPr>
+                  </pic:nvPicPr>
+                  <pic:blipFill>
+                    <a:blip r:embed="rId30">
+                      <a:extLst>
+                        <a:ext uri="{28A0092B-C50C-407E-A947-70E740481C1C}">
+                          <a14:useLocalDpi xmlns:a14="http://schemas.microsoft.com/office/drawing/2010/main" val="0"/>
+                        </a:ext>
+                      </a:extLst>
+                    </a:blip>
+                    <a:srcRect/>
+                    <a:stretch>
+                      <a:fillRect/>
+                    </a:stretch>
+                  </pic:blipFill>
+                  <pic:spPr bwMode="auto">
+                    <a:xfrm>
+                      <a:off x="0" y="0"/>
+                      <a:ext cx="4435455" cy="2520000"/>
+                    </a:xfrm>
+                    <a:prstGeom prst="rect">
+                      <a:avLst/>
+                    </a:prstGeom>
+                    <a:noFill/>
+                  </pic:spPr>
+                </pic:pic>
+              </a:graphicData>
+            </a:graphic>
+          </wp:inline>
+        </w:drawing>
+      </w:r>
+    </w:p>
+    <w:p>
+      <w:pPr>
+        <w:rPr>
+          <w:i/>
+          <w:iCs/>
+        </w:rPr>
+      </w:pPr>
+      <w:r>
+        <w:rPr>
+          <w:i/>
+          <w:iCs/>
+        </w:rPr>
+        <w:br w:type="page"/>
+      </w:r>
+    </w:p>
+    <w:p>
+      <w:pPr>
+        <w:rPr>
+          <w:i/>
+          <w:iCs/>
+        </w:rPr>
+      </w:pPr>
+      <w:proofErr w:type="spellStart"/>
+      <w:r>
+        <w:rPr>
+          <w:i/>
+          <w:iCs/>
+        </w:rPr>
+        <w:lastRenderedPageBreak/>
+        <w:t>Dendrograma</w:t>
+      </w:r>
+      <w:proofErr w:type="spellEnd"/>
+    </w:p>
+    <w:p>
+      <w:pPr>
+        <w:jc w:val="center"/>
+      </w:pPr>
+      <w:r>
+        <w:rPr>
+          <w:noProof/>
+        </w:rPr>
+        <w:drawing>
+          <wp:inline distT="0" distB="0" distL="0" distR="0" wp14:anchorId="4A7C7BAF" wp14:editId="17A9ADF4">
+            <wp:extent cx="4435455" cy="2520000"/>
+            <wp:effectExtent l="0" t="0" r="3810" b="0"/>
+            <wp:docPr id="29024373" name="Imagen 35"/>
+            <wp:cNvGraphicFramePr>
+              <a:graphicFrameLocks xmlns:a="http://schemas.openxmlformats.org/drawingml/2006/main" noChangeAspect="1"/>
+            </wp:cNvGraphicFramePr>
+            <a:graphic xmlns:a="http://schemas.openxmlformats.org/drawingml/2006/main">
+              <a:graphicData uri="http://schemas.openxmlformats.org/drawingml/2006/picture">
+                <pic:pic xmlns:pic="http://schemas.openxmlformats.org/drawingml/2006/picture">
+                  <pic:nvPicPr>
+                    <pic:cNvPr id="0" name="Picture 23"/>
+                    <pic:cNvPicPr>
+                      <a:picLocks noChangeAspect="1" noChangeArrowheads="1"/>
+                    </pic:cNvPicPr>
+                  </pic:nvPicPr>
+                  <pic:blipFill>
+                    <a:blip r:embed="rId31">
+                      <a:extLst>
+                        <a:ext uri="{28A0092B-C50C-407E-A947-70E740481C1C}">
+                          <a14:useLocalDpi xmlns:a14="http://schemas.microsoft.com/office/drawing/2010/main" val="0"/>
+                        </a:ext>
+                      </a:extLst>
+                    </a:blip>
+                    <a:srcRect/>
+                    <a:stretch>
+                      <a:fillRect/>
+                    </a:stretch>
+                  </pic:blipFill>
+                  <pic:spPr bwMode="auto">
+                    <a:xfrm>
+                      <a:off x="0" y="0"/>
+                      <a:ext cx="4435455" cy="2520000"/>
+                    </a:xfrm>
+                    <a:prstGeom prst="rect">
+                      <a:avLst/>
+                    </a:prstGeom>
+                    <a:noFill/>
+                  </pic:spPr>
+                </pic:pic>
+              </a:graphicData>
+            </a:graphic>
+          </wp:inline>
+        </w:drawing>
+      </w:r>
+    </w:p>
+    <w:p>
+      <w:proofErr w:type="spellStart"/>
+      <w:r>
+        <w:rPr>
+          <w:i/>
+          <w:iCs/>
+        </w:rPr>
+        <w:t>Silhouette</w:t>
+      </w:r>
+      <w:proofErr w:type="spellEnd"/>
+      <w:r>
+        <w:rPr>
+          <w:i/>
+          <w:iCs/>
+        </w:rPr>
+        <w:t xml:space="preserve"> </w:t>
+      </w:r>
+      <w:proofErr w:type="spellStart"/>
+      <w:r>
+        <w:rPr>
+          <w:i/>
+          <w:iCs/>
+        </w:rPr>
+        <w:t>plot</w:t>
+      </w:r>
+      <w:proofErr w:type="spellEnd"/>
+    </w:p>
+    <w:p>
+      <w:pPr>
+        <w:pBdr>
+          <w:bottom w:val="single" w:sz="6" w:space="1" w:color="auto"/>
+        </w:pBdr>
+        <w:jc w:val="center"/>
+      </w:pPr>
+      <w:r>
+        <w:rPr>
+          <w:noProof/>
+        </w:rPr>
+        <w:drawing>
+          <wp:inline distT="0" distB="0" distL="0" distR="0" wp14:anchorId="3AAA4990" wp14:editId="7F1E3B44">
+            <wp:extent cx="4435455" cy="2520000"/>
+            <wp:effectExtent l="0" t="0" r="3810" b="0"/>
+            <wp:docPr id="1873866202" name="Imagen 36"/>
+            <wp:cNvGraphicFramePr>
+              <a:graphicFrameLocks xmlns:a="http://schemas.openxmlformats.org/drawingml/2006/main" noChangeAspect="1"/>
+            </wp:cNvGraphicFramePr>
+            <a:graphic xmlns:a="http://schemas.openxmlformats.org/drawingml/2006/main">
+              <a:graphicData uri="http://schemas.openxmlformats.org/drawingml/2006/picture">
+                <pic:pic xmlns:pic="http://schemas.openxmlformats.org/drawingml/2006/picture">
+                  <pic:nvPicPr>
+                    <pic:cNvPr id="0" name="Picture 24"/>
+                    <pic:cNvPicPr>
+                      <a:picLocks noChangeAspect="1" noChangeArrowheads="1"/>
+                    </pic:cNvPicPr>
+                  </pic:nvPicPr>
+                  <pic:blipFill>
+                    <a:blip r:embed="rId32">
+                      <a:extLst>
+                        <a:ext uri="{28A0092B-C50C-407E-A947-70E740481C1C}">
+                          <a14:useLocalDpi xmlns:a14="http://schemas.microsoft.com/office/drawing/2010/main" val="0"/>
+                        </a:ext>
+                      </a:extLst>
+                    </a:blip>
+                    <a:srcRect/>
+                    <a:stretch>
+                      <a:fillRect/>
+                    </a:stretch>
+                  </pic:blipFill>
+                  <pic:spPr bwMode="auto">
+                    <a:xfrm>
+                      <a:off x="0" y="0"/>
+                      <a:ext cx="4435455" cy="2520000"/>
+                    </a:xfrm>
+                    <a:prstGeom prst="rect">
+                      <a:avLst/>
+                    </a:prstGeom>
+                    <a:noFill/>
+                  </pic:spPr>
+                </pic:pic>
+              </a:graphicData>
+            </a:graphic>
+          </wp:inline>
+        </w:drawing>
+      </w:r>
+    </w:p>
+    <w:p>
+      <w:pPr>
+        <w:pBdr>
+          <w:bottom w:val="single" w:sz="6" w:space="1" w:color="auto"/>
+        </w:pBdr>
+        <w:jc w:val="center"/>
+      </w:pPr>
+    </w:p>
+    <w:p>
+      <w:r>
+        <w:br w:type="page"/>
+      </w:r>
+    </w:p>
+    <w:p>
+      <w:pPr>
+        <w:rPr>
+          <w:i/>
+          <w:iCs/>
+          <w:u w:val="single"/>
+        </w:rPr>
+      </w:pPr>
+      <w:r>
+        <w:rPr>
+          <w:i/>
+          <w:iCs/>
+          <w:u w:val="single"/>
+        </w:rPr>
+        <w:lastRenderedPageBreak/>
+        <w:t>Fecha: 2025-</w:t>
+      </w:r>
+      <w:r>
+        <w:rPr>
+          <w:i/>
+          <w:iCs/>
+          <w:u w:val="single"/>
+        </w:rPr>
+        <w:t>10</w:t>
+      </w:r>
+      <w:r>
+        <w:rPr>
+          <w:i/>
+          <w:iCs/>
+          <w:u w:val="single"/>
+        </w:rPr>
+        <w:t>-</w:t>
+      </w:r>
+      <w:r>
+        <w:rPr>
+          <w:i/>
+          <w:iCs/>
+          <w:u w:val="single"/>
+        </w:rPr>
+        <w:t>06</w:t>
+      </w:r>
+    </w:p>
+    <w:p>
+      <w:pPr>
+        <w:rPr>
+          <w:i/>
+          <w:iCs/>
+          <w:u w:val="single"/>
+        </w:rPr>
+      </w:pPr>
+      <w:r>
+        <w:rPr>
+          <w:i/>
+          <w:iCs/>
+          <w:u w:val="single"/>
+        </w:rPr>
+        <w:t>Manhattan</w:t>
+      </w:r>
+      <w:r>
+        <w:rPr>
+          <w:i/>
+          <w:iCs/>
+          <w:u w:val="single"/>
+        </w:rPr>
+        <w:t xml:space="preserve"> + Jerárquico</w:t>
+      </w:r>
+    </w:p>
+    <w:p>
+      <w:r>
+        <w:rPr>
+          <w:b/>
+          <w:bCs/>
+        </w:rPr>
+        <w:t>Configuración del modelo</w:t>
+      </w:r>
+    </w:p>
+    <w:p>
+      <w:r>
+        <w:t>Umbral: &gt;10 apariciones</w:t>
+      </w:r>
+    </w:p>
+    <w:p>
+      <w:r>
+        <w:t>Preprocesamiento: ninguno</w:t>
+      </w:r>
+    </w:p>
+    <w:p>
+      <w:r>
+        <w:t xml:space="preserve">Métrica de distancia: </w:t>
+      </w:r>
+      <w:r>
+        <w:t>Manhattan</w:t>
+      </w:r>
+    </w:p>
+    <w:p>
+      <w:r>
+        <w:t xml:space="preserve">Método de </w:t>
+      </w:r>
+      <w:proofErr w:type="spellStart"/>
+      <w:r>
+        <w:t>clustering</w:t>
+      </w:r>
+      <w:proofErr w:type="spellEnd"/>
+      <w:r>
+        <w:t>: Jerárquico (</w:t>
+      </w:r>
+      <w:proofErr w:type="spellStart"/>
+      <w:r>
+        <w:t>hclust</w:t>
+      </w:r>
+      <w:proofErr w:type="spellEnd"/>
+      <w:r>
+        <w:t>)</w:t>
+      </w:r>
+    </w:p>
+    <w:p>
+      <w:r>
+        <w:t xml:space="preserve">Parámetros específicos: </w:t>
+      </w:r>
+      <w:proofErr w:type="spellStart"/>
+      <w:r>
+        <w:t>linkage</w:t>
+      </w:r>
+      <w:proofErr w:type="spellEnd"/>
+      <w:r>
+        <w:t xml:space="preserve"> = </w:t>
+      </w:r>
+      <w:proofErr w:type="spellStart"/>
+      <w:r>
+        <w:rPr>
+          <w:b/>
+          <w:bCs/>
+        </w:rPr>
+        <w:t>average</w:t>
+      </w:r>
+      <w:proofErr w:type="spellEnd"/>
+    </w:p>
+    <w:p>
+      <w:r>
+        <w:rPr>
+          <w:b/>
+          <w:bCs/>
+        </w:rPr>
+        <w:t>Evaluación</w:t>
+      </w:r>
+    </w:p>
+    <w:p>
+      <w:r>
+        <w:t xml:space="preserve">Rango de k probado: </w:t>
+      </w:r>
+      <w:r>
+        <w:t>3</w:t>
+      </w:r>
+      <w:r>
+        <w:t>–12</w:t>
+      </w:r>
+    </w:p>
+    <w:p>
+      <w:pPr>
+        <w:spacing w:after="0"/>
+      </w:pPr>
+      <w:r>
+        <w:t>Resultados numéricos (</w:t>
+      </w:r>
+      <w:proofErr w:type="spellStart"/>
+      <w:r>
+        <w:t>Silhouette</w:t>
+      </w:r>
+      <w:proofErr w:type="spellEnd"/>
+      <w:r>
+        <w:t xml:space="preserve"> media):</w:t>
+      </w:r>
+    </w:p>
+    <w:p>
+      <w:pPr>
+        <w:spacing w:after="0"/>
+        <w:rPr>
+          <w:sz w:val="20"/>
+          <w:szCs w:val="20"/>
+        </w:rPr>
+      </w:pPr>
+      <w:r>
+        <w:rPr>
+          <w:sz w:val="20"/>
+          <w:szCs w:val="20"/>
+        </w:rPr>
+        <w:t>k=3 → 0.</w:t>
+      </w:r>
+      <w:r>
+        <w:rPr>
+          <w:sz w:val="20"/>
+          <w:szCs w:val="20"/>
+        </w:rPr>
+        <w:t>329</w:t>
+      </w:r>
+      <w:r>
+        <w:rPr>
+          <w:sz w:val="20"/>
+          <w:szCs w:val="20"/>
+        </w:rPr>
+        <w:t xml:space="preserve"> </w:t>
+      </w:r>
+      <w:r>
+        <w:rPr>
+          <w:sz w:val="20"/>
+          <w:szCs w:val="20"/>
+        </w:rPr>
+        <w:t>(máximo)</w:t>
+      </w:r>
+    </w:p>
+    <w:p>
+      <w:pPr>
+        <w:spacing w:after="0"/>
+        <w:rPr>
+          <w:sz w:val="20"/>
+          <w:szCs w:val="20"/>
+        </w:rPr>
+      </w:pPr>
+      <w:r>
+        <w:rPr>
+          <w:sz w:val="20"/>
+          <w:szCs w:val="20"/>
+        </w:rPr>
+        <w:t>k=4 → 0.</w:t>
+      </w:r>
+      <w:r>
+        <w:rPr>
+          <w:sz w:val="20"/>
+          <w:szCs w:val="20"/>
+        </w:rPr>
+        <w:t>323</w:t>
+      </w:r>
+    </w:p>
+    <w:p>
+      <w:pPr>
+        <w:spacing w:after="0"/>
+        <w:rPr>
+          <w:sz w:val="20"/>
+          <w:szCs w:val="20"/>
+        </w:rPr>
+      </w:pPr>
+      <w:r>
+        <w:rPr>
+          <w:sz w:val="20"/>
+          <w:szCs w:val="20"/>
+        </w:rPr>
+        <w:t>k=5 → 0.</w:t>
+      </w:r>
+      <w:r>
+        <w:rPr>
+          <w:sz w:val="20"/>
+          <w:szCs w:val="20"/>
+        </w:rPr>
+        <w:t>219</w:t>
+      </w:r>
+      <w:r>
+        <w:rPr>
+          <w:sz w:val="20"/>
+          <w:szCs w:val="20"/>
+        </w:rPr>
+        <w:t xml:space="preserve"> </w:t>
+      </w:r>
+    </w:p>
+    <w:p>
+      <w:pPr>
+        <w:spacing w:after="0"/>
+        <w:rPr>
+          <w:sz w:val="20"/>
+          <w:szCs w:val="20"/>
+        </w:rPr>
+      </w:pPr>
+      <w:r>
+        <w:rPr>
+          <w:sz w:val="20"/>
+          <w:szCs w:val="20"/>
+        </w:rPr>
+        <w:t>k=6 → 0.</w:t>
+      </w:r>
+      <w:r>
+        <w:rPr>
+          <w:sz w:val="20"/>
+          <w:szCs w:val="20"/>
+        </w:rPr>
+        <w:t>215</w:t>
+      </w:r>
+    </w:p>
+    <w:p>
+      <w:pPr>
+        <w:spacing w:after="0"/>
+        <w:rPr>
+          <w:sz w:val="20"/>
+          <w:szCs w:val="20"/>
+        </w:rPr>
+      </w:pPr>
+      <w:r>
+        <w:rPr>
+          <w:sz w:val="20"/>
+          <w:szCs w:val="20"/>
+        </w:rPr>
+        <w:t>k=7 → 0.</w:t>
+      </w:r>
+      <w:r>
+        <w:rPr>
+          <w:sz w:val="20"/>
+          <w:szCs w:val="20"/>
+        </w:rPr>
+        <w:t>184</w:t>
+      </w:r>
+    </w:p>
+    <w:p>
+      <w:pPr>
+        <w:spacing w:after="0"/>
+        <w:rPr>
+          <w:sz w:val="20"/>
+          <w:szCs w:val="20"/>
+        </w:rPr>
+      </w:pPr>
+      <w:r>
+        <w:rPr>
+          <w:sz w:val="20"/>
+          <w:szCs w:val="20"/>
+        </w:rPr>
+        <w:t>k=8 → 0.</w:t>
+      </w:r>
+      <w:r>
+        <w:rPr>
+          <w:sz w:val="20"/>
+          <w:szCs w:val="20"/>
+        </w:rPr>
+        <w:t>174</w:t>
+      </w:r>
+    </w:p>
+    <w:p>
+      <w:pPr>
+        <w:spacing w:after="0"/>
+        <w:rPr>
+          <w:sz w:val="20"/>
+          <w:szCs w:val="20"/>
+        </w:rPr>
+      </w:pPr>
+      <w:r>
+        <w:rPr>
+          <w:sz w:val="20"/>
+          <w:szCs w:val="20"/>
+        </w:rPr>
+        <w:t>k=9 → 0.</w:t>
+      </w:r>
+      <w:r>
+        <w:rPr>
+          <w:sz w:val="20"/>
+          <w:szCs w:val="20"/>
+        </w:rPr>
+        <w:t>215</w:t>
+      </w:r>
+    </w:p>
+    <w:p>
+      <w:pPr>
+        <w:spacing w:after="0"/>
+        <w:rPr>
+          <w:sz w:val="20"/>
+          <w:szCs w:val="20"/>
+        </w:rPr>
+      </w:pPr>
+      <w:r>
+        <w:rPr>
+          <w:sz w:val="20"/>
+          <w:szCs w:val="20"/>
+        </w:rPr>
+        <w:t>k=10 → 0.</w:t>
+      </w:r>
+      <w:r>
+        <w:rPr>
+          <w:sz w:val="20"/>
+          <w:szCs w:val="20"/>
+        </w:rPr>
+        <w:t>208</w:t>
+      </w:r>
+    </w:p>
+    <w:p>
+      <w:pPr>
+        <w:spacing w:after="0"/>
+        <w:rPr>
+          <w:sz w:val="20"/>
+          <w:szCs w:val="20"/>
+        </w:rPr>
+      </w:pPr>
+      <w:r>
+        <w:rPr>
+          <w:sz w:val="20"/>
+          <w:szCs w:val="20"/>
+        </w:rPr>
+        <w:t>k=11 → 0.</w:t>
+      </w:r>
+      <w:r>
+        <w:rPr>
+          <w:sz w:val="20"/>
+          <w:szCs w:val="20"/>
+        </w:rPr>
+        <w:t>198</w:t>
+      </w:r>
+    </w:p>
+    <w:p>
+      <w:pPr>
+        <w:rPr>
+          <w:sz w:val="20"/>
+          <w:szCs w:val="20"/>
+        </w:rPr>
+      </w:pPr>
+      <w:r>
+        <w:rPr>
+          <w:sz w:val="20"/>
+          <w:szCs w:val="20"/>
+        </w:rPr>
+        <w:t>k=12 → 0.</w:t>
+      </w:r>
+      <w:r>
+        <w:rPr>
+          <w:sz w:val="20"/>
+          <w:szCs w:val="20"/>
+        </w:rPr>
+        <w:t>197</w:t>
+      </w:r>
+    </w:p>
+    <w:p>
+      <w:pPr>
+        <w:rPr>
+          <w:b/>
+          <w:bCs/>
+        </w:rPr>
+      </w:pPr>
+      <w:r>
+        <w:rPr>
+          <w:b/>
+          <w:bCs/>
+        </w:rPr>
+        <w:t>Visualizaciones</w:t>
+      </w:r>
+    </w:p>
+    <w:p>
+      <w:r>
+        <w:rPr>
+          <w:i/>
+          <w:iCs/>
+        </w:rPr>
+        <w:t>MDS 2D sobre Jaccard + Jerárquico</w:t>
+      </w:r>
+    </w:p>
+    <w:p>
+      <w:pPr>
+        <w:jc w:val="center"/>
+      </w:pPr>
+      <w:r>
+        <w:rPr>
+          <w:noProof/>
+        </w:rPr>
+        <w:drawing>
+          <wp:inline distT="0" distB="0" distL="0" distR="0" wp14:anchorId="6985156F" wp14:editId="08D6D6F6">
+            <wp:extent cx="4435455" cy="2520000"/>
+            <wp:effectExtent l="0" t="0" r="3810" b="0"/>
+            <wp:docPr id="922922322" name="Imagen 41"/>
+            <wp:cNvGraphicFramePr>
+              <a:graphicFrameLocks xmlns:a="http://schemas.openxmlformats.org/drawingml/2006/main" noChangeAspect="1"/>
+            </wp:cNvGraphicFramePr>
+            <a:graphic xmlns:a="http://schemas.openxmlformats.org/drawingml/2006/main">
+              <a:graphicData uri="http://schemas.openxmlformats.org/drawingml/2006/picture">
+                <pic:pic xmlns:pic="http://schemas.openxmlformats.org/drawingml/2006/picture">
+                  <pic:nvPicPr>
+                    <pic:cNvPr id="0" name="Picture 29"/>
+                    <pic:cNvPicPr>
+                      <a:picLocks noChangeAspect="1" noChangeArrowheads="1"/>
+                    </pic:cNvPicPr>
+                  </pic:nvPicPr>
+                  <pic:blipFill>
+                    <a:blip r:embed="rId33">
+                      <a:extLst>
+                        <a:ext uri="{28A0092B-C50C-407E-A947-70E740481C1C}">
+                          <a14:useLocalDpi xmlns:a14="http://schemas.microsoft.com/office/drawing/2010/main" val="0"/>
+                        </a:ext>
+                      </a:extLst>
+                    </a:blip>
+                    <a:srcRect/>
+                    <a:stretch>
+                      <a:fillRect/>
+                    </a:stretch>
+                  </pic:blipFill>
+                  <pic:spPr bwMode="auto">
+                    <a:xfrm>
+                      <a:off x="0" y="0"/>
+                      <a:ext cx="4435455" cy="2520000"/>
+                    </a:xfrm>
+                    <a:prstGeom prst="rect">
+                      <a:avLst/>
+                    </a:prstGeom>
+                    <a:noFill/>
+                  </pic:spPr>
+                </pic:pic>
+              </a:graphicData>
+            </a:graphic>
+          </wp:inline>
+        </w:drawing>
+      </w:r>
+    </w:p>
+    <w:p>
+      <w:pPr>
+        <w:rPr>
+          <w:i/>
+          <w:iCs/>
+        </w:rPr>
+      </w:pPr>
+      <w:r>
+        <w:rPr>
+          <w:i/>
+          <w:iCs/>
+        </w:rPr>
+        <w:br w:type="page"/>
+      </w:r>
+    </w:p>
+    <w:p>
+      <w:pPr>
+        <w:rPr>
+          <w:i/>
+          <w:iCs/>
+        </w:rPr>
+      </w:pPr>
+      <w:proofErr w:type="spellStart"/>
+      <w:r>
+        <w:rPr>
+          <w:i/>
+          <w:iCs/>
+        </w:rPr>
+        <w:lastRenderedPageBreak/>
+        <w:t>Dendrograma</w:t>
+      </w:r>
+      <w:proofErr w:type="spellEnd"/>
+    </w:p>
+    <w:p>
+      <w:pPr>
+        <w:jc w:val="center"/>
+      </w:pPr>
+      <w:r>
+        <w:rPr>
+          <w:noProof/>
+        </w:rPr>
+        <w:drawing>
+          <wp:inline distT="0" distB="0" distL="0" distR="0" wp14:anchorId="749A698B" wp14:editId="7EF128C2">
+            <wp:extent cx="4435455" cy="2520000"/>
+            <wp:effectExtent l="0" t="0" r="3810" b="0"/>
+            <wp:docPr id="1040150368" name="Imagen 38"/>
+            <wp:cNvGraphicFramePr>
+              <a:graphicFrameLocks xmlns:a="http://schemas.openxmlformats.org/drawingml/2006/main" noChangeAspect="1"/>
+            </wp:cNvGraphicFramePr>
+            <a:graphic xmlns:a="http://schemas.openxmlformats.org/drawingml/2006/main">
+              <a:graphicData uri="http://schemas.openxmlformats.org/drawingml/2006/picture">
+                <pic:pic xmlns:pic="http://schemas.openxmlformats.org/drawingml/2006/picture">
+                  <pic:nvPicPr>
+                    <pic:cNvPr id="0" name="Picture 26"/>
+                    <pic:cNvPicPr>
+                      <a:picLocks noChangeAspect="1" noChangeArrowheads="1"/>
+                    </pic:cNvPicPr>
+                  </pic:nvPicPr>
+                  <pic:blipFill>
+                    <a:blip r:embed="rId34">
+                      <a:extLst>
+                        <a:ext uri="{28A0092B-C50C-407E-A947-70E740481C1C}">
+                          <a14:useLocalDpi xmlns:a14="http://schemas.microsoft.com/office/drawing/2010/main" val="0"/>
+                        </a:ext>
+                      </a:extLst>
+                    </a:blip>
+                    <a:srcRect/>
+                    <a:stretch>
+                      <a:fillRect/>
+                    </a:stretch>
+                  </pic:blipFill>
+                  <pic:spPr bwMode="auto">
+                    <a:xfrm>
+                      <a:off x="0" y="0"/>
+                      <a:ext cx="4435455" cy="2520000"/>
+                    </a:xfrm>
+                    <a:prstGeom prst="rect">
+                      <a:avLst/>
+                    </a:prstGeom>
+                    <a:noFill/>
+                  </pic:spPr>
+                </pic:pic>
+              </a:graphicData>
+            </a:graphic>
+          </wp:inline>
+        </w:drawing>
+      </w:r>
+    </w:p>
+    <w:p>
+      <w:proofErr w:type="spellStart"/>
+      <w:r>
+        <w:rPr>
+          <w:i/>
+          <w:iCs/>
+        </w:rPr>
+        <w:t>Silhouette</w:t>
+      </w:r>
+      <w:proofErr w:type="spellEnd"/>
+      <w:r>
+        <w:rPr>
+          <w:i/>
+          <w:iCs/>
+        </w:rPr>
+        <w:t xml:space="preserve"> </w:t>
+      </w:r>
+      <w:proofErr w:type="spellStart"/>
+      <w:r>
+        <w:rPr>
+          <w:i/>
+          <w:iCs/>
+        </w:rPr>
+        <w:t>plot</w:t>
+      </w:r>
+      <w:proofErr w:type="spellEnd"/>
+    </w:p>
+    <w:p>
+      <w:pPr>
+        <w:pBdr>
+          <w:bottom w:val="single" w:sz="6" w:space="1" w:color="auto"/>
+        </w:pBdr>
+        <w:jc w:val="center"/>
+      </w:pPr>
+      <w:r>
+        <w:rPr>
+          <w:noProof/>
+        </w:rPr>
+        <w:drawing>
+          <wp:inline distT="0" distB="0" distL="0" distR="0" wp14:anchorId="7D9D6294" wp14:editId="7D2A7174">
+            <wp:extent cx="4435455" cy="2520000"/>
+            <wp:effectExtent l="0" t="0" r="3810" b="0"/>
+            <wp:docPr id="1268267595" name="Imagen 39"/>
+            <wp:cNvGraphicFramePr>
+              <a:graphicFrameLocks xmlns:a="http://schemas.openxmlformats.org/drawingml/2006/main" noChangeAspect="1"/>
+            </wp:cNvGraphicFramePr>
+            <a:graphic xmlns:a="http://schemas.openxmlformats.org/drawingml/2006/main">
+              <a:graphicData uri="http://schemas.openxmlformats.org/drawingml/2006/picture">
+                <pic:pic xmlns:pic="http://schemas.openxmlformats.org/drawingml/2006/picture">
+                  <pic:nvPicPr>
+                    <pic:cNvPr id="0" name="Picture 27"/>
+                    <pic:cNvPicPr>
+                      <a:picLocks noChangeAspect="1" noChangeArrowheads="1"/>
+                    </pic:cNvPicPr>
+                  </pic:nvPicPr>
+                  <pic:blipFill>
+                    <a:blip r:embed="rId35">
+                      <a:extLst>
+                        <a:ext uri="{28A0092B-C50C-407E-A947-70E740481C1C}">
+                          <a14:useLocalDpi xmlns:a14="http://schemas.microsoft.com/office/drawing/2010/main" val="0"/>
+                        </a:ext>
+                      </a:extLst>
+                    </a:blip>
+                    <a:srcRect/>
+                    <a:stretch>
+                      <a:fillRect/>
+                    </a:stretch>
+                  </pic:blipFill>
+                  <pic:spPr bwMode="auto">
+                    <a:xfrm>
+                      <a:off x="0" y="0"/>
+                      <a:ext cx="4435455" cy="2520000"/>
+                    </a:xfrm>
+                    <a:prstGeom prst="rect">
+                      <a:avLst/>
+                    </a:prstGeom>
+                    <a:noFill/>
+                  </pic:spPr>
+                </pic:pic>
+              </a:graphicData>
+            </a:graphic>
+          </wp:inline>
+        </w:drawing>
+      </w:r>
+    </w:p>
+    <w:p>
+      <w:pPr>
+        <w:pBdr>
+          <w:bottom w:val="single" w:sz="6" w:space="1" w:color="auto"/>
+        </w:pBdr>
+        <w:jc w:val="center"/>
+      </w:pPr>
+    </w:p>
+    <w:p>
+      <w:r>
+        <w:br w:type="page"/>
+      </w:r>
+    </w:p>
+    <w:p>
+      <w:pPr>
+        <w:rPr>
+          <w:i/>
+          <w:iCs/>
+          <w:u w:val="single"/>
+        </w:rPr>
+      </w:pPr>
+      <w:r>
+        <w:rPr>
+          <w:i/>
+          <w:iCs/>
+          <w:u w:val="single"/>
+        </w:rPr>
+        <w:lastRenderedPageBreak/>
+        <w:t>Fecha: 2025-</w:t>
+      </w:r>
+      <w:r>
+        <w:rPr>
+          <w:i/>
+          <w:iCs/>
+          <w:u w:val="single"/>
+        </w:rPr>
+        <w:t>10</w:t>
+      </w:r>
+      <w:r>
+        <w:rPr>
+          <w:i/>
+          <w:iCs/>
+          <w:u w:val="single"/>
+        </w:rPr>
+        <w:t>-</w:t>
+      </w:r>
+      <w:r>
+        <w:rPr>
+          <w:i/>
+          <w:iCs/>
+          <w:u w:val="single"/>
+        </w:rPr>
+        <w:t>06</w:t>
+      </w:r>
+    </w:p>
+    <w:p>
+      <w:pPr>
+        <w:rPr>
+          <w:i/>
+          <w:iCs/>
+          <w:u w:val="single"/>
+        </w:rPr>
+      </w:pPr>
+      <w:r>
+        <w:rPr>
+          <w:i/>
+          <w:iCs/>
+          <w:u w:val="single"/>
+        </w:rPr>
+        <w:t>Manhattan</w:t>
+      </w:r>
+      <w:r>
+        <w:rPr>
+          <w:i/>
+          <w:iCs/>
+          <w:u w:val="single"/>
+        </w:rPr>
+        <w:t xml:space="preserve"> + Jerárquico</w:t>
+      </w:r>
+    </w:p>
+    <w:p>
+      <w:r>
+        <w:rPr>
+          <w:b/>
+          <w:bCs/>
+        </w:rPr>
+        <w:t>Configuración del modelo</w:t>
+      </w:r>
+    </w:p>
+    <w:p>
+      <w:r>
+        <w:t>Umbral: &gt;10 apariciones</w:t>
+      </w:r>
+    </w:p>
+    <w:p>
+      <w:r>
+        <w:t>Preprocesamiento: ninguno</w:t>
+      </w:r>
+    </w:p>
+    <w:p>
+      <w:r>
+        <w:t xml:space="preserve">Métrica de distancia: </w:t>
+      </w:r>
+      <w:r>
+        <w:t>Manhattan</w:t>
+      </w:r>
+    </w:p>
+    <w:p>
+      <w:r>
+        <w:t xml:space="preserve">Método de </w:t>
+      </w:r>
+      <w:proofErr w:type="spellStart"/>
+      <w:r>
+        <w:t>clustering</w:t>
+      </w:r>
+      <w:proofErr w:type="spellEnd"/>
+      <w:r>
+        <w:t>: Jerárquico (</w:t>
+      </w:r>
+      <w:proofErr w:type="spellStart"/>
+      <w:r>
+        <w:t>hclust</w:t>
+      </w:r>
+      <w:proofErr w:type="spellEnd"/>
+      <w:r>
+        <w:t>)</w:t>
+      </w:r>
+    </w:p>
+    <w:p>
+      <w:r>
+        <w:t xml:space="preserve">Parámetros específicos: </w:t>
+      </w:r>
+      <w:proofErr w:type="spellStart"/>
+      <w:r>
+        <w:t>linkage</w:t>
+      </w:r>
+      <w:proofErr w:type="spellEnd"/>
+      <w:r>
+        <w:t xml:space="preserve"> = </w:t>
+      </w:r>
+      <w:proofErr w:type="spellStart"/>
+      <w:r>
+        <w:rPr>
+          <w:b/>
+          <w:bCs/>
+        </w:rPr>
+        <w:t>average</w:t>
+      </w:r>
+      <w:proofErr w:type="spellEnd"/>
+    </w:p>
+    <w:p>
+      <w:r>
+        <w:rPr>
+          <w:b/>
+          <w:bCs/>
+        </w:rPr>
+        <w:t>Evaluación</w:t>
+      </w:r>
+    </w:p>
+    <w:p>
+      <w:r>
+        <w:t xml:space="preserve">Rango de k probado: </w:t>
+      </w:r>
+      <w:r>
+        <w:t xml:space="preserve">4 </w:t>
+      </w:r>
+      <w:r>
+        <w:t>→</w:t>
+      </w:r>
+      <w:r>
+        <w:t xml:space="preserve"> </w:t>
+      </w:r>
+      <w:r>
+        <w:t>0.323</w:t>
+      </w:r>
+    </w:p>
+    <w:p>
+      <w:pPr>
+        <w:rPr>
+          <w:b/>
+          <w:bCs/>
+        </w:rPr>
+      </w:pPr>
+      <w:r>
+        <w:rPr>
+          <w:b/>
+          <w:bCs/>
+        </w:rPr>
+        <w:t>Visualizaciones</w:t>
+      </w:r>
+    </w:p>
+    <w:p>
+      <w:r>
+        <w:rPr>
+          <w:i/>
+          <w:iCs/>
+        </w:rPr>
+        <w:t>MDS 2D sobre Jaccard + Jerárquico</w:t>
+      </w:r>
+    </w:p>
+    <w:p>
+      <w:pPr>
+        <w:jc w:val="center"/>
+      </w:pPr>
+      <w:r>
+        <w:rPr>
+          <w:noProof/>
+        </w:rPr>
+        <w:drawing>
+          <wp:inline distT="0" distB="0" distL="0" distR="0" wp14:anchorId="09B7A912" wp14:editId="457620A9">
+            <wp:extent cx="4435455" cy="2520000"/>
+            <wp:effectExtent l="0" t="0" r="3810" b="0"/>
+            <wp:docPr id="891358905" name="Imagen 44"/>
+            <wp:cNvGraphicFramePr>
+              <a:graphicFrameLocks xmlns:a="http://schemas.openxmlformats.org/drawingml/2006/main" noChangeAspect="1"/>
+            </wp:cNvGraphicFramePr>
+            <a:graphic xmlns:a="http://schemas.openxmlformats.org/drawingml/2006/main">
+              <a:graphicData uri="http://schemas.openxmlformats.org/drawingml/2006/picture">
+                <pic:pic xmlns:pic="http://schemas.openxmlformats.org/drawingml/2006/picture">
+                  <pic:nvPicPr>
+                    <pic:cNvPr id="0" name="Picture 32"/>
+                    <pic:cNvPicPr>
+                      <a:picLocks noChangeAspect="1" noChangeArrowheads="1"/>
+                    </pic:cNvPicPr>
+                  </pic:nvPicPr>
+                  <pic:blipFill>
+                    <a:blip r:embed="rId36">
+                      <a:extLst>
+                        <a:ext uri="{28A0092B-C50C-407E-A947-70E740481C1C}">
+                          <a14:useLocalDpi xmlns:a14="http://schemas.microsoft.com/office/drawing/2010/main" val="0"/>
+                        </a:ext>
+                      </a:extLst>
+                    </a:blip>
+                    <a:srcRect/>
+                    <a:stretch>
+                      <a:fillRect/>
+                    </a:stretch>
+                  </pic:blipFill>
+                  <pic:spPr bwMode="auto">
+                    <a:xfrm>
+                      <a:off x="0" y="0"/>
+                      <a:ext cx="4435455" cy="2520000"/>
+                    </a:xfrm>
+                    <a:prstGeom prst="rect">
+                      <a:avLst/>
+                    </a:prstGeom>
+                    <a:noFill/>
+                  </pic:spPr>
+                </pic:pic>
+              </a:graphicData>
+            </a:graphic>
+          </wp:inline>
+        </w:drawing>
+      </w:r>
+    </w:p>
+    <w:p>
+      <w:proofErr w:type="spellStart"/>
+      <w:r>
+        <w:t>Dendograma</w:t>
+      </w:r>
+      <w:proofErr w:type="spellEnd"/>
+    </w:p>
+    <w:p>
+      <w:pPr>
+        <w:jc w:val="center"/>
+      </w:pPr>
+      <w:r>
+        <w:rPr>
+          <w:noProof/>
+        </w:rPr>
+        <w:drawing>
+          <wp:inline distT="0" distB="0" distL="0" distR="0" wp14:anchorId="202F66A6" wp14:editId="75DD3039">
+            <wp:extent cx="4435455" cy="2520000"/>
+            <wp:effectExtent l="0" t="0" r="3810" b="0"/>
+            <wp:docPr id="782906122" name="Imagen 42"/>
+            <wp:cNvGraphicFramePr>
+              <a:graphicFrameLocks xmlns:a="http://schemas.openxmlformats.org/drawingml/2006/main" noChangeAspect="1"/>
+            </wp:cNvGraphicFramePr>
+            <a:graphic xmlns:a="http://schemas.openxmlformats.org/drawingml/2006/main">
+              <a:graphicData uri="http://schemas.openxmlformats.org/drawingml/2006/picture">
+                <pic:pic xmlns:pic="http://schemas.openxmlformats.org/drawingml/2006/picture">
+                  <pic:nvPicPr>
+                    <pic:cNvPr id="0" name="Picture 30"/>
+                    <pic:cNvPicPr>
+                      <a:picLocks noChangeAspect="1" noChangeArrowheads="1"/>
+                    </pic:cNvPicPr>
+                  </pic:nvPicPr>
+                  <pic:blipFill>
+                    <a:blip r:embed="rId37">
+                      <a:extLst>
+                        <a:ext uri="{28A0092B-C50C-407E-A947-70E740481C1C}">
+                          <a14:useLocalDpi xmlns:a14="http://schemas.microsoft.com/office/drawing/2010/main" val="0"/>
+                        </a:ext>
+                      </a:extLst>
+                    </a:blip>
+                    <a:srcRect/>
+                    <a:stretch>
+                      <a:fillRect/>
+                    </a:stretch>
+                  </pic:blipFill>
+                  <pic:spPr bwMode="auto">
+                    <a:xfrm>
+                      <a:off x="0" y="0"/>
+                      <a:ext cx="4435455" cy="2520000"/>
+                    </a:xfrm>
+                    <a:prstGeom prst="rect">
+                      <a:avLst/>
+                    </a:prstGeom>
+                    <a:noFill/>
+                  </pic:spPr>
+                </pic:pic>
+              </a:graphicData>
+            </a:graphic>
+          </wp:inline>
+        </w:drawing>
+      </w:r>
+    </w:p>
+    <w:p>
+      <w:proofErr w:type="spellStart"/>
+      <w:r>
+        <w:lastRenderedPageBreak/>
+        <w:t>Silhouette</w:t>
+      </w:r>
+      <w:proofErr w:type="spellEnd"/>
+      <w:r>
+        <w:t xml:space="preserve"> </w:t>
+      </w:r>
+      <w:proofErr w:type="spellStart"/>
+      <w:r>
+        <w:t>plot</w:t>
+      </w:r>
+      <w:proofErr w:type="spellEnd"/>
+    </w:p>
+    <w:p>
+      <w:pPr>
+        <w:pBdr>
+          <w:bottom w:val="single" w:sz="6" w:space="1" w:color="auto"/>
+        </w:pBdr>
+        <w:jc w:val="center"/>
+      </w:pPr>
+      <w:r>
+        <w:rPr>
+          <w:noProof/>
+        </w:rPr>
+        <w:drawing>
+          <wp:inline distT="0" distB="0" distL="0" distR="0" wp14:anchorId="65F16C95" wp14:editId="1FEF0605">
+            <wp:extent cx="4435455" cy="2520000"/>
+            <wp:effectExtent l="0" t="0" r="3810" b="0"/>
+            <wp:docPr id="1235080802" name="Imagen 43"/>
+            <wp:cNvGraphicFramePr>
+              <a:graphicFrameLocks xmlns:a="http://schemas.openxmlformats.org/drawingml/2006/main" noChangeAspect="1"/>
+            </wp:cNvGraphicFramePr>
+            <a:graphic xmlns:a="http://schemas.openxmlformats.org/drawingml/2006/main">
+              <a:graphicData uri="http://schemas.openxmlformats.org/drawingml/2006/picture">
+                <pic:pic xmlns:pic="http://schemas.openxmlformats.org/drawingml/2006/picture">
+                  <pic:nvPicPr>
+                    <pic:cNvPr id="0" name="Picture 31"/>
+                    <pic:cNvPicPr>
+                      <a:picLocks noChangeAspect="1" noChangeArrowheads="1"/>
+                    </pic:cNvPicPr>
+                  </pic:nvPicPr>
+                  <pic:blipFill>
+                    <a:blip r:embed="rId38">
+                      <a:extLst>
+                        <a:ext uri="{28A0092B-C50C-407E-A947-70E740481C1C}">
+                          <a14:useLocalDpi xmlns:a14="http://schemas.microsoft.com/office/drawing/2010/main" val="0"/>
+                        </a:ext>
+                      </a:extLst>
+                    </a:blip>
+                    <a:srcRect/>
+                    <a:stretch>
+                      <a:fillRect/>
+                    </a:stretch>
+                  </pic:blipFill>
+                  <pic:spPr bwMode="auto">
+                    <a:xfrm>
+                      <a:off x="0" y="0"/>
+                      <a:ext cx="4435455" cy="2520000"/>
+                    </a:xfrm>
+                    <a:prstGeom prst="rect">
+                      <a:avLst/>
+                    </a:prstGeom>
+                    <a:noFill/>
+                  </pic:spPr>
+                </pic:pic>
+              </a:graphicData>
+            </a:graphic>
+          </wp:inline>
+        </w:drawing>
+      </w:r>
+    </w:p>
+    <w:p>
+      <w:r>
+        <w:br w:type="page"/>
+      </w:r>
+    </w:p>
+    <w:p>
+      <w:pPr>
+        <w:rPr>
+          <w:i/>
+          <w:iCs/>
+          <w:u w:val="single"/>
+        </w:rPr>
+      </w:pPr>
+      <w:r>
+        <w:rPr>
+          <w:i/>
+          <w:iCs/>
+          <w:u w:val="single"/>
+        </w:rPr>
+        <w:lastRenderedPageBreak/>
+        <w:t>Fecha: 2025-</w:t>
+      </w:r>
+      <w:r>
+        <w:rPr>
+          <w:i/>
+          <w:iCs/>
+          <w:u w:val="single"/>
+        </w:rPr>
+        <w:t>10</w:t>
+      </w:r>
+      <w:r>
+        <w:rPr>
+          <w:i/>
+          <w:iCs/>
+          <w:u w:val="single"/>
+        </w:rPr>
+        <w:t>-</w:t>
+      </w:r>
+      <w:r>
+        <w:rPr>
+          <w:i/>
+          <w:iCs/>
+          <w:u w:val="single"/>
+        </w:rPr>
+        <w:t>06</w:t>
+      </w:r>
+    </w:p>
+    <w:p>
+      <w:pPr>
+        <w:rPr>
+          <w:i/>
+          <w:iCs/>
+          <w:u w:val="single"/>
+        </w:rPr>
+      </w:pPr>
+      <w:r>
+        <w:rPr>
+          <w:i/>
+          <w:iCs/>
+          <w:u w:val="single"/>
+        </w:rPr>
+        <w:t>Euclídea</w:t>
+      </w:r>
+      <w:r>
+        <w:rPr>
+          <w:i/>
+          <w:iCs/>
+          <w:u w:val="single"/>
+        </w:rPr>
+        <w:t xml:space="preserve"> + </w:t>
+      </w:r>
+      <w:proofErr w:type="spellStart"/>
+      <w:r>
+        <w:rPr>
+          <w:i/>
+          <w:iCs/>
+          <w:u w:val="single"/>
+        </w:rPr>
+        <w:t>Kmeans</w:t>
+      </w:r>
+      <w:proofErr w:type="spellEnd"/>
+    </w:p>
+    <w:p>
+      <w:r>
+        <w:rPr>
+          <w:b/>
+          <w:bCs/>
+        </w:rPr>
+        <w:t>Configuración del modelo</w:t>
+      </w:r>
+    </w:p>
+    <w:p>
+      <w:r>
+        <w:t>Umbral: &gt;10 apariciones</w:t>
+      </w:r>
+    </w:p>
+    <w:p>
+      <w:r>
+        <w:t>Preprocesamiento: ninguno</w:t>
+      </w:r>
+    </w:p>
+    <w:p>
+      <w:r>
+        <w:t xml:space="preserve">Métrica de distancia: </w:t>
+      </w:r>
+      <w:r>
+        <w:t>Euclídea</w:t>
+      </w:r>
+    </w:p>
+    <w:p>
+      <w:r>
+        <w:t xml:space="preserve">Método de </w:t>
+      </w:r>
+      <w:proofErr w:type="spellStart"/>
+      <w:r>
+        <w:t>clustering</w:t>
+      </w:r>
+      <w:proofErr w:type="spellEnd"/>
+      <w:r>
+        <w:t xml:space="preserve">: </w:t>
+      </w:r>
+      <w:proofErr w:type="spellStart"/>
+      <w:r>
+        <w:t>Kmeans</w:t>
+      </w:r>
+      <w:proofErr w:type="spellEnd"/>
+    </w:p>
+    <w:p>
+      <w:r>
+        <w:t>Parámetros específicos: ninguno</w:t>
+      </w:r>
+    </w:p>
+    <w:p>
+      <w:r>
+        <w:rPr>
+          <w:b/>
+          <w:bCs/>
+        </w:rPr>
+        <w:t>Evaluación</w:t>
+      </w:r>
+    </w:p>
+    <w:p>
+      <w:r>
+        <w:t xml:space="preserve">Rango de k probado: </w:t>
+      </w:r>
+      <w:r>
+        <w:t>3</w:t>
+      </w:r>
+      <w:r>
+        <w:t>–12</w:t>
+      </w:r>
+    </w:p>
+    <w:p>
+      <w:pPr>
+        <w:spacing w:after="0"/>
+      </w:pPr>
+      <w:r>
+        <w:t>Resultados numéricos (</w:t>
+      </w:r>
+      <w:proofErr w:type="spellStart"/>
+      <w:r>
+        <w:t>Silhouette</w:t>
+      </w:r>
+      <w:proofErr w:type="spellEnd"/>
+      <w:r>
+        <w:t xml:space="preserve"> media):</w:t>
+      </w:r>
+    </w:p>
+    <w:p>
+      <w:pPr>
+        <w:spacing w:after="0"/>
+        <w:rPr>
+          <w:sz w:val="20"/>
+          <w:szCs w:val="20"/>
+        </w:rPr>
+      </w:pPr>
+      <w:r>
+        <w:rPr>
+          <w:sz w:val="20"/>
+          <w:szCs w:val="20"/>
+        </w:rPr>
+        <w:t xml:space="preserve">k=3 → </w:t>
+      </w:r>
+      <w:r>
+        <w:rPr>
+          <w:sz w:val="20"/>
+          <w:szCs w:val="20"/>
+        </w:rPr>
+        <w:t>0.120</w:t>
+      </w:r>
+    </w:p>
+    <w:p>
+      <w:pPr>
+        <w:spacing w:after="0"/>
+        <w:rPr>
+          <w:sz w:val="20"/>
+          <w:szCs w:val="20"/>
+        </w:rPr>
+      </w:pPr>
+      <w:r>
+        <w:rPr>
+          <w:sz w:val="20"/>
+          <w:szCs w:val="20"/>
+        </w:rPr>
+        <w:t>k=4 → 0.</w:t>
+      </w:r>
+      <w:r>
+        <w:rPr>
+          <w:sz w:val="20"/>
+          <w:szCs w:val="20"/>
+        </w:rPr>
+        <w:t>132</w:t>
+      </w:r>
+    </w:p>
+    <w:p>
+      <w:pPr>
+        <w:spacing w:after="0"/>
+        <w:rPr>
+          <w:sz w:val="20"/>
+          <w:szCs w:val="20"/>
+        </w:rPr>
+      </w:pPr>
+      <w:r>
+        <w:rPr>
+          <w:sz w:val="20"/>
+          <w:szCs w:val="20"/>
+        </w:rPr>
+        <w:t>k=5 → 0.</w:t>
+      </w:r>
+      <w:r>
+        <w:rPr>
+          <w:sz w:val="20"/>
+          <w:szCs w:val="20"/>
+        </w:rPr>
+        <w:t>146</w:t>
+      </w:r>
+      <w:r>
+        <w:rPr>
+          <w:sz w:val="20"/>
+          <w:szCs w:val="20"/>
+        </w:rPr>
+        <w:t xml:space="preserve"> </w:t>
+      </w:r>
+      <w:r>
+        <w:rPr>
+          <w:sz w:val="20"/>
+          <w:szCs w:val="20"/>
+        </w:rPr>
+        <w:t>(máximo)</w:t>
+      </w:r>
+    </w:p>
+    <w:p>
+      <w:pPr>
+        <w:spacing w:after="0"/>
+        <w:rPr>
+          <w:sz w:val="20"/>
+          <w:szCs w:val="20"/>
+        </w:rPr>
+      </w:pPr>
+      <w:r>
+        <w:rPr>
+          <w:sz w:val="20"/>
+          <w:szCs w:val="20"/>
+        </w:rPr>
+        <w:t>k=6 → 0.</w:t>
+      </w:r>
+      <w:r>
+        <w:rPr>
+          <w:sz w:val="20"/>
+          <w:szCs w:val="20"/>
+        </w:rPr>
+        <w:t>112</w:t>
+      </w:r>
+    </w:p>
+    <w:p>
+      <w:pPr>
+        <w:spacing w:after="0"/>
+        <w:rPr>
+          <w:sz w:val="20"/>
+          <w:szCs w:val="20"/>
+        </w:rPr>
+      </w:pPr>
+      <w:r>
+        <w:rPr>
+          <w:sz w:val="20"/>
+          <w:szCs w:val="20"/>
+        </w:rPr>
+        <w:t>k=7 → 0.</w:t>
+      </w:r>
+      <w:r>
+        <w:rPr>
+          <w:sz w:val="20"/>
+          <w:szCs w:val="20"/>
+        </w:rPr>
+        <w:t>1</w:t>
+      </w:r>
+      <w:r>
+        <w:rPr>
+          <w:sz w:val="20"/>
+          <w:szCs w:val="20"/>
+        </w:rPr>
+        <w:t>21</w:t>
+      </w:r>
+    </w:p>
+    <w:p>
+      <w:pPr>
+        <w:spacing w:after="0"/>
+        <w:rPr>
+          <w:sz w:val="20"/>
+          <w:szCs w:val="20"/>
+        </w:rPr>
+      </w:pPr>
+      <w:r>
+        <w:rPr>
+          <w:sz w:val="20"/>
+          <w:szCs w:val="20"/>
+        </w:rPr>
+        <w:t>k=8 → 0.</w:t>
+      </w:r>
+      <w:r>
+        <w:rPr>
+          <w:sz w:val="20"/>
+          <w:szCs w:val="20"/>
+        </w:rPr>
+        <w:t>1</w:t>
+      </w:r>
+      <w:r>
+        <w:rPr>
+          <w:sz w:val="20"/>
+          <w:szCs w:val="20"/>
+        </w:rPr>
+        <w:t>33</w:t>
+      </w:r>
+    </w:p>
+    <w:p>
+      <w:pPr>
+        <w:spacing w:after="0"/>
+        <w:rPr>
+          <w:sz w:val="20"/>
+          <w:szCs w:val="20"/>
+        </w:rPr>
+      </w:pPr>
+      <w:r>
+        <w:rPr>
+          <w:sz w:val="20"/>
+          <w:szCs w:val="20"/>
+        </w:rPr>
+        <w:t>k=9 → 0.</w:t>
+      </w:r>
+      <w:r>
+        <w:rPr>
+          <w:sz w:val="20"/>
+          <w:szCs w:val="20"/>
+        </w:rPr>
+        <w:t>130</w:t>
+      </w:r>
+    </w:p>
+    <w:p>
+      <w:pPr>
+        <w:spacing w:after="0"/>
+        <w:rPr>
+          <w:sz w:val="20"/>
+          <w:szCs w:val="20"/>
+        </w:rPr>
+      </w:pPr>
+      <w:r>
+        <w:rPr>
+          <w:sz w:val="20"/>
+          <w:szCs w:val="20"/>
+        </w:rPr>
+        <w:t>k=10 → 0.</w:t>
+      </w:r>
+      <w:r>
+        <w:rPr>
+          <w:sz w:val="20"/>
+          <w:szCs w:val="20"/>
+        </w:rPr>
+        <w:t>128</w:t>
+      </w:r>
+    </w:p>
+    <w:p>
+      <w:pPr>
+        <w:spacing w:after="0"/>
+        <w:rPr>
+          <w:sz w:val="20"/>
+          <w:szCs w:val="20"/>
+        </w:rPr>
+      </w:pPr>
+      <w:r>
+        <w:rPr>
+          <w:sz w:val="20"/>
+          <w:szCs w:val="20"/>
+        </w:rPr>
+        <w:t>k=11 → 0.</w:t>
+      </w:r>
+      <w:r>
+        <w:rPr>
+          <w:sz w:val="20"/>
+          <w:szCs w:val="20"/>
+        </w:rPr>
+        <w:t>132</w:t>
+      </w:r>
+    </w:p>
+    <w:p>
+      <w:pPr>
+        <w:rPr>
+          <w:sz w:val="20"/>
+          <w:szCs w:val="20"/>
+        </w:rPr>
+      </w:pPr>
+      <w:r>
+        <w:rPr>
+          <w:sz w:val="20"/>
+          <w:szCs w:val="20"/>
+        </w:rPr>
+        <w:t>k=12 → 0.</w:t>
+      </w:r>
+      <w:r>
+        <w:rPr>
+          <w:sz w:val="20"/>
+          <w:szCs w:val="20"/>
+        </w:rPr>
+        <w:t>124</w:t>
+      </w:r>
+    </w:p>
+    <w:p>
+      <w:pPr>
+        <w:rPr>
+          <w:b/>
+          <w:bCs/>
+        </w:rPr>
+      </w:pPr>
+      <w:r>
+        <w:rPr>
+          <w:b/>
+          <w:bCs/>
+        </w:rPr>
+        <w:t>Visualizaciones</w:t>
+      </w:r>
+    </w:p>
+    <w:p>
+      <w:r>
+        <w:rPr>
+          <w:i/>
+          <w:iCs/>
+        </w:rPr>
+        <w:t>MDS 2D sobre Jaccard + Jerárquico</w:t>
+      </w:r>
+    </w:p>
+    <w:p>
+      <w:pPr>
+        <w:jc w:val="center"/>
+      </w:pPr>
+      <w:r>
+        <w:rPr>
+          <w:noProof/>
+        </w:rPr>
+        <w:drawing>
+          <wp:inline distT="0" distB="0" distL="0" distR="0" wp14:anchorId="7CDDD24F" wp14:editId="29DD7EF9">
+            <wp:extent cx="4435455" cy="2520000"/>
+            <wp:effectExtent l="0" t="0" r="3810" b="0"/>
+            <wp:docPr id="1080060520" name="Imagen 46"/>
+            <wp:cNvGraphicFramePr>
+              <a:graphicFrameLocks xmlns:a="http://schemas.openxmlformats.org/drawingml/2006/main" noChangeAspect="1"/>
+            </wp:cNvGraphicFramePr>
+            <a:graphic xmlns:a="http://schemas.openxmlformats.org/drawingml/2006/main">
+              <a:graphicData uri="http://schemas.openxmlformats.org/drawingml/2006/picture">
+                <pic:pic xmlns:pic="http://schemas.openxmlformats.org/drawingml/2006/picture">
+                  <pic:nvPicPr>
+                    <pic:cNvPr id="0" name="Picture 34"/>
+                    <pic:cNvPicPr>
+                      <a:picLocks noChangeAspect="1" noChangeArrowheads="1"/>
+                    </pic:cNvPicPr>
+                  </pic:nvPicPr>
+                  <pic:blipFill>
+                    <a:blip r:embed="rId39">
+                      <a:extLst>
+                        <a:ext uri="{28A0092B-C50C-407E-A947-70E740481C1C}">
+                          <a14:useLocalDpi xmlns:a14="http://schemas.microsoft.com/office/drawing/2010/main" val="0"/>
+                        </a:ext>
+                      </a:extLst>
+                    </a:blip>
+                    <a:srcRect/>
+                    <a:stretch>
+                      <a:fillRect/>
+                    </a:stretch>
+                  </pic:blipFill>
+                  <pic:spPr bwMode="auto">
+                    <a:xfrm>
+                      <a:off x="0" y="0"/>
+                      <a:ext cx="4435455" cy="2520000"/>
+                    </a:xfrm>
+                    <a:prstGeom prst="rect">
+                      <a:avLst/>
+                    </a:prstGeom>
+                    <a:noFill/>
+                  </pic:spPr>
+                </pic:pic>
+              </a:graphicData>
+            </a:graphic>
+          </wp:inline>
+        </w:drawing>
+      </w:r>
+    </w:p>
+    <w:p>
+      <w:r>
+        <w:br w:type="page"/>
+      </w:r>
+    </w:p>
+    <w:p>
+      <w:proofErr w:type="spellStart"/>
+      <w:r>
+        <w:lastRenderedPageBreak/>
+        <w:t>Silhouette</w:t>
+      </w:r>
+      <w:proofErr w:type="spellEnd"/>
+      <w:r>
+        <w:t xml:space="preserve"> </w:t>
+      </w:r>
+      <w:proofErr w:type="spellStart"/>
+      <w:r>
+        <w:t>plot</w:t>
+      </w:r>
+      <w:proofErr w:type="spellEnd"/>
+    </w:p>
+    <w:p>
+      <w:pPr>
+        <w:pBdr>
+          <w:bottom w:val="single" w:sz="6" w:space="1" w:color="auto"/>
+        </w:pBdr>
+        <w:jc w:val="center"/>
+      </w:pPr>
+      <w:r>
+        <w:rPr>
+          <w:noProof/>
+        </w:rPr>
+        <w:drawing>
+          <wp:inline distT="0" distB="0" distL="0" distR="0" wp14:anchorId="63FCC6D1" wp14:editId="24DD5592">
+            <wp:extent cx="4435455" cy="2520000"/>
+            <wp:effectExtent l="0" t="0" r="3810" b="0"/>
+            <wp:docPr id="633968537" name="Imagen 45"/>
+            <wp:cNvGraphicFramePr>
+              <a:graphicFrameLocks xmlns:a="http://schemas.openxmlformats.org/drawingml/2006/main" noChangeAspect="1"/>
+            </wp:cNvGraphicFramePr>
+            <a:graphic xmlns:a="http://schemas.openxmlformats.org/drawingml/2006/main">
+              <a:graphicData uri="http://schemas.openxmlformats.org/drawingml/2006/picture">
+                <pic:pic xmlns:pic="http://schemas.openxmlformats.org/drawingml/2006/picture">
+                  <pic:nvPicPr>
+                    <pic:cNvPr id="0" name="Picture 33"/>
+                    <pic:cNvPicPr>
+                      <a:picLocks noChangeAspect="1" noChangeArrowheads="1"/>
+                    </pic:cNvPicPr>
+                  </pic:nvPicPr>
+                  <pic:blipFill>
+                    <a:blip r:embed="rId40">
+                      <a:extLst>
+                        <a:ext uri="{28A0092B-C50C-407E-A947-70E740481C1C}">
+                          <a14:useLocalDpi xmlns:a14="http://schemas.microsoft.com/office/drawing/2010/main" val="0"/>
+                        </a:ext>
+                      </a:extLst>
+                    </a:blip>
+                    <a:srcRect/>
+                    <a:stretch>
+                      <a:fillRect/>
+                    </a:stretch>
+                  </pic:blipFill>
+                  <pic:spPr bwMode="auto">
+                    <a:xfrm>
+                      <a:off x="0" y="0"/>
+                      <a:ext cx="4435455" cy="2520000"/>
+                    </a:xfrm>
+                    <a:prstGeom prst="rect">
+                      <a:avLst/>
+                    </a:prstGeom>
+                    <a:noFill/>
+                  </pic:spPr>
+                </pic:pic>
+              </a:graphicData>
+            </a:graphic>
+          </wp:inline>
+        </w:drawing>
+      </w:r>
+    </w:p>
+    <w:p>
+      <w:pPr>
+        <w:rPr>
+          <w:i/>
+          <w:iCs/>
+          <w:u w:val="single"/>
+        </w:rPr>
+      </w:pPr>
+      <w:r>
+        <w:br w:type="page"/>
+      </w:r>
+      <w:r>
+        <w:rPr>
+          <w:i/>
+          <w:iCs/>
+          <w:u w:val="single"/>
+        </w:rPr>
+        <w:lastRenderedPageBreak/>
+        <w:t>Fecha: 2025-</w:t>
+      </w:r>
+      <w:r>
+        <w:rPr>
+          <w:i/>
+          <w:iCs/>
+          <w:u w:val="single"/>
+        </w:rPr>
+        <w:t>10</w:t>
+      </w:r>
+      <w:r>
+        <w:rPr>
+          <w:i/>
+          <w:iCs/>
+          <w:u w:val="single"/>
+        </w:rPr>
+        <w:t>-</w:t>
+      </w:r>
+      <w:r>
+        <w:rPr>
+          <w:i/>
+          <w:iCs/>
+          <w:u w:val="single"/>
+        </w:rPr>
+        <w:t>06</w:t>
+      </w:r>
+    </w:p>
+    <w:p>
+      <w:pPr>
+        <w:rPr>
+          <w:i/>
+          <w:iCs/>
+          <w:u w:val="single"/>
+        </w:rPr>
+      </w:pPr>
+      <w:r>
+        <w:rPr>
+          <w:i/>
+          <w:iCs/>
+          <w:u w:val="single"/>
+        </w:rPr>
+        <w:t>Euclídea</w:t>
+      </w:r>
+      <w:r>
+        <w:rPr>
+          <w:i/>
+          <w:iCs/>
+          <w:u w:val="single"/>
+        </w:rPr>
+        <w:t xml:space="preserve"> + </w:t>
+      </w:r>
+      <w:proofErr w:type="spellStart"/>
+      <w:r>
+        <w:rPr>
+          <w:i/>
+          <w:iCs/>
+          <w:u w:val="single"/>
+        </w:rPr>
+        <w:t>Kmeans</w:t>
+      </w:r>
+      <w:proofErr w:type="spellEnd"/>
+    </w:p>
+    <w:p>
+      <w:r>
+        <w:rPr>
+          <w:b/>
+          <w:bCs/>
+        </w:rPr>
+        <w:t>Configuración del modelo</w:t>
+      </w:r>
+    </w:p>
+    <w:p>
+      <w:r>
+        <w:t>Umbral: &gt;10 apariciones</w:t>
+      </w:r>
+    </w:p>
+    <w:p>
+      <w:r>
+        <w:t>Preprocesamiento: ninguno</w:t>
+      </w:r>
+    </w:p>
+    <w:p>
+      <w:r>
+        <w:t xml:space="preserve">Métrica de distancia: </w:t>
+      </w:r>
+      <w:r>
+        <w:t>Euclídea</w:t>
+      </w:r>
+    </w:p>
+    <w:p>
+      <w:r>
+        <w:t xml:space="preserve">Método de </w:t>
+      </w:r>
+      <w:proofErr w:type="spellStart"/>
+      <w:r>
+        <w:t>clustering</w:t>
+      </w:r>
+      <w:proofErr w:type="spellEnd"/>
+      <w:r>
+        <w:t xml:space="preserve">: </w:t>
+      </w:r>
+      <w:proofErr w:type="spellStart"/>
+      <w:r>
+        <w:t>Kmeans</w:t>
+      </w:r>
+      <w:proofErr w:type="spellEnd"/>
+    </w:p>
+    <w:p>
+      <w:r>
+        <w:t>Parámetros específicos: ninguno</w:t>
+      </w:r>
+    </w:p>
+    <w:p>
+      <w:r>
+        <w:rPr>
+          <w:b/>
+          <w:bCs/>
+        </w:rPr>
+        <w:t>Evaluación</w:t>
+      </w:r>
+    </w:p>
+    <w:p>
+      <w:r>
+        <w:t xml:space="preserve">Rango de k probado: </w:t>
+      </w:r>
+      <w:r>
+        <w:t>3</w:t>
+      </w:r>
+      <w:r>
+        <w:t>–12</w:t>
+      </w:r>
+    </w:p>
+    <w:p>
+      <w:pPr>
+        <w:spacing w:after="0"/>
+      </w:pPr>
+      <w:r>
+        <w:t>Resultados numéricos (</w:t>
+      </w:r>
+      <w:proofErr w:type="spellStart"/>
+      <w:r>
+        <w:t>Silhouette</w:t>
+      </w:r>
+      <w:proofErr w:type="spellEnd"/>
+      <w:r>
+        <w:t xml:space="preserve"> media):</w:t>
+      </w:r>
+    </w:p>
+    <w:p>
+      <w:pPr>
+        <w:spacing w:after="0"/>
+        <w:rPr>
+          <w:sz w:val="20"/>
+          <w:szCs w:val="20"/>
+        </w:rPr>
+      </w:pPr>
+      <w:r>
+        <w:rPr>
+          <w:sz w:val="20"/>
+          <w:szCs w:val="20"/>
+        </w:rPr>
+        <w:t xml:space="preserve">k=3 → </w:t>
+      </w:r>
+      <w:r>
+        <w:rPr>
+          <w:sz w:val="20"/>
+          <w:szCs w:val="20"/>
+        </w:rPr>
+        <w:t>0.120</w:t>
+      </w:r>
+    </w:p>
+    <w:p>
+      <w:pPr>
+        <w:spacing w:after="0"/>
+        <w:rPr>
+          <w:sz w:val="20"/>
+          <w:szCs w:val="20"/>
+        </w:rPr>
+      </w:pPr>
+      <w:r>
+        <w:rPr>
+          <w:sz w:val="20"/>
+          <w:szCs w:val="20"/>
+        </w:rPr>
+        <w:t>k=4 → 0.</w:t>
+      </w:r>
+      <w:r>
+        <w:rPr>
+          <w:sz w:val="20"/>
+          <w:szCs w:val="20"/>
+        </w:rPr>
+        <w:t>132</w:t>
+      </w:r>
+    </w:p>
+    <w:p>
+      <w:pPr>
+        <w:spacing w:after="0"/>
+        <w:rPr>
+          <w:sz w:val="20"/>
+          <w:szCs w:val="20"/>
+        </w:rPr>
+      </w:pPr>
+      <w:r>
+        <w:rPr>
+          <w:sz w:val="20"/>
+          <w:szCs w:val="20"/>
+        </w:rPr>
+        <w:t>k=5 → 0.</w:t>
+      </w:r>
+      <w:r>
+        <w:rPr>
+          <w:sz w:val="20"/>
+          <w:szCs w:val="20"/>
+        </w:rPr>
+        <w:t>146 (máximo)</w:t>
+      </w:r>
+    </w:p>
+    <w:p>
+      <w:pPr>
+        <w:spacing w:after="0"/>
+        <w:rPr>
+          <w:sz w:val="20"/>
+          <w:szCs w:val="20"/>
+        </w:rPr>
+      </w:pPr>
+      <w:r>
+        <w:rPr>
+          <w:sz w:val="20"/>
+          <w:szCs w:val="20"/>
+        </w:rPr>
+        <w:t>k=6 → 0.</w:t>
+      </w:r>
+      <w:r>
+        <w:rPr>
+          <w:sz w:val="20"/>
+          <w:szCs w:val="20"/>
+        </w:rPr>
+        <w:t>112</w:t>
+      </w:r>
+    </w:p>
+    <w:p>
+      <w:pPr>
+        <w:spacing w:after="0"/>
+        <w:rPr>
+          <w:sz w:val="20"/>
+          <w:szCs w:val="20"/>
+        </w:rPr>
+      </w:pPr>
+      <w:r>
+        <w:rPr>
+          <w:sz w:val="20"/>
+          <w:szCs w:val="20"/>
+        </w:rPr>
+        <w:t>k=7 → 0.</w:t>
+      </w:r>
+      <w:r>
+        <w:rPr>
+          <w:sz w:val="20"/>
+          <w:szCs w:val="20"/>
+        </w:rPr>
+        <w:t>121</w:t>
+      </w:r>
+    </w:p>
+    <w:p>
+      <w:pPr>
+        <w:spacing w:after="0"/>
+        <w:rPr>
+          <w:sz w:val="20"/>
+          <w:szCs w:val="20"/>
+        </w:rPr>
+      </w:pPr>
+      <w:r>
+        <w:rPr>
+          <w:sz w:val="20"/>
+          <w:szCs w:val="20"/>
+        </w:rPr>
+        <w:t>k=8 → 0.</w:t>
+      </w:r>
+      <w:r>
+        <w:rPr>
+          <w:sz w:val="20"/>
+          <w:szCs w:val="20"/>
+        </w:rPr>
+        <w:t>133</w:t>
+      </w:r>
+    </w:p>
+    <w:p>
+      <w:pPr>
+        <w:spacing w:after="0"/>
+        <w:rPr>
+          <w:sz w:val="20"/>
+          <w:szCs w:val="20"/>
+        </w:rPr>
+      </w:pPr>
+      <w:r>
+        <w:rPr>
+          <w:sz w:val="20"/>
+          <w:szCs w:val="20"/>
+        </w:rPr>
+        <w:t>k=9 → 0.</w:t>
+      </w:r>
+      <w:r>
+        <w:rPr>
+          <w:sz w:val="20"/>
+          <w:szCs w:val="20"/>
+        </w:rPr>
+        <w:t>130</w:t>
+      </w:r>
+    </w:p>
+    <w:p>
+      <w:pPr>
+        <w:spacing w:after="0"/>
+        <w:rPr>
+          <w:sz w:val="20"/>
+          <w:szCs w:val="20"/>
+        </w:rPr>
+      </w:pPr>
+      <w:r>
+        <w:rPr>
+          <w:sz w:val="20"/>
+          <w:szCs w:val="20"/>
+        </w:rPr>
+        <w:t>k=10 → 0.</w:t>
+      </w:r>
+      <w:r>
+        <w:rPr>
+          <w:sz w:val="20"/>
+          <w:szCs w:val="20"/>
+        </w:rPr>
+        <w:t>128</w:t>
+      </w:r>
+    </w:p>
+    <w:p>
+      <w:pPr>
+        <w:spacing w:after="0"/>
+        <w:rPr>
+          <w:sz w:val="20"/>
+          <w:szCs w:val="20"/>
+        </w:rPr>
+      </w:pPr>
+      <w:r>
+        <w:rPr>
+          <w:sz w:val="20"/>
+          <w:szCs w:val="20"/>
+        </w:rPr>
+        <w:t>k=11 → 0.</w:t>
+      </w:r>
+      <w:r>
+        <w:rPr>
+          <w:sz w:val="20"/>
+          <w:szCs w:val="20"/>
+        </w:rPr>
+        <w:t>132</w:t>
+      </w:r>
+    </w:p>
+    <w:p>
+      <w:pPr>
+        <w:rPr>
+          <w:sz w:val="20"/>
+          <w:szCs w:val="20"/>
+        </w:rPr>
+      </w:pPr>
+      <w:r>
+        <w:rPr>
+          <w:sz w:val="20"/>
+          <w:szCs w:val="20"/>
+        </w:rPr>
+        <w:t>k=12 → 0.</w:t>
+      </w:r>
+      <w:r>
+        <w:rPr>
+          <w:sz w:val="20"/>
+          <w:szCs w:val="20"/>
+        </w:rPr>
+        <w:t>124</w:t>
+      </w:r>
+    </w:p>
+    <w:p>
+      <w:pPr>
+        <w:rPr>
+          <w:b/>
+          <w:bCs/>
+        </w:rPr>
+      </w:pPr>
+      <w:r>
+        <w:rPr>
+          <w:b/>
+          <w:bCs/>
+        </w:rPr>
+        <w:t>Visualizaciones</w:t>
+      </w:r>
+    </w:p>
+    <w:p>
+      <w:r>
+        <w:rPr>
+          <w:i/>
+          <w:iCs/>
+        </w:rPr>
+        <w:t>MDS 2D sobre Jaccard + Jerárquico</w:t>
+      </w:r>
+    </w:p>
+    <w:p>
+      <w:pPr>
+        <w:jc w:val="center"/>
+      </w:pPr>
+      <w:r>
+        <w:rPr>
+          <w:noProof/>
+        </w:rPr>
+        <w:drawing>
+          <wp:inline distT="0" distB="0" distL="0" distR="0" wp14:anchorId="63C445EA" wp14:editId="3DE35469">
+            <wp:extent cx="4435455" cy="2520000"/>
+            <wp:effectExtent l="0" t="0" r="3810" b="0"/>
+            <wp:docPr id="847216332" name="Imagen 46" descr="Gráfico, Gráfico de dispersión&#10;&#10;El contenido generado por IA puede ser incorrecto."/>
+            <wp:cNvGraphicFramePr>
+              <a:graphicFrameLocks xmlns:a="http://schemas.openxmlformats.org/drawingml/2006/main" noChangeAspect="1"/>
+            </wp:cNvGraphicFramePr>
+            <a:graphic xmlns:a="http://schemas.openxmlformats.org/drawingml/2006/main">
+              <a:graphicData uri="http://schemas.openxmlformats.org/drawingml/2006/picture">
+                <pic:pic xmlns:pic="http://schemas.openxmlformats.org/drawingml/2006/picture">
+                  <pic:nvPicPr>
+                    <pic:cNvPr id="847216332" name="Imagen 46" descr="Gráfico, Gráfico de dispersión&#10;&#10;El contenido generado por IA puede ser incorrecto."/>
+                    <pic:cNvPicPr>
+                      <a:picLocks noChangeAspect="1" noChangeArrowheads="1"/>
+                    </pic:cNvPicPr>
+                  </pic:nvPicPr>
+                  <pic:blipFill>
+                    <a:blip r:embed="rId39">
+                      <a:extLst>
+                        <a:ext uri="{28A0092B-C50C-407E-A947-70E740481C1C}">
+                          <a14:useLocalDpi xmlns:a14="http://schemas.microsoft.com/office/drawing/2010/main" val="0"/>
+                        </a:ext>
+                      </a:extLst>
+                    </a:blip>
+                    <a:srcRect/>
+                    <a:stretch>
+                      <a:fillRect/>
+                    </a:stretch>
+                  </pic:blipFill>
+                  <pic:spPr bwMode="auto">
+                    <a:xfrm>
+                      <a:off x="0" y="0"/>
+                      <a:ext cx="4435455" cy="2520000"/>
+                    </a:xfrm>
+                    <a:prstGeom prst="rect">
+                      <a:avLst/>
+                    </a:prstGeom>
+                    <a:noFill/>
+                  </pic:spPr>
+                </pic:pic>
+              </a:graphicData>
+            </a:graphic>
+          </wp:inline>
+        </w:drawing>
+      </w:r>
+    </w:p>
+    <w:p>
+      <w:r>
+        <w:br w:type="page"/>
+      </w:r>
+    </w:p>
+    <w:p>
+      <w:proofErr w:type="spellStart"/>
+      <w:r>
+        <w:lastRenderedPageBreak/>
+        <w:t>Silhouette</w:t>
+      </w:r>
+      <w:proofErr w:type="spellEnd"/>
+      <w:r>
+        <w:t xml:space="preserve"> </w:t>
+      </w:r>
+      <w:proofErr w:type="spellStart"/>
+      <w:r>
+        <w:t>plot</w:t>
+      </w:r>
+      <w:proofErr w:type="spellEnd"/>
+    </w:p>
+    <w:p>
+      <w:pPr>
+        <w:pBdr>
+          <w:bottom w:val="single" w:sz="6" w:space="1" w:color="auto"/>
+        </w:pBdr>
+        <w:jc w:val="center"/>
+      </w:pPr>
+      <w:r>
+        <w:rPr>
+          <w:noProof/>
+        </w:rPr>
+        <w:drawing>
+          <wp:inline distT="0" distB="0" distL="0" distR="0" wp14:anchorId="52EBBC82" wp14:editId="552A1A95">
+            <wp:extent cx="4435455" cy="2520000"/>
+            <wp:effectExtent l="0" t="0" r="3810" b="0"/>
+            <wp:docPr id="1220504300" name="Imagen 45" descr="Gráfico, Histograma&#10;&#10;El contenido generado por IA puede ser incorrecto."/>
+            <wp:cNvGraphicFramePr>
+              <a:graphicFrameLocks xmlns:a="http://schemas.openxmlformats.org/drawingml/2006/main" noChangeAspect="1"/>
+            </wp:cNvGraphicFramePr>
+            <a:graphic xmlns:a="http://schemas.openxmlformats.org/drawingml/2006/main">
+              <a:graphicData uri="http://schemas.openxmlformats.org/drawingml/2006/picture">
+                <pic:pic xmlns:pic="http://schemas.openxmlformats.org/drawingml/2006/picture">
+                  <pic:nvPicPr>
+                    <pic:cNvPr id="1220504300" name="Imagen 45" descr="Gráfico, Histograma&#10;&#10;El contenido generado por IA puede ser incorrecto."/>
+                    <pic:cNvPicPr>
+                      <a:picLocks noChangeAspect="1" noChangeArrowheads="1"/>
+                    </pic:cNvPicPr>
+                  </pic:nvPicPr>
+                  <pic:blipFill>
+                    <a:blip r:embed="rId40">
+                      <a:extLst>
+                        <a:ext uri="{28A0092B-C50C-407E-A947-70E740481C1C}">
+                          <a14:useLocalDpi xmlns:a14="http://schemas.microsoft.com/office/drawing/2010/main" val="0"/>
+                        </a:ext>
+                      </a:extLst>
+                    </a:blip>
+                    <a:srcRect/>
+                    <a:stretch>
+                      <a:fillRect/>
+                    </a:stretch>
+                  </pic:blipFill>
+                  <pic:spPr bwMode="auto">
+                    <a:xfrm>
+                      <a:off x="0" y="0"/>
+                      <a:ext cx="4435455" cy="2520000"/>
+                    </a:xfrm>
+                    <a:prstGeom prst="rect">
+                      <a:avLst/>
+                    </a:prstGeom>
+                    <a:noFill/>
+                  </pic:spPr>
+                </pic:pic>
+              </a:graphicData>
+            </a:graphic>
+          </wp:inline>
+        </w:drawing>
+      </w:r>
+    </w:p>
+    <w:p>
+      <w:r>
+        <w:br w:type="page"/>
+      </w:r>
+    </w:p>
+    <w:p/>
     <w:p/>
     <w:sectPr>
       <w:pgSz w:w="11906" w:h="16838"/>
@@ -1806,6 +9832,7 @@
   <w:style w:type="paragraph" w:default="1" w:styleId="Normal">
     <w:name w:val="Normal"/>
     <w:qFormat/>
+    <w:rsid w:val="004C1719"/>
   </w:style>
   <w:style w:type="paragraph" w:styleId="Ttulo1">
     <w:name w:val="heading 1"/>

--- a/_Clusterization/Investigadores y keywords/Pruebas clustering.docx
+++ b/_Clusterization/Investigadores y keywords/Pruebas clustering.docx
@@ -1094,6 +1094,9 @@
         <w:jc w:val="center"/>
       </w:pPr>
       <w:r>
+        <w:rPr>
+          <w:noProof/>
+        </w:rPr>
         <w:drawing>
           <wp:inline distT="0" distB="0" distL="0" distR="0" wp14:anchorId="79C537BD" wp14:editId="7D653A4B">
             <wp:extent cx="5400040" cy="2976245"/>
@@ -1550,14 +1553,7 @@
           <w:sz w:val="20"/>
           <w:szCs w:val="20"/>
         </w:rPr>
-        <w:t>1</w:t>
-      </w:r>
-      <w:r>
-        <w:rPr>
-          <w:sz w:val="20"/>
-          <w:szCs w:val="20"/>
-        </w:rPr>
-        <w:t>81</w:t>
+        <w:t>181</w:t>
       </w:r>
       <w:r>
         <w:rPr>
@@ -1613,14 +1609,7 @@
           <w:sz w:val="20"/>
           <w:szCs w:val="20"/>
         </w:rPr>
-        <w:t>1</w:t>
-      </w:r>
-      <w:r>
-        <w:rPr>
-          <w:sz w:val="20"/>
-          <w:szCs w:val="20"/>
-        </w:rPr>
-        <w:t>67</w:t>
+        <w:t>167</w:t>
       </w:r>
     </w:p>
     <w:p>
@@ -1758,10 +1747,7 @@
         <w:t>:</w:t>
       </w:r>
       <w:r>
-        <w:t xml:space="preserve"> </w:t>
-      </w:r>
-      <w:r>
-        <w:t xml:space="preserve">el agrupamiento muestra varios grupos bien definidos y relativamente equilibrados. El enlace completo genera una estructura más compacta que evita cadenas alargadas, ofreciendo </w:t>
+        <w:t xml:space="preserve"> el agrupamiento muestra varios grupos bien definidos y relativamente equilibrados. El enlace completo genera una estructura más compacta que evita cadenas alargadas, ofreciendo </w:t>
       </w:r>
       <w:proofErr w:type="spellStart"/>
       <w:proofErr w:type="gramStart"/>
@@ -2185,14 +2171,7 @@
           <w:sz w:val="20"/>
           <w:szCs w:val="20"/>
         </w:rPr>
-        <w:t>1</w:t>
-      </w:r>
-      <w:r>
-        <w:rPr>
-          <w:sz w:val="20"/>
-          <w:szCs w:val="20"/>
-        </w:rPr>
-        <w:t>53</w:t>
+        <w:t>153</w:t>
       </w:r>
     </w:p>
     <w:p>
@@ -2981,7 +2960,7 @@
           <w:i/>
           <w:iCs/>
         </w:rPr>
-        <w:t>MDS 2D sobre Jaccard + Jerárquico</w:t>
+        <w:t>MDS 2D</w:t>
       </w:r>
       <w:r>
         <w:t xml:space="preserve">: </w:t>
@@ -3279,15 +3258,7 @@
           <w:iCs/>
           <w:u w:val="single"/>
         </w:rPr>
-        <w:t>0</w:t>
-      </w:r>
-      <w:r>
-        <w:rPr>
-          <w:i/>
-          <w:iCs/>
-          <w:u w:val="single"/>
-        </w:rPr>
-        <w:t>3</w:t>
+        <w:t>03</w:t>
       </w:r>
     </w:p>
     <w:p>
@@ -3596,14 +3567,7 @@
           <w:sz w:val="20"/>
           <w:szCs w:val="20"/>
         </w:rPr>
-        <w:t>2</w:t>
-      </w:r>
-      <w:r>
-        <w:rPr>
-          <w:sz w:val="20"/>
-          <w:szCs w:val="20"/>
-        </w:rPr>
-        <w:t>07</w:t>
+        <w:t>207</w:t>
       </w:r>
     </w:p>
     <w:p>
@@ -3649,14 +3613,7 @@
           <w:sz w:val="20"/>
           <w:szCs w:val="20"/>
         </w:rPr>
-        <w:t>1</w:t>
-      </w:r>
-      <w:r>
-        <w:rPr>
-          <w:sz w:val="20"/>
-          <w:szCs w:val="20"/>
-        </w:rPr>
-        <w:t>86</w:t>
+        <w:t>186</w:t>
       </w:r>
     </w:p>
     <w:p>
@@ -3678,14 +3635,7 @@
           <w:sz w:val="20"/>
           <w:szCs w:val="20"/>
         </w:rPr>
-        <w:t>1</w:t>
-      </w:r>
-      <w:r>
-        <w:rPr>
-          <w:sz w:val="20"/>
-          <w:szCs w:val="20"/>
-        </w:rPr>
-        <w:t>59</w:t>
+        <w:t>159</w:t>
       </w:r>
     </w:p>
     <w:p>
@@ -3709,7 +3659,7 @@
           <w:i/>
           <w:iCs/>
         </w:rPr>
-        <w:t>MDS 2D sobre Jaccard + Jerárquico</w:t>
+        <w:t>MDS 2D</w:t>
       </w:r>
     </w:p>
     <w:p>
@@ -4163,14 +4113,7 @@
           <w:sz w:val="20"/>
           <w:szCs w:val="20"/>
         </w:rPr>
-        <w:t>1</w:t>
-      </w:r>
-      <w:r>
-        <w:rPr>
-          <w:sz w:val="20"/>
-          <w:szCs w:val="20"/>
-        </w:rPr>
-        <w:t>64</w:t>
+        <w:t>164</w:t>
       </w:r>
     </w:p>
     <w:p>
@@ -4207,14 +4150,7 @@
           <w:sz w:val="20"/>
           <w:szCs w:val="20"/>
         </w:rPr>
-        <w:t>1</w:t>
-      </w:r>
-      <w:r>
-        <w:rPr>
-          <w:sz w:val="20"/>
-          <w:szCs w:val="20"/>
-        </w:rPr>
-        <w:t>80</w:t>
+        <w:t>180</w:t>
       </w:r>
     </w:p>
     <w:p>
@@ -4251,14 +4187,7 @@
           <w:sz w:val="20"/>
           <w:szCs w:val="20"/>
         </w:rPr>
-        <w:t>1</w:t>
-      </w:r>
-      <w:r>
-        <w:rPr>
-          <w:sz w:val="20"/>
-          <w:szCs w:val="20"/>
-        </w:rPr>
-        <w:t>85</w:t>
+        <w:t>185</w:t>
       </w:r>
     </w:p>
     <w:p>
@@ -4281,14 +4210,7 @@
           <w:sz w:val="20"/>
           <w:szCs w:val="20"/>
         </w:rPr>
-        <w:t>1</w:t>
-      </w:r>
-      <w:r>
-        <w:rPr>
-          <w:sz w:val="20"/>
-          <w:szCs w:val="20"/>
-        </w:rPr>
-        <w:t>0</w:t>
+        <w:t>10</w:t>
       </w:r>
       <w:r>
         <w:rPr>
@@ -4302,14 +4224,7 @@
           <w:sz w:val="20"/>
           <w:szCs w:val="20"/>
         </w:rPr>
-        <w:t>1</w:t>
-      </w:r>
-      <w:r>
-        <w:rPr>
-          <w:sz w:val="20"/>
-          <w:szCs w:val="20"/>
-        </w:rPr>
-        <w:t>77</w:t>
+        <w:t>177</w:t>
       </w:r>
     </w:p>
     <w:p>
@@ -4353,7 +4268,90 @@
           <w:sz w:val="20"/>
           <w:szCs w:val="20"/>
         </w:rPr>
-        <w:t>195</w:t>
+        <w:t xml:space="preserve">195 </w:t>
+      </w:r>
+    </w:p>
+    <w:p>
+      <w:pPr>
+        <w:spacing w:after="0"/>
+        <w:rPr>
+          <w:sz w:val="20"/>
+          <w:szCs w:val="20"/>
+        </w:rPr>
+      </w:pPr>
+      <w:r>
+        <w:rPr>
+          <w:sz w:val="20"/>
+          <w:szCs w:val="20"/>
+        </w:rPr>
+        <w:t>(…)</w:t>
+      </w:r>
+    </w:p>
+    <w:p>
+      <w:pPr>
+        <w:spacing w:after="0"/>
+        <w:rPr>
+          <w:sz w:val="20"/>
+          <w:szCs w:val="20"/>
+        </w:rPr>
+      </w:pPr>
+      <w:r>
+        <w:rPr>
+          <w:sz w:val="20"/>
+          <w:szCs w:val="20"/>
+        </w:rPr>
+        <w:t>k=</w:t>
+      </w:r>
+      <w:r>
+        <w:rPr>
+          <w:sz w:val="20"/>
+          <w:szCs w:val="20"/>
+        </w:rPr>
+        <w:t>16</w:t>
+      </w:r>
+      <w:r>
+        <w:rPr>
+          <w:sz w:val="20"/>
+          <w:szCs w:val="20"/>
+        </w:rPr>
+        <w:t xml:space="preserve"> → 0.</w:t>
+      </w:r>
+      <w:r>
+        <w:rPr>
+          <w:sz w:val="20"/>
+          <w:szCs w:val="20"/>
+        </w:rPr>
+        <w:t>230</w:t>
+      </w:r>
+    </w:p>
+    <w:p>
+      <w:pPr>
+        <w:spacing w:after="0"/>
+        <w:rPr>
+          <w:sz w:val="20"/>
+          <w:szCs w:val="20"/>
+        </w:rPr>
+      </w:pPr>
+      <w:r>
+        <w:rPr>
+          <w:sz w:val="20"/>
+          <w:szCs w:val="20"/>
+        </w:rPr>
+        <w:t>k=</w:t>
+      </w:r>
+      <w:r>
+        <w:rPr>
+          <w:sz w:val="20"/>
+          <w:szCs w:val="20"/>
+        </w:rPr>
+        <w:t>17</w:t>
+      </w:r>
+      <w:r>
+        <w:rPr>
+          <w:sz w:val="20"/>
+          <w:szCs w:val="20"/>
+        </w:rPr>
+        <w:t xml:space="preserve"> → 0.</w:t>
       </w:r>
       <w:r>
         <w:rPr>
@@ -4362,123 +4360,12 @@
         </w:rPr>
         <w:t xml:space="preserve"> </w:t>
       </w:r>
-    </w:p>
-    <w:p>
-      <w:pPr>
-        <w:spacing w:after="0"/>
-        <w:rPr>
-          <w:sz w:val="20"/>
-          <w:szCs w:val="20"/>
-        </w:rPr>
-      </w:pPr>
-      <w:r>
-        <w:rPr>
-          <w:sz w:val="20"/>
-          <w:szCs w:val="20"/>
-        </w:rPr>
-        <w:t>(…)</w:t>
-      </w:r>
-    </w:p>
-    <w:p>
-      <w:pPr>
-        <w:spacing w:after="0"/>
-        <w:rPr>
-          <w:sz w:val="20"/>
-          <w:szCs w:val="20"/>
-        </w:rPr>
-      </w:pPr>
-      <w:r>
-        <w:rPr>
-          <w:sz w:val="20"/>
-          <w:szCs w:val="20"/>
-        </w:rPr>
-        <w:t>k=</w:t>
-      </w:r>
-      <w:r>
-        <w:rPr>
-          <w:sz w:val="20"/>
-          <w:szCs w:val="20"/>
-        </w:rPr>
-        <w:t>16</w:t>
-      </w:r>
-      <w:r>
-        <w:rPr>
-          <w:sz w:val="20"/>
-          <w:szCs w:val="20"/>
-        </w:rPr>
-        <w:t xml:space="preserve"> → 0.</w:t>
-      </w:r>
-      <w:r>
-        <w:rPr>
-          <w:sz w:val="20"/>
-          <w:szCs w:val="20"/>
-        </w:rPr>
-        <w:t>2</w:t>
-      </w:r>
-      <w:r>
-        <w:rPr>
-          <w:sz w:val="20"/>
-          <w:szCs w:val="20"/>
-        </w:rPr>
-        <w:t>30</w:t>
-      </w:r>
-    </w:p>
-    <w:p>
-      <w:pPr>
-        <w:spacing w:after="0"/>
-        <w:rPr>
-          <w:sz w:val="20"/>
-          <w:szCs w:val="20"/>
-        </w:rPr>
-      </w:pPr>
-      <w:r>
-        <w:rPr>
-          <w:sz w:val="20"/>
-          <w:szCs w:val="20"/>
-        </w:rPr>
-        <w:t>k=</w:t>
-      </w:r>
-      <w:r>
-        <w:rPr>
-          <w:sz w:val="20"/>
-          <w:szCs w:val="20"/>
-        </w:rPr>
-        <w:t>17</w:t>
-      </w:r>
-      <w:r>
-        <w:rPr>
-          <w:sz w:val="20"/>
-          <w:szCs w:val="20"/>
-        </w:rPr>
-        <w:t xml:space="preserve"> → 0.</w:t>
-      </w:r>
-      <w:r>
-        <w:rPr>
-          <w:sz w:val="20"/>
-          <w:szCs w:val="20"/>
-        </w:rPr>
-        <w:t xml:space="preserve"> </w:t>
-      </w:r>
-      <w:r>
-        <w:rPr>
-          <w:sz w:val="20"/>
-          <w:szCs w:val="20"/>
-        </w:rPr>
-        <w:t>2</w:t>
-      </w:r>
-      <w:r>
-        <w:rPr>
-          <w:sz w:val="20"/>
-          <w:szCs w:val="20"/>
-        </w:rPr>
-        <w:t xml:space="preserve">35 </w:t>
-      </w:r>
-      <w:r>
-        <w:rPr>
-          <w:sz w:val="20"/>
-          <w:szCs w:val="20"/>
-        </w:rPr>
-        <w:t>(máximo)</w:t>
+      <w:r>
+        <w:rPr>
+          <w:sz w:val="20"/>
+          <w:szCs w:val="20"/>
+        </w:rPr>
+        <w:t>235 (máximo)</w:t>
       </w:r>
     </w:p>
     <w:p>
@@ -4612,7 +4499,14 @@
           <w:i/>
           <w:iCs/>
         </w:rPr>
-        <w:t>MDS 2D sobre Jaccard + Jerárquico</w:t>
+        <w:t>MDS 2</w:t>
+      </w:r>
+      <w:r>
+        <w:rPr>
+          <w:i/>
+          <w:iCs/>
+        </w:rPr>
+        <w:t>D</w:t>
       </w:r>
       <w:r>
         <w:rPr>
@@ -5092,15 +4986,7 @@
           <w:iCs/>
           <w:u w:val="single"/>
         </w:rPr>
-        <w:t>0</w:t>
-      </w:r>
-      <w:r>
-        <w:rPr>
-          <w:i/>
-          <w:iCs/>
-          <w:u w:val="single"/>
-        </w:rPr>
-        <w:t>6</w:t>
+        <w:t>06</w:t>
       </w:r>
     </w:p>
     <w:p>
@@ -5256,14 +5142,7 @@
           <w:sz w:val="20"/>
           <w:szCs w:val="20"/>
         </w:rPr>
-        <w:t>2</w:t>
-      </w:r>
-      <w:r>
-        <w:rPr>
-          <w:sz w:val="20"/>
-          <w:szCs w:val="20"/>
-        </w:rPr>
-        <w:t>31</w:t>
+        <w:t>231</w:t>
       </w:r>
     </w:p>
     <w:p>
@@ -5316,14 +5195,7 @@
           <w:sz w:val="20"/>
           <w:szCs w:val="20"/>
         </w:rPr>
-        <w:t>2</w:t>
-      </w:r>
-      <w:r>
-        <w:rPr>
-          <w:sz w:val="20"/>
-          <w:szCs w:val="20"/>
-        </w:rPr>
-        <w:t>50</w:t>
+        <w:t>250</w:t>
       </w:r>
     </w:p>
     <w:p>
@@ -5346,14 +5218,7 @@
           <w:sz w:val="20"/>
           <w:szCs w:val="20"/>
         </w:rPr>
-        <w:t>2</w:t>
-      </w:r>
-      <w:r>
-        <w:rPr>
-          <w:sz w:val="20"/>
-          <w:szCs w:val="20"/>
-        </w:rPr>
-        <w:t>34</w:t>
+        <w:t>234</w:t>
       </w:r>
     </w:p>
     <w:p>
@@ -5376,14 +5241,7 @@
           <w:sz w:val="20"/>
           <w:szCs w:val="20"/>
         </w:rPr>
-        <w:t>2</w:t>
-      </w:r>
-      <w:r>
-        <w:rPr>
-          <w:sz w:val="20"/>
-          <w:szCs w:val="20"/>
-        </w:rPr>
-        <w:t>33</w:t>
+        <w:t>233</w:t>
       </w:r>
     </w:p>
     <w:p>
@@ -5406,14 +5264,7 @@
           <w:sz w:val="20"/>
           <w:szCs w:val="20"/>
         </w:rPr>
-        <w:t>2</w:t>
-      </w:r>
-      <w:r>
-        <w:rPr>
-          <w:sz w:val="20"/>
-          <w:szCs w:val="20"/>
-        </w:rPr>
-        <w:t>14</w:t>
+        <w:t>214</w:t>
       </w:r>
     </w:p>
     <w:p>
@@ -5482,14 +5333,7 @@
           <w:sz w:val="20"/>
           <w:szCs w:val="20"/>
         </w:rPr>
-        <w:t>1</w:t>
-      </w:r>
-      <w:r>
-        <w:rPr>
-          <w:sz w:val="20"/>
-          <w:szCs w:val="20"/>
-        </w:rPr>
-        <w:t>40</w:t>
+        <w:t>140</w:t>
       </w:r>
     </w:p>
     <w:p>
@@ -5511,14 +5355,7 @@
           <w:sz w:val="20"/>
           <w:szCs w:val="20"/>
         </w:rPr>
-        <w:t>1</w:t>
-      </w:r>
-      <w:r>
-        <w:rPr>
-          <w:sz w:val="20"/>
-          <w:szCs w:val="20"/>
-        </w:rPr>
-        <w:t>28</w:t>
+        <w:t>128</w:t>
       </w:r>
     </w:p>
     <w:p>
@@ -5542,7 +5379,7 @@
           <w:i/>
           <w:iCs/>
         </w:rPr>
-        <w:t>MDS 2D sobre Jaccard + Jerárquico</w:t>
+        <w:t>MDS 2D</w:t>
       </w:r>
     </w:p>
     <w:p>
@@ -5979,14 +5816,7 @@
           <w:sz w:val="20"/>
           <w:szCs w:val="20"/>
         </w:rPr>
-        <w:t>2</w:t>
-      </w:r>
-      <w:r>
-        <w:rPr>
-          <w:sz w:val="20"/>
-          <w:szCs w:val="20"/>
-        </w:rPr>
-        <w:t xml:space="preserve">45 </w:t>
+        <w:t xml:space="preserve">245 </w:t>
       </w:r>
       <w:r>
         <w:rPr>
@@ -6016,21 +5846,7 @@
           <w:sz w:val="20"/>
           <w:szCs w:val="20"/>
         </w:rPr>
-        <w:t>2</w:t>
-      </w:r>
-      <w:r>
-        <w:rPr>
-          <w:sz w:val="20"/>
-          <w:szCs w:val="20"/>
-        </w:rPr>
-        <w:t>42</w:t>
-      </w:r>
-      <w:r>
-        <w:rPr>
-          <w:sz w:val="20"/>
-          <w:szCs w:val="20"/>
-        </w:rPr>
-        <w:t xml:space="preserve"> </w:t>
+        <w:t xml:space="preserve">242 </w:t>
       </w:r>
     </w:p>
     <w:p>
@@ -6053,14 +5869,7 @@
           <w:sz w:val="20"/>
           <w:szCs w:val="20"/>
         </w:rPr>
-        <w:t>2</w:t>
-      </w:r>
-      <w:r>
-        <w:rPr>
-          <w:sz w:val="20"/>
-          <w:szCs w:val="20"/>
-        </w:rPr>
-        <w:t>30</w:t>
+        <w:t>230</w:t>
       </w:r>
     </w:p>
     <w:p>
@@ -6198,14 +6007,7 @@
           <w:sz w:val="20"/>
           <w:szCs w:val="20"/>
         </w:rPr>
-        <w:t>1</w:t>
-      </w:r>
-      <w:r>
-        <w:rPr>
-          <w:sz w:val="20"/>
-          <w:szCs w:val="20"/>
-        </w:rPr>
-        <w:t>45</w:t>
+        <w:t>145</w:t>
       </w:r>
     </w:p>
     <w:p>
@@ -6227,14 +6029,7 @@
           <w:sz w:val="20"/>
           <w:szCs w:val="20"/>
         </w:rPr>
-        <w:t>1</w:t>
-      </w:r>
-      <w:r>
-        <w:rPr>
-          <w:sz w:val="20"/>
-          <w:szCs w:val="20"/>
-        </w:rPr>
-        <w:t>38</w:t>
+        <w:t>138</w:t>
       </w:r>
     </w:p>
     <w:p>
@@ -6258,7 +6053,7 @@
           <w:i/>
           <w:iCs/>
         </w:rPr>
-        <w:t>MDS 2D sobre Jaccard + Jerárquico</w:t>
+        <w:t>MDS 2D</w:t>
       </w:r>
     </w:p>
     <w:p>
@@ -6711,14 +6506,7 @@
           <w:sz w:val="20"/>
           <w:szCs w:val="20"/>
         </w:rPr>
-        <w:t>178</w:t>
-      </w:r>
-      <w:r>
-        <w:rPr>
-          <w:sz w:val="20"/>
-          <w:szCs w:val="20"/>
-        </w:rPr>
-        <w:t xml:space="preserve"> </w:t>
+        <w:t xml:space="preserve">178 </w:t>
       </w:r>
     </w:p>
     <w:p>
@@ -6840,14 +6628,7 @@
           <w:sz w:val="20"/>
           <w:szCs w:val="20"/>
         </w:rPr>
-        <w:t>1</w:t>
-      </w:r>
-      <w:r>
-        <w:rPr>
-          <w:sz w:val="20"/>
-          <w:szCs w:val="20"/>
-        </w:rPr>
-        <w:t>76</w:t>
+        <w:t>176</w:t>
       </w:r>
     </w:p>
     <w:p>
@@ -6870,14 +6651,7 @@
           <w:sz w:val="20"/>
           <w:szCs w:val="20"/>
         </w:rPr>
-        <w:t>1</w:t>
-      </w:r>
-      <w:r>
-        <w:rPr>
-          <w:sz w:val="20"/>
-          <w:szCs w:val="20"/>
-        </w:rPr>
-        <w:t>93</w:t>
+        <w:t>193</w:t>
       </w:r>
     </w:p>
     <w:p>
@@ -6969,7 +6743,7 @@
           <w:i/>
           <w:iCs/>
         </w:rPr>
-        <w:t>MDS 2D sobre Jaccard + Jerárquico</w:t>
+        <w:t>MDS 2D</w:t>
       </w:r>
     </w:p>
     <w:p>
@@ -7657,7 +7431,7 @@
           <w:i/>
           <w:iCs/>
         </w:rPr>
-        <w:t>MDS 2D sobre Jaccard + Jerárquico</w:t>
+        <w:t>MDS 2D</w:t>
       </w:r>
     </w:p>
     <w:p>
@@ -8052,16 +7826,7 @@
         <w:t xml:space="preserve">Rango de k probado: </w:t>
       </w:r>
       <w:r>
-        <w:t xml:space="preserve">4 </w:t>
-      </w:r>
-      <w:r>
-        <w:t>→</w:t>
-      </w:r>
-      <w:r>
-        <w:t xml:space="preserve"> </w:t>
-      </w:r>
-      <w:r>
-        <w:t>0.323</w:t>
+        <w:t>4 → 0.323</w:t>
       </w:r>
     </w:p>
     <w:p>
@@ -8085,7 +7850,7 @@
           <w:i/>
           <w:iCs/>
         </w:rPr>
-        <w:t>MDS 2D sobre Jaccard + Jerárquico</w:t>
+        <w:t>MDS 2D</w:t>
       </w:r>
     </w:p>
     <w:p>
@@ -8460,60 +8225,123 @@
           <w:sz w:val="20"/>
           <w:szCs w:val="20"/>
         </w:rPr>
-        <w:t xml:space="preserve">k=3 → </w:t>
-      </w:r>
-      <w:r>
-        <w:rPr>
-          <w:sz w:val="20"/>
-          <w:szCs w:val="20"/>
-        </w:rPr>
-        <w:t>0.120</w:t>
-      </w:r>
-    </w:p>
-    <w:p>
-      <w:pPr>
-        <w:spacing w:after="0"/>
-        <w:rPr>
-          <w:sz w:val="20"/>
-          <w:szCs w:val="20"/>
-        </w:rPr>
-      </w:pPr>
-      <w:r>
-        <w:rPr>
-          <w:sz w:val="20"/>
-          <w:szCs w:val="20"/>
-        </w:rPr>
-        <w:t>k=4 → 0.</w:t>
-      </w:r>
-      <w:r>
-        <w:rPr>
-          <w:sz w:val="20"/>
-          <w:szCs w:val="20"/>
-        </w:rPr>
-        <w:t>132</w:t>
-      </w:r>
-    </w:p>
-    <w:p>
-      <w:pPr>
-        <w:spacing w:after="0"/>
-        <w:rPr>
-          <w:sz w:val="20"/>
-          <w:szCs w:val="20"/>
-        </w:rPr>
-      </w:pPr>
-      <w:r>
-        <w:rPr>
-          <w:sz w:val="20"/>
-          <w:szCs w:val="20"/>
-        </w:rPr>
-        <w:t>k=5 → 0.</w:t>
-      </w:r>
-      <w:r>
-        <w:rPr>
-          <w:sz w:val="20"/>
-          <w:szCs w:val="20"/>
-        </w:rPr>
-        <w:t>146</w:t>
+        <w:t>k=</w:t>
+      </w:r>
+      <w:r>
+        <w:rPr>
+          <w:sz w:val="20"/>
+          <w:szCs w:val="20"/>
+        </w:rPr>
+        <w:t>10</w:t>
+      </w:r>
+      <w:r>
+        <w:rPr>
+          <w:sz w:val="20"/>
+          <w:szCs w:val="20"/>
+        </w:rPr>
+        <w:t xml:space="preserve"> → </w:t>
+      </w:r>
+      <w:r>
+        <w:rPr>
+          <w:sz w:val="20"/>
+          <w:szCs w:val="20"/>
+        </w:rPr>
+        <w:t>0.1</w:t>
+      </w:r>
+      <w:r>
+        <w:rPr>
+          <w:sz w:val="20"/>
+          <w:szCs w:val="20"/>
+        </w:rPr>
+        <w:t>24</w:t>
+      </w:r>
+    </w:p>
+    <w:p>
+      <w:pPr>
+        <w:spacing w:after="0"/>
+        <w:rPr>
+          <w:sz w:val="20"/>
+          <w:szCs w:val="20"/>
+        </w:rPr>
+      </w:pPr>
+      <w:r>
+        <w:rPr>
+          <w:sz w:val="20"/>
+          <w:szCs w:val="20"/>
+        </w:rPr>
+        <w:t>k=</w:t>
+      </w:r>
+      <w:r>
+        <w:rPr>
+          <w:sz w:val="20"/>
+          <w:szCs w:val="20"/>
+        </w:rPr>
+        <w:t>11</w:t>
+      </w:r>
+      <w:r>
+        <w:rPr>
+          <w:sz w:val="20"/>
+          <w:szCs w:val="20"/>
+        </w:rPr>
+        <w:t xml:space="preserve"> → 0.</w:t>
+      </w:r>
+      <w:r>
+        <w:rPr>
+          <w:sz w:val="20"/>
+          <w:szCs w:val="20"/>
+        </w:rPr>
+        <w:t>1</w:t>
+      </w:r>
+      <w:r>
+        <w:rPr>
+          <w:sz w:val="20"/>
+          <w:szCs w:val="20"/>
+        </w:rPr>
+        <w:t>22</w:t>
+      </w:r>
+    </w:p>
+    <w:p>
+      <w:pPr>
+        <w:spacing w:after="0"/>
+        <w:rPr>
+          <w:sz w:val="20"/>
+          <w:szCs w:val="20"/>
+        </w:rPr>
+      </w:pPr>
+      <w:r>
+        <w:rPr>
+          <w:sz w:val="20"/>
+          <w:szCs w:val="20"/>
+        </w:rPr>
+        <w:t>k=</w:t>
+      </w:r>
+      <w:r>
+        <w:rPr>
+          <w:sz w:val="20"/>
+          <w:szCs w:val="20"/>
+        </w:rPr>
+        <w:t>12</w:t>
+      </w:r>
+      <w:r>
+        <w:rPr>
+          <w:sz w:val="20"/>
+          <w:szCs w:val="20"/>
+        </w:rPr>
+        <w:t xml:space="preserve"> → 0.</w:t>
+      </w:r>
+      <w:r>
+        <w:rPr>
+          <w:sz w:val="20"/>
+          <w:szCs w:val="20"/>
+        </w:rPr>
+        <w:t>1</w:t>
+      </w:r>
+      <w:r>
+        <w:rPr>
+          <w:sz w:val="20"/>
+          <w:szCs w:val="20"/>
+        </w:rPr>
+        <w:t>24</w:t>
       </w:r>
       <w:r>
         <w:rPr>
@@ -8522,51 +8350,35 @@
         </w:rPr>
         <w:t xml:space="preserve"> </w:t>
       </w:r>
-      <w:r>
-        <w:rPr>
-          <w:sz w:val="20"/>
-          <w:szCs w:val="20"/>
-        </w:rPr>
-        <w:t>(máximo)</w:t>
-      </w:r>
-    </w:p>
-    <w:p>
-      <w:pPr>
-        <w:spacing w:after="0"/>
-        <w:rPr>
-          <w:sz w:val="20"/>
-          <w:szCs w:val="20"/>
-        </w:rPr>
-      </w:pPr>
-      <w:r>
-        <w:rPr>
-          <w:sz w:val="20"/>
-          <w:szCs w:val="20"/>
-        </w:rPr>
-        <w:t>k=6 → 0.</w:t>
-      </w:r>
-      <w:r>
-        <w:rPr>
-          <w:sz w:val="20"/>
-          <w:szCs w:val="20"/>
-        </w:rPr>
-        <w:t>112</w:t>
-      </w:r>
-    </w:p>
-    <w:p>
-      <w:pPr>
-        <w:spacing w:after="0"/>
-        <w:rPr>
-          <w:sz w:val="20"/>
-          <w:szCs w:val="20"/>
-        </w:rPr>
-      </w:pPr>
-      <w:r>
-        <w:rPr>
-          <w:sz w:val="20"/>
-          <w:szCs w:val="20"/>
-        </w:rPr>
-        <w:t>k=7 → 0.</w:t>
+    </w:p>
+    <w:p>
+      <w:pPr>
+        <w:spacing w:after="0"/>
+        <w:rPr>
+          <w:sz w:val="20"/>
+          <w:szCs w:val="20"/>
+        </w:rPr>
+      </w:pPr>
+      <w:r>
+        <w:rPr>
+          <w:sz w:val="20"/>
+          <w:szCs w:val="20"/>
+        </w:rPr>
+        <w:t>k=</w:t>
+      </w:r>
+      <w:r>
+        <w:rPr>
+          <w:sz w:val="20"/>
+          <w:szCs w:val="20"/>
+        </w:rPr>
+        <w:t>13</w:t>
+      </w:r>
+      <w:r>
+        <w:rPr>
+          <w:sz w:val="20"/>
+          <w:szCs w:val="20"/>
+        </w:rPr>
+        <w:t xml:space="preserve"> → 0.</w:t>
       </w:r>
       <w:r>
         <w:rPr>
@@ -8580,121 +8392,256 @@
           <w:sz w:val="20"/>
           <w:szCs w:val="20"/>
         </w:rPr>
+        <w:t>18</w:t>
+      </w:r>
+    </w:p>
+    <w:p>
+      <w:pPr>
+        <w:spacing w:after="0"/>
+        <w:rPr>
+          <w:sz w:val="20"/>
+          <w:szCs w:val="20"/>
+        </w:rPr>
+      </w:pPr>
+      <w:r>
+        <w:rPr>
+          <w:sz w:val="20"/>
+          <w:szCs w:val="20"/>
+        </w:rPr>
+        <w:t>k=</w:t>
+      </w:r>
+      <w:r>
+        <w:rPr>
+          <w:sz w:val="20"/>
+          <w:szCs w:val="20"/>
+        </w:rPr>
+        <w:t>14</w:t>
+      </w:r>
+      <w:r>
+        <w:rPr>
+          <w:sz w:val="20"/>
+          <w:szCs w:val="20"/>
+        </w:rPr>
+        <w:t xml:space="preserve"> → 0.</w:t>
+      </w:r>
+      <w:r>
+        <w:rPr>
+          <w:sz w:val="20"/>
+          <w:szCs w:val="20"/>
+        </w:rPr>
+        <w:t>1</w:t>
+      </w:r>
+      <w:r>
+        <w:rPr>
+          <w:sz w:val="20"/>
+          <w:szCs w:val="20"/>
+        </w:rPr>
+        <w:t>27</w:t>
+      </w:r>
+    </w:p>
+    <w:p>
+      <w:pPr>
+        <w:spacing w:after="0"/>
+        <w:rPr>
+          <w:sz w:val="20"/>
+          <w:szCs w:val="20"/>
+        </w:rPr>
+      </w:pPr>
+      <w:r>
+        <w:rPr>
+          <w:sz w:val="20"/>
+          <w:szCs w:val="20"/>
+        </w:rPr>
+        <w:t>k=</w:t>
+      </w:r>
+      <w:r>
+        <w:rPr>
+          <w:sz w:val="20"/>
+          <w:szCs w:val="20"/>
+        </w:rPr>
+        <w:t>15</w:t>
+      </w:r>
+      <w:r>
+        <w:rPr>
+          <w:sz w:val="20"/>
+          <w:szCs w:val="20"/>
+        </w:rPr>
+        <w:t xml:space="preserve"> → 0.</w:t>
+      </w:r>
+      <w:r>
+        <w:rPr>
+          <w:sz w:val="20"/>
+          <w:szCs w:val="20"/>
+        </w:rPr>
+        <w:t>1</w:t>
+      </w:r>
+      <w:r>
+        <w:rPr>
+          <w:sz w:val="20"/>
+          <w:szCs w:val="20"/>
+        </w:rPr>
+        <w:t>14</w:t>
+      </w:r>
+    </w:p>
+    <w:p>
+      <w:pPr>
+        <w:spacing w:after="0"/>
+        <w:rPr>
+          <w:sz w:val="20"/>
+          <w:szCs w:val="20"/>
+        </w:rPr>
+      </w:pPr>
+      <w:r>
+        <w:rPr>
+          <w:sz w:val="20"/>
+          <w:szCs w:val="20"/>
+        </w:rPr>
+        <w:t>k=</w:t>
+      </w:r>
+      <w:r>
+        <w:rPr>
+          <w:sz w:val="20"/>
+          <w:szCs w:val="20"/>
+        </w:rPr>
+        <w:t>16</w:t>
+      </w:r>
+      <w:r>
+        <w:rPr>
+          <w:sz w:val="20"/>
+          <w:szCs w:val="20"/>
+        </w:rPr>
+        <w:t xml:space="preserve"> → 0.</w:t>
+      </w:r>
+      <w:r>
+        <w:rPr>
+          <w:sz w:val="20"/>
+          <w:szCs w:val="20"/>
+        </w:rPr>
+        <w:t>1</w:t>
+      </w:r>
+      <w:r>
+        <w:rPr>
+          <w:sz w:val="20"/>
+          <w:szCs w:val="20"/>
+        </w:rPr>
+        <w:t>29 (máximo)</w:t>
+      </w:r>
+    </w:p>
+    <w:p>
+      <w:pPr>
+        <w:spacing w:after="0"/>
+        <w:rPr>
+          <w:sz w:val="20"/>
+          <w:szCs w:val="20"/>
+        </w:rPr>
+      </w:pPr>
+      <w:r>
+        <w:rPr>
+          <w:sz w:val="20"/>
+          <w:szCs w:val="20"/>
+        </w:rPr>
+        <w:t>k=1</w:t>
+      </w:r>
+      <w:r>
+        <w:rPr>
+          <w:sz w:val="20"/>
+          <w:szCs w:val="20"/>
+        </w:rPr>
+        <w:t>7</w:t>
+      </w:r>
+      <w:r>
+        <w:rPr>
+          <w:sz w:val="20"/>
+          <w:szCs w:val="20"/>
+        </w:rPr>
+        <w:t xml:space="preserve"> → 0.</w:t>
+      </w:r>
+      <w:r>
+        <w:rPr>
+          <w:sz w:val="20"/>
+          <w:szCs w:val="20"/>
+        </w:rPr>
+        <w:t>1</w:t>
+      </w:r>
+      <w:r>
+        <w:rPr>
+          <w:sz w:val="20"/>
+          <w:szCs w:val="20"/>
+        </w:rPr>
+        <w:t>24</w:t>
+      </w:r>
+    </w:p>
+    <w:p>
+      <w:pPr>
+        <w:spacing w:after="0"/>
+        <w:rPr>
+          <w:sz w:val="20"/>
+          <w:szCs w:val="20"/>
+        </w:rPr>
+      </w:pPr>
+      <w:r>
+        <w:rPr>
+          <w:sz w:val="20"/>
+          <w:szCs w:val="20"/>
+        </w:rPr>
+        <w:t>k=1</w:t>
+      </w:r>
+      <w:r>
+        <w:rPr>
+          <w:sz w:val="20"/>
+          <w:szCs w:val="20"/>
+        </w:rPr>
+        <w:t>8</w:t>
+      </w:r>
+      <w:r>
+        <w:rPr>
+          <w:sz w:val="20"/>
+          <w:szCs w:val="20"/>
+        </w:rPr>
+        <w:t xml:space="preserve"> → 0.</w:t>
+      </w:r>
+      <w:r>
+        <w:rPr>
+          <w:sz w:val="20"/>
+          <w:szCs w:val="20"/>
+        </w:rPr>
+        <w:t>1</w:t>
+      </w:r>
+      <w:r>
+        <w:rPr>
+          <w:sz w:val="20"/>
+          <w:szCs w:val="20"/>
+        </w:rPr>
         <w:t>21</w:t>
       </w:r>
     </w:p>
     <w:p>
       <w:pPr>
-        <w:spacing w:after="0"/>
-        <w:rPr>
-          <w:sz w:val="20"/>
-          <w:szCs w:val="20"/>
-        </w:rPr>
-      </w:pPr>
-      <w:r>
-        <w:rPr>
-          <w:sz w:val="20"/>
-          <w:szCs w:val="20"/>
-        </w:rPr>
-        <w:t>k=8 → 0.</w:t>
-      </w:r>
-      <w:r>
-        <w:rPr>
-          <w:sz w:val="20"/>
-          <w:szCs w:val="20"/>
-        </w:rPr>
-        <w:t>1</w:t>
-      </w:r>
-      <w:r>
-        <w:rPr>
-          <w:sz w:val="20"/>
-          <w:szCs w:val="20"/>
-        </w:rPr>
-        <w:t>33</w:t>
-      </w:r>
-    </w:p>
-    <w:p>
-      <w:pPr>
-        <w:spacing w:after="0"/>
-        <w:rPr>
-          <w:sz w:val="20"/>
-          <w:szCs w:val="20"/>
-        </w:rPr>
-      </w:pPr>
-      <w:r>
-        <w:rPr>
-          <w:sz w:val="20"/>
-          <w:szCs w:val="20"/>
-        </w:rPr>
-        <w:t>k=9 → 0.</w:t>
-      </w:r>
-      <w:r>
-        <w:rPr>
-          <w:sz w:val="20"/>
-          <w:szCs w:val="20"/>
-        </w:rPr>
-        <w:t>130</w:t>
-      </w:r>
-    </w:p>
-    <w:p>
-      <w:pPr>
-        <w:spacing w:after="0"/>
-        <w:rPr>
-          <w:sz w:val="20"/>
-          <w:szCs w:val="20"/>
-        </w:rPr>
-      </w:pPr>
-      <w:r>
-        <w:rPr>
-          <w:sz w:val="20"/>
-          <w:szCs w:val="20"/>
-        </w:rPr>
-        <w:t>k=10 → 0.</w:t>
-      </w:r>
-      <w:r>
-        <w:rPr>
-          <w:sz w:val="20"/>
-          <w:szCs w:val="20"/>
-        </w:rPr>
-        <w:t>128</w:t>
-      </w:r>
-    </w:p>
-    <w:p>
-      <w:pPr>
-        <w:spacing w:after="0"/>
-        <w:rPr>
-          <w:sz w:val="20"/>
-          <w:szCs w:val="20"/>
-        </w:rPr>
-      </w:pPr>
-      <w:r>
-        <w:rPr>
-          <w:sz w:val="20"/>
-          <w:szCs w:val="20"/>
-        </w:rPr>
-        <w:t>k=11 → 0.</w:t>
-      </w:r>
-      <w:r>
-        <w:rPr>
-          <w:sz w:val="20"/>
-          <w:szCs w:val="20"/>
-        </w:rPr>
-        <w:t>132</w:t>
-      </w:r>
-    </w:p>
-    <w:p>
-      <w:pPr>
-        <w:rPr>
-          <w:sz w:val="20"/>
-          <w:szCs w:val="20"/>
-        </w:rPr>
-      </w:pPr>
-      <w:r>
-        <w:rPr>
-          <w:sz w:val="20"/>
-          <w:szCs w:val="20"/>
-        </w:rPr>
-        <w:t>k=12 → 0.</w:t>
+        <w:rPr>
+          <w:sz w:val="20"/>
+          <w:szCs w:val="20"/>
+        </w:rPr>
+      </w:pPr>
+      <w:r>
+        <w:rPr>
+          <w:sz w:val="20"/>
+          <w:szCs w:val="20"/>
+        </w:rPr>
+        <w:t>k=1</w:t>
+      </w:r>
+      <w:r>
+        <w:rPr>
+          <w:sz w:val="20"/>
+          <w:szCs w:val="20"/>
+        </w:rPr>
+        <w:t>9</w:t>
+      </w:r>
+      <w:r>
+        <w:rPr>
+          <w:sz w:val="20"/>
+          <w:szCs w:val="20"/>
+        </w:rPr>
+        <w:t xml:space="preserve"> → 0.</w:t>
       </w:r>
       <w:r>
         <w:rPr>
@@ -8725,7 +8672,7 @@
           <w:i/>
           <w:iCs/>
         </w:rPr>
-        <w:t>MDS 2D sobre Jaccard + Jerárquico</w:t>
+        <w:t>MDS 2D</w:t>
       </w:r>
     </w:p>
     <w:p>
@@ -8737,10 +8684,10 @@
           <w:noProof/>
         </w:rPr>
         <w:drawing>
-          <wp:inline distT="0" distB="0" distL="0" distR="0" wp14:anchorId="7CDDD24F" wp14:editId="29DD7EF9">
+          <wp:inline distT="0" distB="0" distL="0" distR="0" wp14:anchorId="07850F96" wp14:editId="2A2A15D7">
             <wp:extent cx="4435455" cy="2520000"/>
             <wp:effectExtent l="0" t="0" r="3810" b="0"/>
-            <wp:docPr id="1080060520" name="Imagen 46"/>
+            <wp:docPr id="1636683178" name="Imagen 3"/>
             <wp:cNvGraphicFramePr>
               <a:graphicFrameLocks xmlns:a="http://schemas.openxmlformats.org/drawingml/2006/main" noChangeAspect="1"/>
             </wp:cNvGraphicFramePr>
@@ -8748,7 +8695,7 @@
               <a:graphicData uri="http://schemas.openxmlformats.org/drawingml/2006/picture">
                 <pic:pic xmlns:pic="http://schemas.openxmlformats.org/drawingml/2006/picture">
                   <pic:nvPicPr>
-                    <pic:cNvPr id="0" name="Picture 34"/>
+                    <pic:cNvPr id="0" name="Picture 3"/>
                     <pic:cNvPicPr>
                       <a:picLocks noChangeAspect="1" noChangeArrowheads="1"/>
                     </pic:cNvPicPr>
@@ -8810,16 +8757,19 @@
           <w:bottom w:val="single" w:sz="6" w:space="1" w:color="auto"/>
         </w:pBdr>
         <w:jc w:val="center"/>
-      </w:pPr>
-      <w:r>
         <w:rPr>
           <w:noProof/>
         </w:rPr>
+      </w:pPr>
+      <w:r>
+        <w:rPr>
+          <w:noProof/>
+        </w:rPr>
         <w:drawing>
-          <wp:inline distT="0" distB="0" distL="0" distR="0" wp14:anchorId="63FCC6D1" wp14:editId="24DD5592">
+          <wp:inline distT="0" distB="0" distL="0" distR="0" wp14:anchorId="4C578D1E" wp14:editId="2D577A4A">
             <wp:extent cx="4435455" cy="2520000"/>
             <wp:effectExtent l="0" t="0" r="3810" b="0"/>
-            <wp:docPr id="633968537" name="Imagen 45"/>
+            <wp:docPr id="729685291" name="Imagen 4"/>
             <wp:cNvGraphicFramePr>
               <a:graphicFrameLocks xmlns:a="http://schemas.openxmlformats.org/drawingml/2006/main" noChangeAspect="1"/>
             </wp:cNvGraphicFramePr>
@@ -8827,7 +8777,7 @@
               <a:graphicData uri="http://schemas.openxmlformats.org/drawingml/2006/picture">
                 <pic:pic xmlns:pic="http://schemas.openxmlformats.org/drawingml/2006/picture">
                   <pic:nvPicPr>
-                    <pic:cNvPr id="0" name="Picture 33"/>
+                    <pic:cNvPr id="0" name="Picture 4"/>
                     <pic:cNvPicPr>
                       <a:picLocks noChangeAspect="1" noChangeArrowheads="1"/>
                     </pic:cNvPicPr>
@@ -8864,6 +8814,14 @@
     </w:p>
     <w:p>
       <w:pPr>
+        <w:pBdr>
+          <w:bottom w:val="single" w:sz="6" w:space="1" w:color="auto"/>
+        </w:pBdr>
+        <w:jc w:val="center"/>
+      </w:pPr>
+    </w:p>
+    <w:p>
+      <w:pPr>
         <w:rPr>
           <w:i/>
           <w:iCs/>
@@ -8958,311 +8916,383 @@
     </w:p>
     <w:p>
       <w:r>
-        <w:t>Preprocesamiento: ninguno</w:t>
-      </w:r>
-    </w:p>
-    <w:p>
-      <w:r>
-        <w:t xml:space="preserve">Métrica de distancia: </w:t>
-      </w:r>
-      <w:r>
-        <w:t>Euclídea</w:t>
-      </w:r>
-    </w:p>
-    <w:p>
-      <w:r>
-        <w:t xml:space="preserve">Método de </w:t>
-      </w:r>
-      <w:proofErr w:type="spellStart"/>
-      <w:r>
-        <w:t>clustering</w:t>
-      </w:r>
-      <w:proofErr w:type="spellEnd"/>
-      <w:r>
-        <w:t xml:space="preserve">: </w:t>
-      </w:r>
-      <w:proofErr w:type="spellStart"/>
-      <w:r>
-        <w:t>Kmeans</w:t>
-      </w:r>
-      <w:proofErr w:type="spellEnd"/>
-    </w:p>
-    <w:p>
-      <w:r>
-        <w:t>Parámetros específicos: ninguno</w:t>
-      </w:r>
-    </w:p>
-    <w:p>
+        <w:t xml:space="preserve">Preprocesamiento: </w:t>
+      </w:r>
       <w:r>
         <w:rPr>
           <w:b/>
           <w:bCs/>
         </w:rPr>
-        <w:t>Evaluación</w:t>
-      </w:r>
-    </w:p>
-    <w:p>
-      <w:r>
-        <w:t xml:space="preserve">Rango de k probado: </w:t>
-      </w:r>
-      <w:r>
-        <w:t>3</w:t>
-      </w:r>
-      <w:r>
-        <w:t>–12</w:t>
-      </w:r>
-    </w:p>
-    <w:p>
-      <w:pPr>
-        <w:spacing w:after="0"/>
-      </w:pPr>
-      <w:r>
-        <w:t>Resultados numéricos (</w:t>
-      </w:r>
-      <w:proofErr w:type="spellStart"/>
-      <w:r>
-        <w:t>Silhouette</w:t>
-      </w:r>
-      <w:proofErr w:type="spellEnd"/>
-      <w:r>
-        <w:t xml:space="preserve"> media):</w:t>
-      </w:r>
-    </w:p>
-    <w:p>
-      <w:pPr>
-        <w:spacing w:after="0"/>
-        <w:rPr>
-          <w:sz w:val="20"/>
-          <w:szCs w:val="20"/>
-        </w:rPr>
-      </w:pPr>
-      <w:r>
-        <w:rPr>
-          <w:sz w:val="20"/>
-          <w:szCs w:val="20"/>
-        </w:rPr>
-        <w:t xml:space="preserve">k=3 → </w:t>
-      </w:r>
-      <w:r>
-        <w:rPr>
-          <w:sz w:val="20"/>
-          <w:szCs w:val="20"/>
-        </w:rPr>
-        <w:t>0.120</w:t>
-      </w:r>
-    </w:p>
-    <w:p>
-      <w:pPr>
-        <w:spacing w:after="0"/>
-        <w:rPr>
-          <w:sz w:val="20"/>
-          <w:szCs w:val="20"/>
-        </w:rPr>
-      </w:pPr>
-      <w:r>
-        <w:rPr>
-          <w:sz w:val="20"/>
-          <w:szCs w:val="20"/>
-        </w:rPr>
-        <w:t>k=4 → 0.</w:t>
-      </w:r>
-      <w:r>
-        <w:rPr>
-          <w:sz w:val="20"/>
-          <w:szCs w:val="20"/>
-        </w:rPr>
-        <w:t>132</w:t>
-      </w:r>
-    </w:p>
-    <w:p>
-      <w:pPr>
-        <w:spacing w:after="0"/>
-        <w:rPr>
-          <w:sz w:val="20"/>
-          <w:szCs w:val="20"/>
-        </w:rPr>
-      </w:pPr>
-      <w:r>
-        <w:rPr>
-          <w:sz w:val="20"/>
-          <w:szCs w:val="20"/>
-        </w:rPr>
-        <w:t>k=5 → 0.</w:t>
-      </w:r>
-      <w:r>
-        <w:rPr>
-          <w:sz w:val="20"/>
-          <w:szCs w:val="20"/>
-        </w:rPr>
-        <w:t>146 (máximo)</w:t>
-      </w:r>
-    </w:p>
-    <w:p>
-      <w:pPr>
-        <w:spacing w:after="0"/>
-        <w:rPr>
-          <w:sz w:val="20"/>
-          <w:szCs w:val="20"/>
-        </w:rPr>
-      </w:pPr>
-      <w:r>
-        <w:rPr>
-          <w:sz w:val="20"/>
-          <w:szCs w:val="20"/>
-        </w:rPr>
-        <w:t>k=6 → 0.</w:t>
-      </w:r>
-      <w:r>
-        <w:rPr>
-          <w:sz w:val="20"/>
-          <w:szCs w:val="20"/>
-        </w:rPr>
-        <w:t>112</w:t>
-      </w:r>
-    </w:p>
-    <w:p>
-      <w:pPr>
-        <w:spacing w:after="0"/>
-        <w:rPr>
-          <w:sz w:val="20"/>
-          <w:szCs w:val="20"/>
-        </w:rPr>
-      </w:pPr>
-      <w:r>
-        <w:rPr>
-          <w:sz w:val="20"/>
-          <w:szCs w:val="20"/>
-        </w:rPr>
-        <w:t>k=7 → 0.</w:t>
-      </w:r>
-      <w:r>
-        <w:rPr>
-          <w:sz w:val="20"/>
-          <w:szCs w:val="20"/>
-        </w:rPr>
-        <w:t>121</w:t>
-      </w:r>
-    </w:p>
-    <w:p>
-      <w:pPr>
-        <w:spacing w:after="0"/>
-        <w:rPr>
-          <w:sz w:val="20"/>
-          <w:szCs w:val="20"/>
-        </w:rPr>
-      </w:pPr>
-      <w:r>
-        <w:rPr>
-          <w:sz w:val="20"/>
-          <w:szCs w:val="20"/>
-        </w:rPr>
-        <w:t>k=8 → 0.</w:t>
-      </w:r>
-      <w:r>
-        <w:rPr>
-          <w:sz w:val="20"/>
-          <w:szCs w:val="20"/>
-        </w:rPr>
-        <w:t>133</w:t>
-      </w:r>
-    </w:p>
-    <w:p>
-      <w:pPr>
-        <w:spacing w:after="0"/>
-        <w:rPr>
-          <w:sz w:val="20"/>
-          <w:szCs w:val="20"/>
-        </w:rPr>
-      </w:pPr>
-      <w:r>
-        <w:rPr>
-          <w:sz w:val="20"/>
-          <w:szCs w:val="20"/>
-        </w:rPr>
-        <w:t>k=9 → 0.</w:t>
-      </w:r>
-      <w:r>
-        <w:rPr>
-          <w:sz w:val="20"/>
-          <w:szCs w:val="20"/>
-        </w:rPr>
-        <w:t>130</w:t>
-      </w:r>
-    </w:p>
-    <w:p>
-      <w:pPr>
-        <w:spacing w:after="0"/>
-        <w:rPr>
-          <w:sz w:val="20"/>
-          <w:szCs w:val="20"/>
-        </w:rPr>
-      </w:pPr>
-      <w:r>
-        <w:rPr>
-          <w:sz w:val="20"/>
-          <w:szCs w:val="20"/>
-        </w:rPr>
-        <w:t>k=10 → 0.</w:t>
-      </w:r>
-      <w:r>
-        <w:rPr>
-          <w:sz w:val="20"/>
-          <w:szCs w:val="20"/>
-        </w:rPr>
-        <w:t>128</w:t>
-      </w:r>
-    </w:p>
-    <w:p>
-      <w:pPr>
-        <w:spacing w:after="0"/>
-        <w:rPr>
-          <w:sz w:val="20"/>
-          <w:szCs w:val="20"/>
-        </w:rPr>
-      </w:pPr>
-      <w:r>
-        <w:rPr>
-          <w:sz w:val="20"/>
-          <w:szCs w:val="20"/>
-        </w:rPr>
-        <w:t>k=11 → 0.</w:t>
-      </w:r>
-      <w:r>
-        <w:rPr>
-          <w:sz w:val="20"/>
-          <w:szCs w:val="20"/>
-        </w:rPr>
-        <w:t>132</w:t>
-      </w:r>
-    </w:p>
-    <w:p>
-      <w:pPr>
-        <w:rPr>
-          <w:sz w:val="20"/>
-          <w:szCs w:val="20"/>
-        </w:rPr>
-      </w:pPr>
-      <w:r>
-        <w:rPr>
-          <w:sz w:val="20"/>
-          <w:szCs w:val="20"/>
-        </w:rPr>
-        <w:t>k=12 → 0.</w:t>
-      </w:r>
-      <w:r>
-        <w:rPr>
-          <w:sz w:val="20"/>
-          <w:szCs w:val="20"/>
-        </w:rPr>
-        <w:t>124</w:t>
-      </w:r>
-    </w:p>
-    <w:p>
-      <w:pPr>
+        <w:t>PCA</w:t>
+      </w:r>
+    </w:p>
+    <w:p>
+      <w:r>
+        <w:t xml:space="preserve">Métrica de distancia: </w:t>
+      </w:r>
+      <w:r>
+        <w:t>Euclídea</w:t>
+      </w:r>
+    </w:p>
+    <w:p>
+      <w:r>
+        <w:t xml:space="preserve">Método de </w:t>
+      </w:r>
+      <w:proofErr w:type="spellStart"/>
+      <w:r>
+        <w:t>clustering</w:t>
+      </w:r>
+      <w:proofErr w:type="spellEnd"/>
+      <w:r>
+        <w:t xml:space="preserve">: </w:t>
+      </w:r>
+      <w:proofErr w:type="spellStart"/>
+      <w:r>
+        <w:t>Kmeans</w:t>
+      </w:r>
+      <w:proofErr w:type="spellEnd"/>
+    </w:p>
+    <w:p>
+      <w:r>
+        <w:t>Parámetros específicos: ninguno</w:t>
+      </w:r>
+    </w:p>
+    <w:p>
+      <w:r>
         <w:rPr>
           <w:b/>
           <w:bCs/>
         </w:rPr>
+        <w:t>Evaluación</w:t>
+      </w:r>
+    </w:p>
+    <w:p>
+      <w:r>
+        <w:t xml:space="preserve">Rango de k probado: </w:t>
+      </w:r>
+      <w:r>
+        <w:t>1</w:t>
+      </w:r>
+      <w:r>
+        <w:t>7</w:t>
+      </w:r>
+      <w:r>
+        <w:t>–</w:t>
+      </w:r>
+      <w:r>
+        <w:t>22</w:t>
+      </w:r>
+    </w:p>
+    <w:p>
+      <w:pPr>
+        <w:spacing w:after="0"/>
+      </w:pPr>
+      <w:r>
+        <w:t>Resultados numéricos (</w:t>
+      </w:r>
+      <w:proofErr w:type="spellStart"/>
+      <w:r>
+        <w:t>Silhouette</w:t>
+      </w:r>
+      <w:proofErr w:type="spellEnd"/>
+      <w:r>
+        <w:t xml:space="preserve"> media):</w:t>
+      </w:r>
+    </w:p>
+    <w:p>
+      <w:pPr>
+        <w:spacing w:after="0"/>
+        <w:rPr>
+          <w:sz w:val="20"/>
+          <w:szCs w:val="20"/>
+        </w:rPr>
+      </w:pPr>
+      <w:r>
+        <w:rPr>
+          <w:sz w:val="20"/>
+          <w:szCs w:val="20"/>
+        </w:rPr>
+        <w:t>k=</w:t>
+      </w:r>
+      <w:r>
+        <w:rPr>
+          <w:sz w:val="20"/>
+          <w:szCs w:val="20"/>
+        </w:rPr>
+        <w:t>17</w:t>
+      </w:r>
+      <w:r>
+        <w:rPr>
+          <w:sz w:val="20"/>
+          <w:szCs w:val="20"/>
+        </w:rPr>
+        <w:t xml:space="preserve"> → </w:t>
+      </w:r>
+      <w:r>
+        <w:rPr>
+          <w:sz w:val="20"/>
+          <w:szCs w:val="20"/>
+        </w:rPr>
+        <w:t>0.1</w:t>
+      </w:r>
+      <w:r>
+        <w:rPr>
+          <w:sz w:val="20"/>
+          <w:szCs w:val="20"/>
+        </w:rPr>
+        <w:t>89</w:t>
+      </w:r>
+    </w:p>
+    <w:p>
+      <w:pPr>
+        <w:spacing w:after="0"/>
+        <w:rPr>
+          <w:sz w:val="20"/>
+          <w:szCs w:val="20"/>
+        </w:rPr>
+      </w:pPr>
+      <w:r>
+        <w:rPr>
+          <w:sz w:val="20"/>
+          <w:szCs w:val="20"/>
+        </w:rPr>
+        <w:t>k=</w:t>
+      </w:r>
+      <w:r>
+        <w:rPr>
+          <w:sz w:val="20"/>
+          <w:szCs w:val="20"/>
+        </w:rPr>
+        <w:t xml:space="preserve">18 </w:t>
+      </w:r>
+      <w:r>
+        <w:rPr>
+          <w:sz w:val="20"/>
+          <w:szCs w:val="20"/>
+        </w:rPr>
+        <w:t>→ 0.</w:t>
+      </w:r>
+      <w:r>
+        <w:rPr>
+          <w:sz w:val="20"/>
+          <w:szCs w:val="20"/>
+        </w:rPr>
+        <w:t>1</w:t>
+      </w:r>
+      <w:r>
+        <w:rPr>
+          <w:sz w:val="20"/>
+          <w:szCs w:val="20"/>
+        </w:rPr>
+        <w:t>94</w:t>
+      </w:r>
+    </w:p>
+    <w:p>
+      <w:pPr>
+        <w:spacing w:after="0"/>
+        <w:rPr>
+          <w:sz w:val="20"/>
+          <w:szCs w:val="20"/>
+        </w:rPr>
+      </w:pPr>
+      <w:r>
+        <w:rPr>
+          <w:sz w:val="20"/>
+          <w:szCs w:val="20"/>
+        </w:rPr>
+        <w:t>k=</w:t>
+      </w:r>
+      <w:r>
+        <w:rPr>
+          <w:sz w:val="20"/>
+          <w:szCs w:val="20"/>
+        </w:rPr>
+        <w:t>19</w:t>
+      </w:r>
+      <w:r>
+        <w:rPr>
+          <w:sz w:val="20"/>
+          <w:szCs w:val="20"/>
+        </w:rPr>
+        <w:t xml:space="preserve"> → 0.</w:t>
+      </w:r>
+      <w:r>
+        <w:rPr>
+          <w:sz w:val="20"/>
+          <w:szCs w:val="20"/>
+        </w:rPr>
+        <w:t>1</w:t>
+      </w:r>
+      <w:r>
+        <w:rPr>
+          <w:sz w:val="20"/>
+          <w:szCs w:val="20"/>
+        </w:rPr>
+        <w:t>95</w:t>
+      </w:r>
+      <w:r>
+        <w:rPr>
+          <w:sz w:val="20"/>
+          <w:szCs w:val="20"/>
+        </w:rPr>
+        <w:t xml:space="preserve"> </w:t>
+      </w:r>
+    </w:p>
+    <w:p>
+      <w:pPr>
+        <w:spacing w:after="0"/>
+        <w:rPr>
+          <w:sz w:val="20"/>
+          <w:szCs w:val="20"/>
+        </w:rPr>
+      </w:pPr>
+      <w:r>
+        <w:rPr>
+          <w:sz w:val="20"/>
+          <w:szCs w:val="20"/>
+        </w:rPr>
+        <w:t>k=</w:t>
+      </w:r>
+      <w:r>
+        <w:rPr>
+          <w:sz w:val="20"/>
+          <w:szCs w:val="20"/>
+        </w:rPr>
+        <w:t>20</w:t>
+      </w:r>
+      <w:r>
+        <w:rPr>
+          <w:sz w:val="20"/>
+          <w:szCs w:val="20"/>
+        </w:rPr>
+        <w:t xml:space="preserve"> → 0.</w:t>
+      </w:r>
+      <w:r>
+        <w:rPr>
+          <w:sz w:val="20"/>
+          <w:szCs w:val="20"/>
+        </w:rPr>
+        <w:t>1</w:t>
+      </w:r>
+      <w:r>
+        <w:rPr>
+          <w:sz w:val="20"/>
+          <w:szCs w:val="20"/>
+        </w:rPr>
+        <w:t xml:space="preserve">98 </w:t>
+      </w:r>
+      <w:r>
+        <w:rPr>
+          <w:sz w:val="20"/>
+          <w:szCs w:val="20"/>
+        </w:rPr>
+        <w:t>(máximo)</w:t>
+      </w:r>
+    </w:p>
+    <w:p>
+      <w:pPr>
+        <w:spacing w:after="0"/>
+        <w:rPr>
+          <w:sz w:val="20"/>
+          <w:szCs w:val="20"/>
+        </w:rPr>
+      </w:pPr>
+      <w:r>
+        <w:rPr>
+          <w:sz w:val="20"/>
+          <w:szCs w:val="20"/>
+        </w:rPr>
+        <w:t>k=</w:t>
+      </w:r>
+      <w:r>
+        <w:rPr>
+          <w:sz w:val="20"/>
+          <w:szCs w:val="20"/>
+        </w:rPr>
+        <w:t>21</w:t>
+      </w:r>
+      <w:r>
+        <w:rPr>
+          <w:sz w:val="20"/>
+          <w:szCs w:val="20"/>
+        </w:rPr>
+        <w:t xml:space="preserve"> → 0.</w:t>
+      </w:r>
+      <w:r>
+        <w:rPr>
+          <w:sz w:val="20"/>
+          <w:szCs w:val="20"/>
+        </w:rPr>
+        <w:t>1</w:t>
+      </w:r>
+      <w:r>
+        <w:rPr>
+          <w:sz w:val="20"/>
+          <w:szCs w:val="20"/>
+        </w:rPr>
+        <w:t>92</w:t>
+      </w:r>
+    </w:p>
+    <w:p>
+      <w:pPr>
+        <w:spacing w:after="0"/>
+        <w:rPr>
+          <w:sz w:val="20"/>
+          <w:szCs w:val="20"/>
+        </w:rPr>
+      </w:pPr>
+      <w:r>
+        <w:rPr>
+          <w:sz w:val="20"/>
+          <w:szCs w:val="20"/>
+        </w:rPr>
+        <w:t>k=</w:t>
+      </w:r>
+      <w:r>
+        <w:rPr>
+          <w:sz w:val="20"/>
+          <w:szCs w:val="20"/>
+        </w:rPr>
+        <w:t>22</w:t>
+      </w:r>
+      <w:r>
+        <w:rPr>
+          <w:sz w:val="20"/>
+          <w:szCs w:val="20"/>
+        </w:rPr>
+        <w:t xml:space="preserve"> → 0.</w:t>
+      </w:r>
+      <w:r>
+        <w:rPr>
+          <w:sz w:val="20"/>
+          <w:szCs w:val="20"/>
+        </w:rPr>
+        <w:t>1</w:t>
+      </w:r>
+      <w:r>
+        <w:rPr>
+          <w:sz w:val="20"/>
+          <w:szCs w:val="20"/>
+        </w:rPr>
+        <w:t>94</w:t>
+      </w:r>
+    </w:p>
+    <w:p>
+      <w:pPr>
+        <w:spacing w:after="0"/>
+        <w:rPr>
+          <w:sz w:val="20"/>
+          <w:szCs w:val="20"/>
+        </w:rPr>
+      </w:pPr>
+    </w:p>
+    <w:p>
+      <w:pPr>
+        <w:spacing w:after="0"/>
+        <w:rPr>
+          <w:sz w:val="20"/>
+          <w:szCs w:val="20"/>
+        </w:rPr>
       </w:pPr>
       <w:r>
         <w:rPr>
@@ -9278,7 +9308,7 @@
           <w:i/>
           <w:iCs/>
         </w:rPr>
-        <w:t>MDS 2D sobre Jaccard + Jerárquico</w:t>
+        <w:t>PCA</w:t>
       </w:r>
     </w:p>
     <w:p>
@@ -9290,10 +9320,10 @@
           <w:noProof/>
         </w:rPr>
         <w:drawing>
-          <wp:inline distT="0" distB="0" distL="0" distR="0" wp14:anchorId="63C445EA" wp14:editId="3DE35469">
+          <wp:inline distT="0" distB="0" distL="0" distR="0" wp14:anchorId="18592319" wp14:editId="42439C5D">
             <wp:extent cx="4435455" cy="2520000"/>
             <wp:effectExtent l="0" t="0" r="3810" b="0"/>
-            <wp:docPr id="847216332" name="Imagen 46" descr="Gráfico, Gráfico de dispersión&#10;&#10;El contenido generado por IA puede ser incorrecto."/>
+            <wp:docPr id="1595087443" name="Imagen 7"/>
             <wp:cNvGraphicFramePr>
               <a:graphicFrameLocks xmlns:a="http://schemas.openxmlformats.org/drawingml/2006/main" noChangeAspect="1"/>
             </wp:cNvGraphicFramePr>
@@ -9301,13 +9331,13 @@
               <a:graphicData uri="http://schemas.openxmlformats.org/drawingml/2006/picture">
                 <pic:pic xmlns:pic="http://schemas.openxmlformats.org/drawingml/2006/picture">
                   <pic:nvPicPr>
-                    <pic:cNvPr id="847216332" name="Imagen 46" descr="Gráfico, Gráfico de dispersión&#10;&#10;El contenido generado por IA puede ser incorrecto."/>
+                    <pic:cNvPr id="0" name="Picture 6"/>
                     <pic:cNvPicPr>
                       <a:picLocks noChangeAspect="1" noChangeArrowheads="1"/>
                     </pic:cNvPicPr>
                   </pic:nvPicPr>
                   <pic:blipFill>
-                    <a:blip r:embed="rId39">
+                    <a:blip r:embed="rId41">
                       <a:extLst>
                         <a:ext uri="{28A0092B-C50C-407E-A947-70E740481C1C}">
                           <a14:useLocalDpi xmlns:a14="http://schemas.microsoft.com/office/drawing/2010/main" val="0"/>
@@ -9369,10 +9399,10 @@
           <w:noProof/>
         </w:rPr>
         <w:drawing>
-          <wp:inline distT="0" distB="0" distL="0" distR="0" wp14:anchorId="52EBBC82" wp14:editId="552A1A95">
+          <wp:inline distT="0" distB="0" distL="0" distR="0" wp14:anchorId="0D7C18E1" wp14:editId="303DD643">
             <wp:extent cx="4435455" cy="2520000"/>
             <wp:effectExtent l="0" t="0" r="3810" b="0"/>
-            <wp:docPr id="1220504300" name="Imagen 45" descr="Gráfico, Histograma&#10;&#10;El contenido generado por IA puede ser incorrecto."/>
+            <wp:docPr id="637200111" name="Imagen 5"/>
             <wp:cNvGraphicFramePr>
               <a:graphicFrameLocks xmlns:a="http://schemas.openxmlformats.org/drawingml/2006/main" noChangeAspect="1"/>
             </wp:cNvGraphicFramePr>
@@ -9380,13 +9410,13 @@
               <a:graphicData uri="http://schemas.openxmlformats.org/drawingml/2006/picture">
                 <pic:pic xmlns:pic="http://schemas.openxmlformats.org/drawingml/2006/picture">
                   <pic:nvPicPr>
-                    <pic:cNvPr id="1220504300" name="Imagen 45" descr="Gráfico, Histograma&#10;&#10;El contenido generado por IA puede ser incorrecto."/>
+                    <pic:cNvPr id="0" name="Picture 5"/>
                     <pic:cNvPicPr>
                       <a:picLocks noChangeAspect="1" noChangeArrowheads="1"/>
                     </pic:cNvPicPr>
                   </pic:nvPicPr>
                   <pic:blipFill>
-                    <a:blip r:embed="rId40">
+                    <a:blip r:embed="rId42">
                       <a:extLst>
                         <a:ext uri="{28A0092B-C50C-407E-A947-70E740481C1C}">
                           <a14:useLocalDpi xmlns:a14="http://schemas.microsoft.com/office/drawing/2010/main" val="0"/>
@@ -9416,12 +9446,1709 @@
       </w:r>
     </w:p>
     <w:p>
+      <w:pPr>
+        <w:pBdr>
+          <w:bottom w:val="single" w:sz="6" w:space="1" w:color="auto"/>
+        </w:pBdr>
+        <w:jc w:val="center"/>
+      </w:pPr>
+    </w:p>
+    <w:p>
+      <w:r>
+        <w:t>GMM da -0,066 de media. Fatal.</w:t>
+      </w:r>
+    </w:p>
+    <w:p>
       <w:r>
         <w:br w:type="page"/>
       </w:r>
     </w:p>
     <w:p/>
-    <w:p/>
+    <w:p>
+      <w:pPr>
+        <w:rPr>
+          <w:i/>
+          <w:iCs/>
+          <w:u w:val="single"/>
+        </w:rPr>
+      </w:pPr>
+      <w:r>
+        <w:rPr>
+          <w:i/>
+          <w:iCs/>
+          <w:u w:val="single"/>
+        </w:rPr>
+        <w:t>Fecha: 2025-</w:t>
+      </w:r>
+      <w:r>
+        <w:rPr>
+          <w:i/>
+          <w:iCs/>
+          <w:u w:val="single"/>
+        </w:rPr>
+        <w:t>10</w:t>
+      </w:r>
+      <w:r>
+        <w:rPr>
+          <w:i/>
+          <w:iCs/>
+          <w:u w:val="single"/>
+        </w:rPr>
+        <w:t>-</w:t>
+      </w:r>
+      <w:r>
+        <w:rPr>
+          <w:i/>
+          <w:iCs/>
+          <w:u w:val="single"/>
+        </w:rPr>
+        <w:t>06</w:t>
+      </w:r>
+    </w:p>
+    <w:p>
+      <w:pPr>
+        <w:rPr>
+          <w:i/>
+          <w:iCs/>
+          <w:u w:val="single"/>
+        </w:rPr>
+      </w:pPr>
+      <w:r>
+        <w:rPr>
+          <w:i/>
+          <w:iCs/>
+          <w:u w:val="single"/>
+        </w:rPr>
+        <w:t>Jaccard</w:t>
+      </w:r>
+      <w:r>
+        <w:rPr>
+          <w:i/>
+          <w:iCs/>
+          <w:u w:val="single"/>
+        </w:rPr>
+        <w:t xml:space="preserve"> + </w:t>
+      </w:r>
+      <w:r>
+        <w:rPr>
+          <w:i/>
+          <w:iCs/>
+          <w:u w:val="single"/>
+        </w:rPr>
+        <w:t>PAM</w:t>
+      </w:r>
+    </w:p>
+    <w:p>
+      <w:r>
+        <w:rPr>
+          <w:b/>
+          <w:bCs/>
+        </w:rPr>
+        <w:t>Configuración del modelo</w:t>
+      </w:r>
+    </w:p>
+    <w:p>
+      <w:r>
+        <w:t>Umbral: &gt;10 apariciones</w:t>
+      </w:r>
+    </w:p>
+    <w:p>
+      <w:r>
+        <w:t xml:space="preserve">Preprocesamiento: </w:t>
+      </w:r>
+      <w:r>
+        <w:t>ninguno</w:t>
+      </w:r>
+    </w:p>
+    <w:p>
+      <w:r>
+        <w:t xml:space="preserve">Métrica de distancia: </w:t>
+      </w:r>
+      <w:r>
+        <w:t>Jaccard</w:t>
+      </w:r>
+    </w:p>
+    <w:p>
+      <w:r>
+        <w:t xml:space="preserve">Método de </w:t>
+      </w:r>
+      <w:proofErr w:type="spellStart"/>
+      <w:r>
+        <w:t>clustering</w:t>
+      </w:r>
+      <w:proofErr w:type="spellEnd"/>
+      <w:r>
+        <w:t xml:space="preserve">: </w:t>
+      </w:r>
+      <w:r>
+        <w:t>PAM</w:t>
+      </w:r>
+    </w:p>
+    <w:p>
+      <w:r>
+        <w:t>Parámetros específicos: ninguno</w:t>
+      </w:r>
+    </w:p>
+    <w:p>
+      <w:r>
+        <w:rPr>
+          <w:b/>
+          <w:bCs/>
+        </w:rPr>
+        <w:t>Evaluación</w:t>
+      </w:r>
+    </w:p>
+    <w:p>
+      <w:r>
+        <w:t xml:space="preserve">Rango de k probado: </w:t>
+      </w:r>
+      <w:r>
+        <w:t>3-12</w:t>
+      </w:r>
+    </w:p>
+    <w:p>
+      <w:pPr>
+        <w:spacing w:after="0"/>
+      </w:pPr>
+      <w:r>
+        <w:t>Resultados numéricos (</w:t>
+      </w:r>
+      <w:proofErr w:type="spellStart"/>
+      <w:r>
+        <w:t>Silhouette</w:t>
+      </w:r>
+      <w:proofErr w:type="spellEnd"/>
+      <w:r>
+        <w:t xml:space="preserve"> media):</w:t>
+      </w:r>
+    </w:p>
+    <w:p>
+      <w:pPr>
+        <w:spacing w:after="0"/>
+        <w:rPr>
+          <w:sz w:val="20"/>
+          <w:szCs w:val="20"/>
+        </w:rPr>
+      </w:pPr>
+      <w:r>
+        <w:rPr>
+          <w:sz w:val="20"/>
+          <w:szCs w:val="20"/>
+        </w:rPr>
+        <w:t>k=3 → 0.</w:t>
+      </w:r>
+      <w:r>
+        <w:rPr>
+          <w:sz w:val="20"/>
+          <w:szCs w:val="20"/>
+        </w:rPr>
+        <w:t>139</w:t>
+      </w:r>
+      <w:r>
+        <w:rPr>
+          <w:sz w:val="20"/>
+          <w:szCs w:val="20"/>
+        </w:rPr>
+        <w:t xml:space="preserve"> </w:t>
+      </w:r>
+    </w:p>
+    <w:p>
+      <w:pPr>
+        <w:spacing w:after="0"/>
+        <w:rPr>
+          <w:sz w:val="20"/>
+          <w:szCs w:val="20"/>
+        </w:rPr>
+      </w:pPr>
+      <w:r>
+        <w:rPr>
+          <w:sz w:val="20"/>
+          <w:szCs w:val="20"/>
+        </w:rPr>
+        <w:t>k=4 → 0.</w:t>
+      </w:r>
+      <w:r>
+        <w:rPr>
+          <w:sz w:val="20"/>
+          <w:szCs w:val="20"/>
+        </w:rPr>
+        <w:t>151</w:t>
+      </w:r>
+    </w:p>
+    <w:p>
+      <w:pPr>
+        <w:spacing w:after="0"/>
+        <w:rPr>
+          <w:sz w:val="20"/>
+          <w:szCs w:val="20"/>
+        </w:rPr>
+      </w:pPr>
+      <w:r>
+        <w:rPr>
+          <w:sz w:val="20"/>
+          <w:szCs w:val="20"/>
+        </w:rPr>
+        <w:t>k=5 → 0.</w:t>
+      </w:r>
+      <w:r>
+        <w:rPr>
+          <w:sz w:val="20"/>
+          <w:szCs w:val="20"/>
+        </w:rPr>
+        <w:t>173</w:t>
+      </w:r>
+      <w:r>
+        <w:rPr>
+          <w:sz w:val="20"/>
+          <w:szCs w:val="20"/>
+        </w:rPr>
+        <w:t xml:space="preserve"> </w:t>
+      </w:r>
+    </w:p>
+    <w:p>
+      <w:pPr>
+        <w:spacing w:after="0"/>
+        <w:rPr>
+          <w:sz w:val="20"/>
+          <w:szCs w:val="20"/>
+        </w:rPr>
+      </w:pPr>
+      <w:r>
+        <w:rPr>
+          <w:sz w:val="20"/>
+          <w:szCs w:val="20"/>
+        </w:rPr>
+        <w:t>k=6 → 0.</w:t>
+      </w:r>
+      <w:r>
+        <w:rPr>
+          <w:sz w:val="20"/>
+          <w:szCs w:val="20"/>
+        </w:rPr>
+        <w:t>154</w:t>
+      </w:r>
+    </w:p>
+    <w:p>
+      <w:pPr>
+        <w:spacing w:after="0"/>
+        <w:rPr>
+          <w:sz w:val="20"/>
+          <w:szCs w:val="20"/>
+        </w:rPr>
+      </w:pPr>
+      <w:r>
+        <w:rPr>
+          <w:sz w:val="20"/>
+          <w:szCs w:val="20"/>
+        </w:rPr>
+        <w:t>k=7 → 0.</w:t>
+      </w:r>
+      <w:r>
+        <w:rPr>
+          <w:sz w:val="20"/>
+          <w:szCs w:val="20"/>
+        </w:rPr>
+        <w:t>148</w:t>
+      </w:r>
+    </w:p>
+    <w:p>
+      <w:pPr>
+        <w:spacing w:after="0"/>
+        <w:rPr>
+          <w:sz w:val="20"/>
+          <w:szCs w:val="20"/>
+        </w:rPr>
+      </w:pPr>
+      <w:r>
+        <w:rPr>
+          <w:sz w:val="20"/>
+          <w:szCs w:val="20"/>
+        </w:rPr>
+        <w:t>k=8 → 0.</w:t>
+      </w:r>
+      <w:r>
+        <w:rPr>
+          <w:sz w:val="20"/>
+          <w:szCs w:val="20"/>
+        </w:rPr>
+        <w:t>1</w:t>
+      </w:r>
+      <w:r>
+        <w:rPr>
+          <w:sz w:val="20"/>
+          <w:szCs w:val="20"/>
+        </w:rPr>
+        <w:t>54</w:t>
+      </w:r>
+    </w:p>
+    <w:p>
+      <w:pPr>
+        <w:spacing w:after="0"/>
+        <w:rPr>
+          <w:sz w:val="20"/>
+          <w:szCs w:val="20"/>
+        </w:rPr>
+      </w:pPr>
+      <w:r>
+        <w:rPr>
+          <w:sz w:val="20"/>
+          <w:szCs w:val="20"/>
+        </w:rPr>
+        <w:t>k=9 → 0.</w:t>
+      </w:r>
+      <w:r>
+        <w:rPr>
+          <w:sz w:val="20"/>
+          <w:szCs w:val="20"/>
+        </w:rPr>
+        <w:t>174</w:t>
+      </w:r>
+    </w:p>
+    <w:p>
+      <w:pPr>
+        <w:spacing w:after="0"/>
+        <w:rPr>
+          <w:sz w:val="20"/>
+          <w:szCs w:val="20"/>
+        </w:rPr>
+      </w:pPr>
+      <w:r>
+        <w:rPr>
+          <w:sz w:val="20"/>
+          <w:szCs w:val="20"/>
+        </w:rPr>
+        <w:t>k=10 → 0.</w:t>
+      </w:r>
+      <w:r>
+        <w:rPr>
+          <w:sz w:val="20"/>
+          <w:szCs w:val="20"/>
+        </w:rPr>
+        <w:t>174</w:t>
+      </w:r>
+      <w:r>
+        <w:rPr>
+          <w:sz w:val="20"/>
+          <w:szCs w:val="20"/>
+        </w:rPr>
+        <w:t xml:space="preserve"> </w:t>
+      </w:r>
+      <w:r>
+        <w:rPr>
+          <w:sz w:val="20"/>
+          <w:szCs w:val="20"/>
+        </w:rPr>
+        <w:t>(máximo)</w:t>
+      </w:r>
+    </w:p>
+    <w:p>
+      <w:pPr>
+        <w:spacing w:after="0"/>
+        <w:rPr>
+          <w:sz w:val="20"/>
+          <w:szCs w:val="20"/>
+        </w:rPr>
+      </w:pPr>
+      <w:r>
+        <w:rPr>
+          <w:sz w:val="20"/>
+          <w:szCs w:val="20"/>
+        </w:rPr>
+        <w:t>k=11 → 0.</w:t>
+      </w:r>
+      <w:r>
+        <w:rPr>
+          <w:sz w:val="20"/>
+          <w:szCs w:val="20"/>
+        </w:rPr>
+        <w:t>155</w:t>
+      </w:r>
+    </w:p>
+    <w:p>
+      <w:pPr>
+        <w:rPr>
+          <w:sz w:val="20"/>
+          <w:szCs w:val="20"/>
+        </w:rPr>
+      </w:pPr>
+      <w:r>
+        <w:rPr>
+          <w:sz w:val="20"/>
+          <w:szCs w:val="20"/>
+        </w:rPr>
+        <w:t>k=12 → 0.</w:t>
+      </w:r>
+      <w:r>
+        <w:rPr>
+          <w:sz w:val="20"/>
+          <w:szCs w:val="20"/>
+        </w:rPr>
+        <w:t>1</w:t>
+      </w:r>
+      <w:r>
+        <w:rPr>
+          <w:sz w:val="20"/>
+          <w:szCs w:val="20"/>
+        </w:rPr>
+        <w:t>64</w:t>
+      </w:r>
+    </w:p>
+    <w:p>
+      <w:pPr>
+        <w:spacing w:after="0"/>
+        <w:rPr>
+          <w:sz w:val="20"/>
+          <w:szCs w:val="20"/>
+        </w:rPr>
+      </w:pPr>
+    </w:p>
+    <w:p>
+      <w:pPr>
+        <w:spacing w:after="0"/>
+        <w:rPr>
+          <w:sz w:val="20"/>
+          <w:szCs w:val="20"/>
+        </w:rPr>
+      </w:pPr>
+      <w:r>
+        <w:rPr>
+          <w:b/>
+          <w:bCs/>
+        </w:rPr>
+        <w:t>Visualizaciones</w:t>
+      </w:r>
+    </w:p>
+    <w:p>
+      <w:r>
+        <w:rPr>
+          <w:i/>
+          <w:iCs/>
+        </w:rPr>
+        <w:t>MDS 2D</w:t>
+      </w:r>
+    </w:p>
+    <w:p>
+      <w:pPr>
+        <w:jc w:val="center"/>
+      </w:pPr>
+      <w:r>
+        <w:rPr>
+          <w:noProof/>
+        </w:rPr>
+        <w:drawing>
+          <wp:inline distT="0" distB="0" distL="0" distR="0" wp14:anchorId="0A085CF6" wp14:editId="0D1132E3">
+            <wp:extent cx="4435455" cy="2520000"/>
+            <wp:effectExtent l="0" t="0" r="3810" b="0"/>
+            <wp:docPr id="1071234279" name="Imagen 9"/>
+            <wp:cNvGraphicFramePr>
+              <a:graphicFrameLocks xmlns:a="http://schemas.openxmlformats.org/drawingml/2006/main" noChangeAspect="1"/>
+            </wp:cNvGraphicFramePr>
+            <a:graphic xmlns:a="http://schemas.openxmlformats.org/drawingml/2006/main">
+              <a:graphicData uri="http://schemas.openxmlformats.org/drawingml/2006/picture">
+                <pic:pic xmlns:pic="http://schemas.openxmlformats.org/drawingml/2006/picture">
+                  <pic:nvPicPr>
+                    <pic:cNvPr id="0" name="Picture 8"/>
+                    <pic:cNvPicPr>
+                      <a:picLocks noChangeAspect="1" noChangeArrowheads="1"/>
+                    </pic:cNvPicPr>
+                  </pic:nvPicPr>
+                  <pic:blipFill>
+                    <a:blip r:embed="rId43">
+                      <a:extLst>
+                        <a:ext uri="{28A0092B-C50C-407E-A947-70E740481C1C}">
+                          <a14:useLocalDpi xmlns:a14="http://schemas.microsoft.com/office/drawing/2010/main" val="0"/>
+                        </a:ext>
+                      </a:extLst>
+                    </a:blip>
+                    <a:srcRect/>
+                    <a:stretch>
+                      <a:fillRect/>
+                    </a:stretch>
+                  </pic:blipFill>
+                  <pic:spPr bwMode="auto">
+                    <a:xfrm>
+                      <a:off x="0" y="0"/>
+                      <a:ext cx="4435455" cy="2520000"/>
+                    </a:xfrm>
+                    <a:prstGeom prst="rect">
+                      <a:avLst/>
+                    </a:prstGeom>
+                    <a:noFill/>
+                  </pic:spPr>
+                </pic:pic>
+              </a:graphicData>
+            </a:graphic>
+          </wp:inline>
+        </w:drawing>
+      </w:r>
+    </w:p>
+    <w:p>
+      <w:r>
+        <w:br w:type="page"/>
+      </w:r>
+    </w:p>
+    <w:p>
+      <w:proofErr w:type="spellStart"/>
+      <w:r>
+        <w:lastRenderedPageBreak/>
+        <w:t>Silhouette</w:t>
+      </w:r>
+      <w:proofErr w:type="spellEnd"/>
+      <w:r>
+        <w:t xml:space="preserve"> </w:t>
+      </w:r>
+      <w:proofErr w:type="spellStart"/>
+      <w:r>
+        <w:t>plot</w:t>
+      </w:r>
+      <w:proofErr w:type="spellEnd"/>
+    </w:p>
+    <w:p>
+      <w:pPr>
+        <w:pBdr>
+          <w:bottom w:val="single" w:sz="6" w:space="1" w:color="auto"/>
+        </w:pBdr>
+        <w:jc w:val="center"/>
+      </w:pPr>
+      <w:r>
+        <w:rPr>
+          <w:noProof/>
+        </w:rPr>
+        <w:drawing>
+          <wp:inline distT="0" distB="0" distL="0" distR="0" wp14:anchorId="13120053" wp14:editId="675507E1">
+            <wp:extent cx="4435455" cy="2520000"/>
+            <wp:effectExtent l="0" t="0" r="3810" b="0"/>
+            <wp:docPr id="911219850" name="Imagen 8"/>
+            <wp:cNvGraphicFramePr>
+              <a:graphicFrameLocks xmlns:a="http://schemas.openxmlformats.org/drawingml/2006/main" noChangeAspect="1"/>
+            </wp:cNvGraphicFramePr>
+            <a:graphic xmlns:a="http://schemas.openxmlformats.org/drawingml/2006/main">
+              <a:graphicData uri="http://schemas.openxmlformats.org/drawingml/2006/picture">
+                <pic:pic xmlns:pic="http://schemas.openxmlformats.org/drawingml/2006/picture">
+                  <pic:nvPicPr>
+                    <pic:cNvPr id="0" name="Picture 7"/>
+                    <pic:cNvPicPr>
+                      <a:picLocks noChangeAspect="1" noChangeArrowheads="1"/>
+                    </pic:cNvPicPr>
+                  </pic:nvPicPr>
+                  <pic:blipFill>
+                    <a:blip r:embed="rId44">
+                      <a:extLst>
+                        <a:ext uri="{28A0092B-C50C-407E-A947-70E740481C1C}">
+                          <a14:useLocalDpi xmlns:a14="http://schemas.microsoft.com/office/drawing/2010/main" val="0"/>
+                        </a:ext>
+                      </a:extLst>
+                    </a:blip>
+                    <a:srcRect/>
+                    <a:stretch>
+                      <a:fillRect/>
+                    </a:stretch>
+                  </pic:blipFill>
+                  <pic:spPr bwMode="auto">
+                    <a:xfrm>
+                      <a:off x="0" y="0"/>
+                      <a:ext cx="4435455" cy="2520000"/>
+                    </a:xfrm>
+                    <a:prstGeom prst="rect">
+                      <a:avLst/>
+                    </a:prstGeom>
+                    <a:noFill/>
+                  </pic:spPr>
+                </pic:pic>
+              </a:graphicData>
+            </a:graphic>
+          </wp:inline>
+        </w:drawing>
+      </w:r>
+    </w:p>
+    <w:p>
+      <w:r>
+        <w:br w:type="page"/>
+      </w:r>
+    </w:p>
+    <w:p>
+      <w:pPr>
+        <w:rPr>
+          <w:i/>
+          <w:iCs/>
+          <w:u w:val="single"/>
+        </w:rPr>
+      </w:pPr>
+      <w:r>
+        <w:rPr>
+          <w:i/>
+          <w:iCs/>
+          <w:u w:val="single"/>
+        </w:rPr>
+        <w:lastRenderedPageBreak/>
+        <w:t>Fecha: 2025-</w:t>
+      </w:r>
+      <w:r>
+        <w:rPr>
+          <w:i/>
+          <w:iCs/>
+          <w:u w:val="single"/>
+        </w:rPr>
+        <w:t>10</w:t>
+      </w:r>
+      <w:r>
+        <w:rPr>
+          <w:i/>
+          <w:iCs/>
+          <w:u w:val="single"/>
+        </w:rPr>
+        <w:t>-</w:t>
+      </w:r>
+      <w:r>
+        <w:rPr>
+          <w:i/>
+          <w:iCs/>
+          <w:u w:val="single"/>
+        </w:rPr>
+        <w:t>06</w:t>
+      </w:r>
+    </w:p>
+    <w:p>
+      <w:pPr>
+        <w:rPr>
+          <w:i/>
+          <w:iCs/>
+          <w:u w:val="single"/>
+        </w:rPr>
+      </w:pPr>
+      <w:r>
+        <w:rPr>
+          <w:i/>
+          <w:iCs/>
+          <w:u w:val="single"/>
+        </w:rPr>
+        <w:t>Manhattan</w:t>
+      </w:r>
+      <w:r>
+        <w:rPr>
+          <w:i/>
+          <w:iCs/>
+          <w:u w:val="single"/>
+        </w:rPr>
+        <w:t xml:space="preserve"> </w:t>
+      </w:r>
+      <w:r>
+        <w:rPr>
+          <w:i/>
+          <w:iCs/>
+          <w:u w:val="single"/>
+        </w:rPr>
+        <w:t xml:space="preserve">+ </w:t>
+      </w:r>
+      <w:r>
+        <w:rPr>
+          <w:i/>
+          <w:iCs/>
+          <w:u w:val="single"/>
+        </w:rPr>
+        <w:t>PAM</w:t>
+      </w:r>
+    </w:p>
+    <w:p>
+      <w:r>
+        <w:rPr>
+          <w:b/>
+          <w:bCs/>
+        </w:rPr>
+        <w:t>Configuración del modelo</w:t>
+      </w:r>
+    </w:p>
+    <w:p>
+      <w:r>
+        <w:t>Umbral: &gt;10 apariciones</w:t>
+      </w:r>
+    </w:p>
+    <w:p>
+      <w:r>
+        <w:t xml:space="preserve">Preprocesamiento: </w:t>
+      </w:r>
+      <w:r>
+        <w:t>ninguno</w:t>
+      </w:r>
+    </w:p>
+    <w:p>
+      <w:r>
+        <w:t xml:space="preserve">Métrica de distancia: </w:t>
+      </w:r>
+      <w:r>
+        <w:t>Manhattan</w:t>
+      </w:r>
+    </w:p>
+    <w:p>
+      <w:r>
+        <w:t xml:space="preserve">Método de </w:t>
+      </w:r>
+      <w:proofErr w:type="spellStart"/>
+      <w:r>
+        <w:t>clustering</w:t>
+      </w:r>
+      <w:proofErr w:type="spellEnd"/>
+      <w:r>
+        <w:t xml:space="preserve">: </w:t>
+      </w:r>
+      <w:r>
+        <w:t>PAM</w:t>
+      </w:r>
+    </w:p>
+    <w:p>
+      <w:r>
+        <w:t>Parámetros específicos: ninguno</w:t>
+      </w:r>
+    </w:p>
+    <w:p>
+      <w:r>
+        <w:rPr>
+          <w:b/>
+          <w:bCs/>
+        </w:rPr>
+        <w:t>Evaluación</w:t>
+      </w:r>
+    </w:p>
+    <w:p>
+      <w:r>
+        <w:t xml:space="preserve">Rango de k probado: </w:t>
+      </w:r>
+      <w:r>
+        <w:t>3-12</w:t>
+      </w:r>
+    </w:p>
+    <w:p>
+      <w:pPr>
+        <w:spacing w:after="0"/>
+      </w:pPr>
+      <w:r>
+        <w:t>Resultados numéricos (</w:t>
+      </w:r>
+      <w:proofErr w:type="spellStart"/>
+      <w:r>
+        <w:t>Silhouette</w:t>
+      </w:r>
+      <w:proofErr w:type="spellEnd"/>
+      <w:r>
+        <w:t xml:space="preserve"> media):</w:t>
+      </w:r>
+    </w:p>
+    <w:p>
+      <w:pPr>
+        <w:spacing w:after="0"/>
+        <w:rPr>
+          <w:sz w:val="20"/>
+          <w:szCs w:val="20"/>
+        </w:rPr>
+      </w:pPr>
+      <w:r>
+        <w:rPr>
+          <w:sz w:val="20"/>
+          <w:szCs w:val="20"/>
+        </w:rPr>
+        <w:t>k=3 → 0.</w:t>
+      </w:r>
+      <w:r>
+        <w:rPr>
+          <w:sz w:val="20"/>
+          <w:szCs w:val="20"/>
+        </w:rPr>
+        <w:t>189</w:t>
+      </w:r>
+    </w:p>
+    <w:p>
+      <w:pPr>
+        <w:spacing w:after="0"/>
+        <w:rPr>
+          <w:sz w:val="20"/>
+          <w:szCs w:val="20"/>
+        </w:rPr>
+      </w:pPr>
+      <w:r>
+        <w:rPr>
+          <w:sz w:val="20"/>
+          <w:szCs w:val="20"/>
+        </w:rPr>
+        <w:t>k=4 → 0.</w:t>
+      </w:r>
+      <w:r>
+        <w:rPr>
+          <w:sz w:val="20"/>
+          <w:szCs w:val="20"/>
+        </w:rPr>
+        <w:t>207</w:t>
+      </w:r>
+    </w:p>
+    <w:p>
+      <w:pPr>
+        <w:spacing w:after="0"/>
+        <w:rPr>
+          <w:sz w:val="20"/>
+          <w:szCs w:val="20"/>
+        </w:rPr>
+      </w:pPr>
+      <w:r>
+        <w:rPr>
+          <w:sz w:val="20"/>
+          <w:szCs w:val="20"/>
+        </w:rPr>
+        <w:t>k=5 → 0.</w:t>
+      </w:r>
+      <w:r>
+        <w:rPr>
+          <w:sz w:val="20"/>
+          <w:szCs w:val="20"/>
+        </w:rPr>
+        <w:t>220</w:t>
+      </w:r>
+      <w:r>
+        <w:rPr>
+          <w:sz w:val="20"/>
+          <w:szCs w:val="20"/>
+        </w:rPr>
+        <w:t xml:space="preserve"> </w:t>
+      </w:r>
+      <w:r>
+        <w:rPr>
+          <w:sz w:val="20"/>
+          <w:szCs w:val="20"/>
+        </w:rPr>
+        <w:t>(máximo)</w:t>
+      </w:r>
+    </w:p>
+    <w:p>
+      <w:pPr>
+        <w:spacing w:after="0"/>
+        <w:rPr>
+          <w:sz w:val="20"/>
+          <w:szCs w:val="20"/>
+        </w:rPr>
+      </w:pPr>
+      <w:r>
+        <w:rPr>
+          <w:sz w:val="20"/>
+          <w:szCs w:val="20"/>
+        </w:rPr>
+        <w:t>k=6 → 0.</w:t>
+      </w:r>
+      <w:r>
+        <w:rPr>
+          <w:sz w:val="20"/>
+          <w:szCs w:val="20"/>
+        </w:rPr>
+        <w:t>188</w:t>
+      </w:r>
+    </w:p>
+    <w:p>
+      <w:pPr>
+        <w:spacing w:after="0"/>
+        <w:rPr>
+          <w:sz w:val="20"/>
+          <w:szCs w:val="20"/>
+        </w:rPr>
+      </w:pPr>
+      <w:r>
+        <w:rPr>
+          <w:sz w:val="20"/>
+          <w:szCs w:val="20"/>
+        </w:rPr>
+        <w:t>k=7 → 0.</w:t>
+      </w:r>
+      <w:r>
+        <w:rPr>
+          <w:sz w:val="20"/>
+          <w:szCs w:val="20"/>
+        </w:rPr>
+        <w:t>1</w:t>
+      </w:r>
+      <w:r>
+        <w:rPr>
+          <w:sz w:val="20"/>
+          <w:szCs w:val="20"/>
+        </w:rPr>
+        <w:t>87</w:t>
+      </w:r>
+    </w:p>
+    <w:p>
+      <w:pPr>
+        <w:spacing w:after="0"/>
+        <w:rPr>
+          <w:sz w:val="20"/>
+          <w:szCs w:val="20"/>
+        </w:rPr>
+      </w:pPr>
+      <w:r>
+        <w:rPr>
+          <w:sz w:val="20"/>
+          <w:szCs w:val="20"/>
+        </w:rPr>
+        <w:t>k=8 → 0.</w:t>
+      </w:r>
+      <w:r>
+        <w:rPr>
+          <w:sz w:val="20"/>
+          <w:szCs w:val="20"/>
+        </w:rPr>
+        <w:t>1</w:t>
+      </w:r>
+      <w:r>
+        <w:rPr>
+          <w:sz w:val="20"/>
+          <w:szCs w:val="20"/>
+        </w:rPr>
+        <w:t>88</w:t>
+      </w:r>
+    </w:p>
+    <w:p>
+      <w:pPr>
+        <w:spacing w:after="0"/>
+        <w:rPr>
+          <w:sz w:val="20"/>
+          <w:szCs w:val="20"/>
+        </w:rPr>
+      </w:pPr>
+      <w:r>
+        <w:rPr>
+          <w:sz w:val="20"/>
+          <w:szCs w:val="20"/>
+        </w:rPr>
+        <w:t>k=9 → 0.</w:t>
+      </w:r>
+      <w:r>
+        <w:rPr>
+          <w:sz w:val="20"/>
+          <w:szCs w:val="20"/>
+        </w:rPr>
+        <w:t>1</w:t>
+      </w:r>
+      <w:r>
+        <w:rPr>
+          <w:sz w:val="20"/>
+          <w:szCs w:val="20"/>
+        </w:rPr>
+        <w:t>74</w:t>
+      </w:r>
+    </w:p>
+    <w:p>
+      <w:pPr>
+        <w:spacing w:after="0"/>
+        <w:rPr>
+          <w:sz w:val="20"/>
+          <w:szCs w:val="20"/>
+        </w:rPr>
+      </w:pPr>
+      <w:r>
+        <w:rPr>
+          <w:sz w:val="20"/>
+          <w:szCs w:val="20"/>
+        </w:rPr>
+        <w:t>k=10 → 0.</w:t>
+      </w:r>
+      <w:r>
+        <w:rPr>
+          <w:sz w:val="20"/>
+          <w:szCs w:val="20"/>
+        </w:rPr>
+        <w:t>159</w:t>
+      </w:r>
+    </w:p>
+    <w:p>
+      <w:pPr>
+        <w:spacing w:after="0"/>
+        <w:rPr>
+          <w:sz w:val="20"/>
+          <w:szCs w:val="20"/>
+        </w:rPr>
+      </w:pPr>
+      <w:r>
+        <w:rPr>
+          <w:sz w:val="20"/>
+          <w:szCs w:val="20"/>
+        </w:rPr>
+        <w:t>k=11 → 0.</w:t>
+      </w:r>
+      <w:r>
+        <w:rPr>
+          <w:sz w:val="20"/>
+          <w:szCs w:val="20"/>
+        </w:rPr>
+        <w:t>164</w:t>
+      </w:r>
+    </w:p>
+    <w:p>
+      <w:pPr>
+        <w:rPr>
+          <w:sz w:val="20"/>
+          <w:szCs w:val="20"/>
+        </w:rPr>
+      </w:pPr>
+      <w:r>
+        <w:rPr>
+          <w:sz w:val="20"/>
+          <w:szCs w:val="20"/>
+        </w:rPr>
+        <w:t>k=12 → 0.</w:t>
+      </w:r>
+      <w:r>
+        <w:rPr>
+          <w:sz w:val="20"/>
+          <w:szCs w:val="20"/>
+        </w:rPr>
+        <w:t>1</w:t>
+      </w:r>
+      <w:r>
+        <w:rPr>
+          <w:sz w:val="20"/>
+          <w:szCs w:val="20"/>
+        </w:rPr>
+        <w:t>69</w:t>
+      </w:r>
+    </w:p>
+    <w:p>
+      <w:pPr>
+        <w:spacing w:after="0"/>
+        <w:rPr>
+          <w:sz w:val="20"/>
+          <w:szCs w:val="20"/>
+        </w:rPr>
+      </w:pPr>
+    </w:p>
+    <w:p>
+      <w:pPr>
+        <w:spacing w:after="0"/>
+        <w:rPr>
+          <w:sz w:val="20"/>
+          <w:szCs w:val="20"/>
+        </w:rPr>
+      </w:pPr>
+      <w:r>
+        <w:rPr>
+          <w:b/>
+          <w:bCs/>
+        </w:rPr>
+        <w:t>Visualizaciones</w:t>
+      </w:r>
+    </w:p>
+    <w:p>
+      <w:r>
+        <w:rPr>
+          <w:i/>
+          <w:iCs/>
+        </w:rPr>
+        <w:t>MDS 2D</w:t>
+      </w:r>
+    </w:p>
+    <w:p>
+      <w:pPr>
+        <w:jc w:val="center"/>
+      </w:pPr>
+      <w:r>
+        <w:rPr>
+          <w:noProof/>
+        </w:rPr>
+        <w:drawing>
+          <wp:inline distT="0" distB="0" distL="0" distR="0" wp14:anchorId="3772F8F4" wp14:editId="621D66B4">
+            <wp:extent cx="4435455" cy="2520000"/>
+            <wp:effectExtent l="0" t="0" r="3810" b="0"/>
+            <wp:docPr id="1143265176" name="Imagen 11"/>
+            <wp:cNvGraphicFramePr>
+              <a:graphicFrameLocks xmlns:a="http://schemas.openxmlformats.org/drawingml/2006/main" noChangeAspect="1"/>
+            </wp:cNvGraphicFramePr>
+            <a:graphic xmlns:a="http://schemas.openxmlformats.org/drawingml/2006/main">
+              <a:graphicData uri="http://schemas.openxmlformats.org/drawingml/2006/picture">
+                <pic:pic xmlns:pic="http://schemas.openxmlformats.org/drawingml/2006/picture">
+                  <pic:nvPicPr>
+                    <pic:cNvPr id="0" name="Picture 10"/>
+                    <pic:cNvPicPr>
+                      <a:picLocks noChangeAspect="1" noChangeArrowheads="1"/>
+                    </pic:cNvPicPr>
+                  </pic:nvPicPr>
+                  <pic:blipFill>
+                    <a:blip r:embed="rId45">
+                      <a:extLst>
+                        <a:ext uri="{28A0092B-C50C-407E-A947-70E740481C1C}">
+                          <a14:useLocalDpi xmlns:a14="http://schemas.microsoft.com/office/drawing/2010/main" val="0"/>
+                        </a:ext>
+                      </a:extLst>
+                    </a:blip>
+                    <a:srcRect/>
+                    <a:stretch>
+                      <a:fillRect/>
+                    </a:stretch>
+                  </pic:blipFill>
+                  <pic:spPr bwMode="auto">
+                    <a:xfrm>
+                      <a:off x="0" y="0"/>
+                      <a:ext cx="4435455" cy="2520000"/>
+                    </a:xfrm>
+                    <a:prstGeom prst="rect">
+                      <a:avLst/>
+                    </a:prstGeom>
+                    <a:noFill/>
+                  </pic:spPr>
+                </pic:pic>
+              </a:graphicData>
+            </a:graphic>
+          </wp:inline>
+        </w:drawing>
+      </w:r>
+    </w:p>
+    <w:p>
+      <w:r>
+        <w:br w:type="page"/>
+      </w:r>
+    </w:p>
+    <w:p>
+      <w:proofErr w:type="spellStart"/>
+      <w:r>
+        <w:lastRenderedPageBreak/>
+        <w:t>Silhouette</w:t>
+      </w:r>
+      <w:proofErr w:type="spellEnd"/>
+      <w:r>
+        <w:t xml:space="preserve"> </w:t>
+      </w:r>
+      <w:proofErr w:type="spellStart"/>
+      <w:r>
+        <w:t>plot</w:t>
+      </w:r>
+      <w:proofErr w:type="spellEnd"/>
+    </w:p>
+    <w:p>
+      <w:pPr>
+        <w:pBdr>
+          <w:bottom w:val="single" w:sz="6" w:space="1" w:color="auto"/>
+        </w:pBdr>
+        <w:jc w:val="center"/>
+      </w:pPr>
+      <w:r>
+        <w:rPr>
+          <w:noProof/>
+        </w:rPr>
+        <w:drawing>
+          <wp:inline distT="0" distB="0" distL="0" distR="0" wp14:anchorId="183F3744" wp14:editId="2F75EBB9">
+            <wp:extent cx="4435455" cy="2520000"/>
+            <wp:effectExtent l="0" t="0" r="3810" b="0"/>
+            <wp:docPr id="1096006572" name="Imagen 10"/>
+            <wp:cNvGraphicFramePr>
+              <a:graphicFrameLocks xmlns:a="http://schemas.openxmlformats.org/drawingml/2006/main" noChangeAspect="1"/>
+            </wp:cNvGraphicFramePr>
+            <a:graphic xmlns:a="http://schemas.openxmlformats.org/drawingml/2006/main">
+              <a:graphicData uri="http://schemas.openxmlformats.org/drawingml/2006/picture">
+                <pic:pic xmlns:pic="http://schemas.openxmlformats.org/drawingml/2006/picture">
+                  <pic:nvPicPr>
+                    <pic:cNvPr id="0" name="Picture 9"/>
+                    <pic:cNvPicPr>
+                      <a:picLocks noChangeAspect="1" noChangeArrowheads="1"/>
+                    </pic:cNvPicPr>
+                  </pic:nvPicPr>
+                  <pic:blipFill>
+                    <a:blip r:embed="rId46">
+                      <a:extLst>
+                        <a:ext uri="{28A0092B-C50C-407E-A947-70E740481C1C}">
+                          <a14:useLocalDpi xmlns:a14="http://schemas.microsoft.com/office/drawing/2010/main" val="0"/>
+                        </a:ext>
+                      </a:extLst>
+                    </a:blip>
+                    <a:srcRect/>
+                    <a:stretch>
+                      <a:fillRect/>
+                    </a:stretch>
+                  </pic:blipFill>
+                  <pic:spPr bwMode="auto">
+                    <a:xfrm>
+                      <a:off x="0" y="0"/>
+                      <a:ext cx="4435455" cy="2520000"/>
+                    </a:xfrm>
+                    <a:prstGeom prst="rect">
+                      <a:avLst/>
+                    </a:prstGeom>
+                    <a:noFill/>
+                  </pic:spPr>
+                </pic:pic>
+              </a:graphicData>
+            </a:graphic>
+          </wp:inline>
+        </w:drawing>
+      </w:r>
+    </w:p>
+    <w:p>
+      <w:proofErr w:type="spellStart"/>
+      <w:r>
+        <w:t>Cosine</w:t>
+      </w:r>
+      <w:proofErr w:type="spellEnd"/>
+      <w:r>
+        <w:t xml:space="preserve">, </w:t>
+      </w:r>
+      <w:proofErr w:type="spellStart"/>
+      <w:r>
+        <w:t>H</w:t>
+      </w:r>
+      <w:r>
+        <w:t>amming</w:t>
+      </w:r>
+      <w:proofErr w:type="spellEnd"/>
+      <w:r>
+        <w:t xml:space="preserve"> y </w:t>
+      </w:r>
+      <w:proofErr w:type="spellStart"/>
+      <w:r>
+        <w:t>Gower</w:t>
+      </w:r>
+      <w:proofErr w:type="spellEnd"/>
+      <w:r>
+        <w:t xml:space="preserve"> dan todavía</w:t>
+      </w:r>
+      <w:r>
+        <w:t xml:space="preserve"> peores soluciones con PAM.</w:t>
+      </w:r>
+    </w:p>
+    <w:p>
+      <w:r>
+        <w:br w:type="page"/>
+      </w:r>
+    </w:p>
+    <w:p>
+      <w:pPr>
+        <w:rPr>
+          <w:i/>
+          <w:iCs/>
+          <w:u w:val="single"/>
+        </w:rPr>
+      </w:pPr>
+      <w:r>
+        <w:rPr>
+          <w:i/>
+          <w:iCs/>
+          <w:u w:val="single"/>
+        </w:rPr>
+        <w:lastRenderedPageBreak/>
+        <w:t>Fecha: 2025-</w:t>
+      </w:r>
+      <w:r>
+        <w:rPr>
+          <w:i/>
+          <w:iCs/>
+          <w:u w:val="single"/>
+        </w:rPr>
+        <w:t>10</w:t>
+      </w:r>
+      <w:r>
+        <w:rPr>
+          <w:i/>
+          <w:iCs/>
+          <w:u w:val="single"/>
+        </w:rPr>
+        <w:t>-</w:t>
+      </w:r>
+      <w:r>
+        <w:rPr>
+          <w:i/>
+          <w:iCs/>
+          <w:u w:val="single"/>
+        </w:rPr>
+        <w:t>06</w:t>
+      </w:r>
+    </w:p>
+    <w:p>
+      <w:pPr>
+        <w:rPr>
+          <w:i/>
+          <w:iCs/>
+          <w:u w:val="single"/>
+        </w:rPr>
+      </w:pPr>
+      <w:proofErr w:type="spellStart"/>
+      <w:r>
+        <w:rPr>
+          <w:i/>
+          <w:iCs/>
+          <w:u w:val="single"/>
+        </w:rPr>
+        <w:t>Fuzzy</w:t>
+      </w:r>
+      <w:proofErr w:type="spellEnd"/>
+      <w:r>
+        <w:rPr>
+          <w:i/>
+          <w:iCs/>
+          <w:u w:val="single"/>
+        </w:rPr>
+        <w:t xml:space="preserve"> C-</w:t>
+      </w:r>
+      <w:proofErr w:type="spellStart"/>
+      <w:r>
+        <w:rPr>
+          <w:i/>
+          <w:iCs/>
+          <w:u w:val="single"/>
+        </w:rPr>
+        <w:t>Means</w:t>
+      </w:r>
+      <w:proofErr w:type="spellEnd"/>
+    </w:p>
+    <w:p>
+      <w:r>
+        <w:rPr>
+          <w:b/>
+          <w:bCs/>
+        </w:rPr>
+        <w:t>Configuración del modelo</w:t>
+      </w:r>
+    </w:p>
+    <w:p>
+      <w:r>
+        <w:t>Umbral: &gt;10 apariciones</w:t>
+      </w:r>
+    </w:p>
+    <w:p>
+      <w:r>
+        <w:rPr>
+          <w:b/>
+          <w:bCs/>
+        </w:rPr>
+        <w:t>Evaluación</w:t>
+      </w:r>
+    </w:p>
+    <w:p>
+      <w:pPr>
+        <w:spacing w:after="0"/>
+      </w:pPr>
+      <w:proofErr w:type="spellStart"/>
+      <w:r>
+        <w:t>Fuzzy</w:t>
+      </w:r>
+      <w:proofErr w:type="spellEnd"/>
+      <w:r>
+        <w:t xml:space="preserve"> C-</w:t>
+      </w:r>
+      <w:proofErr w:type="spellStart"/>
+      <w:r>
+        <w:t>means</w:t>
+      </w:r>
+      <w:proofErr w:type="spellEnd"/>
+      <w:r>
+        <w:t xml:space="preserve">: </w:t>
+      </w:r>
+      <w:proofErr w:type="spellStart"/>
+      <w:r>
+        <w:t>silhouette</w:t>
+      </w:r>
+      <w:proofErr w:type="spellEnd"/>
+      <w:r>
+        <w:t xml:space="preserve"> medio = 0.161</w:t>
+      </w:r>
+    </w:p>
+    <w:p>
+      <w:pPr>
+        <w:spacing w:after="0"/>
+      </w:pPr>
+    </w:p>
+    <w:p>
+      <w:pPr>
+        <w:spacing w:after="0"/>
+        <w:rPr>
+          <w:sz w:val="20"/>
+          <w:szCs w:val="20"/>
+        </w:rPr>
+      </w:pPr>
+      <w:r>
+        <w:rPr>
+          <w:b/>
+          <w:bCs/>
+        </w:rPr>
+        <w:t>Visualizaciones</w:t>
+      </w:r>
+    </w:p>
+    <w:p>
+      <w:pPr>
+        <w:jc w:val="center"/>
+      </w:pPr>
+      <w:r>
+        <w:rPr>
+          <w:noProof/>
+        </w:rPr>
+        <w:drawing>
+          <wp:inline distT="0" distB="0" distL="0" distR="0" wp14:anchorId="22EDB5CB" wp14:editId="1C284A81">
+            <wp:extent cx="4435455" cy="2520000"/>
+            <wp:effectExtent l="0" t="0" r="3810" b="0"/>
+            <wp:docPr id="655226736" name="Imagen 12"/>
+            <wp:cNvGraphicFramePr>
+              <a:graphicFrameLocks xmlns:a="http://schemas.openxmlformats.org/drawingml/2006/main" noChangeAspect="1"/>
+            </wp:cNvGraphicFramePr>
+            <a:graphic xmlns:a="http://schemas.openxmlformats.org/drawingml/2006/main">
+              <a:graphicData uri="http://schemas.openxmlformats.org/drawingml/2006/picture">
+                <pic:pic xmlns:pic="http://schemas.openxmlformats.org/drawingml/2006/picture">
+                  <pic:nvPicPr>
+                    <pic:cNvPr id="0" name="Picture 11"/>
+                    <pic:cNvPicPr>
+                      <a:picLocks noChangeAspect="1" noChangeArrowheads="1"/>
+                    </pic:cNvPicPr>
+                  </pic:nvPicPr>
+                  <pic:blipFill>
+                    <a:blip r:embed="rId47">
+                      <a:extLst>
+                        <a:ext uri="{28A0092B-C50C-407E-A947-70E740481C1C}">
+                          <a14:useLocalDpi xmlns:a14="http://schemas.microsoft.com/office/drawing/2010/main" val="0"/>
+                        </a:ext>
+                      </a:extLst>
+                    </a:blip>
+                    <a:srcRect/>
+                    <a:stretch>
+                      <a:fillRect/>
+                    </a:stretch>
+                  </pic:blipFill>
+                  <pic:spPr bwMode="auto">
+                    <a:xfrm>
+                      <a:off x="0" y="0"/>
+                      <a:ext cx="4435455" cy="2520000"/>
+                    </a:xfrm>
+                    <a:prstGeom prst="rect">
+                      <a:avLst/>
+                    </a:prstGeom>
+                    <a:noFill/>
+                  </pic:spPr>
+                </pic:pic>
+              </a:graphicData>
+            </a:graphic>
+          </wp:inline>
+        </w:drawing>
+      </w:r>
+    </w:p>
+    <w:p>
+      <w:pPr>
+        <w:rPr>
+          <w:i/>
+          <w:iCs/>
+          <w:u w:val="single"/>
+        </w:rPr>
+      </w:pPr>
+      <w:proofErr w:type="spellStart"/>
+      <w:r>
+        <w:rPr>
+          <w:i/>
+          <w:iCs/>
+          <w:u w:val="single"/>
+        </w:rPr>
+        <w:t>Spectral</w:t>
+      </w:r>
+      <w:proofErr w:type="spellEnd"/>
+      <w:r>
+        <w:rPr>
+          <w:i/>
+          <w:iCs/>
+          <w:u w:val="single"/>
+        </w:rPr>
+        <w:t xml:space="preserve"> </w:t>
+      </w:r>
+      <w:proofErr w:type="spellStart"/>
+      <w:r>
+        <w:rPr>
+          <w:i/>
+          <w:iCs/>
+          <w:u w:val="single"/>
+        </w:rPr>
+        <w:t>clustering</w:t>
+      </w:r>
+      <w:proofErr w:type="spellEnd"/>
+    </w:p>
+    <w:p>
+      <w:r>
+        <w:rPr>
+          <w:b/>
+          <w:bCs/>
+        </w:rPr>
+        <w:t>Configuración del modelo</w:t>
+      </w:r>
+    </w:p>
+    <w:p>
+      <w:r>
+        <w:t>Umbral: &gt;10 apariciones</w:t>
+      </w:r>
+    </w:p>
+    <w:p>
+      <w:r>
+        <w:rPr>
+          <w:b/>
+          <w:bCs/>
+        </w:rPr>
+        <w:t>Evaluación</w:t>
+      </w:r>
+    </w:p>
+    <w:p>
+      <w:pPr>
+        <w:spacing w:after="0"/>
+      </w:pPr>
+      <w:proofErr w:type="spellStart"/>
+      <w:r>
+        <w:t>Spectral</w:t>
+      </w:r>
+      <w:proofErr w:type="spellEnd"/>
+      <w:r>
+        <w:t xml:space="preserve"> </w:t>
+      </w:r>
+      <w:proofErr w:type="spellStart"/>
+      <w:r>
+        <w:t>Clustering</w:t>
+      </w:r>
+      <w:proofErr w:type="spellEnd"/>
+      <w:r>
+        <w:t xml:space="preserve">: </w:t>
+      </w:r>
+      <w:proofErr w:type="spellStart"/>
+      <w:r>
+        <w:t>silhouette</w:t>
+      </w:r>
+      <w:proofErr w:type="spellEnd"/>
+      <w:r>
+        <w:t xml:space="preserve"> medio = 0.098</w:t>
+      </w:r>
+    </w:p>
+    <w:p>
+      <w:pPr>
+        <w:spacing w:after="0"/>
+      </w:pPr>
+    </w:p>
+    <w:p>
+      <w:pPr>
+        <w:spacing w:after="0"/>
+        <w:rPr>
+          <w:sz w:val="20"/>
+          <w:szCs w:val="20"/>
+        </w:rPr>
+      </w:pPr>
+      <w:r>
+        <w:rPr>
+          <w:b/>
+          <w:bCs/>
+        </w:rPr>
+        <w:t>Visualizaciones</w:t>
+      </w:r>
+    </w:p>
+    <w:p>
+      <w:pPr>
+        <w:jc w:val="center"/>
+      </w:pPr>
+      <w:r>
+        <mc:AlternateContent>
+          <mc:Choice Requires="wps">
+            <w:drawing>
+              <wp:inline distT="0" distB="0" distL="0" distR="0" wp14:anchorId="10933766" wp14:editId="4F35BCEA">
+                <wp:extent cx="304800" cy="304800"/>
+                <wp:effectExtent l="0" t="0" r="0" b="0"/>
+                <wp:docPr id="2084997971" name="Rectángulo 13"/>
+                <wp:cNvGraphicFramePr>
+                  <a:graphicFrameLocks xmlns:a="http://schemas.openxmlformats.org/drawingml/2006/main" noChangeAspect="1"/>
+                </wp:cNvGraphicFramePr>
+                <a:graphic xmlns:a="http://schemas.openxmlformats.org/drawingml/2006/main">
+                  <a:graphicData uri="http://schemas.microsoft.com/office/word/2010/wordprocessingShape">
+                    <wps:wsp>
+                      <wps:cNvSpPr>
+                        <a:spLocks noChangeAspect="1" noChangeArrowheads="1"/>
+                      </wps:cNvSpPr>
+                      <wps:spPr bwMode="auto">
+                        <a:xfrm>
+                          <a:off x="0" y="0"/>
+                          <a:ext cx="304800" cy="304800"/>
+                        </a:xfrm>
+                        <a:prstGeom prst="rect">
+                          <a:avLst/>
+                        </a:prstGeom>
+                        <a:noFill/>
+                        <a:ln>
+                          <a:noFill/>
+                        </a:ln>
+                        <a:extLst>
+                          <a:ext uri="{909E8E84-426E-40DD-AFC4-6F175D3DCCD1}">
+                            <a14:hiddenFill xmlns:a14="http://schemas.microsoft.com/office/drawing/2010/main">
+                              <a:solidFill>
+                                <a:srgbClr val="FFFFFF"/>
+                              </a:solidFill>
+                            </a14:hiddenFill>
+                          </a:ext>
+                          <a:ext uri="{91240B29-F687-4F45-9708-019B960494DF}">
+                            <a14:hiddenLine xmlns:a14="http://schemas.microsoft.com/office/drawing/2010/main" w="9525">
+                              <a:solidFill>
+                                <a:srgbClr val="000000"/>
+                              </a:solidFill>
+                              <a:miter lim="800000"/>
+                              <a:headEnd/>
+                              <a:tailEnd/>
+                            </a14:hiddenLine>
+                          </a:ext>
+                        </a:extLst>
+                      </wps:spPr>
+                      <wps:bodyPr rot="0" vert="horz" wrap="square" lIns="91440" tIns="45720" rIns="91440" bIns="45720" anchor="t" anchorCtr="0" upright="1">
+                        <a:noAutofit/>
+                      </wps:bodyPr>
+                    </wps:wsp>
+                  </a:graphicData>
+                </a:graphic>
+              </wp:inline>
+            </w:drawing>
+          </mc:Choice>
+          <mc:Fallback>
+            <w:pict>
+              <v:rect w14:anchorId="053F82E5" id="Rectángulo 13" o:spid="_x0000_s1026" style="width:24pt;height:24pt;visibility:visible;mso-wrap-style:square;mso-left-percent:-10001;mso-top-percent:-10001;mso-position-horizontal:absolute;mso-position-horizontal-relative:char;mso-position-vertical:absolute;mso-position-vertical-relative:line;mso-left-percent:-10001;mso-top-percent:-10001;v-text-anchor:top" o:gfxdata="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" filled="f" stroked="f">
+                <o:lock v:ext="edit" aspectratio="t"/>
+                <w10:anchorlock/>
+              </v:rect>
+            </w:pict>
+          </mc:Fallback>
+        </mc:AlternateContent>
+      </w:r>
+      <w:r>
+        <w:rPr>
+          <w:noProof/>
+        </w:rPr>
+        <w:drawing>
+          <wp:inline distT="0" distB="0" distL="0" distR="0" wp14:anchorId="2B21522A" wp14:editId="01624CD8">
+            <wp:extent cx="4435455" cy="2520000"/>
+            <wp:effectExtent l="0" t="0" r="3810" b="0"/>
+            <wp:docPr id="170233889" name="Imagen 14"/>
+            <wp:cNvGraphicFramePr>
+              <a:graphicFrameLocks xmlns:a="http://schemas.openxmlformats.org/drawingml/2006/main" noChangeAspect="1"/>
+            </wp:cNvGraphicFramePr>
+            <a:graphic xmlns:a="http://schemas.openxmlformats.org/drawingml/2006/main">
+              <a:graphicData uri="http://schemas.openxmlformats.org/drawingml/2006/picture">
+                <pic:pic xmlns:pic="http://schemas.openxmlformats.org/drawingml/2006/picture">
+                  <pic:nvPicPr>
+                    <pic:cNvPr id="0" name="Picture 12"/>
+                    <pic:cNvPicPr>
+                      <a:picLocks noChangeAspect="1" noChangeArrowheads="1"/>
+                    </pic:cNvPicPr>
+                  </pic:nvPicPr>
+                  <pic:blipFill>
+                    <a:blip r:embed="rId48">
+                      <a:extLst>
+                        <a:ext uri="{28A0092B-C50C-407E-A947-70E740481C1C}">
+                          <a14:useLocalDpi xmlns:a14="http://schemas.microsoft.com/office/drawing/2010/main" val="0"/>
+                        </a:ext>
+                      </a:extLst>
+                    </a:blip>
+                    <a:srcRect/>
+                    <a:stretch>
+                      <a:fillRect/>
+                    </a:stretch>
+                  </pic:blipFill>
+                  <pic:spPr bwMode="auto">
+                    <a:xfrm>
+                      <a:off x="0" y="0"/>
+                      <a:ext cx="4435455" cy="2520000"/>
+                    </a:xfrm>
+                    <a:prstGeom prst="rect">
+                      <a:avLst/>
+                    </a:prstGeom>
+                    <a:noFill/>
+                  </pic:spPr>
+                </pic:pic>
+              </a:graphicData>
+            </a:graphic>
+          </wp:inline>
+        </w:drawing>
+      </w:r>
+    </w:p>
     <w:sectPr>
       <w:pgSz w:w="11906" w:h="16838"/>
       <w:pgMar w:top="1417" w:right="1701" w:bottom="1417" w:left="1701" w:header="708" w:footer="708" w:gutter="0"/>
@@ -9832,7 +11559,7 @@
   <w:style w:type="paragraph" w:default="1" w:styleId="Normal">
     <w:name w:val="Normal"/>
     <w:qFormat/>
-    <w:rsid w:val="004C1719"/>
+    <w:rsid w:val="00C53A03"/>
   </w:style>
   <w:style w:type="paragraph" w:styleId="Ttulo1">
     <w:name w:val="heading 1"/>

--- a/_Clusterization/Investigadores y keywords/Pruebas clustering.docx
+++ b/_Clusterization/Investigadores y keywords/Pruebas clustering.docx
@@ -8190,10 +8190,13 @@
         <w:t xml:space="preserve">Rango de k probado: </w:t>
       </w:r>
       <w:r>
-        <w:t>3</w:t>
-      </w:r>
-      <w:r>
-        <w:t>–12</w:t>
+        <w:t>10</w:t>
+      </w:r>
+      <w:r>
+        <w:t>–</w:t>
+      </w:r>
+      <w:r>
+        <w:t>19</w:t>
       </w:r>
     </w:p>
     <w:p>
@@ -9179,14 +9182,7 @@
           <w:sz w:val="20"/>
           <w:szCs w:val="20"/>
         </w:rPr>
-        <w:t xml:space="preserve">98 </w:t>
-      </w:r>
-      <w:r>
-        <w:rPr>
-          <w:sz w:val="20"/>
-          <w:szCs w:val="20"/>
-        </w:rPr>
-        <w:t>(máximo)</w:t>
+        <w:t>98 (máximo)</w:t>
       </w:r>
     </w:p>
     <w:p>
@@ -9642,7 +9638,168 @@
           <w:sz w:val="20"/>
           <w:szCs w:val="20"/>
         </w:rPr>
-        <w:t>139</w:t>
+        <w:t xml:space="preserve">139 </w:t>
+      </w:r>
+    </w:p>
+    <w:p>
+      <w:pPr>
+        <w:spacing w:after="0"/>
+        <w:rPr>
+          <w:sz w:val="20"/>
+          <w:szCs w:val="20"/>
+        </w:rPr>
+      </w:pPr>
+      <w:r>
+        <w:rPr>
+          <w:sz w:val="20"/>
+          <w:szCs w:val="20"/>
+        </w:rPr>
+        <w:t>k=4 → 0.</w:t>
+      </w:r>
+      <w:r>
+        <w:rPr>
+          <w:sz w:val="20"/>
+          <w:szCs w:val="20"/>
+        </w:rPr>
+        <w:t>151</w:t>
+      </w:r>
+    </w:p>
+    <w:p>
+      <w:pPr>
+        <w:spacing w:after="0"/>
+        <w:rPr>
+          <w:sz w:val="20"/>
+          <w:szCs w:val="20"/>
+        </w:rPr>
+      </w:pPr>
+      <w:r>
+        <w:rPr>
+          <w:sz w:val="20"/>
+          <w:szCs w:val="20"/>
+        </w:rPr>
+        <w:t>k=5 → 0.</w:t>
+      </w:r>
+      <w:r>
+        <w:rPr>
+          <w:sz w:val="20"/>
+          <w:szCs w:val="20"/>
+        </w:rPr>
+        <w:t xml:space="preserve">173 </w:t>
+      </w:r>
+    </w:p>
+    <w:p>
+      <w:pPr>
+        <w:spacing w:after="0"/>
+        <w:rPr>
+          <w:sz w:val="20"/>
+          <w:szCs w:val="20"/>
+        </w:rPr>
+      </w:pPr>
+      <w:r>
+        <w:rPr>
+          <w:sz w:val="20"/>
+          <w:szCs w:val="20"/>
+        </w:rPr>
+        <w:t>k=6 → 0.</w:t>
+      </w:r>
+      <w:r>
+        <w:rPr>
+          <w:sz w:val="20"/>
+          <w:szCs w:val="20"/>
+        </w:rPr>
+        <w:t>154</w:t>
+      </w:r>
+    </w:p>
+    <w:p>
+      <w:pPr>
+        <w:spacing w:after="0"/>
+        <w:rPr>
+          <w:sz w:val="20"/>
+          <w:szCs w:val="20"/>
+        </w:rPr>
+      </w:pPr>
+      <w:r>
+        <w:rPr>
+          <w:sz w:val="20"/>
+          <w:szCs w:val="20"/>
+        </w:rPr>
+        <w:t>k=7 → 0.</w:t>
+      </w:r>
+      <w:r>
+        <w:rPr>
+          <w:sz w:val="20"/>
+          <w:szCs w:val="20"/>
+        </w:rPr>
+        <w:t>148</w:t>
+      </w:r>
+    </w:p>
+    <w:p>
+      <w:pPr>
+        <w:spacing w:after="0"/>
+        <w:rPr>
+          <w:sz w:val="20"/>
+          <w:szCs w:val="20"/>
+        </w:rPr>
+      </w:pPr>
+      <w:r>
+        <w:rPr>
+          <w:sz w:val="20"/>
+          <w:szCs w:val="20"/>
+        </w:rPr>
+        <w:t>k=8 → 0.</w:t>
+      </w:r>
+      <w:r>
+        <w:rPr>
+          <w:sz w:val="20"/>
+          <w:szCs w:val="20"/>
+        </w:rPr>
+        <w:t>154</w:t>
+      </w:r>
+    </w:p>
+    <w:p>
+      <w:pPr>
+        <w:spacing w:after="0"/>
+        <w:rPr>
+          <w:sz w:val="20"/>
+          <w:szCs w:val="20"/>
+        </w:rPr>
+      </w:pPr>
+      <w:r>
+        <w:rPr>
+          <w:sz w:val="20"/>
+          <w:szCs w:val="20"/>
+        </w:rPr>
+        <w:t>k=9 → 0.</w:t>
+      </w:r>
+      <w:r>
+        <w:rPr>
+          <w:sz w:val="20"/>
+          <w:szCs w:val="20"/>
+        </w:rPr>
+        <w:t>174</w:t>
+      </w:r>
+    </w:p>
+    <w:p>
+      <w:pPr>
+        <w:spacing w:after="0"/>
+        <w:rPr>
+          <w:sz w:val="20"/>
+          <w:szCs w:val="20"/>
+        </w:rPr>
+      </w:pPr>
+      <w:r>
+        <w:rPr>
+          <w:sz w:val="20"/>
+          <w:szCs w:val="20"/>
+        </w:rPr>
+        <w:t>k=10 → 0.</w:t>
+      </w:r>
+      <w:r>
+        <w:rPr>
+          <w:sz w:val="20"/>
+          <w:szCs w:val="20"/>
+        </w:rPr>
+        <w:t>174</w:t>
       </w:r>
       <w:r>
         <w:rPr>
@@ -9651,188 +9808,6 @@
         </w:rPr>
         <w:t xml:space="preserve"> </w:t>
       </w:r>
-    </w:p>
-    <w:p>
-      <w:pPr>
-        <w:spacing w:after="0"/>
-        <w:rPr>
-          <w:sz w:val="20"/>
-          <w:szCs w:val="20"/>
-        </w:rPr>
-      </w:pPr>
-      <w:r>
-        <w:rPr>
-          <w:sz w:val="20"/>
-          <w:szCs w:val="20"/>
-        </w:rPr>
-        <w:t>k=4 → 0.</w:t>
-      </w:r>
-      <w:r>
-        <w:rPr>
-          <w:sz w:val="20"/>
-          <w:szCs w:val="20"/>
-        </w:rPr>
-        <w:t>151</w:t>
-      </w:r>
-    </w:p>
-    <w:p>
-      <w:pPr>
-        <w:spacing w:after="0"/>
-        <w:rPr>
-          <w:sz w:val="20"/>
-          <w:szCs w:val="20"/>
-        </w:rPr>
-      </w:pPr>
-      <w:r>
-        <w:rPr>
-          <w:sz w:val="20"/>
-          <w:szCs w:val="20"/>
-        </w:rPr>
-        <w:t>k=5 → 0.</w:t>
-      </w:r>
-      <w:r>
-        <w:rPr>
-          <w:sz w:val="20"/>
-          <w:szCs w:val="20"/>
-        </w:rPr>
-        <w:t>173</w:t>
-      </w:r>
-      <w:r>
-        <w:rPr>
-          <w:sz w:val="20"/>
-          <w:szCs w:val="20"/>
-        </w:rPr>
-        <w:t xml:space="preserve"> </w:t>
-      </w:r>
-    </w:p>
-    <w:p>
-      <w:pPr>
-        <w:spacing w:after="0"/>
-        <w:rPr>
-          <w:sz w:val="20"/>
-          <w:szCs w:val="20"/>
-        </w:rPr>
-      </w:pPr>
-      <w:r>
-        <w:rPr>
-          <w:sz w:val="20"/>
-          <w:szCs w:val="20"/>
-        </w:rPr>
-        <w:t>k=6 → 0.</w:t>
-      </w:r>
-      <w:r>
-        <w:rPr>
-          <w:sz w:val="20"/>
-          <w:szCs w:val="20"/>
-        </w:rPr>
-        <w:t>154</w:t>
-      </w:r>
-    </w:p>
-    <w:p>
-      <w:pPr>
-        <w:spacing w:after="0"/>
-        <w:rPr>
-          <w:sz w:val="20"/>
-          <w:szCs w:val="20"/>
-        </w:rPr>
-      </w:pPr>
-      <w:r>
-        <w:rPr>
-          <w:sz w:val="20"/>
-          <w:szCs w:val="20"/>
-        </w:rPr>
-        <w:t>k=7 → 0.</w:t>
-      </w:r>
-      <w:r>
-        <w:rPr>
-          <w:sz w:val="20"/>
-          <w:szCs w:val="20"/>
-        </w:rPr>
-        <w:t>148</w:t>
-      </w:r>
-    </w:p>
-    <w:p>
-      <w:pPr>
-        <w:spacing w:after="0"/>
-        <w:rPr>
-          <w:sz w:val="20"/>
-          <w:szCs w:val="20"/>
-        </w:rPr>
-      </w:pPr>
-      <w:r>
-        <w:rPr>
-          <w:sz w:val="20"/>
-          <w:szCs w:val="20"/>
-        </w:rPr>
-        <w:t>k=8 → 0.</w:t>
-      </w:r>
-      <w:r>
-        <w:rPr>
-          <w:sz w:val="20"/>
-          <w:szCs w:val="20"/>
-        </w:rPr>
-        <w:t>1</w:t>
-      </w:r>
-      <w:r>
-        <w:rPr>
-          <w:sz w:val="20"/>
-          <w:szCs w:val="20"/>
-        </w:rPr>
-        <w:t>54</w:t>
-      </w:r>
-    </w:p>
-    <w:p>
-      <w:pPr>
-        <w:spacing w:after="0"/>
-        <w:rPr>
-          <w:sz w:val="20"/>
-          <w:szCs w:val="20"/>
-        </w:rPr>
-      </w:pPr>
-      <w:r>
-        <w:rPr>
-          <w:sz w:val="20"/>
-          <w:szCs w:val="20"/>
-        </w:rPr>
-        <w:t>k=9 → 0.</w:t>
-      </w:r>
-      <w:r>
-        <w:rPr>
-          <w:sz w:val="20"/>
-          <w:szCs w:val="20"/>
-        </w:rPr>
-        <w:t>174</w:t>
-      </w:r>
-    </w:p>
-    <w:p>
-      <w:pPr>
-        <w:spacing w:after="0"/>
-        <w:rPr>
-          <w:sz w:val="20"/>
-          <w:szCs w:val="20"/>
-        </w:rPr>
-      </w:pPr>
-      <w:r>
-        <w:rPr>
-          <w:sz w:val="20"/>
-          <w:szCs w:val="20"/>
-        </w:rPr>
-        <w:t>k=10 → 0.</w:t>
-      </w:r>
-      <w:r>
-        <w:rPr>
-          <w:sz w:val="20"/>
-          <w:szCs w:val="20"/>
-        </w:rPr>
-        <w:t>174</w:t>
-      </w:r>
-      <w:r>
-        <w:rPr>
-          <w:sz w:val="20"/>
-          <w:szCs w:val="20"/>
-        </w:rPr>
-        <w:t xml:space="preserve"> </w:t>
-      </w:r>
       <w:r>
         <w:rPr>
           <w:sz w:val="20"/>
@@ -9883,14 +9858,7 @@
           <w:sz w:val="20"/>
           <w:szCs w:val="20"/>
         </w:rPr>
-        <w:t>1</w:t>
-      </w:r>
-      <w:r>
-        <w:rPr>
-          <w:sz w:val="20"/>
-          <w:szCs w:val="20"/>
-        </w:rPr>
-        <w:t>64</w:t>
+        <w:t>164</w:t>
       </w:r>
     </w:p>
     <w:p>
@@ -10122,15 +10090,7 @@
           <w:iCs/>
           <w:u w:val="single"/>
         </w:rPr>
-        <w:t>Manhattan</w:t>
-      </w:r>
-      <w:r>
-        <w:rPr>
-          <w:i/>
-          <w:iCs/>
-          <w:u w:val="single"/>
-        </w:rPr>
-        <w:t xml:space="preserve"> </w:t>
+        <w:t xml:space="preserve">Manhattan </w:t>
       </w:r>
       <w:r>
         <w:rPr>
@@ -10299,21 +10259,7 @@
           <w:sz w:val="20"/>
           <w:szCs w:val="20"/>
         </w:rPr>
-        <w:t>220</w:t>
-      </w:r>
-      <w:r>
-        <w:rPr>
-          <w:sz w:val="20"/>
-          <w:szCs w:val="20"/>
-        </w:rPr>
-        <w:t xml:space="preserve"> </w:t>
-      </w:r>
-      <w:r>
-        <w:rPr>
-          <w:sz w:val="20"/>
-          <w:szCs w:val="20"/>
-        </w:rPr>
-        <w:t>(máximo)</w:t>
+        <w:t>220 (máximo)</w:t>
       </w:r>
     </w:p>
     <w:p>
@@ -10359,14 +10305,7 @@
           <w:sz w:val="20"/>
           <w:szCs w:val="20"/>
         </w:rPr>
-        <w:t>1</w:t>
-      </w:r>
-      <w:r>
-        <w:rPr>
-          <w:sz w:val="20"/>
-          <w:szCs w:val="20"/>
-        </w:rPr>
-        <w:t>87</w:t>
+        <w:t>187</w:t>
       </w:r>
     </w:p>
     <w:p>
@@ -10389,14 +10328,7 @@
           <w:sz w:val="20"/>
           <w:szCs w:val="20"/>
         </w:rPr>
-        <w:t>1</w:t>
-      </w:r>
-      <w:r>
-        <w:rPr>
-          <w:sz w:val="20"/>
-          <w:szCs w:val="20"/>
-        </w:rPr>
-        <w:t>88</w:t>
+        <w:t>188</w:t>
       </w:r>
     </w:p>
     <w:p>
@@ -10419,14 +10351,7 @@
           <w:sz w:val="20"/>
           <w:szCs w:val="20"/>
         </w:rPr>
-        <w:t>1</w:t>
-      </w:r>
-      <w:r>
-        <w:rPr>
-          <w:sz w:val="20"/>
-          <w:szCs w:val="20"/>
-        </w:rPr>
-        <w:t>74</w:t>
+        <w:t>174</w:t>
       </w:r>
     </w:p>
     <w:p>
@@ -10494,14 +10419,7 @@
           <w:sz w:val="20"/>
           <w:szCs w:val="20"/>
         </w:rPr>
-        <w:t>1</w:t>
-      </w:r>
-      <w:r>
-        <w:rPr>
-          <w:sz w:val="20"/>
-          <w:szCs w:val="20"/>
-        </w:rPr>
-        <w:t>69</w:t>
+        <w:t>169</w:t>
       </w:r>
     </w:p>
     <w:p>
@@ -11031,6 +10949,9 @@
         <w:jc w:val="center"/>
       </w:pPr>
       <w:r>
+        <w:rPr>
+          <w:noProof/>
+        </w:rPr>
         <mc:AlternateContent>
           <mc:Choice Requires="wps">
             <w:drawing>
@@ -11763,6 +11684,7 @@
   <w:style w:type="character" w:default="1" w:styleId="Fuentedeprrafopredeter">
     <w:name w:val="Default Paragraph Font"/>
     <w:uiPriority w:val="1"/>
+    <w:semiHidden/>
     <w:unhideWhenUsed/>
   </w:style>
   <w:style w:type="table" w:default="1" w:styleId="Tablanormal">
